--- a/Курсы/Домашняя работа/Домашнаяя работа 5/Шаблон сценария занятия.docx
+++ b/Курсы/Домашняя работа/Домашнаяя работа 5/Шаблон сценария занятия.docx
@@ -7,19 +7,17 @@
         <w:pStyle w:val="1"/>
       </w:pPr>
       <w:r>
-        <w:t xml:space="preserve">РАЗРАБОТКА </w:t>
-      </w:r>
-      <w:r>
-        <w:t>СЦЕНАРИЯ ЗАНЯТИЯ</w:t>
-      </w:r>
-      <w:r>
-        <w:t xml:space="preserve"> №1</w:t>
+        <w:rPr>
+          <w:lang w:val="ru-RU"/>
+        </w:rPr>
+        <w:t>ВВОДНЫЕ КУРСА</w:t>
       </w:r>
     </w:p>
     <w:tbl>
       <w:tblPr>
         <w:tblStyle w:val="a5"/>
-        <w:tblW w:w="9025" w:type="dxa"/>
+        <w:tblpPr w:leftFromText="180" w:rightFromText="180" w:vertAnchor="text" w:horzAnchor="margin" w:tblpXSpec="center" w:tblpY="832"/>
+        <w:tblW w:w="10773" w:type="dxa"/>
         <w:tblInd w:w="0" w:type="dxa"/>
         <w:tblBorders>
           <w:top w:val="nil"/>
@@ -33,8 +31,8 @@
         <w:tblLook w:val="0600" w:firstRow="0" w:lastRow="0" w:firstColumn="0" w:lastColumn="0" w:noHBand="1" w:noVBand="1"/>
       </w:tblPr>
       <w:tblGrid>
-        <w:gridCol w:w="2542"/>
-        <w:gridCol w:w="6483"/>
+        <w:gridCol w:w="2258"/>
+        <w:gridCol w:w="8515"/>
       </w:tblGrid>
       <w:tr>
         <w:trPr>
@@ -42,7 +40,7 @@
         </w:trPr>
         <w:tc>
           <w:tcPr>
-            <w:tcW w:w="9025" w:type="dxa"/>
+            <w:tcW w:w="10773" w:type="dxa"/>
             <w:gridSpan w:val="2"/>
             <w:tcBorders>
               <w:top w:val="single" w:sz="8" w:space="0" w:color="000000"/>
@@ -89,7 +87,7 @@
         </w:trPr>
         <w:tc>
           <w:tcPr>
-            <w:tcW w:w="2542" w:type="dxa"/>
+            <w:tcW w:w="2258" w:type="dxa"/>
             <w:tcBorders>
               <w:top w:val="nil"/>
               <w:left w:val="dashed" w:sz="8" w:space="0" w:color="000000"/>
@@ -124,7 +122,7 @@
         </w:tc>
         <w:tc>
           <w:tcPr>
-            <w:tcW w:w="6483" w:type="dxa"/>
+            <w:tcW w:w="8515" w:type="dxa"/>
             <w:tcBorders>
               <w:top w:val="nil"/>
               <w:left w:val="nil"/>
@@ -143,20 +141,14 @@
               <w:spacing w:line="256" w:lineRule="auto"/>
               <w:ind w:right="280"/>
               <w:rPr>
-                <w:rFonts w:ascii="Calibri" w:eastAsia="Calibri" w:hAnsi="Calibri" w:cs="Calibri"/>
-              </w:rPr>
-            </w:pPr>
-            <w:r>
-              <w:rPr>
-                <w:rFonts w:ascii="Calibri" w:eastAsia="Calibri" w:hAnsi="Calibri" w:cs="Calibri"/>
-              </w:rPr>
-              <w:t xml:space="preserve"> </w:t>
-            </w:r>
-            <w:r>
-              <w:rPr>
-                <w:rFonts w:ascii="Calibri" w:eastAsia="Calibri" w:hAnsi="Calibri" w:cs="Calibri"/>
-              </w:rPr>
-              <w:t>Прикладной искусственный интеллект и нейросети в решении инженерных задач</w:t>
+                <w:rFonts w:ascii="Times New Roman" w:eastAsia="Calibri" w:hAnsi="Times New Roman" w:cs="Times New Roman"/>
+              </w:rPr>
+            </w:pPr>
+            <w:r>
+              <w:rPr>
+                <w:rFonts w:ascii="Times New Roman" w:eastAsia="Calibri" w:hAnsi="Times New Roman" w:cs="Times New Roman"/>
+              </w:rPr>
+              <w:t xml:space="preserve"> Прикладной искусственный интеллект и нейросети в решении инженерных задач</w:t>
             </w:r>
           </w:p>
         </w:tc>
@@ -167,7 +159,7 @@
         </w:trPr>
         <w:tc>
           <w:tcPr>
-            <w:tcW w:w="2542" w:type="dxa"/>
+            <w:tcW w:w="2258" w:type="dxa"/>
             <w:tcBorders>
               <w:top w:val="nil"/>
               <w:left w:val="dashed" w:sz="8" w:space="0" w:color="000000"/>
@@ -202,7 +194,7 @@
         </w:tc>
         <w:tc>
           <w:tcPr>
-            <w:tcW w:w="6483" w:type="dxa"/>
+            <w:tcW w:w="8515" w:type="dxa"/>
             <w:tcBorders>
               <w:top w:val="nil"/>
               <w:left w:val="nil"/>
@@ -221,46 +213,40 @@
               <w:spacing w:line="256" w:lineRule="auto"/>
               <w:ind w:right="280"/>
               <w:rPr>
-                <w:rFonts w:ascii="Calibri" w:eastAsia="Calibri" w:hAnsi="Calibri" w:cs="Calibri"/>
-              </w:rPr>
-            </w:pPr>
-            <w:r>
-              <w:rPr>
-                <w:rFonts w:ascii="Calibri" w:eastAsia="Calibri" w:hAnsi="Calibri" w:cs="Calibri"/>
-              </w:rPr>
-              <w:t xml:space="preserve"> </w:t>
-            </w:r>
-            <w:r>
-              <w:rPr>
-                <w:rFonts w:ascii="Calibri" w:eastAsia="Calibri" w:hAnsi="Calibri" w:cs="Calibri"/>
-              </w:rPr>
-              <w:t>Студенты технических специальностей (</w:t>
+                <w:rFonts w:ascii="Times New Roman" w:eastAsia="Calibri" w:hAnsi="Times New Roman" w:cs="Times New Roman"/>
+              </w:rPr>
+            </w:pPr>
+            <w:r>
+              <w:rPr>
+                <w:rFonts w:ascii="Times New Roman" w:eastAsia="Calibri" w:hAnsi="Times New Roman" w:cs="Times New Roman"/>
+              </w:rPr>
+              <w:t xml:space="preserve"> Студенты технических специальностей (</w:t>
             </w:r>
             <w:proofErr w:type="gramStart"/>
             <w:r>
               <w:rPr>
-                <w:rFonts w:ascii="Calibri" w:eastAsia="Calibri" w:hAnsi="Calibri" w:cs="Calibri"/>
+                <w:rFonts w:ascii="Times New Roman" w:eastAsia="Calibri" w:hAnsi="Times New Roman" w:cs="Times New Roman"/>
               </w:rPr>
               <w:t>3-4</w:t>
             </w:r>
             <w:proofErr w:type="gramEnd"/>
             <w:r>
               <w:rPr>
-                <w:rFonts w:ascii="Calibri" w:eastAsia="Calibri" w:hAnsi="Calibri" w:cs="Calibri"/>
+                <w:rFonts w:ascii="Times New Roman" w:eastAsia="Calibri" w:hAnsi="Times New Roman" w:cs="Times New Roman"/>
               </w:rPr>
               <w:t xml:space="preserve"> курс бакалавриата / 1 курс магистратуры) направлений: «Мехатроника и робототехника», «Прикладная механика», «Управление в технических системах», «Биотехнологии», «Нефтегазовое дело». Возраст </w:t>
             </w:r>
             <w:proofErr w:type="gramStart"/>
             <w:r>
               <w:rPr>
-                <w:rFonts w:ascii="Calibri" w:eastAsia="Calibri" w:hAnsi="Calibri" w:cs="Calibri"/>
+                <w:rFonts w:ascii="Times New Roman" w:eastAsia="Calibri" w:hAnsi="Times New Roman" w:cs="Times New Roman"/>
               </w:rPr>
               <w:t>20-24</w:t>
             </w:r>
             <w:proofErr w:type="gramEnd"/>
             <w:r>
               <w:rPr>
-                <w:rFonts w:ascii="Calibri" w:eastAsia="Calibri" w:hAnsi="Calibri" w:cs="Calibri"/>
+                <w:rFonts w:ascii="Times New Roman" w:eastAsia="Calibri" w:hAnsi="Times New Roman" w:cs="Times New Roman"/>
               </w:rPr>
               <w:t xml:space="preserve"> года.</w:t>
             </w:r>
@@ -273,7 +259,7 @@
         </w:trPr>
         <w:tc>
           <w:tcPr>
-            <w:tcW w:w="2542" w:type="dxa"/>
+            <w:tcW w:w="2258" w:type="dxa"/>
             <w:tcBorders>
               <w:top w:val="nil"/>
               <w:left w:val="dashed" w:sz="8" w:space="0" w:color="000000"/>
@@ -326,7 +312,7 @@
         </w:tc>
         <w:tc>
           <w:tcPr>
-            <w:tcW w:w="6483" w:type="dxa"/>
+            <w:tcW w:w="8515" w:type="dxa"/>
             <w:tcBorders>
               <w:top w:val="nil"/>
               <w:left w:val="nil"/>
@@ -345,21 +331,15 @@
               <w:spacing w:line="256" w:lineRule="auto"/>
               <w:ind w:right="280"/>
               <w:rPr>
-                <w:rFonts w:ascii="Calibri" w:eastAsia="Calibri" w:hAnsi="Calibri" w:cs="Calibri"/>
+                <w:rFonts w:ascii="Times New Roman" w:eastAsia="Calibri" w:hAnsi="Times New Roman" w:cs="Times New Roman"/>
                 <w:lang w:val="ru-RU"/>
               </w:rPr>
             </w:pPr>
             <w:r>
               <w:rPr>
-                <w:rFonts w:ascii="Calibri" w:eastAsia="Calibri" w:hAnsi="Calibri" w:cs="Calibri"/>
-              </w:rPr>
-              <w:t xml:space="preserve"> </w:t>
-            </w:r>
-            <w:r>
-              <w:rPr>
-                <w:rFonts w:ascii="Calibri" w:eastAsia="Calibri" w:hAnsi="Calibri" w:cs="Calibri"/>
-              </w:rPr>
-              <w:t>1 семестр</w:t>
+                <w:rFonts w:ascii="Times New Roman" w:eastAsia="Calibri" w:hAnsi="Times New Roman" w:cs="Times New Roman"/>
+              </w:rPr>
+              <w:t xml:space="preserve"> 1 семестр</w:t>
             </w:r>
           </w:p>
         </w:tc>
@@ -370,7 +350,7 @@
         </w:trPr>
         <w:tc>
           <w:tcPr>
-            <w:tcW w:w="2542" w:type="dxa"/>
+            <w:tcW w:w="2258" w:type="dxa"/>
             <w:tcBorders>
               <w:top w:val="nil"/>
               <w:left w:val="dashed" w:sz="8" w:space="0" w:color="000000"/>
@@ -405,7 +385,7 @@
         </w:tc>
         <w:tc>
           <w:tcPr>
-            <w:tcW w:w="6483" w:type="dxa"/>
+            <w:tcW w:w="8515" w:type="dxa"/>
             <w:tcBorders>
               <w:top w:val="nil"/>
               <w:left w:val="nil"/>
@@ -424,20 +404,14 @@
               <w:spacing w:line="256" w:lineRule="auto"/>
               <w:ind w:right="280"/>
               <w:rPr>
-                <w:rFonts w:ascii="Calibri" w:eastAsia="Calibri" w:hAnsi="Calibri" w:cs="Calibri"/>
-              </w:rPr>
-            </w:pPr>
-            <w:r>
-              <w:rPr>
-                <w:rFonts w:ascii="Calibri" w:eastAsia="Calibri" w:hAnsi="Calibri" w:cs="Calibri"/>
-              </w:rPr>
-              <w:t xml:space="preserve"> </w:t>
-            </w:r>
-            <w:r>
-              <w:rPr>
-                <w:rFonts w:ascii="Calibri" w:eastAsia="Calibri" w:hAnsi="Calibri" w:cs="Calibri"/>
-              </w:rPr>
-              <w:t>гибрид</w:t>
+                <w:rFonts w:ascii="Times New Roman" w:eastAsia="Calibri" w:hAnsi="Times New Roman" w:cs="Times New Roman"/>
+              </w:rPr>
+            </w:pPr>
+            <w:r>
+              <w:rPr>
+                <w:rFonts w:ascii="Times New Roman" w:eastAsia="Calibri" w:hAnsi="Times New Roman" w:cs="Times New Roman"/>
+              </w:rPr>
+              <w:t xml:space="preserve"> гибрид</w:t>
             </w:r>
           </w:p>
         </w:tc>
@@ -448,7 +422,7 @@
         </w:trPr>
         <w:tc>
           <w:tcPr>
-            <w:tcW w:w="9025" w:type="dxa"/>
+            <w:tcW w:w="10773" w:type="dxa"/>
             <w:gridSpan w:val="2"/>
             <w:tcBorders>
               <w:top w:val="nil"/>
@@ -495,7 +469,7 @@
         </w:trPr>
         <w:tc>
           <w:tcPr>
-            <w:tcW w:w="2542" w:type="dxa"/>
+            <w:tcW w:w="2258" w:type="dxa"/>
             <w:tcBorders>
               <w:top w:val="nil"/>
               <w:left w:val="dashed" w:sz="8" w:space="0" w:color="000000"/>
@@ -530,7 +504,7 @@
         </w:tc>
         <w:tc>
           <w:tcPr>
-            <w:tcW w:w="6483" w:type="dxa"/>
+            <w:tcW w:w="8515" w:type="dxa"/>
             <w:tcBorders>
               <w:top w:val="nil"/>
               <w:left w:val="nil"/>
@@ -549,20 +523,14 @@
               <w:spacing w:line="256" w:lineRule="auto"/>
               <w:ind w:right="280"/>
               <w:rPr>
-                <w:rFonts w:ascii="Calibri" w:eastAsia="Calibri" w:hAnsi="Calibri" w:cs="Calibri"/>
-              </w:rPr>
-            </w:pPr>
-            <w:r>
-              <w:rPr>
-                <w:rFonts w:ascii="Calibri" w:eastAsia="Calibri" w:hAnsi="Calibri" w:cs="Calibri"/>
-              </w:rPr>
-              <w:t xml:space="preserve"> </w:t>
-            </w:r>
-            <w:r>
-              <w:rPr>
-                <w:rFonts w:ascii="Calibri" w:eastAsia="Calibri" w:hAnsi="Calibri" w:cs="Calibri"/>
-              </w:rPr>
-              <w:t>20</w:t>
+                <w:rFonts w:ascii="Times New Roman" w:eastAsia="Calibri" w:hAnsi="Times New Roman" w:cs="Times New Roman"/>
+              </w:rPr>
+            </w:pPr>
+            <w:r>
+              <w:rPr>
+                <w:rFonts w:ascii="Times New Roman" w:eastAsia="Calibri" w:hAnsi="Times New Roman" w:cs="Times New Roman"/>
+              </w:rPr>
+              <w:t xml:space="preserve"> 20</w:t>
             </w:r>
           </w:p>
         </w:tc>
@@ -573,7 +541,7 @@
         </w:trPr>
         <w:tc>
           <w:tcPr>
-            <w:tcW w:w="2542" w:type="dxa"/>
+            <w:tcW w:w="2258" w:type="dxa"/>
             <w:tcBorders>
               <w:top w:val="nil"/>
               <w:left w:val="dashed" w:sz="8" w:space="0" w:color="000000"/>
@@ -608,7 +576,7 @@
         </w:tc>
         <w:tc>
           <w:tcPr>
-            <w:tcW w:w="6483" w:type="dxa"/>
+            <w:tcW w:w="8515" w:type="dxa"/>
             <w:tcBorders>
               <w:top w:val="nil"/>
               <w:left w:val="nil"/>
@@ -627,20 +595,14 @@
               <w:spacing w:line="256" w:lineRule="auto"/>
               <w:ind w:right="280"/>
               <w:rPr>
-                <w:rFonts w:ascii="Calibri" w:eastAsia="Calibri" w:hAnsi="Calibri" w:cs="Calibri"/>
-              </w:rPr>
-            </w:pPr>
-            <w:r>
-              <w:rPr>
-                <w:rFonts w:ascii="Calibri" w:eastAsia="Calibri" w:hAnsi="Calibri" w:cs="Calibri"/>
-              </w:rPr>
-              <w:t xml:space="preserve"> </w:t>
-            </w:r>
-            <w:r>
-              <w:rPr>
-                <w:rFonts w:ascii="Calibri" w:eastAsia="Calibri" w:hAnsi="Calibri" w:cs="Calibri"/>
-              </w:rPr>
-              <w:t>Основы программирования (циклы, функции, ООП), основы математического анализа (производные, градиенты), основы линейной алгебры (матрицы, вектора).</w:t>
+                <w:rFonts w:ascii="Times New Roman" w:eastAsia="Calibri" w:hAnsi="Times New Roman" w:cs="Times New Roman"/>
+              </w:rPr>
+            </w:pPr>
+            <w:r>
+              <w:rPr>
+                <w:rFonts w:ascii="Times New Roman" w:eastAsia="Calibri" w:hAnsi="Times New Roman" w:cs="Times New Roman"/>
+              </w:rPr>
+              <w:t xml:space="preserve"> Основы программирования (циклы, функции, ООП), основы математического анализа (производные, градиенты), основы линейной алгебры (матрицы, вектора).</w:t>
             </w:r>
           </w:p>
         </w:tc>
@@ -651,7 +613,7 @@
         </w:trPr>
         <w:tc>
           <w:tcPr>
-            <w:tcW w:w="2542" w:type="dxa"/>
+            <w:tcW w:w="2258" w:type="dxa"/>
             <w:tcBorders>
               <w:top w:val="nil"/>
               <w:left w:val="dashed" w:sz="8" w:space="0" w:color="000000"/>
@@ -686,7 +648,7 @@
         </w:tc>
         <w:tc>
           <w:tcPr>
-            <w:tcW w:w="6483" w:type="dxa"/>
+            <w:tcW w:w="8515" w:type="dxa"/>
             <w:tcBorders>
               <w:top w:val="nil"/>
               <w:left w:val="nil"/>
@@ -705,20 +667,14 @@
               <w:spacing w:line="256" w:lineRule="auto"/>
               <w:ind w:right="280"/>
               <w:rPr>
-                <w:rFonts w:ascii="Calibri" w:eastAsia="Calibri" w:hAnsi="Calibri" w:cs="Calibri"/>
-              </w:rPr>
-            </w:pPr>
-            <w:r>
-              <w:rPr>
-                <w:rFonts w:ascii="Calibri" w:eastAsia="Calibri" w:hAnsi="Calibri" w:cs="Calibri"/>
-              </w:rPr>
-              <w:t xml:space="preserve"> </w:t>
-            </w:r>
-            <w:r>
-              <w:rPr>
-                <w:rFonts w:ascii="Calibri" w:eastAsia="Calibri" w:hAnsi="Calibri" w:cs="Calibri"/>
-              </w:rPr>
-              <w:t>"Средний / Ситуативно-высокий.</w:t>
+                <w:rFonts w:ascii="Times New Roman" w:eastAsia="Calibri" w:hAnsi="Times New Roman" w:cs="Times New Roman"/>
+              </w:rPr>
+            </w:pPr>
+            <w:r>
+              <w:rPr>
+                <w:rFonts w:ascii="Times New Roman" w:eastAsia="Calibri" w:hAnsi="Times New Roman" w:cs="Times New Roman"/>
+              </w:rPr>
+              <w:t xml:space="preserve"> Средний / Ситуативно-высокий.</w:t>
             </w:r>
           </w:p>
           <w:p>
@@ -726,12 +682,12 @@
               <w:spacing w:line="256" w:lineRule="auto"/>
               <w:ind w:right="280"/>
               <w:rPr>
-                <w:rFonts w:ascii="Calibri" w:eastAsia="Calibri" w:hAnsi="Calibri" w:cs="Calibri"/>
-              </w:rPr>
-            </w:pPr>
-            <w:r>
-              <w:rPr>
-                <w:rFonts w:ascii="Calibri" w:eastAsia="Calibri" w:hAnsi="Calibri" w:cs="Calibri"/>
+                <w:rFonts w:ascii="Times New Roman" w:eastAsia="Calibri" w:hAnsi="Times New Roman" w:cs="Times New Roman"/>
+              </w:rPr>
+            </w:pPr>
+            <w:r>
+              <w:rPr>
+                <w:rFonts w:ascii="Times New Roman" w:eastAsia="Calibri" w:hAnsi="Times New Roman" w:cs="Times New Roman"/>
               </w:rPr>
               <w:t>Можно выделить три группы:</w:t>
             </w:r>
@@ -741,26 +697,26 @@
               <w:spacing w:line="256" w:lineRule="auto"/>
               <w:ind w:right="280"/>
               <w:rPr>
-                <w:rFonts w:ascii="Calibri" w:eastAsia="Calibri" w:hAnsi="Calibri" w:cs="Calibri"/>
-              </w:rPr>
-            </w:pPr>
-            <w:r>
-              <w:rPr>
-                <w:rFonts w:ascii="Calibri" w:eastAsia="Calibri" w:hAnsi="Calibri" w:cs="Calibri"/>
+                <w:rFonts w:ascii="Times New Roman" w:eastAsia="Calibri" w:hAnsi="Times New Roman" w:cs="Times New Roman"/>
+              </w:rPr>
+            </w:pPr>
+            <w:r>
+              <w:rPr>
+                <w:rFonts w:ascii="Times New Roman" w:eastAsia="Calibri" w:hAnsi="Times New Roman" w:cs="Times New Roman"/>
               </w:rPr>
               <w:t>1. Энтузиасты (</w:t>
             </w:r>
             <w:proofErr w:type="gramStart"/>
             <w:r>
               <w:rPr>
-                <w:rFonts w:ascii="Calibri" w:eastAsia="Calibri" w:hAnsi="Calibri" w:cs="Calibri"/>
+                <w:rFonts w:ascii="Times New Roman" w:eastAsia="Calibri" w:hAnsi="Times New Roman" w:cs="Times New Roman"/>
               </w:rPr>
               <w:t>20-30</w:t>
             </w:r>
             <w:proofErr w:type="gramEnd"/>
             <w:r>
               <w:rPr>
-                <w:rFonts w:ascii="Calibri" w:eastAsia="Calibri" w:hAnsi="Calibri" w:cs="Calibri"/>
+                <w:rFonts w:ascii="Times New Roman" w:eastAsia="Calibri" w:hAnsi="Times New Roman" w:cs="Times New Roman"/>
               </w:rPr>
               <w:t>%): Высокая мотивация. Сами читают статьи про ИИ, хотят сделать крутой диплом. Им нужно давать продвинутые задания, чтобы не заскучали.</w:t>
             </w:r>
@@ -770,26 +726,26 @@
               <w:spacing w:line="256" w:lineRule="auto"/>
               <w:ind w:right="280"/>
               <w:rPr>
-                <w:rFonts w:ascii="Calibri" w:eastAsia="Calibri" w:hAnsi="Calibri" w:cs="Calibri"/>
-              </w:rPr>
-            </w:pPr>
-            <w:r>
-              <w:rPr>
-                <w:rFonts w:ascii="Calibri" w:eastAsia="Calibri" w:hAnsi="Calibri" w:cs="Calibri"/>
+                <w:rFonts w:ascii="Times New Roman" w:eastAsia="Calibri" w:hAnsi="Times New Roman" w:cs="Times New Roman"/>
+              </w:rPr>
+            </w:pPr>
+            <w:r>
+              <w:rPr>
+                <w:rFonts w:ascii="Times New Roman" w:eastAsia="Calibri" w:hAnsi="Times New Roman" w:cs="Times New Roman"/>
               </w:rPr>
               <w:t>2. Прагматики (</w:t>
             </w:r>
             <w:proofErr w:type="gramStart"/>
             <w:r>
               <w:rPr>
-                <w:rFonts w:ascii="Calibri" w:eastAsia="Calibri" w:hAnsi="Calibri" w:cs="Calibri"/>
+                <w:rFonts w:ascii="Times New Roman" w:eastAsia="Calibri" w:hAnsi="Times New Roman" w:cs="Times New Roman"/>
               </w:rPr>
               <w:t>50-60</w:t>
             </w:r>
             <w:proofErr w:type="gramEnd"/>
             <w:r>
               <w:rPr>
-                <w:rFonts w:ascii="Calibri" w:eastAsia="Calibri" w:hAnsi="Calibri" w:cs="Calibri"/>
+                <w:rFonts w:ascii="Times New Roman" w:eastAsia="Calibri" w:hAnsi="Times New Roman" w:cs="Times New Roman"/>
               </w:rPr>
               <w:t>%): Средняя мотивация. Понимают, что навыки работы с данными повысят их стоимость на рынке труда и помогут с трудоустройством. Будут работать ровно столько, сколько нужно для хорошей оценки и понятного проекта в портфолио.</w:t>
             </w:r>
@@ -799,29 +755,29 @@
               <w:spacing w:line="256" w:lineRule="auto"/>
               <w:ind w:right="280"/>
               <w:rPr>
-                <w:rFonts w:ascii="Calibri" w:eastAsia="Calibri" w:hAnsi="Calibri" w:cs="Calibri"/>
-              </w:rPr>
-            </w:pPr>
-            <w:r>
-              <w:rPr>
-                <w:rFonts w:ascii="Calibri" w:eastAsia="Calibri" w:hAnsi="Calibri" w:cs="Calibri"/>
-              </w:rPr>
-              <w:lastRenderedPageBreak/>
+                <w:rFonts w:ascii="Times New Roman" w:eastAsia="Calibri" w:hAnsi="Times New Roman" w:cs="Times New Roman"/>
+                <w:lang w:val="ru-RU"/>
+              </w:rPr>
+            </w:pPr>
+            <w:r>
+              <w:rPr>
+                <w:rFonts w:ascii="Times New Roman" w:eastAsia="Calibri" w:hAnsi="Times New Roman" w:cs="Times New Roman"/>
+              </w:rPr>
               <w:t>3. Слушатели (</w:t>
             </w:r>
             <w:proofErr w:type="gramStart"/>
             <w:r>
               <w:rPr>
-                <w:rFonts w:ascii="Calibri" w:eastAsia="Calibri" w:hAnsi="Calibri" w:cs="Calibri"/>
+                <w:rFonts w:ascii="Times New Roman" w:eastAsia="Calibri" w:hAnsi="Times New Roman" w:cs="Times New Roman"/>
               </w:rPr>
               <w:t>10-20</w:t>
             </w:r>
             <w:proofErr w:type="gramEnd"/>
             <w:r>
               <w:rPr>
-                <w:rFonts w:ascii="Calibri" w:eastAsia="Calibri" w:hAnsi="Calibri" w:cs="Calibri"/>
-              </w:rPr>
-              <w:t>%): Мотивация низкая. Пришли, потому что «вставили в учебный план» или в магистратуре это обязательный спецкурс. Важно зацепить их интересными практическими кейсами"</w:t>
+                <w:rFonts w:ascii="Times New Roman" w:eastAsia="Calibri" w:hAnsi="Times New Roman" w:cs="Times New Roman"/>
+              </w:rPr>
+              <w:t>%): Мотивация низкая. Пришли, потому что «вставили в учебный план» или в магистратуре это обязательный спецкурс. Важно зацепить их интересными практическими кейсами</w:t>
             </w:r>
           </w:p>
         </w:tc>
@@ -832,7 +788,7 @@
         </w:trPr>
         <w:tc>
           <w:tcPr>
-            <w:tcW w:w="2542" w:type="dxa"/>
+            <w:tcW w:w="2258" w:type="dxa"/>
             <w:tcBorders>
               <w:top w:val="nil"/>
               <w:left w:val="dashed" w:sz="8" w:space="0" w:color="000000"/>
@@ -862,13 +818,13 @@
                 <w:szCs w:val="28"/>
               </w:rPr>
               <w:lastRenderedPageBreak/>
-              <w:t>Уровень технической подготовки (владение цифровыми инструментами и сервисами)</w:t>
-            </w:r>
-          </w:p>
-        </w:tc>
-        <w:tc>
-          <w:tcPr>
-            <w:tcW w:w="6483" w:type="dxa"/>
+              <w:t>Уровень технической подготовки (владение цифровыми инструментам и сервисами)</w:t>
+            </w:r>
+          </w:p>
+        </w:tc>
+        <w:tc>
+          <w:tcPr>
+            <w:tcW w:w="8515" w:type="dxa"/>
             <w:tcBorders>
               <w:top w:val="nil"/>
               <w:left w:val="nil"/>
@@ -887,20 +843,14 @@
               <w:spacing w:line="256" w:lineRule="auto"/>
               <w:ind w:right="280"/>
               <w:rPr>
-                <w:rFonts w:ascii="Calibri" w:eastAsia="Calibri" w:hAnsi="Calibri" w:cs="Calibri"/>
-              </w:rPr>
-            </w:pPr>
-            <w:r>
-              <w:rPr>
-                <w:rFonts w:ascii="Calibri" w:eastAsia="Calibri" w:hAnsi="Calibri" w:cs="Calibri"/>
-              </w:rPr>
-              <w:t xml:space="preserve"> </w:t>
-            </w:r>
-            <w:r>
-              <w:rPr>
-                <w:rFonts w:ascii="Calibri" w:eastAsia="Calibri" w:hAnsi="Calibri" w:cs="Calibri"/>
-              </w:rPr>
-              <w:t>"Базовый / Пользовательский +.</w:t>
+                <w:rFonts w:ascii="Times New Roman" w:eastAsia="Calibri" w:hAnsi="Times New Roman" w:cs="Times New Roman"/>
+              </w:rPr>
+            </w:pPr>
+            <w:r>
+              <w:rPr>
+                <w:rFonts w:ascii="Times New Roman" w:eastAsia="Calibri" w:hAnsi="Times New Roman" w:cs="Times New Roman"/>
+              </w:rPr>
+              <w:t xml:space="preserve"> Базовый / Пользовательский +.</w:t>
             </w:r>
           </w:p>
           <w:p>
@@ -908,19 +858,19 @@
               <w:spacing w:line="256" w:lineRule="auto"/>
               <w:ind w:right="280"/>
               <w:rPr>
-                <w:rFonts w:ascii="Calibri" w:eastAsia="Calibri" w:hAnsi="Calibri" w:cs="Calibri"/>
-              </w:rPr>
-            </w:pPr>
-            <w:r>
-              <w:rPr>
-                <w:rFonts w:ascii="Calibri" w:eastAsia="Calibri" w:hAnsi="Calibri" w:cs="Calibri"/>
+                <w:rFonts w:ascii="Times New Roman" w:eastAsia="Calibri" w:hAnsi="Times New Roman" w:cs="Times New Roman"/>
+              </w:rPr>
+            </w:pPr>
+            <w:r>
+              <w:rPr>
+                <w:rFonts w:ascii="Times New Roman" w:eastAsia="Calibri" w:hAnsi="Times New Roman" w:cs="Times New Roman"/>
               </w:rPr>
               <w:t xml:space="preserve">• Hard </w:t>
             </w:r>
             <w:proofErr w:type="spellStart"/>
             <w:r>
               <w:rPr>
-                <w:rFonts w:ascii="Calibri" w:eastAsia="Calibri" w:hAnsi="Calibri" w:cs="Calibri"/>
+                <w:rFonts w:ascii="Times New Roman" w:eastAsia="Calibri" w:hAnsi="Times New Roman" w:cs="Times New Roman"/>
               </w:rPr>
               <w:t>skills</w:t>
             </w:r>
@@ -928,56 +878,56 @@
             <w:proofErr w:type="gramStart"/>
             <w:r>
               <w:rPr>
-                <w:rFonts w:ascii="Calibri" w:eastAsia="Calibri" w:hAnsi="Calibri" w:cs="Calibri"/>
+                <w:rFonts w:ascii="Times New Roman" w:eastAsia="Calibri" w:hAnsi="Times New Roman" w:cs="Times New Roman"/>
               </w:rPr>
               <w:t>: Уверенно</w:t>
             </w:r>
             <w:proofErr w:type="gramEnd"/>
             <w:r>
               <w:rPr>
-                <w:rFonts w:ascii="Calibri" w:eastAsia="Calibri" w:hAnsi="Calibri" w:cs="Calibri"/>
+                <w:rFonts w:ascii="Times New Roman" w:eastAsia="Calibri" w:hAnsi="Times New Roman" w:cs="Times New Roman"/>
               </w:rPr>
               <w:t xml:space="preserve"> пользуются Windows, офисным пакетом, браузерами. Знакомы с интерфейсом сред разработки (например, </w:t>
             </w:r>
             <w:proofErr w:type="spellStart"/>
             <w:r>
               <w:rPr>
-                <w:rFonts w:ascii="Calibri" w:eastAsia="Calibri" w:hAnsi="Calibri" w:cs="Calibri"/>
+                <w:rFonts w:ascii="Times New Roman" w:eastAsia="Calibri" w:hAnsi="Times New Roman" w:cs="Times New Roman"/>
               </w:rPr>
               <w:t>PyCharm</w:t>
             </w:r>
             <w:proofErr w:type="spellEnd"/>
             <w:r>
               <w:rPr>
-                <w:rFonts w:ascii="Calibri" w:eastAsia="Calibri" w:hAnsi="Calibri" w:cs="Calibri"/>
+                <w:rFonts w:ascii="Times New Roman" w:eastAsia="Calibri" w:hAnsi="Times New Roman" w:cs="Times New Roman"/>
               </w:rPr>
               <w:t xml:space="preserve">, VS Code или </w:t>
             </w:r>
             <w:proofErr w:type="spellStart"/>
             <w:r>
               <w:rPr>
-                <w:rFonts w:ascii="Calibri" w:eastAsia="Calibri" w:hAnsi="Calibri" w:cs="Calibri"/>
+                <w:rFonts w:ascii="Times New Roman" w:eastAsia="Calibri" w:hAnsi="Times New Roman" w:cs="Times New Roman"/>
               </w:rPr>
               <w:t>Jupyter</w:t>
             </w:r>
             <w:proofErr w:type="spellEnd"/>
             <w:r>
               <w:rPr>
-                <w:rFonts w:ascii="Calibri" w:eastAsia="Calibri" w:hAnsi="Calibri" w:cs="Calibri"/>
+                <w:rFonts w:ascii="Times New Roman" w:eastAsia="Calibri" w:hAnsi="Times New Roman" w:cs="Times New Roman"/>
               </w:rPr>
               <w:t xml:space="preserve"> </w:t>
             </w:r>
             <w:proofErr w:type="spellStart"/>
             <w:r>
               <w:rPr>
-                <w:rFonts w:ascii="Calibri" w:eastAsia="Calibri" w:hAnsi="Calibri" w:cs="Calibri"/>
+                <w:rFonts w:ascii="Times New Roman" w:eastAsia="Calibri" w:hAnsi="Times New Roman" w:cs="Times New Roman"/>
               </w:rPr>
               <w:t>Notebook</w:t>
             </w:r>
             <w:proofErr w:type="spellEnd"/>
             <w:r>
               <w:rPr>
-                <w:rFonts w:ascii="Calibri" w:eastAsia="Calibri" w:hAnsi="Calibri" w:cs="Calibri"/>
+                <w:rFonts w:ascii="Times New Roman" w:eastAsia="Calibri" w:hAnsi="Times New Roman" w:cs="Times New Roman"/>
               </w:rPr>
               <w:t>), но могли не работать с ними регулярно.</w:t>
             </w:r>
@@ -987,40 +937,40 @@
               <w:spacing w:line="256" w:lineRule="auto"/>
               <w:ind w:right="280"/>
               <w:rPr>
-                <w:rFonts w:ascii="Calibri" w:eastAsia="Calibri" w:hAnsi="Calibri" w:cs="Calibri"/>
-              </w:rPr>
-            </w:pPr>
-            <w:r>
-              <w:rPr>
-                <w:rFonts w:ascii="Calibri" w:eastAsia="Calibri" w:hAnsi="Calibri" w:cs="Calibri"/>
+                <w:rFonts w:ascii="Times New Roman" w:eastAsia="Calibri" w:hAnsi="Times New Roman" w:cs="Times New Roman"/>
+              </w:rPr>
+            </w:pPr>
+            <w:r>
+              <w:rPr>
+                <w:rFonts w:ascii="Times New Roman" w:eastAsia="Calibri" w:hAnsi="Times New Roman" w:cs="Times New Roman"/>
               </w:rPr>
               <w:t>• Софт</w:t>
             </w:r>
             <w:proofErr w:type="gramStart"/>
             <w:r>
               <w:rPr>
-                <w:rFonts w:ascii="Calibri" w:eastAsia="Calibri" w:hAnsi="Calibri" w:cs="Calibri"/>
+                <w:rFonts w:ascii="Times New Roman" w:eastAsia="Calibri" w:hAnsi="Times New Roman" w:cs="Times New Roman"/>
               </w:rPr>
               <w:t>: Знают</w:t>
             </w:r>
             <w:proofErr w:type="gramEnd"/>
             <w:r>
               <w:rPr>
-                <w:rFonts w:ascii="Calibri" w:eastAsia="Calibri" w:hAnsi="Calibri" w:cs="Calibri"/>
+                <w:rFonts w:ascii="Times New Roman" w:eastAsia="Calibri" w:hAnsi="Times New Roman" w:cs="Times New Roman"/>
               </w:rPr>
               <w:t xml:space="preserve">, что такое </w:t>
             </w:r>
             <w:proofErr w:type="spellStart"/>
             <w:r>
               <w:rPr>
-                <w:rFonts w:ascii="Calibri" w:eastAsia="Calibri" w:hAnsi="Calibri" w:cs="Calibri"/>
+                <w:rFonts w:ascii="Times New Roman" w:eastAsia="Calibri" w:hAnsi="Times New Roman" w:cs="Times New Roman"/>
               </w:rPr>
               <w:t>GitHub</w:t>
             </w:r>
             <w:proofErr w:type="spellEnd"/>
             <w:r>
               <w:rPr>
-                <w:rFonts w:ascii="Calibri" w:eastAsia="Calibri" w:hAnsi="Calibri" w:cs="Calibri"/>
+                <w:rFonts w:ascii="Times New Roman" w:eastAsia="Calibri" w:hAnsi="Times New Roman" w:cs="Times New Roman"/>
               </w:rPr>
               <w:t xml:space="preserve"> (некоторые даже умеют клонировать репозиторий), но с системами контроля версий на постоянной основе не работали.</w:t>
             </w:r>
@@ -1030,12 +980,12 @@
               <w:spacing w:line="256" w:lineRule="auto"/>
               <w:ind w:right="280"/>
               <w:rPr>
-                <w:rFonts w:ascii="Calibri" w:eastAsia="Calibri" w:hAnsi="Calibri" w:cs="Calibri"/>
-              </w:rPr>
-            </w:pPr>
-            <w:r>
-              <w:rPr>
-                <w:rFonts w:ascii="Calibri" w:eastAsia="Calibri" w:hAnsi="Calibri" w:cs="Calibri"/>
+                <w:rFonts w:ascii="Times New Roman" w:eastAsia="Calibri" w:hAnsi="Times New Roman" w:cs="Times New Roman"/>
+              </w:rPr>
+            </w:pPr>
+            <w:r>
+              <w:rPr>
+                <w:rFonts w:ascii="Times New Roman" w:eastAsia="Calibri" w:hAnsi="Times New Roman" w:cs="Times New Roman"/>
               </w:rPr>
               <w:t>• Специфика: Проблема в том, что навык работы с командной строкой / терминалом Linux развит слабо (если это не направление ""Информатика""). Это может стать узким местом при развертывании моделей.</w:t>
             </w:r>
@@ -1045,28 +995,29 @@
               <w:spacing w:line="256" w:lineRule="auto"/>
               <w:ind w:right="280"/>
               <w:rPr>
-                <w:rFonts w:ascii="Calibri" w:eastAsia="Calibri" w:hAnsi="Calibri" w:cs="Calibri"/>
-              </w:rPr>
-            </w:pPr>
-            <w:r>
-              <w:rPr>
-                <w:rFonts w:ascii="Calibri" w:eastAsia="Calibri" w:hAnsi="Calibri" w:cs="Calibri"/>
+                <w:rFonts w:ascii="Times New Roman" w:eastAsia="Calibri" w:hAnsi="Times New Roman" w:cs="Times New Roman"/>
+                <w:lang w:val="ru-RU"/>
+              </w:rPr>
+            </w:pPr>
+            <w:r>
+              <w:rPr>
+                <w:rFonts w:ascii="Times New Roman" w:eastAsia="Calibri" w:hAnsi="Times New Roman" w:cs="Times New Roman"/>
               </w:rPr>
               <w:t>• Главный разрыв</w:t>
             </w:r>
             <w:proofErr w:type="gramStart"/>
             <w:r>
               <w:rPr>
-                <w:rFonts w:ascii="Calibri" w:eastAsia="Calibri" w:hAnsi="Calibri" w:cs="Calibri"/>
+                <w:rFonts w:ascii="Times New Roman" w:eastAsia="Calibri" w:hAnsi="Times New Roman" w:cs="Times New Roman"/>
               </w:rPr>
               <w:t>: Умеют</w:t>
             </w:r>
             <w:proofErr w:type="gramEnd"/>
             <w:r>
               <w:rPr>
-                <w:rFonts w:ascii="Calibri" w:eastAsia="Calibri" w:hAnsi="Calibri" w:cs="Calibri"/>
-              </w:rPr>
-              <w:t xml:space="preserve"> решать интегралы на бумаге, но теряются, когда ту же задачу нужно запрограммировать."</w:t>
+                <w:rFonts w:ascii="Times New Roman" w:eastAsia="Calibri" w:hAnsi="Times New Roman" w:cs="Times New Roman"/>
+              </w:rPr>
+              <w:t xml:space="preserve"> решать интегралы на бумаге, но теряются, когда ту же задачу нужно запрограммировать.</w:t>
             </w:r>
           </w:p>
         </w:tc>
@@ -1077,7 +1028,7 @@
         </w:trPr>
         <w:tc>
           <w:tcPr>
-            <w:tcW w:w="2542" w:type="dxa"/>
+            <w:tcW w:w="2258" w:type="dxa"/>
             <w:tcBorders>
               <w:top w:val="nil"/>
               <w:left w:val="dashed" w:sz="8" w:space="0" w:color="000000"/>
@@ -1112,7 +1063,7 @@
         </w:tc>
         <w:tc>
           <w:tcPr>
-            <w:tcW w:w="6483" w:type="dxa"/>
+            <w:tcW w:w="8515" w:type="dxa"/>
             <w:tcBorders>
               <w:top w:val="nil"/>
               <w:left w:val="nil"/>
@@ -1131,20 +1082,14 @@
               <w:spacing w:line="256" w:lineRule="auto"/>
               <w:ind w:right="280"/>
               <w:rPr>
-                <w:rFonts w:ascii="Calibri" w:eastAsia="Calibri" w:hAnsi="Calibri" w:cs="Calibri"/>
-              </w:rPr>
-            </w:pPr>
-            <w:r>
-              <w:rPr>
-                <w:rFonts w:ascii="Calibri" w:eastAsia="Calibri" w:hAnsi="Calibri" w:cs="Calibri"/>
-              </w:rPr>
-              <w:t xml:space="preserve"> </w:t>
-            </w:r>
-            <w:r>
-              <w:rPr>
-                <w:rFonts w:ascii="Calibri" w:eastAsia="Calibri" w:hAnsi="Calibri" w:cs="Calibri"/>
-              </w:rPr>
-              <w:t>"1. Высокая загрузка. У студентов технических специальностей очень плотный график: лабораторные, расчетные работы, курсовые по профильным предметам (сопромат, теория машин и механизмов, электротехника). Курс по ИИ не должен быть ""второстепенным"", но и перегружать их домашними заданиями на 5 часов в день — значит обречь его на провал.</w:t>
+                <w:rFonts w:ascii="Times New Roman" w:eastAsia="Calibri" w:hAnsi="Times New Roman" w:cs="Times New Roman"/>
+              </w:rPr>
+            </w:pPr>
+            <w:r>
+              <w:rPr>
+                <w:rFonts w:ascii="Times New Roman" w:eastAsia="Calibri" w:hAnsi="Times New Roman" w:cs="Times New Roman"/>
+              </w:rPr>
+              <w:t xml:space="preserve"> 1. Высокая загрузка. У студентов технических специальностей очень плотный график: лабораторные, расчетные работы, курсовые по профильным предметам (сопромат, теория машин и механизмов, электротехника). Курс по ИИ не должен быть ""второстепенным"", но и перегружать их домашними заданиями на 5 часов в день — значит обречь его на провал.</w:t>
             </w:r>
           </w:p>
           <w:p>
@@ -1152,26 +1097,26 @@
               <w:spacing w:line="256" w:lineRule="auto"/>
               <w:ind w:right="280"/>
               <w:rPr>
-                <w:rFonts w:ascii="Calibri" w:eastAsia="Calibri" w:hAnsi="Calibri" w:cs="Calibri"/>
-              </w:rPr>
-            </w:pPr>
-            <w:r>
-              <w:rPr>
-                <w:rFonts w:ascii="Calibri" w:eastAsia="Calibri" w:hAnsi="Calibri" w:cs="Calibri"/>
+                <w:rFonts w:ascii="Times New Roman" w:eastAsia="Calibri" w:hAnsi="Times New Roman" w:cs="Times New Roman"/>
+              </w:rPr>
+            </w:pPr>
+            <w:r>
+              <w:rPr>
+                <w:rFonts w:ascii="Times New Roman" w:eastAsia="Calibri" w:hAnsi="Times New Roman" w:cs="Times New Roman"/>
               </w:rPr>
               <w:t xml:space="preserve">2. Прагматизм </w:t>
             </w:r>
             <w:proofErr w:type="spellStart"/>
             <w:r>
               <w:rPr>
-                <w:rFonts w:ascii="Calibri" w:eastAsia="Calibri" w:hAnsi="Calibri" w:cs="Calibri"/>
+                <w:rFonts w:ascii="Times New Roman" w:eastAsia="Calibri" w:hAnsi="Times New Roman" w:cs="Times New Roman"/>
               </w:rPr>
               <w:t>vs</w:t>
             </w:r>
             <w:proofErr w:type="spellEnd"/>
             <w:r>
               <w:rPr>
-                <w:rFonts w:ascii="Calibri" w:eastAsia="Calibri" w:hAnsi="Calibri" w:cs="Calibri"/>
+                <w:rFonts w:ascii="Times New Roman" w:eastAsia="Calibri" w:hAnsi="Times New Roman" w:cs="Times New Roman"/>
               </w:rPr>
               <w:t>. Исследовательский интерес. Им важна прикладная ценность. Фраза ""это поможет вам в дипломе"" работает лучше, чем ""это расширит кругозор"".</w:t>
             </w:r>
@@ -1181,40 +1126,40 @@
               <w:spacing w:line="256" w:lineRule="auto"/>
               <w:ind w:right="280"/>
               <w:rPr>
-                <w:rFonts w:ascii="Calibri" w:eastAsia="Calibri" w:hAnsi="Calibri" w:cs="Calibri"/>
-              </w:rPr>
-            </w:pPr>
-            <w:r>
-              <w:rPr>
-                <w:rFonts w:ascii="Calibri" w:eastAsia="Calibri" w:hAnsi="Calibri" w:cs="Calibri"/>
+                <w:rFonts w:ascii="Times New Roman" w:eastAsia="Calibri" w:hAnsi="Times New Roman" w:cs="Times New Roman"/>
+              </w:rPr>
+            </w:pPr>
+            <w:r>
+              <w:rPr>
+                <w:rFonts w:ascii="Times New Roman" w:eastAsia="Calibri" w:hAnsi="Times New Roman" w:cs="Times New Roman"/>
               </w:rPr>
               <w:t>3. Языковой барьер. Документация к библиотекам (</w:t>
             </w:r>
             <w:proofErr w:type="spellStart"/>
             <w:r>
               <w:rPr>
-                <w:rFonts w:ascii="Calibri" w:eastAsia="Calibri" w:hAnsi="Calibri" w:cs="Calibri"/>
+                <w:rFonts w:ascii="Times New Roman" w:eastAsia="Calibri" w:hAnsi="Times New Roman" w:cs="Times New Roman"/>
               </w:rPr>
               <w:t>PyTorch</w:t>
             </w:r>
             <w:proofErr w:type="spellEnd"/>
             <w:r>
               <w:rPr>
-                <w:rFonts w:ascii="Calibri" w:eastAsia="Calibri" w:hAnsi="Calibri" w:cs="Calibri"/>
+                <w:rFonts w:ascii="Times New Roman" w:eastAsia="Calibri" w:hAnsi="Times New Roman" w:cs="Times New Roman"/>
               </w:rPr>
               <w:t xml:space="preserve">, </w:t>
             </w:r>
             <w:proofErr w:type="spellStart"/>
             <w:r>
               <w:rPr>
-                <w:rFonts w:ascii="Calibri" w:eastAsia="Calibri" w:hAnsi="Calibri" w:cs="Calibri"/>
+                <w:rFonts w:ascii="Times New Roman" w:eastAsia="Calibri" w:hAnsi="Times New Roman" w:cs="Times New Roman"/>
               </w:rPr>
               <w:t>TensorFlow</w:t>
             </w:r>
             <w:proofErr w:type="spellEnd"/>
             <w:r>
               <w:rPr>
-                <w:rFonts w:ascii="Calibri" w:eastAsia="Calibri" w:hAnsi="Calibri" w:cs="Calibri"/>
+                <w:rFonts w:ascii="Times New Roman" w:eastAsia="Calibri" w:hAnsi="Times New Roman" w:cs="Times New Roman"/>
               </w:rPr>
               <w:t>) и лучшие статьи выходят на английском. Уровень английского у студентов технических специальностей часто средний (читают со словарем). Хорошим тоном будет давать глоссарий терминов на русском.</w:t>
             </w:r>
@@ -1224,28 +1169,29 @@
               <w:spacing w:line="256" w:lineRule="auto"/>
               <w:ind w:right="280"/>
               <w:rPr>
-                <w:rFonts w:ascii="Calibri" w:eastAsia="Calibri" w:hAnsi="Calibri" w:cs="Calibri"/>
-              </w:rPr>
-            </w:pPr>
-            <w:r>
-              <w:rPr>
-                <w:rFonts w:ascii="Calibri" w:eastAsia="Calibri" w:hAnsi="Calibri" w:cs="Calibri"/>
+                <w:rFonts w:ascii="Times New Roman" w:eastAsia="Calibri" w:hAnsi="Times New Roman" w:cs="Times New Roman"/>
+                <w:lang w:val="ru-RU"/>
+              </w:rPr>
+            </w:pPr>
+            <w:r>
+              <w:rPr>
+                <w:rFonts w:ascii="Times New Roman" w:eastAsia="Calibri" w:hAnsi="Times New Roman" w:cs="Times New Roman"/>
               </w:rPr>
               <w:t>4. Боязнь ""чистого листа"". При работе с кодом многие испытывают ступор перед пустым файлом. Им нужны стартовые шаблоны (</w:t>
             </w:r>
             <w:proofErr w:type="spellStart"/>
             <w:r>
               <w:rPr>
-                <w:rFonts w:ascii="Calibri" w:eastAsia="Calibri" w:hAnsi="Calibri" w:cs="Calibri"/>
+                <w:rFonts w:ascii="Times New Roman" w:eastAsia="Calibri" w:hAnsi="Times New Roman" w:cs="Times New Roman"/>
               </w:rPr>
               <w:t>темплейты</w:t>
             </w:r>
             <w:proofErr w:type="spellEnd"/>
             <w:r>
               <w:rPr>
-                <w:rFonts w:ascii="Calibri" w:eastAsia="Calibri" w:hAnsi="Calibri" w:cs="Calibri"/>
-              </w:rPr>
-              <w:t>) кода, от которых можно отталкиваться."</w:t>
+                <w:rFonts w:ascii="Times New Roman" w:eastAsia="Calibri" w:hAnsi="Times New Roman" w:cs="Times New Roman"/>
+              </w:rPr>
+              <w:t>) кода, от которых можно отталкиваться.</w:t>
             </w:r>
           </w:p>
         </w:tc>
@@ -1256,7 +1202,7 @@
         </w:trPr>
         <w:tc>
           <w:tcPr>
-            <w:tcW w:w="9025" w:type="dxa"/>
+            <w:tcW w:w="10773" w:type="dxa"/>
             <w:gridSpan w:val="2"/>
             <w:tcBorders>
               <w:top w:val="nil"/>
@@ -1303,7 +1249,7 @@
         </w:trPr>
         <w:tc>
           <w:tcPr>
-            <w:tcW w:w="9025" w:type="dxa"/>
+            <w:tcW w:w="10773" w:type="dxa"/>
             <w:gridSpan w:val="2"/>
             <w:tcBorders>
               <w:top w:val="nil"/>
@@ -1323,20 +1269,14 @@
               <w:spacing w:line="256" w:lineRule="auto"/>
               <w:ind w:right="280"/>
               <w:rPr>
-                <w:rFonts w:ascii="Calibri" w:eastAsia="Calibri" w:hAnsi="Calibri" w:cs="Calibri"/>
-              </w:rPr>
-            </w:pPr>
-            <w:r>
-              <w:rPr>
-                <w:rFonts w:ascii="Calibri" w:eastAsia="Calibri" w:hAnsi="Calibri" w:cs="Calibri"/>
-              </w:rPr>
-              <w:t xml:space="preserve"> </w:t>
-            </w:r>
-            <w:r>
-              <w:rPr>
-                <w:rFonts w:ascii="Calibri" w:eastAsia="Calibri" w:hAnsi="Calibri" w:cs="Calibri"/>
-              </w:rPr>
-              <w:t>Инженер на производстве получает данные с вибродатчиков насосного оборудования. Ему нужно научиться автоматически определять, в каком состоянии находится насос (норма / риск отказа), чтобы планировать ремонт. Сейчас он делает это вручную, но хочет понять, можно ли обучить нейросеть решать такую задачу. На занятии мы разбираем, как нейросеть «учится» на примерах и как её обучить отличать исправное оборудование от неисправного.</w:t>
+                <w:rFonts w:ascii="Times New Roman" w:eastAsia="Calibri" w:hAnsi="Times New Roman" w:cs="Times New Roman"/>
+              </w:rPr>
+            </w:pPr>
+            <w:r>
+              <w:rPr>
+                <w:rFonts w:ascii="Times New Roman" w:eastAsia="Calibri" w:hAnsi="Times New Roman" w:cs="Times New Roman"/>
+              </w:rPr>
+              <w:t xml:space="preserve"> Инженер на производстве получает данные с вибродатчиков насосного оборудования. Ему нужно научиться автоматически определять, в каком состоянии находится насос (норма / риск отказа), чтобы планировать ремонт. Сейчас он делает это вручную, но хочет понять, можно ли обучить нейросеть решать такую задачу. На занятии мы разбираем, как нейросеть «учится» на примерах и как её обучить отличать исправное оборудование от неисправного.</w:t>
             </w:r>
           </w:p>
         </w:tc>
@@ -1347,7 +1287,7 @@
         </w:trPr>
         <w:tc>
           <w:tcPr>
-            <w:tcW w:w="9025" w:type="dxa"/>
+            <w:tcW w:w="10773" w:type="dxa"/>
             <w:gridSpan w:val="2"/>
             <w:tcBorders>
               <w:top w:val="nil"/>
@@ -1383,7 +1323,6 @@
                 <w:sz w:val="32"/>
                 <w:szCs w:val="32"/>
               </w:rPr>
-              <w:lastRenderedPageBreak/>
               <w:t>Образовательная цель курса</w:t>
             </w:r>
           </w:p>
@@ -1395,7 +1334,7 @@
         </w:trPr>
         <w:tc>
           <w:tcPr>
-            <w:tcW w:w="9025" w:type="dxa"/>
+            <w:tcW w:w="10773" w:type="dxa"/>
             <w:gridSpan w:val="2"/>
             <w:tcBorders>
               <w:top w:val="nil"/>
@@ -1415,20 +1354,14 @@
               <w:spacing w:line="256" w:lineRule="auto"/>
               <w:ind w:right="280"/>
               <w:rPr>
-                <w:rFonts w:ascii="Calibri" w:eastAsia="Calibri" w:hAnsi="Calibri" w:cs="Calibri"/>
-              </w:rPr>
-            </w:pPr>
-            <w:r>
-              <w:rPr>
-                <w:rFonts w:ascii="Calibri" w:eastAsia="Calibri" w:hAnsi="Calibri" w:cs="Calibri"/>
-              </w:rPr>
-              <w:t xml:space="preserve"> </w:t>
-            </w:r>
-            <w:r>
-              <w:rPr>
-                <w:rFonts w:ascii="Calibri" w:eastAsia="Calibri" w:hAnsi="Calibri" w:cs="Calibri"/>
-              </w:rPr>
-              <w:t>Сформировать у студентов технических специальностей практические компетенции в области применения методов искусственного интеллекта (нейросетей) для решения инженерных задач: от анализа данных до разработки и внедрения прототипов моделей.</w:t>
+                <w:rFonts w:ascii="Times New Roman" w:eastAsia="Calibri" w:hAnsi="Times New Roman" w:cs="Times New Roman"/>
+              </w:rPr>
+            </w:pPr>
+            <w:r>
+              <w:rPr>
+                <w:rFonts w:ascii="Times New Roman" w:eastAsia="Calibri" w:hAnsi="Times New Roman" w:cs="Times New Roman"/>
+              </w:rPr>
+              <w:t xml:space="preserve"> Сформировать у студентов технических специальностей практические компетенции в области применения методов искусственного интеллекта (нейросетей) для решения инженерных задач: от анализа данных до разработки и внедрения прототипов моделей.</w:t>
             </w:r>
           </w:p>
         </w:tc>
@@ -1442,6 +1375,19 @@
           <w:rFonts w:ascii="Times New Roman" w:eastAsia="Times New Roman" w:hAnsi="Times New Roman" w:cs="Times New Roman"/>
           <w:sz w:val="24"/>
           <w:szCs w:val="24"/>
+          <w:lang w:val="ru-RU"/>
+        </w:rPr>
+      </w:pPr>
+    </w:p>
+    <w:p>
+      <w:pPr>
+        <w:spacing w:after="160" w:line="280" w:lineRule="auto"/>
+        <w:jc w:val="both"/>
+        <w:rPr>
+          <w:rFonts w:ascii="Times New Roman" w:eastAsia="Times New Roman" w:hAnsi="Times New Roman" w:cs="Times New Roman"/>
+          <w:sz w:val="24"/>
+          <w:szCs w:val="24"/>
+          <w:lang w:val="ru-RU"/>
         </w:rPr>
       </w:pPr>
       <w:r>
@@ -1450,13 +1396,27 @@
           <w:sz w:val="24"/>
           <w:szCs w:val="24"/>
         </w:rPr>
-        <w:t xml:space="preserve"> </w:t>
+        <w:br w:type="column"/>
+      </w:r>
+    </w:p>
+    <w:p>
+      <w:pPr>
+        <w:pStyle w:val="1"/>
+        <w:rPr>
+          <w:sz w:val="24"/>
+          <w:szCs w:val="24"/>
+          <w:lang w:val="ru-RU"/>
+        </w:rPr>
+      </w:pPr>
+      <w:r>
+        <w:t>РАЗРАБОТКА СЦЕНАРИЯ ЗАНЯТИЯ №1</w:t>
       </w:r>
     </w:p>
     <w:tbl>
       <w:tblPr>
         <w:tblStyle w:val="a6"/>
-        <w:tblW w:w="9025" w:type="dxa"/>
+        <w:tblW w:w="10773" w:type="dxa"/>
+        <w:jc w:val="center"/>
         <w:tblInd w:w="0" w:type="dxa"/>
         <w:tblBorders>
           <w:top w:val="nil"/>
@@ -1470,18 +1430,19 @@
         <w:tblLook w:val="0600" w:firstRow="0" w:lastRow="0" w:firstColumn="0" w:lastColumn="0" w:noHBand="1" w:noVBand="1"/>
       </w:tblPr>
       <w:tblGrid>
-        <w:gridCol w:w="1691"/>
-        <w:gridCol w:w="2852"/>
-        <w:gridCol w:w="1684"/>
-        <w:gridCol w:w="2798"/>
+        <w:gridCol w:w="1679"/>
+        <w:gridCol w:w="3722"/>
+        <w:gridCol w:w="1535"/>
+        <w:gridCol w:w="3837"/>
       </w:tblGrid>
       <w:tr>
         <w:trPr>
-          <w:trHeight w:val="825"/>
+          <w:trHeight w:val="823"/>
+          <w:jc w:val="center"/>
         </w:trPr>
         <w:tc>
           <w:tcPr>
-            <w:tcW w:w="1691" w:type="dxa"/>
+            <w:tcW w:w="1679" w:type="dxa"/>
             <w:tcBorders>
               <w:top w:val="single" w:sz="8" w:space="0" w:color="000000"/>
               <w:left w:val="single" w:sz="8" w:space="0" w:color="000000"/>
@@ -1518,7 +1479,7 @@
         </w:tc>
         <w:tc>
           <w:tcPr>
-            <w:tcW w:w="7334" w:type="dxa"/>
+            <w:tcW w:w="9094" w:type="dxa"/>
             <w:gridSpan w:val="3"/>
             <w:tcBorders>
               <w:top w:val="single" w:sz="8" w:space="0" w:color="000000"/>
@@ -1539,6 +1500,8 @@
               <w:jc w:val="both"/>
               <w:rPr>
                 <w:rFonts w:ascii="Times New Roman" w:eastAsia="Times New Roman" w:hAnsi="Times New Roman" w:cs="Times New Roman"/>
+                <w:b/>
+                <w:bCs/>
                 <w:sz w:val="28"/>
                 <w:szCs w:val="28"/>
               </w:rPr>
@@ -1546,6 +1509,8 @@
             <w:r>
               <w:rPr>
                 <w:rFonts w:ascii="Times New Roman" w:eastAsia="Times New Roman" w:hAnsi="Times New Roman" w:cs="Times New Roman"/>
+                <w:b/>
+                <w:bCs/>
                 <w:sz w:val="28"/>
                 <w:szCs w:val="28"/>
               </w:rPr>
@@ -1554,10 +1519,11 @@
             <w:r>
               <w:rPr>
                 <w:rFonts w:ascii="Times New Roman" w:eastAsia="Times New Roman" w:hAnsi="Times New Roman" w:cs="Times New Roman"/>
+                <w:b/>
+                <w:bCs/>
                 <w:sz w:val="28"/>
                 <w:szCs w:val="28"/>
               </w:rPr>
-              <w:tab/>
               <w:t>Как нейросеть учится: от математической модели до предсказания состояния оборудования</w:t>
             </w:r>
           </w:p>
@@ -1565,11 +1531,12 @@
       </w:tr>
       <w:tr>
         <w:trPr>
-          <w:trHeight w:val="1125"/>
+          <w:trHeight w:val="1123"/>
+          <w:jc w:val="center"/>
         </w:trPr>
         <w:tc>
           <w:tcPr>
-            <w:tcW w:w="1691" w:type="dxa"/>
+            <w:tcW w:w="1679" w:type="dxa"/>
             <w:tcBorders>
               <w:top w:val="nil"/>
               <w:left w:val="single" w:sz="8" w:space="0" w:color="000000"/>
@@ -1590,15 +1557,15 @@
               <w:jc w:val="both"/>
               <w:rPr>
                 <w:rFonts w:ascii="Times New Roman" w:eastAsia="Times New Roman" w:hAnsi="Times New Roman" w:cs="Times New Roman"/>
-                <w:sz w:val="28"/>
-                <w:szCs w:val="28"/>
-              </w:rPr>
-            </w:pPr>
-            <w:r>
-              <w:rPr>
-                <w:rFonts w:ascii="Times New Roman" w:eastAsia="Times New Roman" w:hAnsi="Times New Roman" w:cs="Times New Roman"/>
-                <w:sz w:val="28"/>
-                <w:szCs w:val="28"/>
+                <w:sz w:val="24"/>
+                <w:szCs w:val="24"/>
+              </w:rPr>
+            </w:pPr>
+            <w:r>
+              <w:rPr>
+                <w:rFonts w:ascii="Times New Roman" w:eastAsia="Times New Roman" w:hAnsi="Times New Roman" w:cs="Times New Roman"/>
+                <w:sz w:val="24"/>
+                <w:szCs w:val="24"/>
               </w:rPr>
               <w:t>Образовательная цель занятия</w:t>
             </w:r>
@@ -1606,7 +1573,7 @@
         </w:tc>
         <w:tc>
           <w:tcPr>
-            <w:tcW w:w="2852" w:type="dxa"/>
+            <w:tcW w:w="3722" w:type="dxa"/>
             <w:tcBorders>
               <w:top w:val="nil"/>
               <w:left w:val="nil"/>
@@ -1658,7 +1625,7 @@
         </w:tc>
         <w:tc>
           <w:tcPr>
-            <w:tcW w:w="1684" w:type="dxa"/>
+            <w:tcW w:w="1535" w:type="dxa"/>
             <w:tcBorders>
               <w:top w:val="nil"/>
               <w:left w:val="nil"/>
@@ -1681,29 +1648,22 @@
                 <w:rFonts w:ascii="Times New Roman" w:eastAsia="Times New Roman" w:hAnsi="Times New Roman" w:cs="Times New Roman"/>
                 <w:sz w:val="24"/>
                 <w:szCs w:val="24"/>
-              </w:rPr>
-            </w:pPr>
-            <w:r>
-              <w:rPr>
-                <w:rFonts w:ascii="Times New Roman" w:eastAsia="Times New Roman" w:hAnsi="Times New Roman" w:cs="Times New Roman"/>
-                <w:sz w:val="28"/>
-                <w:szCs w:val="28"/>
-              </w:rPr>
-              <w:t>Формат проверки (</w:t>
-            </w:r>
-            <w:r>
-              <w:rPr>
-                <w:rFonts w:ascii="Times New Roman" w:eastAsia="Times New Roman" w:hAnsi="Times New Roman" w:cs="Times New Roman"/>
-                <w:sz w:val="24"/>
-                <w:szCs w:val="24"/>
-              </w:rPr>
-              <w:t>образовательная цель достигнута, если)</w:t>
-            </w:r>
-          </w:p>
-        </w:tc>
-        <w:tc>
-          <w:tcPr>
-            <w:tcW w:w="2798" w:type="dxa"/>
+                <w:lang w:val="ru-RU"/>
+              </w:rPr>
+            </w:pPr>
+            <w:r>
+              <w:rPr>
+                <w:rFonts w:ascii="Times New Roman" w:eastAsia="Times New Roman" w:hAnsi="Times New Roman" w:cs="Times New Roman"/>
+                <w:sz w:val="24"/>
+                <w:szCs w:val="24"/>
+              </w:rPr>
+              <w:t>Формат проверки</w:t>
+            </w:r>
+          </w:p>
+        </w:tc>
+        <w:tc>
+          <w:tcPr>
+            <w:tcW w:w="3837" w:type="dxa"/>
             <w:tcBorders>
               <w:top w:val="nil"/>
               <w:left w:val="nil"/>
@@ -1742,11 +1702,12 @@
       </w:tr>
       <w:tr>
         <w:trPr>
-          <w:trHeight w:val="1125"/>
+          <w:trHeight w:val="1123"/>
+          <w:jc w:val="center"/>
         </w:trPr>
         <w:tc>
           <w:tcPr>
-            <w:tcW w:w="1691" w:type="dxa"/>
+            <w:tcW w:w="1679" w:type="dxa"/>
             <w:tcBorders>
               <w:top w:val="nil"/>
               <w:left w:val="single" w:sz="8" w:space="0" w:color="000000"/>
@@ -1767,15 +1728,15 @@
               <w:jc w:val="both"/>
               <w:rPr>
                 <w:rFonts w:ascii="Times New Roman" w:eastAsia="Times New Roman" w:hAnsi="Times New Roman" w:cs="Times New Roman"/>
-                <w:sz w:val="28"/>
-                <w:szCs w:val="28"/>
-              </w:rPr>
-            </w:pPr>
-            <w:r>
-              <w:rPr>
-                <w:rFonts w:ascii="Times New Roman" w:eastAsia="Times New Roman" w:hAnsi="Times New Roman" w:cs="Times New Roman"/>
-                <w:sz w:val="28"/>
-                <w:szCs w:val="28"/>
+                <w:sz w:val="24"/>
+                <w:szCs w:val="24"/>
+              </w:rPr>
+            </w:pPr>
+            <w:r>
+              <w:rPr>
+                <w:rFonts w:ascii="Times New Roman" w:eastAsia="Times New Roman" w:hAnsi="Times New Roman" w:cs="Times New Roman"/>
+                <w:sz w:val="24"/>
+                <w:szCs w:val="24"/>
               </w:rPr>
               <w:t>Учебная задача 1</w:t>
             </w:r>
@@ -1783,7 +1744,7 @@
         </w:tc>
         <w:tc>
           <w:tcPr>
-            <w:tcW w:w="2852" w:type="dxa"/>
+            <w:tcW w:w="3722" w:type="dxa"/>
             <w:tcBorders>
               <w:top w:val="nil"/>
               <w:left w:val="nil"/>
@@ -1821,7 +1782,7 @@
         </w:tc>
         <w:tc>
           <w:tcPr>
-            <w:tcW w:w="1684" w:type="dxa"/>
+            <w:tcW w:w="1535" w:type="dxa"/>
             <w:tcBorders>
               <w:top w:val="nil"/>
               <w:left w:val="nil"/>
@@ -1844,29 +1805,22 @@
                 <w:rFonts w:ascii="Times New Roman" w:eastAsia="Times New Roman" w:hAnsi="Times New Roman" w:cs="Times New Roman"/>
                 <w:sz w:val="24"/>
                 <w:szCs w:val="24"/>
-              </w:rPr>
-            </w:pPr>
-            <w:r>
-              <w:rPr>
-                <w:rFonts w:ascii="Times New Roman" w:eastAsia="Times New Roman" w:hAnsi="Times New Roman" w:cs="Times New Roman"/>
-                <w:sz w:val="28"/>
-                <w:szCs w:val="28"/>
-              </w:rPr>
-              <w:t>Формат проверки (</w:t>
-            </w:r>
-            <w:r>
-              <w:rPr>
-                <w:rFonts w:ascii="Times New Roman" w:eastAsia="Times New Roman" w:hAnsi="Times New Roman" w:cs="Times New Roman"/>
-                <w:sz w:val="24"/>
-                <w:szCs w:val="24"/>
-              </w:rPr>
-              <w:t>учебная задача выполнена, если)</w:t>
-            </w:r>
-          </w:p>
-        </w:tc>
-        <w:tc>
-          <w:tcPr>
-            <w:tcW w:w="2798" w:type="dxa"/>
+                <w:lang w:val="ru-RU"/>
+              </w:rPr>
+            </w:pPr>
+            <w:r>
+              <w:rPr>
+                <w:rFonts w:ascii="Times New Roman" w:eastAsia="Times New Roman" w:hAnsi="Times New Roman" w:cs="Times New Roman"/>
+                <w:sz w:val="24"/>
+                <w:szCs w:val="24"/>
+              </w:rPr>
+              <w:t>Формат проверки</w:t>
+            </w:r>
+          </w:p>
+        </w:tc>
+        <w:tc>
+          <w:tcPr>
+            <w:tcW w:w="3837" w:type="dxa"/>
             <w:tcBorders>
               <w:top w:val="nil"/>
               <w:left w:val="nil"/>
@@ -1919,11 +1873,12 @@
       </w:tr>
       <w:tr>
         <w:trPr>
-          <w:trHeight w:val="1125"/>
+          <w:trHeight w:val="1123"/>
+          <w:jc w:val="center"/>
         </w:trPr>
         <w:tc>
           <w:tcPr>
-            <w:tcW w:w="1691" w:type="dxa"/>
+            <w:tcW w:w="1679" w:type="dxa"/>
             <w:tcBorders>
               <w:top w:val="nil"/>
               <w:left w:val="single" w:sz="8" w:space="0" w:color="000000"/>
@@ -1944,15 +1899,15 @@
               <w:jc w:val="both"/>
               <w:rPr>
                 <w:rFonts w:ascii="Times New Roman" w:eastAsia="Times New Roman" w:hAnsi="Times New Roman" w:cs="Times New Roman"/>
-                <w:sz w:val="28"/>
-                <w:szCs w:val="28"/>
-              </w:rPr>
-            </w:pPr>
-            <w:r>
-              <w:rPr>
-                <w:rFonts w:ascii="Times New Roman" w:eastAsia="Times New Roman" w:hAnsi="Times New Roman" w:cs="Times New Roman"/>
-                <w:sz w:val="28"/>
-                <w:szCs w:val="28"/>
+                <w:sz w:val="24"/>
+                <w:szCs w:val="24"/>
+              </w:rPr>
+            </w:pPr>
+            <w:r>
+              <w:rPr>
+                <w:rFonts w:ascii="Times New Roman" w:eastAsia="Times New Roman" w:hAnsi="Times New Roman" w:cs="Times New Roman"/>
+                <w:sz w:val="24"/>
+                <w:szCs w:val="24"/>
               </w:rPr>
               <w:t>Учебная задача 2</w:t>
             </w:r>
@@ -1960,7 +1915,7 @@
         </w:tc>
         <w:tc>
           <w:tcPr>
-            <w:tcW w:w="2852" w:type="dxa"/>
+            <w:tcW w:w="3722" w:type="dxa"/>
             <w:tcBorders>
               <w:top w:val="nil"/>
               <w:left w:val="nil"/>
@@ -2040,7 +1995,7 @@
         </w:tc>
         <w:tc>
           <w:tcPr>
-            <w:tcW w:w="1684" w:type="dxa"/>
+            <w:tcW w:w="1535" w:type="dxa"/>
             <w:tcBorders>
               <w:top w:val="nil"/>
               <w:left w:val="nil"/>
@@ -2063,29 +2018,22 @@
                 <w:rFonts w:ascii="Times New Roman" w:eastAsia="Times New Roman" w:hAnsi="Times New Roman" w:cs="Times New Roman"/>
                 <w:sz w:val="24"/>
                 <w:szCs w:val="24"/>
-              </w:rPr>
-            </w:pPr>
-            <w:r>
-              <w:rPr>
-                <w:rFonts w:ascii="Times New Roman" w:eastAsia="Times New Roman" w:hAnsi="Times New Roman" w:cs="Times New Roman"/>
-                <w:sz w:val="28"/>
-                <w:szCs w:val="28"/>
-              </w:rPr>
-              <w:t>Формат проверки (</w:t>
-            </w:r>
-            <w:r>
-              <w:rPr>
-                <w:rFonts w:ascii="Times New Roman" w:eastAsia="Times New Roman" w:hAnsi="Times New Roman" w:cs="Times New Roman"/>
-                <w:sz w:val="24"/>
-                <w:szCs w:val="24"/>
-              </w:rPr>
-              <w:t>учебная задача выполнена, если)</w:t>
-            </w:r>
-          </w:p>
-        </w:tc>
-        <w:tc>
-          <w:tcPr>
-            <w:tcW w:w="2798" w:type="dxa"/>
+                <w:lang w:val="ru-RU"/>
+              </w:rPr>
+            </w:pPr>
+            <w:r>
+              <w:rPr>
+                <w:rFonts w:ascii="Times New Roman" w:eastAsia="Times New Roman" w:hAnsi="Times New Roman" w:cs="Times New Roman"/>
+                <w:sz w:val="24"/>
+                <w:szCs w:val="24"/>
+              </w:rPr>
+              <w:t>Формат проверки</w:t>
+            </w:r>
+          </w:p>
+        </w:tc>
+        <w:tc>
+          <w:tcPr>
+            <w:tcW w:w="3837" w:type="dxa"/>
             <w:tcBorders>
               <w:top w:val="nil"/>
               <w:left w:val="nil"/>
@@ -2124,11 +2072,12 @@
       </w:tr>
       <w:tr>
         <w:trPr>
-          <w:trHeight w:val="1125"/>
+          <w:trHeight w:val="1123"/>
+          <w:jc w:val="center"/>
         </w:trPr>
         <w:tc>
           <w:tcPr>
-            <w:tcW w:w="1691" w:type="dxa"/>
+            <w:tcW w:w="1679" w:type="dxa"/>
             <w:tcBorders>
               <w:top w:val="nil"/>
               <w:left w:val="single" w:sz="8" w:space="0" w:color="000000"/>
@@ -2150,24 +2099,23 @@
               <w:jc w:val="both"/>
               <w:rPr>
                 <w:rFonts w:ascii="Times New Roman" w:eastAsia="Times New Roman" w:hAnsi="Times New Roman" w:cs="Times New Roman"/>
-                <w:sz w:val="28"/>
-                <w:szCs w:val="28"/>
-              </w:rPr>
-            </w:pPr>
-            <w:r>
-              <w:rPr>
-                <w:rFonts w:ascii="Times New Roman" w:eastAsia="Times New Roman" w:hAnsi="Times New Roman" w:cs="Times New Roman"/>
-                <w:sz w:val="28"/>
-                <w:szCs w:val="28"/>
-              </w:rPr>
-              <w:lastRenderedPageBreak/>
+                <w:sz w:val="24"/>
+                <w:szCs w:val="24"/>
+              </w:rPr>
+            </w:pPr>
+            <w:r>
+              <w:rPr>
+                <w:rFonts w:ascii="Times New Roman" w:eastAsia="Times New Roman" w:hAnsi="Times New Roman" w:cs="Times New Roman"/>
+                <w:sz w:val="24"/>
+                <w:szCs w:val="24"/>
+              </w:rPr>
               <w:t>Учебная задача 3</w:t>
             </w:r>
           </w:p>
         </w:tc>
         <w:tc>
           <w:tcPr>
-            <w:tcW w:w="2852" w:type="dxa"/>
+            <w:tcW w:w="3722" w:type="dxa"/>
             <w:tcBorders>
               <w:top w:val="nil"/>
               <w:left w:val="nil"/>
@@ -2206,7 +2154,7 @@
         </w:tc>
         <w:tc>
           <w:tcPr>
-            <w:tcW w:w="1684" w:type="dxa"/>
+            <w:tcW w:w="1535" w:type="dxa"/>
             <w:tcBorders>
               <w:top w:val="nil"/>
               <w:left w:val="nil"/>
@@ -2229,29 +2177,22 @@
                 <w:rFonts w:ascii="Times New Roman" w:eastAsia="Times New Roman" w:hAnsi="Times New Roman" w:cs="Times New Roman"/>
                 <w:sz w:val="24"/>
                 <w:szCs w:val="24"/>
-              </w:rPr>
-            </w:pPr>
-            <w:r>
-              <w:rPr>
-                <w:rFonts w:ascii="Times New Roman" w:eastAsia="Times New Roman" w:hAnsi="Times New Roman" w:cs="Times New Roman"/>
-                <w:sz w:val="28"/>
-                <w:szCs w:val="28"/>
-              </w:rPr>
-              <w:t>Формат проверки (</w:t>
-            </w:r>
-            <w:r>
-              <w:rPr>
-                <w:rFonts w:ascii="Times New Roman" w:eastAsia="Times New Roman" w:hAnsi="Times New Roman" w:cs="Times New Roman"/>
-                <w:sz w:val="24"/>
-                <w:szCs w:val="24"/>
-              </w:rPr>
-              <w:t>учебная задача выполнена, если)</w:t>
-            </w:r>
-          </w:p>
-        </w:tc>
-        <w:tc>
-          <w:tcPr>
-            <w:tcW w:w="2798" w:type="dxa"/>
+                <w:lang w:val="ru-RU"/>
+              </w:rPr>
+            </w:pPr>
+            <w:r>
+              <w:rPr>
+                <w:rFonts w:ascii="Times New Roman" w:eastAsia="Times New Roman" w:hAnsi="Times New Roman" w:cs="Times New Roman"/>
+                <w:sz w:val="24"/>
+                <w:szCs w:val="24"/>
+              </w:rPr>
+              <w:t>Формат проверки</w:t>
+            </w:r>
+          </w:p>
+        </w:tc>
+        <w:tc>
+          <w:tcPr>
+            <w:tcW w:w="3837" w:type="dxa"/>
             <w:tcBorders>
               <w:top w:val="nil"/>
               <w:left w:val="nil"/>
@@ -2313,7 +2254,8 @@
     <w:tbl>
       <w:tblPr>
         <w:tblStyle w:val="a7"/>
-        <w:tblW w:w="9025" w:type="dxa"/>
+        <w:tblW w:w="10773" w:type="dxa"/>
+        <w:jc w:val="center"/>
         <w:tblInd w:w="0" w:type="dxa"/>
         <w:tblBorders>
           <w:top w:val="nil"/>
@@ -2327,20 +2269,21 @@
         <w:tblLook w:val="0600" w:firstRow="0" w:lastRow="0" w:firstColumn="0" w:lastColumn="0" w:noHBand="1" w:noVBand="1"/>
       </w:tblPr>
       <w:tblGrid>
-        <w:gridCol w:w="1124"/>
-        <w:gridCol w:w="1915"/>
-        <w:gridCol w:w="1467"/>
-        <w:gridCol w:w="1721"/>
-        <w:gridCol w:w="1583"/>
-        <w:gridCol w:w="1215"/>
+        <w:gridCol w:w="1266"/>
+        <w:gridCol w:w="1985"/>
+        <w:gridCol w:w="1701"/>
+        <w:gridCol w:w="1984"/>
+        <w:gridCol w:w="1559"/>
+        <w:gridCol w:w="2278"/>
       </w:tblGrid>
       <w:tr>
         <w:trPr>
-          <w:trHeight w:val="825"/>
+          <w:trHeight w:val="453"/>
+          <w:jc w:val="center"/>
         </w:trPr>
         <w:tc>
           <w:tcPr>
-            <w:tcW w:w="9025" w:type="dxa"/>
+            <w:tcW w:w="10773" w:type="dxa"/>
             <w:gridSpan w:val="6"/>
             <w:tcBorders>
               <w:top w:val="single" w:sz="8" w:space="0" w:color="000000"/>
@@ -2383,11 +2326,12 @@
       </w:tr>
       <w:tr>
         <w:trPr>
-          <w:trHeight w:val="705"/>
+          <w:trHeight w:val="497"/>
+          <w:jc w:val="center"/>
         </w:trPr>
         <w:tc>
           <w:tcPr>
-            <w:tcW w:w="1124" w:type="dxa"/>
+            <w:tcW w:w="1266" w:type="dxa"/>
             <w:vMerge w:val="restart"/>
             <w:tcBorders>
               <w:top w:val="nil"/>
@@ -2425,7 +2369,7 @@
         </w:tc>
         <w:tc>
           <w:tcPr>
-            <w:tcW w:w="1915" w:type="dxa"/>
+            <w:tcW w:w="1985" w:type="dxa"/>
             <w:tcBorders>
               <w:top w:val="nil"/>
               <w:left w:val="nil"/>
@@ -2466,7 +2410,7 @@
         </w:tc>
         <w:tc>
           <w:tcPr>
-            <w:tcW w:w="1467" w:type="dxa"/>
+            <w:tcW w:w="1701" w:type="dxa"/>
             <w:tcBorders>
               <w:top w:val="nil"/>
               <w:left w:val="nil"/>
@@ -2507,7 +2451,7 @@
         </w:tc>
         <w:tc>
           <w:tcPr>
-            <w:tcW w:w="1721" w:type="dxa"/>
+            <w:tcW w:w="1984" w:type="dxa"/>
             <w:tcBorders>
               <w:top w:val="nil"/>
               <w:left w:val="nil"/>
@@ -2548,7 +2492,7 @@
         </w:tc>
         <w:tc>
           <w:tcPr>
-            <w:tcW w:w="1583" w:type="dxa"/>
+            <w:tcW w:w="1559" w:type="dxa"/>
             <w:tcBorders>
               <w:top w:val="nil"/>
               <w:left w:val="nil"/>
@@ -2589,7 +2533,7 @@
         </w:tc>
         <w:tc>
           <w:tcPr>
-            <w:tcW w:w="1215" w:type="dxa"/>
+            <w:tcW w:w="2278" w:type="dxa"/>
             <w:tcBorders>
               <w:top w:val="nil"/>
               <w:left w:val="nil"/>
@@ -2625,6 +2569,1547 @@
                 <w:szCs w:val="24"/>
               </w:rPr>
               <w:t xml:space="preserve">После занятия </w:t>
+            </w:r>
+          </w:p>
+        </w:tc>
+      </w:tr>
+      <w:tr>
+        <w:trPr>
+          <w:trHeight w:val="1020"/>
+          <w:jc w:val="center"/>
+        </w:trPr>
+        <w:tc>
+          <w:tcPr>
+            <w:tcW w:w="1266" w:type="dxa"/>
+            <w:vMerge/>
+            <w:tcBorders>
+              <w:top w:val="nil"/>
+              <w:left w:val="single" w:sz="8" w:space="0" w:color="000000"/>
+              <w:bottom w:val="single" w:sz="8" w:space="0" w:color="000000"/>
+              <w:right w:val="single" w:sz="8" w:space="0" w:color="000000"/>
+            </w:tcBorders>
+            <w:tcMar>
+              <w:top w:w="100" w:type="dxa"/>
+              <w:left w:w="100" w:type="dxa"/>
+              <w:bottom w:w="100" w:type="dxa"/>
+              <w:right w:w="100" w:type="dxa"/>
+            </w:tcMar>
+          </w:tcPr>
+          <w:p/>
+        </w:tc>
+        <w:tc>
+          <w:tcPr>
+            <w:tcW w:w="1985" w:type="dxa"/>
+            <w:tcBorders>
+              <w:top w:val="nil"/>
+              <w:left w:val="nil"/>
+              <w:bottom w:val="single" w:sz="8" w:space="0" w:color="000000"/>
+              <w:right w:val="single" w:sz="8" w:space="0" w:color="000000"/>
+            </w:tcBorders>
+            <w:shd w:val="clear" w:color="auto" w:fill="FADCE9"/>
+            <w:tcMar>
+              <w:top w:w="100" w:type="dxa"/>
+              <w:left w:w="100" w:type="dxa"/>
+              <w:bottom w:w="100" w:type="dxa"/>
+              <w:right w:w="100" w:type="dxa"/>
+            </w:tcMar>
+          </w:tcPr>
+          <w:p>
+            <w:pPr>
+              <w:spacing w:line="256" w:lineRule="auto"/>
+              <w:jc w:val="center"/>
+              <w:rPr>
+                <w:rFonts w:ascii="Times New Roman" w:eastAsia="Times New Roman" w:hAnsi="Times New Roman" w:cs="Times New Roman"/>
+                <w:sz w:val="24"/>
+                <w:szCs w:val="24"/>
+              </w:rPr>
+            </w:pPr>
+            <w:r>
+              <w:rPr>
+                <w:rFonts w:ascii="Times New Roman" w:eastAsia="Times New Roman" w:hAnsi="Times New Roman" w:cs="Times New Roman"/>
+                <w:sz w:val="24"/>
+                <w:szCs w:val="24"/>
+              </w:rPr>
+              <w:t>подготовка</w:t>
+            </w:r>
+          </w:p>
+        </w:tc>
+        <w:tc>
+          <w:tcPr>
+            <w:tcW w:w="1701" w:type="dxa"/>
+            <w:tcBorders>
+              <w:top w:val="nil"/>
+              <w:left w:val="nil"/>
+              <w:bottom w:val="single" w:sz="8" w:space="0" w:color="000000"/>
+              <w:right w:val="single" w:sz="8" w:space="0" w:color="000000"/>
+            </w:tcBorders>
+            <w:shd w:val="clear" w:color="auto" w:fill="FADCE9"/>
+            <w:tcMar>
+              <w:top w:w="100" w:type="dxa"/>
+              <w:left w:w="100" w:type="dxa"/>
+              <w:bottom w:w="100" w:type="dxa"/>
+              <w:right w:w="100" w:type="dxa"/>
+            </w:tcMar>
+          </w:tcPr>
+          <w:p>
+            <w:pPr>
+              <w:spacing w:line="256" w:lineRule="auto"/>
+              <w:jc w:val="center"/>
+              <w:rPr>
+                <w:rFonts w:ascii="Times New Roman" w:eastAsia="Times New Roman" w:hAnsi="Times New Roman" w:cs="Times New Roman"/>
+                <w:sz w:val="24"/>
+                <w:szCs w:val="24"/>
+              </w:rPr>
+            </w:pPr>
+            <w:r>
+              <w:rPr>
+                <w:rFonts w:ascii="Times New Roman" w:eastAsia="Times New Roman" w:hAnsi="Times New Roman" w:cs="Times New Roman"/>
+                <w:sz w:val="24"/>
+                <w:szCs w:val="24"/>
+              </w:rPr>
+              <w:t>знакомство, погружение в контекст, сонастройка</w:t>
+            </w:r>
+          </w:p>
+        </w:tc>
+        <w:tc>
+          <w:tcPr>
+            <w:tcW w:w="1984" w:type="dxa"/>
+            <w:tcBorders>
+              <w:top w:val="nil"/>
+              <w:left w:val="nil"/>
+              <w:bottom w:val="single" w:sz="8" w:space="0" w:color="000000"/>
+              <w:right w:val="single" w:sz="8" w:space="0" w:color="000000"/>
+            </w:tcBorders>
+            <w:shd w:val="clear" w:color="auto" w:fill="FADCE9"/>
+            <w:tcMar>
+              <w:top w:w="100" w:type="dxa"/>
+              <w:left w:w="100" w:type="dxa"/>
+              <w:bottom w:w="100" w:type="dxa"/>
+              <w:right w:w="100" w:type="dxa"/>
+            </w:tcMar>
+          </w:tcPr>
+          <w:p>
+            <w:pPr>
+              <w:spacing w:line="256" w:lineRule="auto"/>
+              <w:jc w:val="center"/>
+              <w:rPr>
+                <w:rFonts w:ascii="Times New Roman" w:eastAsia="Times New Roman" w:hAnsi="Times New Roman" w:cs="Times New Roman"/>
+                <w:sz w:val="24"/>
+                <w:szCs w:val="24"/>
+              </w:rPr>
+            </w:pPr>
+            <w:r>
+              <w:rPr>
+                <w:rFonts w:ascii="Times New Roman" w:eastAsia="Times New Roman" w:hAnsi="Times New Roman" w:cs="Times New Roman"/>
+                <w:sz w:val="24"/>
+                <w:szCs w:val="24"/>
+              </w:rPr>
+              <w:t>практика и теория в разных форматах</w:t>
+            </w:r>
+          </w:p>
+        </w:tc>
+        <w:tc>
+          <w:tcPr>
+            <w:tcW w:w="1559" w:type="dxa"/>
+            <w:tcBorders>
+              <w:top w:val="nil"/>
+              <w:left w:val="nil"/>
+              <w:bottom w:val="single" w:sz="8" w:space="0" w:color="000000"/>
+              <w:right w:val="single" w:sz="8" w:space="0" w:color="000000"/>
+            </w:tcBorders>
+            <w:shd w:val="clear" w:color="auto" w:fill="FADCE9"/>
+            <w:tcMar>
+              <w:top w:w="100" w:type="dxa"/>
+              <w:left w:w="100" w:type="dxa"/>
+              <w:bottom w:w="100" w:type="dxa"/>
+              <w:right w:w="100" w:type="dxa"/>
+            </w:tcMar>
+          </w:tcPr>
+          <w:p>
+            <w:pPr>
+              <w:spacing w:line="256" w:lineRule="auto"/>
+              <w:jc w:val="center"/>
+              <w:rPr>
+                <w:rFonts w:ascii="Times New Roman" w:eastAsia="Times New Roman" w:hAnsi="Times New Roman" w:cs="Times New Roman"/>
+                <w:sz w:val="24"/>
+                <w:szCs w:val="24"/>
+              </w:rPr>
+            </w:pPr>
+            <w:r>
+              <w:rPr>
+                <w:rFonts w:ascii="Times New Roman" w:eastAsia="Times New Roman" w:hAnsi="Times New Roman" w:cs="Times New Roman"/>
+                <w:sz w:val="24"/>
+                <w:szCs w:val="24"/>
+              </w:rPr>
+              <w:t>рефлексия, (само)оценивание</w:t>
+            </w:r>
+          </w:p>
+        </w:tc>
+        <w:tc>
+          <w:tcPr>
+            <w:tcW w:w="2278" w:type="dxa"/>
+            <w:tcBorders>
+              <w:top w:val="nil"/>
+              <w:left w:val="nil"/>
+              <w:bottom w:val="single" w:sz="8" w:space="0" w:color="000000"/>
+              <w:right w:val="single" w:sz="8" w:space="0" w:color="000000"/>
+            </w:tcBorders>
+            <w:shd w:val="clear" w:color="auto" w:fill="FADCE9"/>
+            <w:tcMar>
+              <w:top w:w="100" w:type="dxa"/>
+              <w:left w:w="100" w:type="dxa"/>
+              <w:bottom w:w="100" w:type="dxa"/>
+              <w:right w:w="100" w:type="dxa"/>
+            </w:tcMar>
+          </w:tcPr>
+          <w:p>
+            <w:pPr>
+              <w:spacing w:line="256" w:lineRule="auto"/>
+              <w:jc w:val="center"/>
+              <w:rPr>
+                <w:rFonts w:ascii="Times New Roman" w:eastAsia="Times New Roman" w:hAnsi="Times New Roman" w:cs="Times New Roman"/>
+                <w:sz w:val="24"/>
+                <w:szCs w:val="24"/>
+              </w:rPr>
+            </w:pPr>
+            <w:r>
+              <w:rPr>
+                <w:rFonts w:ascii="Times New Roman" w:eastAsia="Times New Roman" w:hAnsi="Times New Roman" w:cs="Times New Roman"/>
+                <w:sz w:val="24"/>
+                <w:szCs w:val="24"/>
+              </w:rPr>
+              <w:t>практика/агрегация знаний</w:t>
+            </w:r>
+          </w:p>
+        </w:tc>
+      </w:tr>
+      <w:tr>
+        <w:trPr>
+          <w:trHeight w:val="705"/>
+          <w:jc w:val="center"/>
+        </w:trPr>
+        <w:tc>
+          <w:tcPr>
+            <w:tcW w:w="1266" w:type="dxa"/>
+            <w:tcBorders>
+              <w:top w:val="nil"/>
+              <w:left w:val="single" w:sz="8" w:space="0" w:color="000000"/>
+              <w:bottom w:val="single" w:sz="8" w:space="0" w:color="000000"/>
+              <w:right w:val="dashed" w:sz="8" w:space="0" w:color="000000"/>
+            </w:tcBorders>
+            <w:shd w:val="clear" w:color="auto" w:fill="F3DCFA"/>
+            <w:tcMar>
+              <w:top w:w="100" w:type="dxa"/>
+              <w:left w:w="100" w:type="dxa"/>
+              <w:bottom w:w="100" w:type="dxa"/>
+              <w:right w:w="100" w:type="dxa"/>
+            </w:tcMar>
+          </w:tcPr>
+          <w:p>
+            <w:pPr>
+              <w:spacing w:line="256" w:lineRule="auto"/>
+              <w:jc w:val="center"/>
+              <w:rPr>
+                <w:rFonts w:ascii="Times New Roman" w:eastAsia="Times New Roman" w:hAnsi="Times New Roman" w:cs="Times New Roman"/>
+                <w:b/>
+                <w:bCs/>
+                <w:sz w:val="24"/>
+                <w:szCs w:val="24"/>
+              </w:rPr>
+            </w:pPr>
+            <w:r>
+              <w:rPr>
+                <w:rFonts w:ascii="Times New Roman" w:eastAsia="Times New Roman" w:hAnsi="Times New Roman" w:cs="Times New Roman"/>
+                <w:b/>
+                <w:bCs/>
+                <w:sz w:val="24"/>
+                <w:szCs w:val="24"/>
+              </w:rPr>
+              <w:t>Учебная задача</w:t>
+            </w:r>
+          </w:p>
+        </w:tc>
+        <w:tc>
+          <w:tcPr>
+            <w:tcW w:w="1985" w:type="dxa"/>
+            <w:tcBorders>
+              <w:top w:val="nil"/>
+              <w:left w:val="nil"/>
+              <w:bottom w:val="dashed" w:sz="8" w:space="0" w:color="000000"/>
+              <w:right w:val="dashed" w:sz="8" w:space="0" w:color="000000"/>
+            </w:tcBorders>
+            <w:tcMar>
+              <w:top w:w="100" w:type="dxa"/>
+              <w:left w:w="100" w:type="dxa"/>
+              <w:bottom w:w="100" w:type="dxa"/>
+              <w:right w:w="100" w:type="dxa"/>
+            </w:tcMar>
+          </w:tcPr>
+          <w:p>
+            <w:pPr>
+              <w:jc w:val="center"/>
+              <w:rPr>
+                <w:rFonts w:ascii="Times New Roman" w:eastAsia="Times New Roman" w:hAnsi="Times New Roman" w:cs="Times New Roman"/>
+                <w:sz w:val="21"/>
+                <w:szCs w:val="21"/>
+                <w:lang w:val="ru-RU"/>
+              </w:rPr>
+            </w:pPr>
+            <w:r>
+              <w:rPr>
+                <w:rFonts w:ascii="Times New Roman" w:eastAsia="Times New Roman" w:hAnsi="Times New Roman" w:cs="Times New Roman"/>
+                <w:sz w:val="21"/>
+                <w:szCs w:val="21"/>
+              </w:rPr>
+              <w:t xml:space="preserve"> </w:t>
+            </w:r>
+            <w:r>
+              <w:rPr>
+                <w:rFonts w:ascii="Times New Roman" w:eastAsia="Times New Roman" w:hAnsi="Times New Roman" w:cs="Times New Roman"/>
+                <w:sz w:val="21"/>
+                <w:szCs w:val="21"/>
+                <w:lang w:val="ru-RU"/>
+              </w:rPr>
+              <w:t>В</w:t>
+            </w:r>
+            <w:proofErr w:type="spellStart"/>
+            <w:r>
+              <w:rPr>
+                <w:rFonts w:ascii="Times New Roman" w:eastAsia="Times New Roman" w:hAnsi="Times New Roman" w:cs="Times New Roman"/>
+                <w:sz w:val="21"/>
+                <w:szCs w:val="21"/>
+              </w:rPr>
+              <w:t>спомнить</w:t>
+            </w:r>
+            <w:proofErr w:type="spellEnd"/>
+            <w:r>
+              <w:rPr>
+                <w:rFonts w:ascii="Times New Roman" w:eastAsia="Times New Roman" w:hAnsi="Times New Roman" w:cs="Times New Roman"/>
+                <w:sz w:val="21"/>
+                <w:szCs w:val="21"/>
+              </w:rPr>
+              <w:t xml:space="preserve"> базовые понятия Python и линейной </w:t>
+            </w:r>
+            <w:r>
+              <w:rPr>
+                <w:rFonts w:ascii="Times New Roman" w:eastAsia="Times New Roman" w:hAnsi="Times New Roman" w:cs="Times New Roman"/>
+                <w:sz w:val="21"/>
+                <w:szCs w:val="21"/>
+              </w:rPr>
+              <w:lastRenderedPageBreak/>
+              <w:t>алгебры (векторы, скалярное произведение)</w:t>
+            </w:r>
+          </w:p>
+        </w:tc>
+        <w:tc>
+          <w:tcPr>
+            <w:tcW w:w="1701" w:type="dxa"/>
+            <w:tcBorders>
+              <w:top w:val="nil"/>
+              <w:left w:val="nil"/>
+              <w:bottom w:val="dashed" w:sz="8" w:space="0" w:color="000000"/>
+              <w:right w:val="dashed" w:sz="8" w:space="0" w:color="000000"/>
+            </w:tcBorders>
+            <w:tcMar>
+              <w:top w:w="100" w:type="dxa"/>
+              <w:left w:w="100" w:type="dxa"/>
+              <w:bottom w:w="100" w:type="dxa"/>
+              <w:right w:w="100" w:type="dxa"/>
+            </w:tcMar>
+          </w:tcPr>
+          <w:p>
+            <w:pPr>
+              <w:jc w:val="center"/>
+              <w:rPr>
+                <w:rFonts w:ascii="Times New Roman" w:eastAsia="Times New Roman" w:hAnsi="Times New Roman" w:cs="Times New Roman"/>
+                <w:sz w:val="21"/>
+                <w:szCs w:val="21"/>
+              </w:rPr>
+            </w:pPr>
+            <w:r>
+              <w:rPr>
+                <w:rFonts w:ascii="Times New Roman" w:eastAsia="Times New Roman" w:hAnsi="Times New Roman" w:cs="Times New Roman"/>
+                <w:sz w:val="21"/>
+                <w:szCs w:val="21"/>
+              </w:rPr>
+              <w:lastRenderedPageBreak/>
+              <w:t xml:space="preserve">Связать инженерную задачу с </w:t>
+            </w:r>
+            <w:r>
+              <w:rPr>
+                <w:rFonts w:ascii="Times New Roman" w:eastAsia="Times New Roman" w:hAnsi="Times New Roman" w:cs="Times New Roman"/>
+                <w:sz w:val="21"/>
+                <w:szCs w:val="21"/>
+              </w:rPr>
+              <w:lastRenderedPageBreak/>
+              <w:t xml:space="preserve">возможностями нейросетей, задать контекст </w:t>
+            </w:r>
+          </w:p>
+        </w:tc>
+        <w:tc>
+          <w:tcPr>
+            <w:tcW w:w="1984" w:type="dxa"/>
+            <w:tcBorders>
+              <w:top w:val="nil"/>
+              <w:left w:val="nil"/>
+              <w:bottom w:val="dashed" w:sz="8" w:space="0" w:color="000000"/>
+              <w:right w:val="dashed" w:sz="8" w:space="0" w:color="000000"/>
+            </w:tcBorders>
+            <w:tcMar>
+              <w:top w:w="100" w:type="dxa"/>
+              <w:left w:w="100" w:type="dxa"/>
+              <w:bottom w:w="100" w:type="dxa"/>
+              <w:right w:w="100" w:type="dxa"/>
+            </w:tcMar>
+          </w:tcPr>
+          <w:p>
+            <w:pPr>
+              <w:jc w:val="center"/>
+              <w:rPr>
+                <w:rFonts w:ascii="Times New Roman" w:eastAsia="Times New Roman" w:hAnsi="Times New Roman" w:cs="Times New Roman"/>
+                <w:sz w:val="21"/>
+                <w:szCs w:val="21"/>
+              </w:rPr>
+            </w:pPr>
+            <w:r>
+              <w:rPr>
+                <w:rFonts w:ascii="Times New Roman" w:eastAsia="Times New Roman" w:hAnsi="Times New Roman" w:cs="Times New Roman"/>
+                <w:sz w:val="21"/>
+                <w:szCs w:val="21"/>
+              </w:rPr>
+              <w:lastRenderedPageBreak/>
+              <w:t xml:space="preserve"> </w:t>
+            </w:r>
+            <w:r>
+              <w:rPr>
+                <w:rFonts w:ascii="Times New Roman" w:eastAsia="Times New Roman" w:hAnsi="Times New Roman" w:cs="Times New Roman"/>
+                <w:sz w:val="21"/>
+                <w:szCs w:val="21"/>
+              </w:rPr>
+              <w:t>Последовательно освоить: нейрон → сеть → обучение</w:t>
+            </w:r>
+          </w:p>
+        </w:tc>
+        <w:tc>
+          <w:tcPr>
+            <w:tcW w:w="1559" w:type="dxa"/>
+            <w:tcBorders>
+              <w:top w:val="nil"/>
+              <w:left w:val="nil"/>
+              <w:bottom w:val="dashed" w:sz="8" w:space="0" w:color="000000"/>
+              <w:right w:val="dashed" w:sz="8" w:space="0" w:color="000000"/>
+            </w:tcBorders>
+            <w:tcMar>
+              <w:top w:w="100" w:type="dxa"/>
+              <w:left w:w="100" w:type="dxa"/>
+              <w:bottom w:w="100" w:type="dxa"/>
+              <w:right w:w="100" w:type="dxa"/>
+            </w:tcMar>
+          </w:tcPr>
+          <w:p>
+            <w:pPr>
+              <w:jc w:val="center"/>
+              <w:rPr>
+                <w:rFonts w:ascii="Times New Roman" w:eastAsia="Times New Roman" w:hAnsi="Times New Roman" w:cs="Times New Roman"/>
+                <w:sz w:val="21"/>
+                <w:szCs w:val="21"/>
+              </w:rPr>
+            </w:pPr>
+            <w:r>
+              <w:rPr>
+                <w:rFonts w:ascii="Times New Roman" w:eastAsia="Times New Roman" w:hAnsi="Times New Roman" w:cs="Times New Roman"/>
+                <w:sz w:val="21"/>
+                <w:szCs w:val="21"/>
+              </w:rPr>
+              <w:t xml:space="preserve"> </w:t>
+            </w:r>
+            <w:r>
+              <w:rPr>
+                <w:rFonts w:ascii="Times New Roman" w:eastAsia="Times New Roman" w:hAnsi="Times New Roman" w:cs="Times New Roman"/>
+                <w:sz w:val="21"/>
+                <w:szCs w:val="21"/>
+              </w:rPr>
+              <w:t xml:space="preserve">Закрепить понимание через вопросы, </w:t>
+            </w:r>
+            <w:r>
+              <w:rPr>
+                <w:rFonts w:ascii="Times New Roman" w:eastAsia="Times New Roman" w:hAnsi="Times New Roman" w:cs="Times New Roman"/>
+                <w:sz w:val="21"/>
+                <w:szCs w:val="21"/>
+              </w:rPr>
+              <w:lastRenderedPageBreak/>
+              <w:t>проверить усвоение</w:t>
+            </w:r>
+          </w:p>
+        </w:tc>
+        <w:tc>
+          <w:tcPr>
+            <w:tcW w:w="2278" w:type="dxa"/>
+            <w:tcBorders>
+              <w:top w:val="nil"/>
+              <w:left w:val="nil"/>
+              <w:bottom w:val="dashed" w:sz="8" w:space="0" w:color="000000"/>
+              <w:right w:val="dashed" w:sz="8" w:space="0" w:color="000000"/>
+            </w:tcBorders>
+            <w:tcMar>
+              <w:top w:w="100" w:type="dxa"/>
+              <w:left w:w="100" w:type="dxa"/>
+              <w:bottom w:w="100" w:type="dxa"/>
+              <w:right w:w="100" w:type="dxa"/>
+            </w:tcMar>
+          </w:tcPr>
+          <w:p>
+            <w:pPr>
+              <w:jc w:val="center"/>
+              <w:rPr>
+                <w:rFonts w:ascii="Times New Roman" w:eastAsia="Times New Roman" w:hAnsi="Times New Roman" w:cs="Times New Roman"/>
+                <w:sz w:val="21"/>
+                <w:szCs w:val="21"/>
+              </w:rPr>
+            </w:pPr>
+            <w:r>
+              <w:rPr>
+                <w:rFonts w:ascii="Times New Roman" w:eastAsia="Times New Roman" w:hAnsi="Times New Roman" w:cs="Times New Roman"/>
+                <w:sz w:val="21"/>
+                <w:szCs w:val="21"/>
+              </w:rPr>
+              <w:lastRenderedPageBreak/>
+              <w:t xml:space="preserve"> </w:t>
+            </w:r>
+            <w:r>
+              <w:rPr>
+                <w:rFonts w:ascii="Times New Roman" w:eastAsia="Times New Roman" w:hAnsi="Times New Roman" w:cs="Times New Roman"/>
+                <w:sz w:val="21"/>
+                <w:szCs w:val="21"/>
+              </w:rPr>
+              <w:t xml:space="preserve">Применить понимание к простому коду в </w:t>
+            </w:r>
+            <w:proofErr w:type="spellStart"/>
+            <w:r>
+              <w:rPr>
+                <w:rFonts w:ascii="Times New Roman" w:eastAsia="Times New Roman" w:hAnsi="Times New Roman" w:cs="Times New Roman"/>
+                <w:sz w:val="21"/>
+                <w:szCs w:val="21"/>
+              </w:rPr>
+              <w:t>Jupyter</w:t>
+            </w:r>
+            <w:proofErr w:type="spellEnd"/>
+            <w:r>
+              <w:rPr>
+                <w:rFonts w:ascii="Times New Roman" w:eastAsia="Times New Roman" w:hAnsi="Times New Roman" w:cs="Times New Roman"/>
+                <w:sz w:val="21"/>
+                <w:szCs w:val="21"/>
+              </w:rPr>
+              <w:t xml:space="preserve"> </w:t>
+            </w:r>
+            <w:proofErr w:type="spellStart"/>
+            <w:r>
+              <w:rPr>
+                <w:rFonts w:ascii="Times New Roman" w:eastAsia="Times New Roman" w:hAnsi="Times New Roman" w:cs="Times New Roman"/>
+                <w:sz w:val="21"/>
+                <w:szCs w:val="21"/>
+              </w:rPr>
+              <w:lastRenderedPageBreak/>
+              <w:t>Notebook</w:t>
+            </w:r>
+            <w:proofErr w:type="spellEnd"/>
+            <w:r>
+              <w:rPr>
+                <w:rFonts w:ascii="Times New Roman" w:eastAsia="Times New Roman" w:hAnsi="Times New Roman" w:cs="Times New Roman"/>
+                <w:sz w:val="21"/>
+                <w:szCs w:val="21"/>
+              </w:rPr>
+              <w:t xml:space="preserve"> (домашнее задание)</w:t>
+            </w:r>
+          </w:p>
+        </w:tc>
+      </w:tr>
+      <w:tr>
+        <w:trPr>
+          <w:trHeight w:val="1740"/>
+          <w:jc w:val="center"/>
+        </w:trPr>
+        <w:tc>
+          <w:tcPr>
+            <w:tcW w:w="1266" w:type="dxa"/>
+            <w:tcBorders>
+              <w:top w:val="nil"/>
+              <w:left w:val="single" w:sz="8" w:space="0" w:color="000000"/>
+              <w:bottom w:val="single" w:sz="8" w:space="0" w:color="000000"/>
+              <w:right w:val="dashed" w:sz="8" w:space="0" w:color="000000"/>
+            </w:tcBorders>
+            <w:shd w:val="clear" w:color="auto" w:fill="F3DCFA"/>
+            <w:tcMar>
+              <w:top w:w="100" w:type="dxa"/>
+              <w:left w:w="100" w:type="dxa"/>
+              <w:bottom w:w="100" w:type="dxa"/>
+              <w:right w:w="100" w:type="dxa"/>
+            </w:tcMar>
+          </w:tcPr>
+          <w:p>
+            <w:pPr>
+              <w:spacing w:line="256" w:lineRule="auto"/>
+              <w:jc w:val="center"/>
+              <w:rPr>
+                <w:rFonts w:ascii="Times New Roman" w:eastAsia="Times New Roman" w:hAnsi="Times New Roman" w:cs="Times New Roman"/>
+                <w:sz w:val="24"/>
+                <w:szCs w:val="24"/>
+              </w:rPr>
+            </w:pPr>
+            <w:r>
+              <w:rPr>
+                <w:rFonts w:ascii="Times New Roman" w:eastAsia="Times New Roman" w:hAnsi="Times New Roman" w:cs="Times New Roman"/>
+                <w:b/>
+                <w:bCs/>
+                <w:sz w:val="24"/>
+                <w:szCs w:val="24"/>
+              </w:rPr>
+              <w:lastRenderedPageBreak/>
+              <w:t xml:space="preserve">Контент - </w:t>
+            </w:r>
+            <w:r>
+              <w:rPr>
+                <w:rFonts w:ascii="Times New Roman" w:eastAsia="Times New Roman" w:hAnsi="Times New Roman" w:cs="Times New Roman"/>
+                <w:sz w:val="24"/>
+                <w:szCs w:val="24"/>
+              </w:rPr>
+              <w:t>теория, основное содержание, доп. материалы</w:t>
+            </w:r>
+          </w:p>
+        </w:tc>
+        <w:tc>
+          <w:tcPr>
+            <w:tcW w:w="1985" w:type="dxa"/>
+            <w:tcBorders>
+              <w:top w:val="nil"/>
+              <w:left w:val="nil"/>
+              <w:bottom w:val="dashed" w:sz="8" w:space="0" w:color="000000"/>
+              <w:right w:val="dashed" w:sz="8" w:space="0" w:color="000000"/>
+            </w:tcBorders>
+            <w:tcMar>
+              <w:top w:w="100" w:type="dxa"/>
+              <w:left w:w="100" w:type="dxa"/>
+              <w:bottom w:w="100" w:type="dxa"/>
+              <w:right w:w="100" w:type="dxa"/>
+            </w:tcMar>
+          </w:tcPr>
+          <w:p>
+            <w:pPr>
+              <w:ind w:right="280"/>
+              <w:jc w:val="center"/>
+              <w:rPr>
+                <w:rFonts w:ascii="Times New Roman" w:eastAsia="Times New Roman" w:hAnsi="Times New Roman" w:cs="Times New Roman"/>
+                <w:sz w:val="21"/>
+                <w:szCs w:val="21"/>
+              </w:rPr>
+            </w:pPr>
+            <w:r>
+              <w:rPr>
+                <w:rFonts w:ascii="Times New Roman" w:eastAsia="Times New Roman" w:hAnsi="Times New Roman" w:cs="Times New Roman"/>
+                <w:sz w:val="21"/>
+                <w:szCs w:val="21"/>
+              </w:rPr>
+              <w:t xml:space="preserve"> </w:t>
+            </w:r>
+            <w:r>
+              <w:rPr>
+                <w:rFonts w:ascii="Times New Roman" w:eastAsia="Times New Roman" w:hAnsi="Times New Roman" w:cs="Times New Roman"/>
+                <w:sz w:val="21"/>
+                <w:szCs w:val="21"/>
+              </w:rPr>
+              <w:t xml:space="preserve">Краткий </w:t>
+            </w:r>
+            <w:proofErr w:type="gramStart"/>
+            <w:r>
+              <w:rPr>
+                <w:rFonts w:ascii="Times New Roman" w:eastAsia="Times New Roman" w:hAnsi="Times New Roman" w:cs="Times New Roman"/>
+                <w:sz w:val="21"/>
+                <w:szCs w:val="21"/>
+              </w:rPr>
+              <w:t>видео-ролик</w:t>
+            </w:r>
+            <w:proofErr w:type="gramEnd"/>
+            <w:r>
+              <w:rPr>
+                <w:rFonts w:ascii="Times New Roman" w:eastAsia="Times New Roman" w:hAnsi="Times New Roman" w:cs="Times New Roman"/>
+                <w:sz w:val="21"/>
+                <w:szCs w:val="21"/>
+              </w:rPr>
+              <w:t xml:space="preserve"> «Как работают нейросети за 5 минут» (по желанию), напоминание о ссылке на </w:t>
+            </w:r>
+            <w:proofErr w:type="spellStart"/>
+            <w:r>
+              <w:rPr>
+                <w:rFonts w:ascii="Times New Roman" w:eastAsia="Times New Roman" w:hAnsi="Times New Roman" w:cs="Times New Roman"/>
+                <w:sz w:val="21"/>
+                <w:szCs w:val="21"/>
+              </w:rPr>
+              <w:t>Colab</w:t>
+            </w:r>
+            <w:proofErr w:type="spellEnd"/>
+          </w:p>
+        </w:tc>
+        <w:tc>
+          <w:tcPr>
+            <w:tcW w:w="1701" w:type="dxa"/>
+            <w:tcBorders>
+              <w:top w:val="nil"/>
+              <w:left w:val="nil"/>
+              <w:bottom w:val="dashed" w:sz="8" w:space="0" w:color="000000"/>
+              <w:right w:val="dashed" w:sz="8" w:space="0" w:color="000000"/>
+            </w:tcBorders>
+            <w:tcMar>
+              <w:top w:w="100" w:type="dxa"/>
+              <w:left w:w="100" w:type="dxa"/>
+              <w:bottom w:w="100" w:type="dxa"/>
+              <w:right w:w="100" w:type="dxa"/>
+            </w:tcMar>
+          </w:tcPr>
+          <w:p>
+            <w:pPr>
+              <w:ind w:right="280"/>
+              <w:jc w:val="center"/>
+              <w:rPr>
+                <w:rFonts w:ascii="Times New Roman" w:eastAsia="Times New Roman" w:hAnsi="Times New Roman" w:cs="Times New Roman"/>
+                <w:sz w:val="21"/>
+                <w:szCs w:val="21"/>
+              </w:rPr>
+            </w:pPr>
+            <w:r>
+              <w:rPr>
+                <w:rFonts w:ascii="Times New Roman" w:eastAsia="Times New Roman" w:hAnsi="Times New Roman" w:cs="Times New Roman"/>
+                <w:sz w:val="21"/>
+                <w:szCs w:val="21"/>
+              </w:rPr>
+              <w:t xml:space="preserve"> </w:t>
+            </w:r>
+            <w:r>
+              <w:rPr>
+                <w:rFonts w:ascii="Times New Roman" w:eastAsia="Times New Roman" w:hAnsi="Times New Roman" w:cs="Times New Roman"/>
+                <w:sz w:val="21"/>
+                <w:szCs w:val="21"/>
+              </w:rPr>
+              <w:t>Пример данных с вибродатчиков (графики), постановка задачи: предсказание состояния насоса</w:t>
+            </w:r>
+          </w:p>
+        </w:tc>
+        <w:tc>
+          <w:tcPr>
+            <w:tcW w:w="1984" w:type="dxa"/>
+            <w:tcBorders>
+              <w:top w:val="nil"/>
+              <w:left w:val="nil"/>
+              <w:bottom w:val="dashed" w:sz="8" w:space="0" w:color="000000"/>
+              <w:right w:val="dashed" w:sz="8" w:space="0" w:color="000000"/>
+            </w:tcBorders>
+            <w:tcMar>
+              <w:top w:w="100" w:type="dxa"/>
+              <w:left w:w="100" w:type="dxa"/>
+              <w:bottom w:w="100" w:type="dxa"/>
+              <w:right w:w="100" w:type="dxa"/>
+            </w:tcMar>
+          </w:tcPr>
+          <w:p>
+            <w:pPr>
+              <w:ind w:right="280"/>
+              <w:jc w:val="center"/>
+              <w:rPr>
+                <w:rFonts w:ascii="Times New Roman" w:eastAsia="Times New Roman" w:hAnsi="Times New Roman" w:cs="Times New Roman"/>
+                <w:sz w:val="21"/>
+                <w:szCs w:val="21"/>
+              </w:rPr>
+            </w:pPr>
+            <w:r>
+              <w:rPr>
+                <w:rFonts w:ascii="Times New Roman" w:eastAsia="Times New Roman" w:hAnsi="Times New Roman" w:cs="Times New Roman"/>
+                <w:sz w:val="21"/>
+                <w:szCs w:val="21"/>
+              </w:rPr>
+              <w:t>1. Нейрон: формула, веса, смещение (</w:t>
+            </w:r>
+            <w:proofErr w:type="spellStart"/>
+            <w:r>
+              <w:rPr>
+                <w:rFonts w:ascii="Times New Roman" w:eastAsia="Times New Roman" w:hAnsi="Times New Roman" w:cs="Times New Roman"/>
+                <w:sz w:val="21"/>
+                <w:szCs w:val="21"/>
+              </w:rPr>
+              <w:t>bias</w:t>
+            </w:r>
+            <w:proofErr w:type="spellEnd"/>
+            <w:r>
+              <w:rPr>
+                <w:rFonts w:ascii="Times New Roman" w:eastAsia="Times New Roman" w:hAnsi="Times New Roman" w:cs="Times New Roman"/>
+                <w:sz w:val="21"/>
+                <w:szCs w:val="21"/>
+              </w:rPr>
+              <w:t>), функции активации.</w:t>
+            </w:r>
+          </w:p>
+          <w:p>
+            <w:pPr>
+              <w:ind w:right="280"/>
+              <w:jc w:val="center"/>
+              <w:rPr>
+                <w:rFonts w:ascii="Times New Roman" w:eastAsia="Times New Roman" w:hAnsi="Times New Roman" w:cs="Times New Roman"/>
+                <w:sz w:val="21"/>
+                <w:szCs w:val="21"/>
+              </w:rPr>
+            </w:pPr>
+            <w:r>
+              <w:rPr>
+                <w:rFonts w:ascii="Times New Roman" w:eastAsia="Times New Roman" w:hAnsi="Times New Roman" w:cs="Times New Roman"/>
+                <w:sz w:val="21"/>
+                <w:szCs w:val="21"/>
+              </w:rPr>
+              <w:t>2. Сеть: слои, прямое распространение.</w:t>
+            </w:r>
+          </w:p>
+          <w:p>
+            <w:pPr>
+              <w:ind w:right="280"/>
+              <w:jc w:val="center"/>
+              <w:rPr>
+                <w:rFonts w:ascii="Times New Roman" w:eastAsia="Times New Roman" w:hAnsi="Times New Roman" w:cs="Times New Roman"/>
+                <w:sz w:val="21"/>
+                <w:szCs w:val="21"/>
+              </w:rPr>
+            </w:pPr>
+            <w:r>
+              <w:rPr>
+                <w:rFonts w:ascii="Times New Roman" w:eastAsia="Times New Roman" w:hAnsi="Times New Roman" w:cs="Times New Roman"/>
+                <w:sz w:val="21"/>
+                <w:szCs w:val="21"/>
+              </w:rPr>
+              <w:t xml:space="preserve">3. Обучение: функция потерь, градиентный спуск, </w:t>
+            </w:r>
+            <w:proofErr w:type="spellStart"/>
+            <w:r>
+              <w:rPr>
+                <w:rFonts w:ascii="Times New Roman" w:eastAsia="Times New Roman" w:hAnsi="Times New Roman" w:cs="Times New Roman"/>
+                <w:sz w:val="21"/>
+                <w:szCs w:val="21"/>
+              </w:rPr>
+              <w:t>backpropagation</w:t>
+            </w:r>
+            <w:proofErr w:type="spellEnd"/>
+            <w:r>
+              <w:rPr>
+                <w:rFonts w:ascii="Times New Roman" w:eastAsia="Times New Roman" w:hAnsi="Times New Roman" w:cs="Times New Roman"/>
+                <w:sz w:val="21"/>
+                <w:szCs w:val="21"/>
+              </w:rPr>
+              <w:t xml:space="preserve"> (общая идея) </w:t>
+            </w:r>
+          </w:p>
+        </w:tc>
+        <w:tc>
+          <w:tcPr>
+            <w:tcW w:w="1559" w:type="dxa"/>
+            <w:tcBorders>
+              <w:top w:val="nil"/>
+              <w:left w:val="nil"/>
+              <w:bottom w:val="dashed" w:sz="8" w:space="0" w:color="000000"/>
+              <w:right w:val="dashed" w:sz="8" w:space="0" w:color="000000"/>
+            </w:tcBorders>
+            <w:tcMar>
+              <w:top w:w="100" w:type="dxa"/>
+              <w:left w:w="100" w:type="dxa"/>
+              <w:bottom w:w="100" w:type="dxa"/>
+              <w:right w:w="100" w:type="dxa"/>
+            </w:tcMar>
+          </w:tcPr>
+          <w:p>
+            <w:pPr>
+              <w:jc w:val="center"/>
+              <w:rPr>
+                <w:rFonts w:ascii="Times New Roman" w:eastAsia="Times New Roman" w:hAnsi="Times New Roman" w:cs="Times New Roman"/>
+                <w:sz w:val="21"/>
+                <w:szCs w:val="21"/>
+              </w:rPr>
+            </w:pPr>
+            <w:r>
+              <w:rPr>
+                <w:rFonts w:ascii="Times New Roman" w:eastAsia="Times New Roman" w:hAnsi="Times New Roman" w:cs="Times New Roman"/>
+                <w:sz w:val="21"/>
+                <w:szCs w:val="21"/>
+              </w:rPr>
+              <w:t xml:space="preserve">Слайд с резюме: 3 ключевых блока, пример кода на </w:t>
+            </w:r>
+            <w:proofErr w:type="spellStart"/>
+            <w:r>
+              <w:rPr>
+                <w:rFonts w:ascii="Times New Roman" w:eastAsia="Times New Roman" w:hAnsi="Times New Roman" w:cs="Times New Roman"/>
+                <w:sz w:val="21"/>
+                <w:szCs w:val="21"/>
+              </w:rPr>
+              <w:t>Colab</w:t>
+            </w:r>
+            <w:proofErr w:type="spellEnd"/>
+            <w:r>
+              <w:rPr>
+                <w:rFonts w:ascii="Times New Roman" w:eastAsia="Times New Roman" w:hAnsi="Times New Roman" w:cs="Times New Roman"/>
+                <w:sz w:val="21"/>
+                <w:szCs w:val="21"/>
+              </w:rPr>
+              <w:t xml:space="preserve"> (псевдокод) </w:t>
+            </w:r>
+          </w:p>
+        </w:tc>
+        <w:tc>
+          <w:tcPr>
+            <w:tcW w:w="2278" w:type="dxa"/>
+            <w:tcBorders>
+              <w:top w:val="nil"/>
+              <w:left w:val="nil"/>
+              <w:bottom w:val="dashed" w:sz="8" w:space="0" w:color="000000"/>
+              <w:right w:val="dashed" w:sz="8" w:space="0" w:color="000000"/>
+            </w:tcBorders>
+            <w:tcMar>
+              <w:top w:w="100" w:type="dxa"/>
+              <w:left w:w="100" w:type="dxa"/>
+              <w:bottom w:w="100" w:type="dxa"/>
+              <w:right w:w="100" w:type="dxa"/>
+            </w:tcMar>
+          </w:tcPr>
+          <w:p>
+            <w:pPr>
+              <w:jc w:val="center"/>
+              <w:rPr>
+                <w:rFonts w:ascii="Times New Roman" w:eastAsia="Times New Roman" w:hAnsi="Times New Roman" w:cs="Times New Roman"/>
+                <w:sz w:val="21"/>
+                <w:szCs w:val="21"/>
+              </w:rPr>
+            </w:pPr>
+            <w:r>
+              <w:rPr>
+                <w:rFonts w:ascii="Times New Roman" w:eastAsia="Times New Roman" w:hAnsi="Times New Roman" w:cs="Times New Roman"/>
+                <w:sz w:val="21"/>
+                <w:szCs w:val="21"/>
+              </w:rPr>
+              <w:t xml:space="preserve">Код в </w:t>
+            </w:r>
+            <w:proofErr w:type="spellStart"/>
+            <w:r>
+              <w:rPr>
+                <w:rFonts w:ascii="Times New Roman" w:eastAsia="Times New Roman" w:hAnsi="Times New Roman" w:cs="Times New Roman"/>
+                <w:sz w:val="21"/>
+                <w:szCs w:val="21"/>
+              </w:rPr>
+              <w:t>Colab</w:t>
+            </w:r>
+            <w:proofErr w:type="spellEnd"/>
+            <w:r>
+              <w:rPr>
+                <w:rFonts w:ascii="Times New Roman" w:eastAsia="Times New Roman" w:hAnsi="Times New Roman" w:cs="Times New Roman"/>
+                <w:sz w:val="21"/>
+                <w:szCs w:val="21"/>
+              </w:rPr>
+              <w:t xml:space="preserve">, который реализует обучение простой сети на синтетических данных (копия для выполнения) </w:t>
+            </w:r>
+          </w:p>
+        </w:tc>
+      </w:tr>
+      <w:tr>
+        <w:trPr>
+          <w:trHeight w:val="975"/>
+          <w:jc w:val="center"/>
+        </w:trPr>
+        <w:tc>
+          <w:tcPr>
+            <w:tcW w:w="1266" w:type="dxa"/>
+            <w:tcBorders>
+              <w:top w:val="nil"/>
+              <w:left w:val="single" w:sz="8" w:space="0" w:color="000000"/>
+              <w:bottom w:val="single" w:sz="8" w:space="0" w:color="000000"/>
+              <w:right w:val="single" w:sz="8" w:space="0" w:color="000000"/>
+            </w:tcBorders>
+            <w:shd w:val="clear" w:color="auto" w:fill="F3DCFA"/>
+            <w:tcMar>
+              <w:top w:w="100" w:type="dxa"/>
+              <w:left w:w="100" w:type="dxa"/>
+              <w:bottom w:w="100" w:type="dxa"/>
+              <w:right w:w="100" w:type="dxa"/>
+            </w:tcMar>
+          </w:tcPr>
+          <w:p>
+            <w:pPr>
+              <w:spacing w:line="256" w:lineRule="auto"/>
+              <w:jc w:val="center"/>
+              <w:rPr>
+                <w:rFonts w:ascii="Times New Roman" w:eastAsia="Times New Roman" w:hAnsi="Times New Roman" w:cs="Times New Roman"/>
+                <w:sz w:val="24"/>
+                <w:szCs w:val="24"/>
+              </w:rPr>
+            </w:pPr>
+            <w:r>
+              <w:rPr>
+                <w:rFonts w:ascii="Times New Roman" w:eastAsia="Times New Roman" w:hAnsi="Times New Roman" w:cs="Times New Roman"/>
+                <w:b/>
+                <w:bCs/>
+                <w:sz w:val="24"/>
+                <w:szCs w:val="24"/>
+              </w:rPr>
+              <w:t xml:space="preserve">Механики </w:t>
+            </w:r>
+            <w:r>
+              <w:rPr>
+                <w:rFonts w:ascii="Times New Roman" w:eastAsia="Times New Roman" w:hAnsi="Times New Roman" w:cs="Times New Roman"/>
+                <w:b/>
+                <w:bCs/>
+                <w:sz w:val="24"/>
+                <w:szCs w:val="24"/>
+              </w:rPr>
+              <w:t>–</w:t>
+            </w:r>
+            <w:r>
+              <w:rPr>
+                <w:rFonts w:ascii="Times New Roman" w:eastAsia="Times New Roman" w:hAnsi="Times New Roman" w:cs="Times New Roman"/>
+                <w:b/>
+                <w:bCs/>
+                <w:sz w:val="24"/>
+                <w:szCs w:val="24"/>
+              </w:rPr>
+              <w:t xml:space="preserve"> </w:t>
+            </w:r>
+            <w:r>
+              <w:rPr>
+                <w:rFonts w:ascii="Times New Roman" w:eastAsia="Times New Roman" w:hAnsi="Times New Roman" w:cs="Times New Roman"/>
+                <w:sz w:val="24"/>
+                <w:szCs w:val="24"/>
+              </w:rPr>
+              <w:t>активности</w:t>
+            </w:r>
+            <w:r>
+              <w:rPr>
+                <w:rFonts w:ascii="Times New Roman" w:eastAsia="Times New Roman" w:hAnsi="Times New Roman" w:cs="Times New Roman"/>
+                <w:sz w:val="24"/>
+                <w:szCs w:val="24"/>
+                <w:lang w:val="ru-RU"/>
+              </w:rPr>
+              <w:t xml:space="preserve"> </w:t>
+            </w:r>
+            <w:r>
+              <w:rPr>
+                <w:rFonts w:ascii="Times New Roman" w:eastAsia="Times New Roman" w:hAnsi="Times New Roman" w:cs="Times New Roman"/>
+                <w:sz w:val="24"/>
+                <w:szCs w:val="24"/>
+              </w:rPr>
+              <w:t>/</w:t>
+            </w:r>
+            <w:r>
+              <w:rPr>
+                <w:rFonts w:ascii="Times New Roman" w:eastAsia="Times New Roman" w:hAnsi="Times New Roman" w:cs="Times New Roman"/>
+                <w:sz w:val="24"/>
+                <w:szCs w:val="24"/>
+                <w:lang w:val="ru-RU"/>
+              </w:rPr>
+              <w:t xml:space="preserve"> </w:t>
+            </w:r>
+            <w:r>
+              <w:rPr>
+                <w:rFonts w:ascii="Times New Roman" w:eastAsia="Times New Roman" w:hAnsi="Times New Roman" w:cs="Times New Roman"/>
+                <w:sz w:val="24"/>
+                <w:szCs w:val="24"/>
+              </w:rPr>
+              <w:t>тип заданий</w:t>
+            </w:r>
+          </w:p>
+        </w:tc>
+        <w:tc>
+          <w:tcPr>
+            <w:tcW w:w="1985" w:type="dxa"/>
+            <w:tcBorders>
+              <w:top w:val="nil"/>
+              <w:left w:val="nil"/>
+              <w:bottom w:val="dashed" w:sz="8" w:space="0" w:color="000000"/>
+              <w:right w:val="dashed" w:sz="8" w:space="0" w:color="000000"/>
+            </w:tcBorders>
+            <w:tcMar>
+              <w:top w:w="100" w:type="dxa"/>
+              <w:left w:w="100" w:type="dxa"/>
+              <w:bottom w:w="100" w:type="dxa"/>
+              <w:right w:w="100" w:type="dxa"/>
+            </w:tcMar>
+          </w:tcPr>
+          <w:p>
+            <w:pPr>
+              <w:spacing w:line="256" w:lineRule="auto"/>
+              <w:ind w:right="280"/>
+              <w:jc w:val="center"/>
+              <w:rPr>
+                <w:rFonts w:ascii="Times New Roman" w:eastAsia="Times New Roman" w:hAnsi="Times New Roman" w:cs="Times New Roman"/>
+                <w:sz w:val="21"/>
+                <w:szCs w:val="21"/>
+              </w:rPr>
+            </w:pPr>
+            <w:r>
+              <w:rPr>
+                <w:rFonts w:ascii="Times New Roman" w:eastAsia="Times New Roman" w:hAnsi="Times New Roman" w:cs="Times New Roman"/>
+                <w:sz w:val="21"/>
+                <w:szCs w:val="21"/>
+              </w:rPr>
+              <w:t xml:space="preserve"> </w:t>
+            </w:r>
+            <w:r>
+              <w:rPr>
+                <w:rFonts w:ascii="Times New Roman" w:eastAsia="Times New Roman" w:hAnsi="Times New Roman" w:cs="Times New Roman"/>
+                <w:sz w:val="21"/>
+                <w:szCs w:val="21"/>
+              </w:rPr>
+              <w:t>Чтение короткого текста (2–3 мин), установка мысленного фокуса</w:t>
+            </w:r>
+          </w:p>
+        </w:tc>
+        <w:tc>
+          <w:tcPr>
+            <w:tcW w:w="1701" w:type="dxa"/>
+            <w:tcBorders>
+              <w:top w:val="nil"/>
+              <w:left w:val="nil"/>
+              <w:bottom w:val="dashed" w:sz="8" w:space="0" w:color="000000"/>
+              <w:right w:val="dashed" w:sz="8" w:space="0" w:color="000000"/>
+            </w:tcBorders>
+            <w:tcMar>
+              <w:top w:w="100" w:type="dxa"/>
+              <w:left w:w="100" w:type="dxa"/>
+              <w:bottom w:w="100" w:type="dxa"/>
+              <w:right w:w="100" w:type="dxa"/>
+            </w:tcMar>
+          </w:tcPr>
+          <w:p>
+            <w:pPr>
+              <w:ind w:right="280"/>
+              <w:jc w:val="center"/>
+              <w:rPr>
+                <w:rFonts w:ascii="Times New Roman" w:eastAsia="Times New Roman" w:hAnsi="Times New Roman" w:cs="Times New Roman"/>
+                <w:sz w:val="21"/>
+                <w:szCs w:val="21"/>
+              </w:rPr>
+            </w:pPr>
+            <w:r>
+              <w:rPr>
+                <w:rFonts w:ascii="Times New Roman" w:eastAsia="Times New Roman" w:hAnsi="Times New Roman" w:cs="Times New Roman"/>
+                <w:sz w:val="21"/>
+                <w:szCs w:val="21"/>
+              </w:rPr>
+              <w:t xml:space="preserve">Приветствие, опрос: «Какие задачи вы бы хотели автоматизировать на производстве?», демонстрация реального графика данных </w:t>
+            </w:r>
+          </w:p>
+        </w:tc>
+        <w:tc>
+          <w:tcPr>
+            <w:tcW w:w="1984" w:type="dxa"/>
+            <w:tcBorders>
+              <w:top w:val="nil"/>
+              <w:left w:val="nil"/>
+              <w:bottom w:val="dashed" w:sz="8" w:space="0" w:color="000000"/>
+              <w:right w:val="dashed" w:sz="8" w:space="0" w:color="000000"/>
+            </w:tcBorders>
+            <w:tcMar>
+              <w:top w:w="100" w:type="dxa"/>
+              <w:left w:w="100" w:type="dxa"/>
+              <w:bottom w:w="100" w:type="dxa"/>
+              <w:right w:w="100" w:type="dxa"/>
+            </w:tcMar>
+          </w:tcPr>
+          <w:p>
+            <w:pPr>
+              <w:spacing w:line="256" w:lineRule="auto"/>
+              <w:ind w:right="280"/>
+              <w:jc w:val="center"/>
+              <w:rPr>
+                <w:rFonts w:ascii="Times New Roman" w:eastAsia="Times New Roman" w:hAnsi="Times New Roman" w:cs="Times New Roman"/>
+                <w:sz w:val="21"/>
+                <w:szCs w:val="21"/>
+              </w:rPr>
+            </w:pPr>
+            <w:r>
+              <w:rPr>
+                <w:rFonts w:ascii="Times New Roman" w:eastAsia="Times New Roman" w:hAnsi="Times New Roman" w:cs="Times New Roman"/>
+                <w:sz w:val="21"/>
+                <w:szCs w:val="21"/>
+              </w:rPr>
+              <w:t xml:space="preserve"> </w:t>
+            </w:r>
+            <w:r>
+              <w:rPr>
+                <w:rFonts w:ascii="Times New Roman" w:eastAsia="Times New Roman" w:hAnsi="Times New Roman" w:cs="Times New Roman"/>
+                <w:sz w:val="21"/>
+                <w:szCs w:val="21"/>
+              </w:rPr>
+              <w:t>Лекция с визуализациями (презентация), вставки-опросы (</w:t>
+            </w:r>
+            <w:proofErr w:type="spellStart"/>
+            <w:r>
+              <w:rPr>
+                <w:rFonts w:ascii="Times New Roman" w:eastAsia="Times New Roman" w:hAnsi="Times New Roman" w:cs="Times New Roman"/>
+                <w:sz w:val="21"/>
+                <w:szCs w:val="21"/>
+              </w:rPr>
+              <w:t>Mentimeter</w:t>
+            </w:r>
+            <w:proofErr w:type="spellEnd"/>
+            <w:r>
+              <w:rPr>
+                <w:rFonts w:ascii="Times New Roman" w:eastAsia="Times New Roman" w:hAnsi="Times New Roman" w:cs="Times New Roman"/>
+                <w:sz w:val="21"/>
+                <w:szCs w:val="21"/>
+              </w:rPr>
+              <w:t xml:space="preserve"> или просто поднятие рук), одна практическая мини-задача (расчёт выхода нейрона)</w:t>
+            </w:r>
+          </w:p>
+        </w:tc>
+        <w:tc>
+          <w:tcPr>
+            <w:tcW w:w="1559" w:type="dxa"/>
+            <w:tcBorders>
+              <w:top w:val="nil"/>
+              <w:left w:val="nil"/>
+              <w:bottom w:val="dashed" w:sz="8" w:space="0" w:color="000000"/>
+              <w:right w:val="dashed" w:sz="8" w:space="0" w:color="000000"/>
+            </w:tcBorders>
+            <w:tcMar>
+              <w:top w:w="100" w:type="dxa"/>
+              <w:left w:w="100" w:type="dxa"/>
+              <w:bottom w:w="100" w:type="dxa"/>
+              <w:right w:w="100" w:type="dxa"/>
+            </w:tcMar>
+          </w:tcPr>
+          <w:p>
+            <w:pPr>
+              <w:spacing w:line="256" w:lineRule="auto"/>
+              <w:jc w:val="center"/>
+              <w:rPr>
+                <w:rFonts w:ascii="Times New Roman" w:eastAsia="Times New Roman" w:hAnsi="Times New Roman" w:cs="Times New Roman"/>
+                <w:sz w:val="21"/>
+                <w:szCs w:val="21"/>
+              </w:rPr>
+            </w:pPr>
+            <w:r>
+              <w:rPr>
+                <w:rFonts w:ascii="Times New Roman" w:eastAsia="Times New Roman" w:hAnsi="Times New Roman" w:cs="Times New Roman"/>
+                <w:sz w:val="21"/>
+                <w:szCs w:val="21"/>
+              </w:rPr>
+              <w:t xml:space="preserve"> </w:t>
+            </w:r>
+            <w:r>
+              <w:rPr>
+                <w:rFonts w:ascii="Times New Roman" w:eastAsia="Times New Roman" w:hAnsi="Times New Roman" w:cs="Times New Roman"/>
+                <w:sz w:val="21"/>
+                <w:szCs w:val="21"/>
+              </w:rPr>
+              <w:t>Блиц-опрос в чате (5 вопросов с вариантами ответов), краткое обсуждение ответов</w:t>
+            </w:r>
+          </w:p>
+        </w:tc>
+        <w:tc>
+          <w:tcPr>
+            <w:tcW w:w="2278" w:type="dxa"/>
+            <w:tcBorders>
+              <w:top w:val="nil"/>
+              <w:left w:val="nil"/>
+              <w:bottom w:val="dashed" w:sz="8" w:space="0" w:color="000000"/>
+              <w:right w:val="dashed" w:sz="8" w:space="0" w:color="000000"/>
+            </w:tcBorders>
+            <w:tcMar>
+              <w:top w:w="100" w:type="dxa"/>
+              <w:left w:w="100" w:type="dxa"/>
+              <w:bottom w:w="100" w:type="dxa"/>
+              <w:right w:w="100" w:type="dxa"/>
+            </w:tcMar>
+          </w:tcPr>
+          <w:p>
+            <w:pPr>
+              <w:spacing w:line="256" w:lineRule="auto"/>
+              <w:jc w:val="center"/>
+              <w:rPr>
+                <w:rFonts w:ascii="Times New Roman" w:eastAsia="Times New Roman" w:hAnsi="Times New Roman" w:cs="Times New Roman"/>
+                <w:sz w:val="21"/>
+                <w:szCs w:val="21"/>
+              </w:rPr>
+            </w:pPr>
+            <w:r>
+              <w:rPr>
+                <w:rFonts w:ascii="Times New Roman" w:eastAsia="Times New Roman" w:hAnsi="Times New Roman" w:cs="Times New Roman"/>
+                <w:sz w:val="21"/>
+                <w:szCs w:val="21"/>
+              </w:rPr>
+              <w:t xml:space="preserve">Домашнее задание: запустить </w:t>
+            </w:r>
+            <w:proofErr w:type="spellStart"/>
+            <w:r>
+              <w:rPr>
+                <w:rFonts w:ascii="Times New Roman" w:eastAsia="Times New Roman" w:hAnsi="Times New Roman" w:cs="Times New Roman"/>
+                <w:sz w:val="21"/>
+                <w:szCs w:val="21"/>
+              </w:rPr>
+              <w:t>Colab</w:t>
+            </w:r>
+            <w:proofErr w:type="spellEnd"/>
+            <w:r>
+              <w:rPr>
+                <w:rFonts w:ascii="Times New Roman" w:eastAsia="Times New Roman" w:hAnsi="Times New Roman" w:cs="Times New Roman"/>
+                <w:sz w:val="21"/>
+                <w:szCs w:val="21"/>
+              </w:rPr>
+              <w:t xml:space="preserve">, изменить параметры, посмотреть, как меняется обучение, ответить на вопросы в Google-форме </w:t>
+            </w:r>
+          </w:p>
+        </w:tc>
+      </w:tr>
+      <w:tr>
+        <w:trPr>
+          <w:trHeight w:val="525"/>
+          <w:jc w:val="center"/>
+        </w:trPr>
+        <w:tc>
+          <w:tcPr>
+            <w:tcW w:w="1266" w:type="dxa"/>
+            <w:tcBorders>
+              <w:top w:val="nil"/>
+              <w:left w:val="single" w:sz="8" w:space="0" w:color="000000"/>
+              <w:bottom w:val="single" w:sz="8" w:space="0" w:color="000000"/>
+              <w:right w:val="single" w:sz="8" w:space="0" w:color="000000"/>
+            </w:tcBorders>
+            <w:shd w:val="clear" w:color="auto" w:fill="F3DCFA"/>
+            <w:tcMar>
+              <w:top w:w="100" w:type="dxa"/>
+              <w:left w:w="100" w:type="dxa"/>
+              <w:bottom w:w="100" w:type="dxa"/>
+              <w:right w:w="100" w:type="dxa"/>
+            </w:tcMar>
+          </w:tcPr>
+          <w:p>
+            <w:pPr>
+              <w:spacing w:line="256" w:lineRule="auto"/>
+              <w:jc w:val="center"/>
+              <w:rPr>
+                <w:rFonts w:ascii="Times New Roman" w:eastAsia="Times New Roman" w:hAnsi="Times New Roman" w:cs="Times New Roman"/>
+                <w:b/>
+                <w:bCs/>
+                <w:sz w:val="24"/>
+                <w:szCs w:val="24"/>
+              </w:rPr>
+            </w:pPr>
+            <w:r>
+              <w:rPr>
+                <w:rFonts w:ascii="Times New Roman" w:eastAsia="Times New Roman" w:hAnsi="Times New Roman" w:cs="Times New Roman"/>
+                <w:b/>
+                <w:bCs/>
+                <w:sz w:val="24"/>
+                <w:szCs w:val="24"/>
+              </w:rPr>
+              <w:t>Тайминг</w:t>
+            </w:r>
+          </w:p>
+        </w:tc>
+        <w:tc>
+          <w:tcPr>
+            <w:tcW w:w="1985" w:type="dxa"/>
+            <w:tcBorders>
+              <w:top w:val="nil"/>
+              <w:left w:val="nil"/>
+              <w:bottom w:val="dashed" w:sz="8" w:space="0" w:color="000000"/>
+              <w:right w:val="dashed" w:sz="8" w:space="0" w:color="000000"/>
+            </w:tcBorders>
+            <w:tcMar>
+              <w:top w:w="100" w:type="dxa"/>
+              <w:left w:w="100" w:type="dxa"/>
+              <w:bottom w:w="100" w:type="dxa"/>
+              <w:right w:w="100" w:type="dxa"/>
+            </w:tcMar>
+          </w:tcPr>
+          <w:p>
+            <w:pPr>
+              <w:spacing w:line="256" w:lineRule="auto"/>
+              <w:jc w:val="center"/>
+              <w:rPr>
+                <w:rFonts w:ascii="Times New Roman" w:eastAsia="Times New Roman" w:hAnsi="Times New Roman" w:cs="Times New Roman"/>
+                <w:sz w:val="21"/>
+                <w:szCs w:val="21"/>
+              </w:rPr>
+            </w:pPr>
+            <w:r>
+              <w:rPr>
+                <w:rFonts w:ascii="Times New Roman" w:eastAsia="Times New Roman" w:hAnsi="Times New Roman" w:cs="Times New Roman"/>
+                <w:sz w:val="21"/>
+                <w:szCs w:val="21"/>
+              </w:rPr>
+              <w:t xml:space="preserve">10–15 мин (вне занятия) </w:t>
+            </w:r>
+          </w:p>
+        </w:tc>
+        <w:tc>
+          <w:tcPr>
+            <w:tcW w:w="1701" w:type="dxa"/>
+            <w:tcBorders>
+              <w:top w:val="nil"/>
+              <w:left w:val="nil"/>
+              <w:bottom w:val="dashed" w:sz="8" w:space="0" w:color="000000"/>
+              <w:right w:val="dashed" w:sz="8" w:space="0" w:color="000000"/>
+            </w:tcBorders>
+            <w:tcMar>
+              <w:top w:w="100" w:type="dxa"/>
+              <w:left w:w="100" w:type="dxa"/>
+              <w:bottom w:w="100" w:type="dxa"/>
+              <w:right w:w="100" w:type="dxa"/>
+            </w:tcMar>
+          </w:tcPr>
+          <w:p>
+            <w:pPr>
+              <w:tabs>
+                <w:tab w:val="left" w:pos="525"/>
+                <w:tab w:val="center" w:pos="633"/>
+              </w:tabs>
+              <w:rPr>
+                <w:rFonts w:ascii="Times New Roman" w:eastAsia="Times New Roman" w:hAnsi="Times New Roman" w:cs="Times New Roman"/>
+                <w:sz w:val="21"/>
+                <w:szCs w:val="21"/>
+              </w:rPr>
+            </w:pPr>
+            <w:r>
+              <w:rPr>
+                <w:rFonts w:ascii="Times New Roman" w:eastAsia="Times New Roman" w:hAnsi="Times New Roman" w:cs="Times New Roman"/>
+                <w:sz w:val="21"/>
+                <w:szCs w:val="21"/>
+                <w:lang w:val="ru-RU"/>
+              </w:rPr>
+              <w:t>10 мин.</w:t>
+            </w:r>
+            <w:r>
+              <w:rPr>
+                <w:rFonts w:ascii="Times New Roman" w:eastAsia="Times New Roman" w:hAnsi="Times New Roman" w:cs="Times New Roman"/>
+                <w:sz w:val="21"/>
+                <w:szCs w:val="21"/>
+              </w:rPr>
+              <w:tab/>
+              <w:t xml:space="preserve"> </w:t>
+            </w:r>
+          </w:p>
+        </w:tc>
+        <w:tc>
+          <w:tcPr>
+            <w:tcW w:w="1984" w:type="dxa"/>
+            <w:tcBorders>
+              <w:top w:val="nil"/>
+              <w:left w:val="nil"/>
+              <w:bottom w:val="dashed" w:sz="8" w:space="0" w:color="000000"/>
+              <w:right w:val="dashed" w:sz="8" w:space="0" w:color="000000"/>
+            </w:tcBorders>
+            <w:tcMar>
+              <w:top w:w="100" w:type="dxa"/>
+              <w:left w:w="100" w:type="dxa"/>
+              <w:bottom w:w="100" w:type="dxa"/>
+              <w:right w:w="100" w:type="dxa"/>
+            </w:tcMar>
+          </w:tcPr>
+          <w:p>
+            <w:pPr>
+              <w:spacing w:line="256" w:lineRule="auto"/>
+              <w:jc w:val="center"/>
+              <w:rPr>
+                <w:rFonts w:ascii="Times New Roman" w:eastAsia="Times New Roman" w:hAnsi="Times New Roman" w:cs="Times New Roman"/>
+                <w:sz w:val="21"/>
+                <w:szCs w:val="21"/>
+              </w:rPr>
+            </w:pPr>
+            <w:r>
+              <w:rPr>
+                <w:rFonts w:ascii="Times New Roman" w:eastAsia="Times New Roman" w:hAnsi="Times New Roman" w:cs="Times New Roman"/>
+                <w:sz w:val="21"/>
+                <w:szCs w:val="21"/>
+              </w:rPr>
+              <w:t xml:space="preserve"> </w:t>
+            </w:r>
+            <w:r>
+              <w:rPr>
+                <w:rFonts w:ascii="Times New Roman" w:eastAsia="Times New Roman" w:hAnsi="Times New Roman" w:cs="Times New Roman"/>
+                <w:sz w:val="21"/>
+                <w:szCs w:val="21"/>
+              </w:rPr>
+              <w:t>60 мин (общий лекционный блок с паузами)</w:t>
+            </w:r>
+          </w:p>
+        </w:tc>
+        <w:tc>
+          <w:tcPr>
+            <w:tcW w:w="1559" w:type="dxa"/>
+            <w:tcBorders>
+              <w:top w:val="nil"/>
+              <w:left w:val="nil"/>
+              <w:bottom w:val="dashed" w:sz="8" w:space="0" w:color="000000"/>
+              <w:right w:val="dashed" w:sz="8" w:space="0" w:color="000000"/>
+            </w:tcBorders>
+            <w:tcMar>
+              <w:top w:w="100" w:type="dxa"/>
+              <w:left w:w="100" w:type="dxa"/>
+              <w:bottom w:w="100" w:type="dxa"/>
+              <w:right w:w="100" w:type="dxa"/>
+            </w:tcMar>
+          </w:tcPr>
+          <w:p>
+            <w:pPr>
+              <w:spacing w:line="256" w:lineRule="auto"/>
+              <w:jc w:val="center"/>
+              <w:rPr>
+                <w:rFonts w:ascii="Times New Roman" w:eastAsia="Times New Roman" w:hAnsi="Times New Roman" w:cs="Times New Roman"/>
+                <w:sz w:val="21"/>
+                <w:szCs w:val="21"/>
+              </w:rPr>
+            </w:pPr>
+            <w:r>
+              <w:rPr>
+                <w:rFonts w:ascii="Times New Roman" w:eastAsia="Times New Roman" w:hAnsi="Times New Roman" w:cs="Times New Roman"/>
+                <w:sz w:val="21"/>
+                <w:szCs w:val="21"/>
+              </w:rPr>
+              <w:t xml:space="preserve">15 мин </w:t>
+            </w:r>
+          </w:p>
+        </w:tc>
+        <w:tc>
+          <w:tcPr>
+            <w:tcW w:w="2278" w:type="dxa"/>
+            <w:tcBorders>
+              <w:top w:val="nil"/>
+              <w:left w:val="nil"/>
+              <w:bottom w:val="dashed" w:sz="8" w:space="0" w:color="000000"/>
+              <w:right w:val="dashed" w:sz="8" w:space="0" w:color="000000"/>
+            </w:tcBorders>
+            <w:tcMar>
+              <w:top w:w="100" w:type="dxa"/>
+              <w:left w:w="100" w:type="dxa"/>
+              <w:bottom w:w="100" w:type="dxa"/>
+              <w:right w:w="100" w:type="dxa"/>
+            </w:tcMar>
+          </w:tcPr>
+          <w:p>
+            <w:pPr>
+              <w:spacing w:line="256" w:lineRule="auto"/>
+              <w:jc w:val="center"/>
+              <w:rPr>
+                <w:rFonts w:ascii="Times New Roman" w:eastAsia="Times New Roman" w:hAnsi="Times New Roman" w:cs="Times New Roman"/>
+                <w:sz w:val="21"/>
+                <w:szCs w:val="21"/>
+              </w:rPr>
+            </w:pPr>
+            <w:r>
+              <w:rPr>
+                <w:rFonts w:ascii="Times New Roman" w:eastAsia="Times New Roman" w:hAnsi="Times New Roman" w:cs="Times New Roman"/>
+                <w:sz w:val="21"/>
+                <w:szCs w:val="21"/>
+              </w:rPr>
+              <w:t xml:space="preserve"> </w:t>
+            </w:r>
+            <w:r>
+              <w:rPr>
+                <w:rFonts w:ascii="Times New Roman" w:eastAsia="Times New Roman" w:hAnsi="Times New Roman" w:cs="Times New Roman"/>
+                <w:sz w:val="21"/>
+                <w:szCs w:val="21"/>
+              </w:rPr>
+              <w:t>30–45 мин (дома)</w:t>
             </w:r>
           </w:p>
         </w:tc>
@@ -2632,225 +4117,17 @@
       <w:tr>
         <w:trPr>
           <w:trHeight w:val="1230"/>
+          <w:jc w:val="center"/>
         </w:trPr>
         <w:tc>
           <w:tcPr>
-            <w:tcW w:w="1124" w:type="dxa"/>
-            <w:vMerge/>
+            <w:tcW w:w="1266" w:type="dxa"/>
             <w:tcBorders>
               <w:top w:val="nil"/>
               <w:left w:val="single" w:sz="8" w:space="0" w:color="000000"/>
               <w:bottom w:val="single" w:sz="8" w:space="0" w:color="000000"/>
               <w:right w:val="single" w:sz="8" w:space="0" w:color="000000"/>
             </w:tcBorders>
-            <w:tcMar>
-              <w:top w:w="100" w:type="dxa"/>
-              <w:left w:w="100" w:type="dxa"/>
-              <w:bottom w:w="100" w:type="dxa"/>
-              <w:right w:w="100" w:type="dxa"/>
-            </w:tcMar>
-          </w:tcPr>
-          <w:p/>
-        </w:tc>
-        <w:tc>
-          <w:tcPr>
-            <w:tcW w:w="1915" w:type="dxa"/>
-            <w:tcBorders>
-              <w:top w:val="nil"/>
-              <w:left w:val="nil"/>
-              <w:bottom w:val="single" w:sz="8" w:space="0" w:color="000000"/>
-              <w:right w:val="single" w:sz="8" w:space="0" w:color="000000"/>
-            </w:tcBorders>
-            <w:shd w:val="clear" w:color="auto" w:fill="FADCE9"/>
-            <w:tcMar>
-              <w:top w:w="100" w:type="dxa"/>
-              <w:left w:w="100" w:type="dxa"/>
-              <w:bottom w:w="100" w:type="dxa"/>
-              <w:right w:w="100" w:type="dxa"/>
-            </w:tcMar>
-          </w:tcPr>
-          <w:p>
-            <w:pPr>
-              <w:spacing w:line="256" w:lineRule="auto"/>
-              <w:jc w:val="center"/>
-              <w:rPr>
-                <w:rFonts w:ascii="Times New Roman" w:eastAsia="Times New Roman" w:hAnsi="Times New Roman" w:cs="Times New Roman"/>
-                <w:sz w:val="24"/>
-                <w:szCs w:val="24"/>
-              </w:rPr>
-            </w:pPr>
-            <w:r>
-              <w:rPr>
-                <w:rFonts w:ascii="Times New Roman" w:eastAsia="Times New Roman" w:hAnsi="Times New Roman" w:cs="Times New Roman"/>
-                <w:sz w:val="24"/>
-                <w:szCs w:val="24"/>
-              </w:rPr>
-              <w:t>подготовка</w:t>
-            </w:r>
-          </w:p>
-        </w:tc>
-        <w:tc>
-          <w:tcPr>
-            <w:tcW w:w="1467" w:type="dxa"/>
-            <w:tcBorders>
-              <w:top w:val="nil"/>
-              <w:left w:val="nil"/>
-              <w:bottom w:val="single" w:sz="8" w:space="0" w:color="000000"/>
-              <w:right w:val="single" w:sz="8" w:space="0" w:color="000000"/>
-            </w:tcBorders>
-            <w:shd w:val="clear" w:color="auto" w:fill="FADCE9"/>
-            <w:tcMar>
-              <w:top w:w="100" w:type="dxa"/>
-              <w:left w:w="100" w:type="dxa"/>
-              <w:bottom w:w="100" w:type="dxa"/>
-              <w:right w:w="100" w:type="dxa"/>
-            </w:tcMar>
-          </w:tcPr>
-          <w:p>
-            <w:pPr>
-              <w:spacing w:line="256" w:lineRule="auto"/>
-              <w:jc w:val="center"/>
-              <w:rPr>
-                <w:rFonts w:ascii="Times New Roman" w:eastAsia="Times New Roman" w:hAnsi="Times New Roman" w:cs="Times New Roman"/>
-                <w:sz w:val="24"/>
-                <w:szCs w:val="24"/>
-              </w:rPr>
-            </w:pPr>
-            <w:r>
-              <w:rPr>
-                <w:rFonts w:ascii="Times New Roman" w:eastAsia="Times New Roman" w:hAnsi="Times New Roman" w:cs="Times New Roman"/>
-                <w:sz w:val="24"/>
-                <w:szCs w:val="24"/>
-              </w:rPr>
-              <w:t>знакомство, погружение в контекст, сонастройка</w:t>
-            </w:r>
-          </w:p>
-        </w:tc>
-        <w:tc>
-          <w:tcPr>
-            <w:tcW w:w="1721" w:type="dxa"/>
-            <w:tcBorders>
-              <w:top w:val="nil"/>
-              <w:left w:val="nil"/>
-              <w:bottom w:val="single" w:sz="8" w:space="0" w:color="000000"/>
-              <w:right w:val="single" w:sz="8" w:space="0" w:color="000000"/>
-            </w:tcBorders>
-            <w:shd w:val="clear" w:color="auto" w:fill="FADCE9"/>
-            <w:tcMar>
-              <w:top w:w="100" w:type="dxa"/>
-              <w:left w:w="100" w:type="dxa"/>
-              <w:bottom w:w="100" w:type="dxa"/>
-              <w:right w:w="100" w:type="dxa"/>
-            </w:tcMar>
-          </w:tcPr>
-          <w:p>
-            <w:pPr>
-              <w:spacing w:line="256" w:lineRule="auto"/>
-              <w:jc w:val="center"/>
-              <w:rPr>
-                <w:rFonts w:ascii="Times New Roman" w:eastAsia="Times New Roman" w:hAnsi="Times New Roman" w:cs="Times New Roman"/>
-                <w:sz w:val="24"/>
-                <w:szCs w:val="24"/>
-              </w:rPr>
-            </w:pPr>
-            <w:r>
-              <w:rPr>
-                <w:rFonts w:ascii="Times New Roman" w:eastAsia="Times New Roman" w:hAnsi="Times New Roman" w:cs="Times New Roman"/>
-                <w:sz w:val="24"/>
-                <w:szCs w:val="24"/>
-              </w:rPr>
-              <w:t>практика и теория в разных форматах</w:t>
-            </w:r>
-          </w:p>
-        </w:tc>
-        <w:tc>
-          <w:tcPr>
-            <w:tcW w:w="1583" w:type="dxa"/>
-            <w:tcBorders>
-              <w:top w:val="nil"/>
-              <w:left w:val="nil"/>
-              <w:bottom w:val="single" w:sz="8" w:space="0" w:color="000000"/>
-              <w:right w:val="single" w:sz="8" w:space="0" w:color="000000"/>
-            </w:tcBorders>
-            <w:shd w:val="clear" w:color="auto" w:fill="FADCE9"/>
-            <w:tcMar>
-              <w:top w:w="100" w:type="dxa"/>
-              <w:left w:w="100" w:type="dxa"/>
-              <w:bottom w:w="100" w:type="dxa"/>
-              <w:right w:w="100" w:type="dxa"/>
-            </w:tcMar>
-          </w:tcPr>
-          <w:p>
-            <w:pPr>
-              <w:spacing w:line="256" w:lineRule="auto"/>
-              <w:jc w:val="center"/>
-              <w:rPr>
-                <w:rFonts w:ascii="Times New Roman" w:eastAsia="Times New Roman" w:hAnsi="Times New Roman" w:cs="Times New Roman"/>
-                <w:sz w:val="24"/>
-                <w:szCs w:val="24"/>
-              </w:rPr>
-            </w:pPr>
-            <w:r>
-              <w:rPr>
-                <w:rFonts w:ascii="Times New Roman" w:eastAsia="Times New Roman" w:hAnsi="Times New Roman" w:cs="Times New Roman"/>
-                <w:sz w:val="24"/>
-                <w:szCs w:val="24"/>
-              </w:rPr>
-              <w:t>рефлексия, (само)оценивание</w:t>
-            </w:r>
-          </w:p>
-        </w:tc>
-        <w:tc>
-          <w:tcPr>
-            <w:tcW w:w="1215" w:type="dxa"/>
-            <w:tcBorders>
-              <w:top w:val="nil"/>
-              <w:left w:val="nil"/>
-              <w:bottom w:val="single" w:sz="8" w:space="0" w:color="000000"/>
-              <w:right w:val="single" w:sz="8" w:space="0" w:color="000000"/>
-            </w:tcBorders>
-            <w:shd w:val="clear" w:color="auto" w:fill="FADCE9"/>
-            <w:tcMar>
-              <w:top w:w="100" w:type="dxa"/>
-              <w:left w:w="100" w:type="dxa"/>
-              <w:bottom w:w="100" w:type="dxa"/>
-              <w:right w:w="100" w:type="dxa"/>
-            </w:tcMar>
-          </w:tcPr>
-          <w:p>
-            <w:pPr>
-              <w:spacing w:line="256" w:lineRule="auto"/>
-              <w:jc w:val="center"/>
-              <w:rPr>
-                <w:rFonts w:ascii="Times New Roman" w:eastAsia="Times New Roman" w:hAnsi="Times New Roman" w:cs="Times New Roman"/>
-                <w:sz w:val="24"/>
-                <w:szCs w:val="24"/>
-              </w:rPr>
-            </w:pPr>
-            <w:r>
-              <w:rPr>
-                <w:rFonts w:ascii="Times New Roman" w:eastAsia="Times New Roman" w:hAnsi="Times New Roman" w:cs="Times New Roman"/>
-                <w:sz w:val="24"/>
-                <w:szCs w:val="24"/>
-              </w:rPr>
-              <w:t>практика/агрегация знаний</w:t>
-            </w:r>
-          </w:p>
-        </w:tc>
-      </w:tr>
-      <w:tr>
-        <w:trPr>
-          <w:trHeight w:val="705"/>
-        </w:trPr>
-        <w:tc>
-          <w:tcPr>
-            <w:tcW w:w="1124" w:type="dxa"/>
-            <w:tcBorders>
-              <w:top w:val="nil"/>
-              <w:left w:val="single" w:sz="8" w:space="0" w:color="000000"/>
-              <w:bottom w:val="single" w:sz="8" w:space="0" w:color="000000"/>
-              <w:right w:val="dashed" w:sz="8" w:space="0" w:color="000000"/>
-            </w:tcBorders>
             <w:shd w:val="clear" w:color="auto" w:fill="F3DCFA"/>
             <w:tcMar>
               <w:top w:w="100" w:type="dxa"/>
@@ -2879,1478 +4156,362 @@
                 <w:sz w:val="24"/>
                 <w:szCs w:val="24"/>
               </w:rPr>
-              <w:t>Учебная задача</w:t>
-            </w:r>
-          </w:p>
-        </w:tc>
-        <w:tc>
-          <w:tcPr>
-            <w:tcW w:w="1915" w:type="dxa"/>
-            <w:tcBorders>
-              <w:top w:val="nil"/>
-              <w:left w:val="nil"/>
-              <w:bottom w:val="dashed" w:sz="8" w:space="0" w:color="000000"/>
-              <w:right w:val="dashed" w:sz="8" w:space="0" w:color="000000"/>
-            </w:tcBorders>
-            <w:tcMar>
-              <w:top w:w="100" w:type="dxa"/>
-              <w:left w:w="100" w:type="dxa"/>
-              <w:bottom w:w="100" w:type="dxa"/>
-              <w:right w:w="100" w:type="dxa"/>
-            </w:tcMar>
-          </w:tcPr>
-          <w:p>
-            <w:pPr>
+              <w:t>Инструменты для реализации механик</w:t>
+            </w:r>
+          </w:p>
+        </w:tc>
+        <w:tc>
+          <w:tcPr>
+            <w:tcW w:w="1985" w:type="dxa"/>
+            <w:tcBorders>
+              <w:top w:val="nil"/>
+              <w:left w:val="nil"/>
+              <w:bottom w:val="dashed" w:sz="8" w:space="0" w:color="000000"/>
+              <w:right w:val="dashed" w:sz="8" w:space="0" w:color="000000"/>
+            </w:tcBorders>
+            <w:tcMar>
+              <w:top w:w="100" w:type="dxa"/>
+              <w:left w:w="100" w:type="dxa"/>
+              <w:bottom w:w="100" w:type="dxa"/>
+              <w:right w:w="100" w:type="dxa"/>
+            </w:tcMar>
+          </w:tcPr>
+          <w:p>
+            <w:pPr>
+              <w:spacing w:line="256" w:lineRule="auto"/>
               <w:jc w:val="center"/>
               <w:rPr>
                 <w:rFonts w:ascii="Times New Roman" w:eastAsia="Times New Roman" w:hAnsi="Times New Roman" w:cs="Times New Roman"/>
-                <w:lang w:val="ru-RU"/>
-              </w:rPr>
-            </w:pPr>
-            <w:r>
-              <w:rPr>
-                <w:rFonts w:ascii="Times New Roman" w:eastAsia="Times New Roman" w:hAnsi="Times New Roman" w:cs="Times New Roman"/>
+                <w:sz w:val="21"/>
+                <w:szCs w:val="21"/>
+              </w:rPr>
+            </w:pPr>
+            <w:r>
+              <w:rPr>
+                <w:rFonts w:ascii="Times New Roman" w:eastAsia="Times New Roman" w:hAnsi="Times New Roman" w:cs="Times New Roman"/>
+                <w:sz w:val="21"/>
+                <w:szCs w:val="21"/>
               </w:rPr>
               <w:t xml:space="preserve"> </w:t>
             </w:r>
             <w:r>
               <w:rPr>
                 <w:rFonts w:ascii="Times New Roman" w:eastAsia="Times New Roman" w:hAnsi="Times New Roman" w:cs="Times New Roman"/>
-                <w:lang w:val="ru-RU"/>
-              </w:rPr>
-              <w:t>В</w:t>
+                <w:sz w:val="21"/>
+                <w:szCs w:val="21"/>
+              </w:rPr>
+              <w:t xml:space="preserve">LMS </w:t>
+            </w:r>
+            <w:proofErr w:type="gramStart"/>
+            <w:r>
+              <w:rPr>
+                <w:rFonts w:ascii="Times New Roman" w:eastAsia="Times New Roman" w:hAnsi="Times New Roman" w:cs="Times New Roman"/>
+                <w:sz w:val="21"/>
+                <w:szCs w:val="21"/>
+              </w:rPr>
+              <w:t>с ссылками</w:t>
+            </w:r>
+            <w:proofErr w:type="gramEnd"/>
+            <w:r>
+              <w:rPr>
+                <w:rFonts w:ascii="Times New Roman" w:eastAsia="Times New Roman" w:hAnsi="Times New Roman" w:cs="Times New Roman"/>
+                <w:sz w:val="21"/>
+                <w:szCs w:val="21"/>
+              </w:rPr>
+              <w:t>, Telegram-канал курса</w:t>
+            </w:r>
+          </w:p>
+        </w:tc>
+        <w:tc>
+          <w:tcPr>
+            <w:tcW w:w="1701" w:type="dxa"/>
+            <w:tcBorders>
+              <w:top w:val="nil"/>
+              <w:left w:val="nil"/>
+              <w:bottom w:val="dashed" w:sz="8" w:space="0" w:color="000000"/>
+              <w:right w:val="dashed" w:sz="8" w:space="0" w:color="000000"/>
+            </w:tcBorders>
+            <w:tcMar>
+              <w:top w:w="100" w:type="dxa"/>
+              <w:left w:w="100" w:type="dxa"/>
+              <w:bottom w:w="100" w:type="dxa"/>
+              <w:right w:w="100" w:type="dxa"/>
+            </w:tcMar>
+          </w:tcPr>
+          <w:p>
+            <w:pPr>
+              <w:jc w:val="center"/>
+              <w:rPr>
+                <w:rFonts w:ascii="Times New Roman" w:eastAsia="Times New Roman" w:hAnsi="Times New Roman" w:cs="Times New Roman"/>
+                <w:sz w:val="21"/>
+                <w:szCs w:val="21"/>
+              </w:rPr>
+            </w:pPr>
+            <w:r>
+              <w:rPr>
+                <w:rFonts w:ascii="Times New Roman" w:eastAsia="Times New Roman" w:hAnsi="Times New Roman" w:cs="Times New Roman"/>
+                <w:sz w:val="21"/>
+                <w:szCs w:val="21"/>
+              </w:rPr>
+              <w:t xml:space="preserve">Видеоконференция/аудитория, презентация, слайд с реальным графиком данных </w:t>
+            </w:r>
+          </w:p>
+        </w:tc>
+        <w:tc>
+          <w:tcPr>
+            <w:tcW w:w="1984" w:type="dxa"/>
+            <w:tcBorders>
+              <w:top w:val="nil"/>
+              <w:left w:val="nil"/>
+              <w:bottom w:val="dashed" w:sz="8" w:space="0" w:color="000000"/>
+              <w:right w:val="dashed" w:sz="8" w:space="0" w:color="000000"/>
+            </w:tcBorders>
+            <w:tcMar>
+              <w:top w:w="100" w:type="dxa"/>
+              <w:left w:w="100" w:type="dxa"/>
+              <w:bottom w:w="100" w:type="dxa"/>
+              <w:right w:w="100" w:type="dxa"/>
+            </w:tcMar>
+          </w:tcPr>
+          <w:p>
+            <w:pPr>
+              <w:spacing w:line="256" w:lineRule="auto"/>
+              <w:jc w:val="center"/>
+              <w:rPr>
+                <w:rFonts w:ascii="Times New Roman" w:eastAsia="Times New Roman" w:hAnsi="Times New Roman" w:cs="Times New Roman"/>
+                <w:sz w:val="21"/>
+                <w:szCs w:val="21"/>
+              </w:rPr>
+            </w:pPr>
+            <w:r>
+              <w:rPr>
+                <w:rFonts w:ascii="Times New Roman" w:eastAsia="Times New Roman" w:hAnsi="Times New Roman" w:cs="Times New Roman"/>
+                <w:sz w:val="21"/>
+                <w:szCs w:val="21"/>
+              </w:rPr>
+              <w:t xml:space="preserve">Презентация (PPT/Google </w:t>
             </w:r>
             <w:proofErr w:type="spellStart"/>
             <w:r>
               <w:rPr>
                 <w:rFonts w:ascii="Times New Roman" w:eastAsia="Times New Roman" w:hAnsi="Times New Roman" w:cs="Times New Roman"/>
-              </w:rPr>
-              <w:t>спомнить</w:t>
+                <w:sz w:val="21"/>
+                <w:szCs w:val="21"/>
+              </w:rPr>
+              <w:t>Slides</w:t>
             </w:r>
             <w:proofErr w:type="spellEnd"/>
             <w:r>
               <w:rPr>
                 <w:rFonts w:ascii="Times New Roman" w:eastAsia="Times New Roman" w:hAnsi="Times New Roman" w:cs="Times New Roman"/>
-              </w:rPr>
-              <w:t xml:space="preserve"> базовые понятия Python и линейной алгебры (векторы, скалярное произведение)</w:t>
-            </w:r>
-          </w:p>
-        </w:tc>
-        <w:tc>
-          <w:tcPr>
-            <w:tcW w:w="1467" w:type="dxa"/>
-            <w:tcBorders>
-              <w:top w:val="nil"/>
-              <w:left w:val="nil"/>
-              <w:bottom w:val="dashed" w:sz="8" w:space="0" w:color="000000"/>
-              <w:right w:val="dashed" w:sz="8" w:space="0" w:color="000000"/>
-            </w:tcBorders>
-            <w:tcMar>
-              <w:top w:w="100" w:type="dxa"/>
-              <w:left w:w="100" w:type="dxa"/>
-              <w:bottom w:w="100" w:type="dxa"/>
-              <w:right w:w="100" w:type="dxa"/>
-            </w:tcMar>
-          </w:tcPr>
-          <w:p>
-            <w:pPr>
+                <w:sz w:val="21"/>
+                <w:szCs w:val="21"/>
+              </w:rPr>
+              <w:t>), онлайн-доска (</w:t>
+            </w:r>
+            <w:proofErr w:type="spellStart"/>
+            <w:r>
+              <w:rPr>
+                <w:rFonts w:ascii="Times New Roman" w:eastAsia="Times New Roman" w:hAnsi="Times New Roman" w:cs="Times New Roman"/>
+                <w:sz w:val="21"/>
+                <w:szCs w:val="21"/>
+              </w:rPr>
+              <w:t>Miro</w:t>
+            </w:r>
+            <w:proofErr w:type="spellEnd"/>
+            <w:r>
+              <w:rPr>
+                <w:rFonts w:ascii="Times New Roman" w:eastAsia="Times New Roman" w:hAnsi="Times New Roman" w:cs="Times New Roman"/>
+                <w:sz w:val="21"/>
+                <w:szCs w:val="21"/>
+              </w:rPr>
+              <w:t xml:space="preserve">) для рисования схем, </w:t>
+            </w:r>
+            <w:proofErr w:type="spellStart"/>
+            <w:r>
+              <w:rPr>
+                <w:rFonts w:ascii="Times New Roman" w:eastAsia="Times New Roman" w:hAnsi="Times New Roman" w:cs="Times New Roman"/>
+                <w:sz w:val="21"/>
+                <w:szCs w:val="21"/>
+              </w:rPr>
+              <w:t>Mentimeter</w:t>
+            </w:r>
+            <w:proofErr w:type="spellEnd"/>
+            <w:r>
+              <w:rPr>
+                <w:rFonts w:ascii="Times New Roman" w:eastAsia="Times New Roman" w:hAnsi="Times New Roman" w:cs="Times New Roman"/>
+                <w:sz w:val="21"/>
+                <w:szCs w:val="21"/>
+              </w:rPr>
+              <w:t>/</w:t>
+            </w:r>
+            <w:proofErr w:type="spellStart"/>
+            <w:r>
+              <w:rPr>
+                <w:rFonts w:ascii="Times New Roman" w:eastAsia="Times New Roman" w:hAnsi="Times New Roman" w:cs="Times New Roman"/>
+                <w:sz w:val="21"/>
+                <w:szCs w:val="21"/>
+              </w:rPr>
+              <w:t>Slido</w:t>
+            </w:r>
+            <w:proofErr w:type="spellEnd"/>
+            <w:r>
+              <w:rPr>
+                <w:rFonts w:ascii="Times New Roman" w:eastAsia="Times New Roman" w:hAnsi="Times New Roman" w:cs="Times New Roman"/>
+                <w:sz w:val="21"/>
+                <w:szCs w:val="21"/>
+              </w:rPr>
+              <w:t xml:space="preserve"> для опросов, калькулятор (или просто общий расчёт на доске) </w:t>
+            </w:r>
+          </w:p>
+        </w:tc>
+        <w:tc>
+          <w:tcPr>
+            <w:tcW w:w="1559" w:type="dxa"/>
+            <w:tcBorders>
+              <w:top w:val="nil"/>
+              <w:left w:val="nil"/>
+              <w:bottom w:val="dashed" w:sz="8" w:space="0" w:color="000000"/>
+              <w:right w:val="dashed" w:sz="8" w:space="0" w:color="000000"/>
+            </w:tcBorders>
+            <w:tcMar>
+              <w:top w:w="100" w:type="dxa"/>
+              <w:left w:w="100" w:type="dxa"/>
+              <w:bottom w:w="100" w:type="dxa"/>
+              <w:right w:w="100" w:type="dxa"/>
+            </w:tcMar>
+          </w:tcPr>
+          <w:p>
+            <w:pPr>
+              <w:spacing w:line="256" w:lineRule="auto"/>
               <w:jc w:val="center"/>
               <w:rPr>
                 <w:rFonts w:ascii="Times New Roman" w:eastAsia="Times New Roman" w:hAnsi="Times New Roman" w:cs="Times New Roman"/>
-              </w:rPr>
-            </w:pPr>
-            <w:r>
-              <w:rPr>
-                <w:rFonts w:ascii="Times New Roman" w:eastAsia="Times New Roman" w:hAnsi="Times New Roman" w:cs="Times New Roman"/>
-              </w:rPr>
-              <w:t>Связать инженерную задачу с возможностями нейросетей, задать контекст</w:t>
-            </w:r>
-            <w:r>
-              <w:rPr>
-                <w:rFonts w:ascii="Times New Roman" w:eastAsia="Times New Roman" w:hAnsi="Times New Roman" w:cs="Times New Roman"/>
+                <w:sz w:val="21"/>
+                <w:szCs w:val="21"/>
+              </w:rPr>
+            </w:pPr>
+            <w:r>
+              <w:rPr>
+                <w:rFonts w:ascii="Times New Roman" w:eastAsia="Times New Roman" w:hAnsi="Times New Roman" w:cs="Times New Roman"/>
+                <w:sz w:val="21"/>
+                <w:szCs w:val="21"/>
               </w:rPr>
               <w:t xml:space="preserve"> </w:t>
             </w:r>
-          </w:p>
-        </w:tc>
-        <w:tc>
-          <w:tcPr>
-            <w:tcW w:w="1721" w:type="dxa"/>
-            <w:tcBorders>
-              <w:top w:val="nil"/>
-              <w:left w:val="nil"/>
-              <w:bottom w:val="dashed" w:sz="8" w:space="0" w:color="000000"/>
-              <w:right w:val="dashed" w:sz="8" w:space="0" w:color="000000"/>
-            </w:tcBorders>
-            <w:tcMar>
-              <w:top w:w="100" w:type="dxa"/>
-              <w:left w:w="100" w:type="dxa"/>
-              <w:bottom w:w="100" w:type="dxa"/>
-              <w:right w:w="100" w:type="dxa"/>
-            </w:tcMar>
-          </w:tcPr>
-          <w:p>
-            <w:pPr>
+            <w:r>
+              <w:rPr>
+                <w:rFonts w:ascii="Times New Roman" w:eastAsia="Times New Roman" w:hAnsi="Times New Roman" w:cs="Times New Roman"/>
+                <w:sz w:val="21"/>
+                <w:szCs w:val="21"/>
+              </w:rPr>
+              <w:t>Чат в Zoom/Telegram, система опросов в LMS</w:t>
+            </w:r>
+          </w:p>
+        </w:tc>
+        <w:tc>
+          <w:tcPr>
+            <w:tcW w:w="2278" w:type="dxa"/>
+            <w:tcBorders>
+              <w:top w:val="nil"/>
+              <w:left w:val="nil"/>
+              <w:bottom w:val="dashed" w:sz="8" w:space="0" w:color="000000"/>
+              <w:right w:val="dashed" w:sz="8" w:space="0" w:color="000000"/>
+            </w:tcBorders>
+            <w:tcMar>
+              <w:top w:w="100" w:type="dxa"/>
+              <w:left w:w="100" w:type="dxa"/>
+              <w:bottom w:w="100" w:type="dxa"/>
+              <w:right w:w="100" w:type="dxa"/>
+            </w:tcMar>
+          </w:tcPr>
+          <w:p>
+            <w:pPr>
+              <w:spacing w:line="256" w:lineRule="auto"/>
               <w:jc w:val="center"/>
               <w:rPr>
                 <w:rFonts w:ascii="Times New Roman" w:eastAsia="Times New Roman" w:hAnsi="Times New Roman" w:cs="Times New Roman"/>
-              </w:rPr>
-            </w:pPr>
-            <w:r>
-              <w:rPr>
-                <w:rFonts w:ascii="Times New Roman" w:eastAsia="Times New Roman" w:hAnsi="Times New Roman" w:cs="Times New Roman"/>
+                <w:sz w:val="21"/>
+                <w:szCs w:val="21"/>
+                <w:lang w:val="en-US"/>
+              </w:rPr>
+            </w:pPr>
+            <w:r>
+              <w:rPr>
+                <w:rFonts w:ascii="Times New Roman" w:eastAsia="Times New Roman" w:hAnsi="Times New Roman" w:cs="Times New Roman"/>
+                <w:sz w:val="21"/>
+                <w:szCs w:val="21"/>
+                <w:lang w:val="en-US"/>
+              </w:rPr>
+              <w:t xml:space="preserve">Google </w:t>
+            </w:r>
+            <w:proofErr w:type="spellStart"/>
+            <w:r>
+              <w:rPr>
+                <w:rFonts w:ascii="Times New Roman" w:eastAsia="Times New Roman" w:hAnsi="Times New Roman" w:cs="Times New Roman"/>
+                <w:sz w:val="21"/>
+                <w:szCs w:val="21"/>
+                <w:lang w:val="en-US"/>
+              </w:rPr>
+              <w:t>Colab</w:t>
+            </w:r>
+            <w:proofErr w:type="spellEnd"/>
+            <w:r>
+              <w:rPr>
+                <w:rFonts w:ascii="Times New Roman" w:eastAsia="Times New Roman" w:hAnsi="Times New Roman" w:cs="Times New Roman"/>
+                <w:sz w:val="21"/>
+                <w:szCs w:val="21"/>
+                <w:lang w:val="en-US"/>
+              </w:rPr>
+              <w:t xml:space="preserve">, Google Forms, LMS </w:t>
+            </w:r>
+            <w:r>
+              <w:rPr>
+                <w:rFonts w:ascii="Times New Roman" w:eastAsia="Times New Roman" w:hAnsi="Times New Roman" w:cs="Times New Roman"/>
+                <w:sz w:val="21"/>
+                <w:szCs w:val="21"/>
+              </w:rPr>
+              <w:t>для</w:t>
+            </w:r>
+            <w:r>
+              <w:rPr>
+                <w:rFonts w:ascii="Times New Roman" w:eastAsia="Times New Roman" w:hAnsi="Times New Roman" w:cs="Times New Roman"/>
+                <w:sz w:val="21"/>
+                <w:szCs w:val="21"/>
+                <w:lang w:val="en-US"/>
               </w:rPr>
               <w:t xml:space="preserve"> </w:t>
             </w:r>
             <w:r>
               <w:rPr>
                 <w:rFonts w:ascii="Times New Roman" w:eastAsia="Times New Roman" w:hAnsi="Times New Roman" w:cs="Times New Roman"/>
-              </w:rPr>
-              <w:t>Последовательно освоить: нейрон → сеть → обучение</w:t>
-            </w:r>
-          </w:p>
-        </w:tc>
-        <w:tc>
-          <w:tcPr>
-            <w:tcW w:w="1583" w:type="dxa"/>
-            <w:tcBorders>
-              <w:top w:val="nil"/>
-              <w:left w:val="nil"/>
-              <w:bottom w:val="dashed" w:sz="8" w:space="0" w:color="000000"/>
-              <w:right w:val="dashed" w:sz="8" w:space="0" w:color="000000"/>
-            </w:tcBorders>
-            <w:tcMar>
-              <w:top w:w="100" w:type="dxa"/>
-              <w:left w:w="100" w:type="dxa"/>
-              <w:bottom w:w="100" w:type="dxa"/>
-              <w:right w:w="100" w:type="dxa"/>
-            </w:tcMar>
-          </w:tcPr>
-          <w:p>
-            <w:pPr>
-              <w:jc w:val="center"/>
-              <w:rPr>
-                <w:rFonts w:ascii="Times New Roman" w:eastAsia="Times New Roman" w:hAnsi="Times New Roman" w:cs="Times New Roman"/>
-              </w:rPr>
-            </w:pPr>
-            <w:r>
-              <w:rPr>
-                <w:rFonts w:ascii="Times New Roman" w:eastAsia="Times New Roman" w:hAnsi="Times New Roman" w:cs="Times New Roman"/>
+                <w:sz w:val="21"/>
+                <w:szCs w:val="21"/>
+              </w:rPr>
+              <w:t>сдачи</w:t>
+            </w:r>
+            <w:r>
+              <w:rPr>
+                <w:rFonts w:ascii="Times New Roman" w:eastAsia="Times New Roman" w:hAnsi="Times New Roman" w:cs="Times New Roman"/>
+                <w:sz w:val="21"/>
+                <w:szCs w:val="21"/>
+                <w:lang w:val="en-US"/>
               </w:rPr>
               <w:t xml:space="preserve"> </w:t>
             </w:r>
             <w:r>
               <w:rPr>
                 <w:rFonts w:ascii="Times New Roman" w:eastAsia="Times New Roman" w:hAnsi="Times New Roman" w:cs="Times New Roman"/>
-              </w:rPr>
-              <w:t>Закрепить понимание через вопросы, проверить усвоение</w:t>
-            </w:r>
-          </w:p>
-        </w:tc>
-        <w:tc>
-          <w:tcPr>
-            <w:tcW w:w="1215" w:type="dxa"/>
-            <w:tcBorders>
-              <w:top w:val="nil"/>
-              <w:left w:val="nil"/>
-              <w:bottom w:val="dashed" w:sz="8" w:space="0" w:color="000000"/>
-              <w:right w:val="dashed" w:sz="8" w:space="0" w:color="000000"/>
-            </w:tcBorders>
-            <w:tcMar>
-              <w:top w:w="100" w:type="dxa"/>
-              <w:left w:w="100" w:type="dxa"/>
-              <w:bottom w:w="100" w:type="dxa"/>
-              <w:right w:w="100" w:type="dxa"/>
-            </w:tcMar>
-          </w:tcPr>
-          <w:p>
-            <w:pPr>
-              <w:jc w:val="center"/>
-              <w:rPr>
-                <w:rFonts w:ascii="Times New Roman" w:eastAsia="Times New Roman" w:hAnsi="Times New Roman" w:cs="Times New Roman"/>
-              </w:rPr>
-            </w:pPr>
-            <w:r>
-              <w:rPr>
-                <w:rFonts w:ascii="Times New Roman" w:eastAsia="Times New Roman" w:hAnsi="Times New Roman" w:cs="Times New Roman"/>
-              </w:rPr>
-              <w:t xml:space="preserve"> </w:t>
-            </w:r>
-            <w:r>
-              <w:rPr>
-                <w:rFonts w:ascii="Times New Roman" w:eastAsia="Times New Roman" w:hAnsi="Times New Roman" w:cs="Times New Roman"/>
-              </w:rPr>
-              <w:t xml:space="preserve">Применить понимание к простому коду в </w:t>
-            </w:r>
-            <w:proofErr w:type="spellStart"/>
-            <w:r>
-              <w:rPr>
-                <w:rFonts w:ascii="Times New Roman" w:eastAsia="Times New Roman" w:hAnsi="Times New Roman" w:cs="Times New Roman"/>
-              </w:rPr>
-              <w:t>Jupyter</w:t>
-            </w:r>
-            <w:proofErr w:type="spellEnd"/>
-            <w:r>
-              <w:rPr>
-                <w:rFonts w:ascii="Times New Roman" w:eastAsia="Times New Roman" w:hAnsi="Times New Roman" w:cs="Times New Roman"/>
-              </w:rPr>
-              <w:t xml:space="preserve"> </w:t>
-            </w:r>
-            <w:proofErr w:type="spellStart"/>
-            <w:r>
-              <w:rPr>
-                <w:rFonts w:ascii="Times New Roman" w:eastAsia="Times New Roman" w:hAnsi="Times New Roman" w:cs="Times New Roman"/>
-              </w:rPr>
-              <w:t>Notebook</w:t>
-            </w:r>
-            <w:proofErr w:type="spellEnd"/>
-            <w:r>
-              <w:rPr>
-                <w:rFonts w:ascii="Times New Roman" w:eastAsia="Times New Roman" w:hAnsi="Times New Roman" w:cs="Times New Roman"/>
-              </w:rPr>
-              <w:t xml:space="preserve"> (домашнее задание)</w:t>
-            </w:r>
-          </w:p>
-        </w:tc>
-      </w:tr>
-      <w:tr>
-        <w:trPr>
-          <w:trHeight w:val="1740"/>
-        </w:trPr>
-        <w:tc>
-          <w:tcPr>
-            <w:tcW w:w="1124" w:type="dxa"/>
-            <w:tcBorders>
-              <w:top w:val="nil"/>
-              <w:left w:val="single" w:sz="8" w:space="0" w:color="000000"/>
-              <w:bottom w:val="single" w:sz="8" w:space="0" w:color="000000"/>
-              <w:right w:val="dashed" w:sz="8" w:space="0" w:color="000000"/>
-            </w:tcBorders>
-            <w:shd w:val="clear" w:color="auto" w:fill="F3DCFA"/>
-            <w:tcMar>
-              <w:top w:w="100" w:type="dxa"/>
-              <w:left w:w="100" w:type="dxa"/>
-              <w:bottom w:w="100" w:type="dxa"/>
-              <w:right w:w="100" w:type="dxa"/>
-            </w:tcMar>
-          </w:tcPr>
-          <w:p>
-            <w:pPr>
-              <w:spacing w:line="256" w:lineRule="auto"/>
-              <w:jc w:val="center"/>
-              <w:rPr>
-                <w:rFonts w:ascii="Times New Roman" w:eastAsia="Times New Roman" w:hAnsi="Times New Roman" w:cs="Times New Roman"/>
-                <w:sz w:val="24"/>
-                <w:szCs w:val="24"/>
-              </w:rPr>
-            </w:pPr>
-            <w:r>
-              <w:rPr>
-                <w:rFonts w:ascii="Times New Roman" w:eastAsia="Times New Roman" w:hAnsi="Times New Roman" w:cs="Times New Roman"/>
-                <w:b/>
-                <w:bCs/>
-                <w:sz w:val="24"/>
-                <w:szCs w:val="24"/>
-              </w:rPr>
-              <w:t xml:space="preserve">Контент - </w:t>
-            </w:r>
-            <w:r>
-              <w:rPr>
-                <w:rFonts w:ascii="Times New Roman" w:eastAsia="Times New Roman" w:hAnsi="Times New Roman" w:cs="Times New Roman"/>
-                <w:sz w:val="24"/>
-                <w:szCs w:val="24"/>
-              </w:rPr>
-              <w:t>теория, основное содержание, доп. материалы</w:t>
-            </w:r>
-          </w:p>
-        </w:tc>
-        <w:tc>
-          <w:tcPr>
-            <w:tcW w:w="1915" w:type="dxa"/>
-            <w:tcBorders>
-              <w:top w:val="nil"/>
-              <w:left w:val="nil"/>
-              <w:bottom w:val="dashed" w:sz="8" w:space="0" w:color="000000"/>
-              <w:right w:val="dashed" w:sz="8" w:space="0" w:color="000000"/>
-            </w:tcBorders>
-            <w:tcMar>
-              <w:top w:w="100" w:type="dxa"/>
-              <w:left w:w="100" w:type="dxa"/>
-              <w:bottom w:w="100" w:type="dxa"/>
-              <w:right w:w="100" w:type="dxa"/>
-            </w:tcMar>
-          </w:tcPr>
-          <w:p>
-            <w:pPr>
-              <w:ind w:right="280"/>
-              <w:jc w:val="center"/>
-              <w:rPr>
-                <w:rFonts w:ascii="Times New Roman" w:eastAsia="Times New Roman" w:hAnsi="Times New Roman" w:cs="Times New Roman"/>
-              </w:rPr>
-            </w:pPr>
-            <w:r>
-              <w:rPr>
-                <w:rFonts w:ascii="Times New Roman" w:eastAsia="Times New Roman" w:hAnsi="Times New Roman" w:cs="Times New Roman"/>
-              </w:rPr>
-              <w:t xml:space="preserve"> </w:t>
-            </w:r>
-            <w:r>
-              <w:rPr>
-                <w:rFonts w:ascii="Times New Roman" w:eastAsia="Times New Roman" w:hAnsi="Times New Roman" w:cs="Times New Roman"/>
-              </w:rPr>
-              <w:t xml:space="preserve">Краткий </w:t>
-            </w:r>
-            <w:proofErr w:type="gramStart"/>
-            <w:r>
-              <w:rPr>
-                <w:rFonts w:ascii="Times New Roman" w:eastAsia="Times New Roman" w:hAnsi="Times New Roman" w:cs="Times New Roman"/>
-              </w:rPr>
-              <w:t>видео-ролик</w:t>
-            </w:r>
-            <w:proofErr w:type="gramEnd"/>
-            <w:r>
-              <w:rPr>
-                <w:rFonts w:ascii="Times New Roman" w:eastAsia="Times New Roman" w:hAnsi="Times New Roman" w:cs="Times New Roman"/>
-              </w:rPr>
-              <w:t xml:space="preserve"> «Как работают нейросети за 5 минут» (по желанию), напоминание о ссылке на </w:t>
-            </w:r>
-            <w:proofErr w:type="spellStart"/>
-            <w:r>
-              <w:rPr>
-                <w:rFonts w:ascii="Times New Roman" w:eastAsia="Times New Roman" w:hAnsi="Times New Roman" w:cs="Times New Roman"/>
-              </w:rPr>
-              <w:t>Colab</w:t>
-            </w:r>
-            <w:proofErr w:type="spellEnd"/>
-          </w:p>
-        </w:tc>
-        <w:tc>
-          <w:tcPr>
-            <w:tcW w:w="1467" w:type="dxa"/>
-            <w:tcBorders>
-              <w:top w:val="nil"/>
-              <w:left w:val="nil"/>
-              <w:bottom w:val="dashed" w:sz="8" w:space="0" w:color="000000"/>
-              <w:right w:val="dashed" w:sz="8" w:space="0" w:color="000000"/>
-            </w:tcBorders>
-            <w:tcMar>
-              <w:top w:w="100" w:type="dxa"/>
-              <w:left w:w="100" w:type="dxa"/>
-              <w:bottom w:w="100" w:type="dxa"/>
-              <w:right w:w="100" w:type="dxa"/>
-            </w:tcMar>
-          </w:tcPr>
-          <w:p>
-            <w:pPr>
-              <w:ind w:right="280"/>
-              <w:jc w:val="center"/>
-              <w:rPr>
-                <w:rFonts w:ascii="Times New Roman" w:eastAsia="Times New Roman" w:hAnsi="Times New Roman" w:cs="Times New Roman"/>
-              </w:rPr>
-            </w:pPr>
-            <w:r>
-              <w:rPr>
-                <w:rFonts w:ascii="Times New Roman" w:eastAsia="Times New Roman" w:hAnsi="Times New Roman" w:cs="Times New Roman"/>
-              </w:rPr>
-              <w:t xml:space="preserve"> </w:t>
-            </w:r>
-            <w:r>
-              <w:rPr>
-                <w:rFonts w:ascii="Times New Roman" w:eastAsia="Times New Roman" w:hAnsi="Times New Roman" w:cs="Times New Roman"/>
-              </w:rPr>
-              <w:t>Пример данных с вибродатчиков (графики), постановка задачи: предсказание состояния насоса</w:t>
-            </w:r>
-          </w:p>
-        </w:tc>
-        <w:tc>
-          <w:tcPr>
-            <w:tcW w:w="1721" w:type="dxa"/>
-            <w:tcBorders>
-              <w:top w:val="nil"/>
-              <w:left w:val="nil"/>
-              <w:bottom w:val="dashed" w:sz="8" w:space="0" w:color="000000"/>
-              <w:right w:val="dashed" w:sz="8" w:space="0" w:color="000000"/>
-            </w:tcBorders>
-            <w:tcMar>
-              <w:top w:w="100" w:type="dxa"/>
-              <w:left w:w="100" w:type="dxa"/>
-              <w:bottom w:w="100" w:type="dxa"/>
-              <w:right w:w="100" w:type="dxa"/>
-            </w:tcMar>
-          </w:tcPr>
-          <w:p>
-            <w:pPr>
-              <w:ind w:right="280"/>
-              <w:jc w:val="center"/>
-              <w:rPr>
-                <w:rFonts w:ascii="Times New Roman" w:eastAsia="Times New Roman" w:hAnsi="Times New Roman" w:cs="Times New Roman"/>
-              </w:rPr>
-            </w:pPr>
-            <w:r>
-              <w:rPr>
-                <w:rFonts w:ascii="Times New Roman" w:eastAsia="Times New Roman" w:hAnsi="Times New Roman" w:cs="Times New Roman"/>
-              </w:rPr>
-              <w:t>1. Нейрон: формула, веса, смещение (</w:t>
-            </w:r>
-            <w:proofErr w:type="spellStart"/>
-            <w:r>
-              <w:rPr>
-                <w:rFonts w:ascii="Times New Roman" w:eastAsia="Times New Roman" w:hAnsi="Times New Roman" w:cs="Times New Roman"/>
-              </w:rPr>
-              <w:t>bias</w:t>
-            </w:r>
-            <w:proofErr w:type="spellEnd"/>
-            <w:r>
-              <w:rPr>
-                <w:rFonts w:ascii="Times New Roman" w:eastAsia="Times New Roman" w:hAnsi="Times New Roman" w:cs="Times New Roman"/>
-              </w:rPr>
-              <w:t>), функции активации.</w:t>
-            </w:r>
-          </w:p>
-          <w:p>
-            <w:pPr>
-              <w:ind w:right="280"/>
-              <w:jc w:val="center"/>
-              <w:rPr>
-                <w:rFonts w:ascii="Times New Roman" w:eastAsia="Times New Roman" w:hAnsi="Times New Roman" w:cs="Times New Roman"/>
-              </w:rPr>
-            </w:pPr>
-            <w:r>
-              <w:rPr>
-                <w:rFonts w:ascii="Times New Roman" w:eastAsia="Times New Roman" w:hAnsi="Times New Roman" w:cs="Times New Roman"/>
-              </w:rPr>
-              <w:t>2. Сеть: слои, прямое распространение.</w:t>
-            </w:r>
-          </w:p>
-          <w:p>
-            <w:pPr>
-              <w:ind w:right="280"/>
-              <w:jc w:val="center"/>
-              <w:rPr>
-                <w:rFonts w:ascii="Times New Roman" w:eastAsia="Times New Roman" w:hAnsi="Times New Roman" w:cs="Times New Roman"/>
-              </w:rPr>
-            </w:pPr>
-            <w:r>
-              <w:rPr>
-                <w:rFonts w:ascii="Times New Roman" w:eastAsia="Times New Roman" w:hAnsi="Times New Roman" w:cs="Times New Roman"/>
-              </w:rPr>
-              <w:lastRenderedPageBreak/>
-              <w:t xml:space="preserve">3. Обучение: функция потерь, градиентный спуск, </w:t>
-            </w:r>
-            <w:proofErr w:type="spellStart"/>
-            <w:r>
-              <w:rPr>
-                <w:rFonts w:ascii="Times New Roman" w:eastAsia="Times New Roman" w:hAnsi="Times New Roman" w:cs="Times New Roman"/>
-              </w:rPr>
-              <w:t>backpropagation</w:t>
-            </w:r>
-            <w:proofErr w:type="spellEnd"/>
-            <w:r>
-              <w:rPr>
-                <w:rFonts w:ascii="Times New Roman" w:eastAsia="Times New Roman" w:hAnsi="Times New Roman" w:cs="Times New Roman"/>
-              </w:rPr>
-              <w:t xml:space="preserve"> (общая идея)</w:t>
-            </w:r>
-            <w:r>
-              <w:rPr>
-                <w:rFonts w:ascii="Times New Roman" w:eastAsia="Times New Roman" w:hAnsi="Times New Roman" w:cs="Times New Roman"/>
-              </w:rPr>
-              <w:t xml:space="preserve"> </w:t>
-            </w:r>
-          </w:p>
-        </w:tc>
-        <w:tc>
-          <w:tcPr>
-            <w:tcW w:w="1583" w:type="dxa"/>
-            <w:tcBorders>
-              <w:top w:val="nil"/>
-              <w:left w:val="nil"/>
-              <w:bottom w:val="dashed" w:sz="8" w:space="0" w:color="000000"/>
-              <w:right w:val="dashed" w:sz="8" w:space="0" w:color="000000"/>
-            </w:tcBorders>
-            <w:tcMar>
-              <w:top w:w="100" w:type="dxa"/>
-              <w:left w:w="100" w:type="dxa"/>
-              <w:bottom w:w="100" w:type="dxa"/>
-              <w:right w:w="100" w:type="dxa"/>
-            </w:tcMar>
-          </w:tcPr>
-          <w:p>
-            <w:pPr>
-              <w:jc w:val="center"/>
-              <w:rPr>
-                <w:rFonts w:ascii="Times New Roman" w:eastAsia="Times New Roman" w:hAnsi="Times New Roman" w:cs="Times New Roman"/>
-              </w:rPr>
-            </w:pPr>
-            <w:r>
-              <w:rPr>
-                <w:rFonts w:ascii="Times New Roman" w:eastAsia="Times New Roman" w:hAnsi="Times New Roman" w:cs="Times New Roman"/>
-              </w:rPr>
-              <w:lastRenderedPageBreak/>
-              <w:t xml:space="preserve">Слайд с резюме: 3 ключевых блока, пример кода на </w:t>
-            </w:r>
-            <w:proofErr w:type="spellStart"/>
-            <w:r>
-              <w:rPr>
-                <w:rFonts w:ascii="Times New Roman" w:eastAsia="Times New Roman" w:hAnsi="Times New Roman" w:cs="Times New Roman"/>
-              </w:rPr>
-              <w:t>Colab</w:t>
-            </w:r>
-            <w:proofErr w:type="spellEnd"/>
-            <w:r>
-              <w:rPr>
-                <w:rFonts w:ascii="Times New Roman" w:eastAsia="Times New Roman" w:hAnsi="Times New Roman" w:cs="Times New Roman"/>
-              </w:rPr>
-              <w:t xml:space="preserve"> (псевдокод)</w:t>
-            </w:r>
-            <w:r>
-              <w:rPr>
-                <w:rFonts w:ascii="Times New Roman" w:eastAsia="Times New Roman" w:hAnsi="Times New Roman" w:cs="Times New Roman"/>
-              </w:rPr>
-              <w:t xml:space="preserve"> </w:t>
-            </w:r>
-          </w:p>
-        </w:tc>
-        <w:tc>
-          <w:tcPr>
-            <w:tcW w:w="1215" w:type="dxa"/>
-            <w:tcBorders>
-              <w:top w:val="nil"/>
-              <w:left w:val="nil"/>
-              <w:bottom w:val="dashed" w:sz="8" w:space="0" w:color="000000"/>
-              <w:right w:val="dashed" w:sz="8" w:space="0" w:color="000000"/>
-            </w:tcBorders>
-            <w:tcMar>
-              <w:top w:w="100" w:type="dxa"/>
-              <w:left w:w="100" w:type="dxa"/>
-              <w:bottom w:w="100" w:type="dxa"/>
-              <w:right w:w="100" w:type="dxa"/>
-            </w:tcMar>
-          </w:tcPr>
-          <w:p>
-            <w:pPr>
-              <w:jc w:val="center"/>
-              <w:rPr>
-                <w:rFonts w:ascii="Times New Roman" w:eastAsia="Times New Roman" w:hAnsi="Times New Roman" w:cs="Times New Roman"/>
-              </w:rPr>
-            </w:pPr>
-            <w:r>
-              <w:rPr>
-                <w:rFonts w:ascii="Times New Roman" w:eastAsia="Times New Roman" w:hAnsi="Times New Roman" w:cs="Times New Roman"/>
-              </w:rPr>
-              <w:t xml:space="preserve">Код в </w:t>
-            </w:r>
-            <w:proofErr w:type="spellStart"/>
-            <w:r>
-              <w:rPr>
-                <w:rFonts w:ascii="Times New Roman" w:eastAsia="Times New Roman" w:hAnsi="Times New Roman" w:cs="Times New Roman"/>
-              </w:rPr>
-              <w:t>Colab</w:t>
-            </w:r>
-            <w:proofErr w:type="spellEnd"/>
-            <w:r>
-              <w:rPr>
-                <w:rFonts w:ascii="Times New Roman" w:eastAsia="Times New Roman" w:hAnsi="Times New Roman" w:cs="Times New Roman"/>
-              </w:rPr>
-              <w:t xml:space="preserve">, который реализует обучение простой сети на синтетических данных (копия для </w:t>
-            </w:r>
-            <w:r>
-              <w:rPr>
-                <w:rFonts w:ascii="Times New Roman" w:eastAsia="Times New Roman" w:hAnsi="Times New Roman" w:cs="Times New Roman"/>
-              </w:rPr>
-              <w:lastRenderedPageBreak/>
-              <w:t>выполнения)</w:t>
-            </w:r>
-            <w:r>
-              <w:rPr>
-                <w:rFonts w:ascii="Times New Roman" w:eastAsia="Times New Roman" w:hAnsi="Times New Roman" w:cs="Times New Roman"/>
-              </w:rPr>
-              <w:t xml:space="preserve"> </w:t>
-            </w:r>
-          </w:p>
-        </w:tc>
-      </w:tr>
-      <w:tr>
-        <w:trPr>
-          <w:trHeight w:val="975"/>
-        </w:trPr>
-        <w:tc>
-          <w:tcPr>
-            <w:tcW w:w="1124" w:type="dxa"/>
-            <w:tcBorders>
-              <w:top w:val="nil"/>
-              <w:left w:val="single" w:sz="8" w:space="0" w:color="000000"/>
-              <w:bottom w:val="single" w:sz="8" w:space="0" w:color="000000"/>
-              <w:right w:val="single" w:sz="8" w:space="0" w:color="000000"/>
-            </w:tcBorders>
-            <w:shd w:val="clear" w:color="auto" w:fill="F3DCFA"/>
-            <w:tcMar>
-              <w:top w:w="100" w:type="dxa"/>
-              <w:left w:w="100" w:type="dxa"/>
-              <w:bottom w:w="100" w:type="dxa"/>
-              <w:right w:w="100" w:type="dxa"/>
-            </w:tcMar>
-          </w:tcPr>
-          <w:p>
-            <w:pPr>
-              <w:spacing w:line="256" w:lineRule="auto"/>
-              <w:jc w:val="center"/>
-              <w:rPr>
-                <w:rFonts w:ascii="Times New Roman" w:eastAsia="Times New Roman" w:hAnsi="Times New Roman" w:cs="Times New Roman"/>
-                <w:sz w:val="24"/>
-                <w:szCs w:val="24"/>
-              </w:rPr>
-            </w:pPr>
-            <w:r>
-              <w:rPr>
-                <w:rFonts w:ascii="Times New Roman" w:eastAsia="Times New Roman" w:hAnsi="Times New Roman" w:cs="Times New Roman"/>
-                <w:b/>
-                <w:bCs/>
-                <w:sz w:val="24"/>
-                <w:szCs w:val="24"/>
-              </w:rPr>
-              <w:lastRenderedPageBreak/>
-              <w:t xml:space="preserve">Механики - </w:t>
-            </w:r>
-            <w:r>
-              <w:rPr>
-                <w:rFonts w:ascii="Times New Roman" w:eastAsia="Times New Roman" w:hAnsi="Times New Roman" w:cs="Times New Roman"/>
-                <w:sz w:val="24"/>
-                <w:szCs w:val="24"/>
-              </w:rPr>
-              <w:t>активности/тип заданий</w:t>
-            </w:r>
-          </w:p>
-        </w:tc>
-        <w:tc>
-          <w:tcPr>
-            <w:tcW w:w="1915" w:type="dxa"/>
-            <w:tcBorders>
-              <w:top w:val="nil"/>
-              <w:left w:val="nil"/>
-              <w:bottom w:val="dashed" w:sz="8" w:space="0" w:color="000000"/>
-              <w:right w:val="dashed" w:sz="8" w:space="0" w:color="000000"/>
-            </w:tcBorders>
-            <w:tcMar>
-              <w:top w:w="100" w:type="dxa"/>
-              <w:left w:w="100" w:type="dxa"/>
-              <w:bottom w:w="100" w:type="dxa"/>
-              <w:right w:w="100" w:type="dxa"/>
-            </w:tcMar>
-          </w:tcPr>
-          <w:p>
-            <w:pPr>
-              <w:spacing w:line="256" w:lineRule="auto"/>
-              <w:ind w:right="280"/>
-              <w:jc w:val="center"/>
-              <w:rPr>
-                <w:rFonts w:ascii="Times New Roman" w:eastAsia="Times New Roman" w:hAnsi="Times New Roman" w:cs="Times New Roman"/>
-              </w:rPr>
-            </w:pPr>
-            <w:r>
-              <w:rPr>
-                <w:rFonts w:ascii="Times New Roman" w:eastAsia="Times New Roman" w:hAnsi="Times New Roman" w:cs="Times New Roman"/>
-              </w:rPr>
-              <w:t xml:space="preserve"> </w:t>
-            </w:r>
-            <w:r>
-              <w:rPr>
-                <w:rFonts w:ascii="Times New Roman" w:eastAsia="Times New Roman" w:hAnsi="Times New Roman" w:cs="Times New Roman"/>
-              </w:rPr>
-              <w:t>Чтение короткого текста (2–3 мин), установка мысленного фокуса</w:t>
-            </w:r>
-          </w:p>
-        </w:tc>
-        <w:tc>
-          <w:tcPr>
-            <w:tcW w:w="1467" w:type="dxa"/>
-            <w:tcBorders>
-              <w:top w:val="nil"/>
-              <w:left w:val="nil"/>
-              <w:bottom w:val="dashed" w:sz="8" w:space="0" w:color="000000"/>
-              <w:right w:val="dashed" w:sz="8" w:space="0" w:color="000000"/>
-            </w:tcBorders>
-            <w:tcMar>
-              <w:top w:w="100" w:type="dxa"/>
-              <w:left w:w="100" w:type="dxa"/>
-              <w:bottom w:w="100" w:type="dxa"/>
-              <w:right w:w="100" w:type="dxa"/>
-            </w:tcMar>
-          </w:tcPr>
-          <w:p>
-            <w:pPr>
-              <w:ind w:right="280"/>
-              <w:jc w:val="center"/>
-              <w:rPr>
-                <w:rFonts w:ascii="Times New Roman" w:eastAsia="Times New Roman" w:hAnsi="Times New Roman" w:cs="Times New Roman"/>
-              </w:rPr>
-            </w:pPr>
-            <w:r>
-              <w:rPr>
-                <w:rFonts w:ascii="Times New Roman" w:eastAsia="Times New Roman" w:hAnsi="Times New Roman" w:cs="Times New Roman"/>
-              </w:rPr>
-              <w:t>Приветствие, опрос: «Какие задачи вы бы хотели автоматизировать на производстве?», демонстрация реального графика данных</w:t>
-            </w:r>
-            <w:r>
-              <w:rPr>
-                <w:rFonts w:ascii="Times New Roman" w:eastAsia="Times New Roman" w:hAnsi="Times New Roman" w:cs="Times New Roman"/>
-              </w:rPr>
-              <w:t xml:space="preserve"> </w:t>
-            </w:r>
-          </w:p>
-        </w:tc>
-        <w:tc>
-          <w:tcPr>
-            <w:tcW w:w="1721" w:type="dxa"/>
-            <w:tcBorders>
-              <w:top w:val="nil"/>
-              <w:left w:val="nil"/>
-              <w:bottom w:val="dashed" w:sz="8" w:space="0" w:color="000000"/>
-              <w:right w:val="dashed" w:sz="8" w:space="0" w:color="000000"/>
-            </w:tcBorders>
-            <w:tcMar>
-              <w:top w:w="100" w:type="dxa"/>
-              <w:left w:w="100" w:type="dxa"/>
-              <w:bottom w:w="100" w:type="dxa"/>
-              <w:right w:w="100" w:type="dxa"/>
-            </w:tcMar>
-          </w:tcPr>
-          <w:p>
-            <w:pPr>
-              <w:spacing w:line="256" w:lineRule="auto"/>
-              <w:ind w:right="280"/>
-              <w:jc w:val="center"/>
-              <w:rPr>
-                <w:rFonts w:ascii="Times New Roman" w:eastAsia="Times New Roman" w:hAnsi="Times New Roman" w:cs="Times New Roman"/>
-              </w:rPr>
-            </w:pPr>
-            <w:r>
-              <w:rPr>
-                <w:rFonts w:ascii="Times New Roman" w:eastAsia="Times New Roman" w:hAnsi="Times New Roman" w:cs="Times New Roman"/>
-              </w:rPr>
-              <w:t xml:space="preserve"> </w:t>
-            </w:r>
-            <w:r>
-              <w:rPr>
-                <w:rFonts w:ascii="Times New Roman" w:eastAsia="Times New Roman" w:hAnsi="Times New Roman" w:cs="Times New Roman"/>
-              </w:rPr>
-              <w:t>Лекция с визуализациями (презентация), вставки-опросы (</w:t>
-            </w:r>
-            <w:proofErr w:type="spellStart"/>
-            <w:r>
-              <w:rPr>
-                <w:rFonts w:ascii="Times New Roman" w:eastAsia="Times New Roman" w:hAnsi="Times New Roman" w:cs="Times New Roman"/>
-              </w:rPr>
-              <w:t>Mentimeter</w:t>
-            </w:r>
-            <w:proofErr w:type="spellEnd"/>
-            <w:r>
-              <w:rPr>
-                <w:rFonts w:ascii="Times New Roman" w:eastAsia="Times New Roman" w:hAnsi="Times New Roman" w:cs="Times New Roman"/>
-              </w:rPr>
-              <w:t xml:space="preserve"> или просто поднятие рук), одна практическая мини-задача (расчёт выхода нейрона)</w:t>
-            </w:r>
-          </w:p>
-        </w:tc>
-        <w:tc>
-          <w:tcPr>
-            <w:tcW w:w="1583" w:type="dxa"/>
-            <w:tcBorders>
-              <w:top w:val="nil"/>
-              <w:left w:val="nil"/>
-              <w:bottom w:val="dashed" w:sz="8" w:space="0" w:color="000000"/>
-              <w:right w:val="dashed" w:sz="8" w:space="0" w:color="000000"/>
-            </w:tcBorders>
-            <w:tcMar>
-              <w:top w:w="100" w:type="dxa"/>
-              <w:left w:w="100" w:type="dxa"/>
-              <w:bottom w:w="100" w:type="dxa"/>
-              <w:right w:w="100" w:type="dxa"/>
-            </w:tcMar>
-          </w:tcPr>
-          <w:p>
-            <w:pPr>
-              <w:spacing w:line="256" w:lineRule="auto"/>
-              <w:jc w:val="center"/>
-              <w:rPr>
-                <w:rFonts w:ascii="Times New Roman" w:eastAsia="Times New Roman" w:hAnsi="Times New Roman" w:cs="Times New Roman"/>
-              </w:rPr>
-            </w:pPr>
-            <w:r>
-              <w:rPr>
-                <w:rFonts w:ascii="Times New Roman" w:eastAsia="Times New Roman" w:hAnsi="Times New Roman" w:cs="Times New Roman"/>
-              </w:rPr>
-              <w:t xml:space="preserve"> </w:t>
-            </w:r>
-            <w:r>
-              <w:rPr>
-                <w:rFonts w:ascii="Times New Roman" w:eastAsia="Times New Roman" w:hAnsi="Times New Roman" w:cs="Times New Roman"/>
-              </w:rPr>
-              <w:t>Блиц-опрос в чате (5 вопросов с вариантами ответов), краткое обсуждение ответов</w:t>
-            </w:r>
-          </w:p>
-        </w:tc>
-        <w:tc>
-          <w:tcPr>
-            <w:tcW w:w="1215" w:type="dxa"/>
-            <w:tcBorders>
-              <w:top w:val="nil"/>
-              <w:left w:val="nil"/>
-              <w:bottom w:val="dashed" w:sz="8" w:space="0" w:color="000000"/>
-              <w:right w:val="dashed" w:sz="8" w:space="0" w:color="000000"/>
-            </w:tcBorders>
-            <w:tcMar>
-              <w:top w:w="100" w:type="dxa"/>
-              <w:left w:w="100" w:type="dxa"/>
-              <w:bottom w:w="100" w:type="dxa"/>
-              <w:right w:w="100" w:type="dxa"/>
-            </w:tcMar>
-          </w:tcPr>
-          <w:p>
-            <w:pPr>
-              <w:spacing w:line="256" w:lineRule="auto"/>
-              <w:jc w:val="center"/>
-              <w:rPr>
-                <w:rFonts w:ascii="Times New Roman" w:eastAsia="Times New Roman" w:hAnsi="Times New Roman" w:cs="Times New Roman"/>
-              </w:rPr>
-            </w:pPr>
-            <w:r>
-              <w:rPr>
-                <w:rFonts w:ascii="Times New Roman" w:eastAsia="Times New Roman" w:hAnsi="Times New Roman" w:cs="Times New Roman"/>
-              </w:rPr>
-              <w:t xml:space="preserve">Домашнее задание: запустить </w:t>
-            </w:r>
-            <w:proofErr w:type="spellStart"/>
-            <w:r>
-              <w:rPr>
-                <w:rFonts w:ascii="Times New Roman" w:eastAsia="Times New Roman" w:hAnsi="Times New Roman" w:cs="Times New Roman"/>
-              </w:rPr>
-              <w:t>Colab</w:t>
-            </w:r>
-            <w:proofErr w:type="spellEnd"/>
-            <w:r>
-              <w:rPr>
-                <w:rFonts w:ascii="Times New Roman" w:eastAsia="Times New Roman" w:hAnsi="Times New Roman" w:cs="Times New Roman"/>
-              </w:rPr>
-              <w:t>, изменить параметры, посмотреть, как меняется обучение, ответить на вопросы в Google-форме</w:t>
-            </w:r>
-            <w:r>
-              <w:rPr>
-                <w:rFonts w:ascii="Times New Roman" w:eastAsia="Times New Roman" w:hAnsi="Times New Roman" w:cs="Times New Roman"/>
-              </w:rPr>
-              <w:t xml:space="preserve"> </w:t>
-            </w:r>
-          </w:p>
-        </w:tc>
-      </w:tr>
-      <w:tr>
-        <w:trPr>
-          <w:trHeight w:val="525"/>
-        </w:trPr>
-        <w:tc>
-          <w:tcPr>
-            <w:tcW w:w="1124" w:type="dxa"/>
-            <w:tcBorders>
-              <w:top w:val="nil"/>
-              <w:left w:val="single" w:sz="8" w:space="0" w:color="000000"/>
-              <w:bottom w:val="single" w:sz="8" w:space="0" w:color="000000"/>
-              <w:right w:val="single" w:sz="8" w:space="0" w:color="000000"/>
-            </w:tcBorders>
-            <w:shd w:val="clear" w:color="auto" w:fill="F3DCFA"/>
-            <w:tcMar>
-              <w:top w:w="100" w:type="dxa"/>
-              <w:left w:w="100" w:type="dxa"/>
-              <w:bottom w:w="100" w:type="dxa"/>
-              <w:right w:w="100" w:type="dxa"/>
-            </w:tcMar>
-          </w:tcPr>
-          <w:p>
-            <w:pPr>
-              <w:spacing w:line="256" w:lineRule="auto"/>
-              <w:jc w:val="center"/>
-              <w:rPr>
-                <w:rFonts w:ascii="Times New Roman" w:eastAsia="Times New Roman" w:hAnsi="Times New Roman" w:cs="Times New Roman"/>
-                <w:b/>
-                <w:bCs/>
-                <w:sz w:val="24"/>
-                <w:szCs w:val="24"/>
-              </w:rPr>
-            </w:pPr>
-            <w:r>
-              <w:rPr>
-                <w:rFonts w:ascii="Times New Roman" w:eastAsia="Times New Roman" w:hAnsi="Times New Roman" w:cs="Times New Roman"/>
-                <w:b/>
-                <w:bCs/>
-                <w:sz w:val="24"/>
-                <w:szCs w:val="24"/>
-              </w:rPr>
-              <w:t>Тайминг</w:t>
-            </w:r>
-          </w:p>
-        </w:tc>
-        <w:tc>
-          <w:tcPr>
-            <w:tcW w:w="1915" w:type="dxa"/>
-            <w:tcBorders>
-              <w:top w:val="nil"/>
-              <w:left w:val="nil"/>
-              <w:bottom w:val="dashed" w:sz="8" w:space="0" w:color="000000"/>
-              <w:right w:val="dashed" w:sz="8" w:space="0" w:color="000000"/>
-            </w:tcBorders>
-            <w:tcMar>
-              <w:top w:w="100" w:type="dxa"/>
-              <w:left w:w="100" w:type="dxa"/>
-              <w:bottom w:w="100" w:type="dxa"/>
-              <w:right w:w="100" w:type="dxa"/>
-            </w:tcMar>
-          </w:tcPr>
-          <w:p>
-            <w:pPr>
-              <w:spacing w:line="256" w:lineRule="auto"/>
-              <w:jc w:val="center"/>
-              <w:rPr>
-                <w:rFonts w:ascii="Times New Roman" w:eastAsia="Times New Roman" w:hAnsi="Times New Roman" w:cs="Times New Roman"/>
-              </w:rPr>
-            </w:pPr>
-            <w:r>
-              <w:rPr>
-                <w:rFonts w:ascii="Times New Roman" w:eastAsia="Times New Roman" w:hAnsi="Times New Roman" w:cs="Times New Roman"/>
-              </w:rPr>
-              <w:t>10–15 мин (вне занятия)</w:t>
-            </w:r>
-            <w:r>
-              <w:rPr>
-                <w:rFonts w:ascii="Times New Roman" w:eastAsia="Times New Roman" w:hAnsi="Times New Roman" w:cs="Times New Roman"/>
-              </w:rPr>
-              <w:t xml:space="preserve"> </w:t>
-            </w:r>
-          </w:p>
-        </w:tc>
-        <w:tc>
-          <w:tcPr>
-            <w:tcW w:w="1467" w:type="dxa"/>
-            <w:tcBorders>
-              <w:top w:val="nil"/>
-              <w:left w:val="nil"/>
-              <w:bottom w:val="dashed" w:sz="8" w:space="0" w:color="000000"/>
-              <w:right w:val="dashed" w:sz="8" w:space="0" w:color="000000"/>
-            </w:tcBorders>
-            <w:tcMar>
-              <w:top w:w="100" w:type="dxa"/>
-              <w:left w:w="100" w:type="dxa"/>
-              <w:bottom w:w="100" w:type="dxa"/>
-              <w:right w:w="100" w:type="dxa"/>
-            </w:tcMar>
-          </w:tcPr>
-          <w:p>
-            <w:pPr>
-              <w:tabs>
-                <w:tab w:val="left" w:pos="525"/>
-                <w:tab w:val="center" w:pos="633"/>
-              </w:tabs>
-              <w:rPr>
-                <w:rFonts w:ascii="Times New Roman" w:eastAsia="Times New Roman" w:hAnsi="Times New Roman" w:cs="Times New Roman"/>
-              </w:rPr>
-            </w:pPr>
-            <w:r>
-              <w:rPr>
-                <w:rFonts w:ascii="Times New Roman" w:eastAsia="Times New Roman" w:hAnsi="Times New Roman" w:cs="Times New Roman"/>
-                <w:lang w:val="ru-RU"/>
-              </w:rPr>
-              <w:t>10 мин.</w:t>
-            </w:r>
-            <w:r>
-              <w:rPr>
-                <w:rFonts w:ascii="Times New Roman" w:eastAsia="Times New Roman" w:hAnsi="Times New Roman" w:cs="Times New Roman"/>
-              </w:rPr>
-              <w:tab/>
-            </w:r>
-            <w:r>
-              <w:rPr>
-                <w:rFonts w:ascii="Times New Roman" w:eastAsia="Times New Roman" w:hAnsi="Times New Roman" w:cs="Times New Roman"/>
-              </w:rPr>
-              <w:t xml:space="preserve"> </w:t>
-            </w:r>
-          </w:p>
-        </w:tc>
-        <w:tc>
-          <w:tcPr>
-            <w:tcW w:w="1721" w:type="dxa"/>
-            <w:tcBorders>
-              <w:top w:val="nil"/>
-              <w:left w:val="nil"/>
-              <w:bottom w:val="dashed" w:sz="8" w:space="0" w:color="000000"/>
-              <w:right w:val="dashed" w:sz="8" w:space="0" w:color="000000"/>
-            </w:tcBorders>
-            <w:tcMar>
-              <w:top w:w="100" w:type="dxa"/>
-              <w:left w:w="100" w:type="dxa"/>
-              <w:bottom w:w="100" w:type="dxa"/>
-              <w:right w:w="100" w:type="dxa"/>
-            </w:tcMar>
-          </w:tcPr>
-          <w:p>
-            <w:pPr>
-              <w:spacing w:line="256" w:lineRule="auto"/>
-              <w:jc w:val="center"/>
-              <w:rPr>
-                <w:rFonts w:ascii="Times New Roman" w:eastAsia="Times New Roman" w:hAnsi="Times New Roman" w:cs="Times New Roman"/>
-              </w:rPr>
-            </w:pPr>
-            <w:r>
-              <w:rPr>
-                <w:rFonts w:ascii="Times New Roman" w:eastAsia="Times New Roman" w:hAnsi="Times New Roman" w:cs="Times New Roman"/>
-              </w:rPr>
-              <w:t xml:space="preserve"> </w:t>
-            </w:r>
-            <w:r>
-              <w:rPr>
-                <w:rFonts w:ascii="Times New Roman" w:eastAsia="Times New Roman" w:hAnsi="Times New Roman" w:cs="Times New Roman"/>
-              </w:rPr>
-              <w:t>60 мин (общий лекционный блок с паузами)</w:t>
-            </w:r>
-          </w:p>
-        </w:tc>
-        <w:tc>
-          <w:tcPr>
-            <w:tcW w:w="1583" w:type="dxa"/>
-            <w:tcBorders>
-              <w:top w:val="nil"/>
-              <w:left w:val="nil"/>
-              <w:bottom w:val="dashed" w:sz="8" w:space="0" w:color="000000"/>
-              <w:right w:val="dashed" w:sz="8" w:space="0" w:color="000000"/>
-            </w:tcBorders>
-            <w:tcMar>
-              <w:top w:w="100" w:type="dxa"/>
-              <w:left w:w="100" w:type="dxa"/>
-              <w:bottom w:w="100" w:type="dxa"/>
-              <w:right w:w="100" w:type="dxa"/>
-            </w:tcMar>
-          </w:tcPr>
-          <w:p>
-            <w:pPr>
-              <w:spacing w:line="256" w:lineRule="auto"/>
-              <w:jc w:val="center"/>
-              <w:rPr>
-                <w:rFonts w:ascii="Times New Roman" w:eastAsia="Times New Roman" w:hAnsi="Times New Roman" w:cs="Times New Roman"/>
-              </w:rPr>
-            </w:pPr>
-            <w:r>
-              <w:rPr>
-                <w:rFonts w:ascii="Times New Roman" w:eastAsia="Times New Roman" w:hAnsi="Times New Roman" w:cs="Times New Roman"/>
-              </w:rPr>
-              <w:t>15 мин</w:t>
-            </w:r>
-            <w:r>
-              <w:rPr>
-                <w:rFonts w:ascii="Times New Roman" w:eastAsia="Times New Roman" w:hAnsi="Times New Roman" w:cs="Times New Roman"/>
-              </w:rPr>
-              <w:t xml:space="preserve"> </w:t>
-            </w:r>
-          </w:p>
-        </w:tc>
-        <w:tc>
-          <w:tcPr>
-            <w:tcW w:w="1215" w:type="dxa"/>
-            <w:tcBorders>
-              <w:top w:val="nil"/>
-              <w:left w:val="nil"/>
-              <w:bottom w:val="dashed" w:sz="8" w:space="0" w:color="000000"/>
-              <w:right w:val="dashed" w:sz="8" w:space="0" w:color="000000"/>
-            </w:tcBorders>
-            <w:tcMar>
-              <w:top w:w="100" w:type="dxa"/>
-              <w:left w:w="100" w:type="dxa"/>
-              <w:bottom w:w="100" w:type="dxa"/>
-              <w:right w:w="100" w:type="dxa"/>
-            </w:tcMar>
-          </w:tcPr>
-          <w:p>
-            <w:pPr>
-              <w:spacing w:line="256" w:lineRule="auto"/>
-              <w:jc w:val="center"/>
-              <w:rPr>
-                <w:rFonts w:ascii="Times New Roman" w:eastAsia="Times New Roman" w:hAnsi="Times New Roman" w:cs="Times New Roman"/>
-              </w:rPr>
-            </w:pPr>
-            <w:r>
-              <w:rPr>
-                <w:rFonts w:ascii="Times New Roman" w:eastAsia="Times New Roman" w:hAnsi="Times New Roman" w:cs="Times New Roman"/>
-              </w:rPr>
-              <w:t xml:space="preserve"> </w:t>
-            </w:r>
-            <w:r>
-              <w:rPr>
-                <w:rFonts w:ascii="Times New Roman" w:eastAsia="Times New Roman" w:hAnsi="Times New Roman" w:cs="Times New Roman"/>
-              </w:rPr>
-              <w:t>30–45 мин (дома)</w:t>
-            </w:r>
-          </w:p>
-        </w:tc>
-      </w:tr>
-      <w:tr>
-        <w:trPr>
-          <w:trHeight w:val="1230"/>
-        </w:trPr>
-        <w:tc>
-          <w:tcPr>
-            <w:tcW w:w="1124" w:type="dxa"/>
-            <w:tcBorders>
-              <w:top w:val="nil"/>
-              <w:left w:val="single" w:sz="8" w:space="0" w:color="000000"/>
-              <w:bottom w:val="single" w:sz="8" w:space="0" w:color="000000"/>
-              <w:right w:val="single" w:sz="8" w:space="0" w:color="000000"/>
-            </w:tcBorders>
-            <w:shd w:val="clear" w:color="auto" w:fill="F3DCFA"/>
-            <w:tcMar>
-              <w:top w:w="100" w:type="dxa"/>
-              <w:left w:w="100" w:type="dxa"/>
-              <w:bottom w:w="100" w:type="dxa"/>
-              <w:right w:w="100" w:type="dxa"/>
-            </w:tcMar>
-          </w:tcPr>
-          <w:p>
-            <w:pPr>
-              <w:spacing w:line="256" w:lineRule="auto"/>
-              <w:jc w:val="center"/>
-              <w:rPr>
-                <w:rFonts w:ascii="Times New Roman" w:eastAsia="Times New Roman" w:hAnsi="Times New Roman" w:cs="Times New Roman"/>
-                <w:b/>
-                <w:bCs/>
-                <w:sz w:val="24"/>
-                <w:szCs w:val="24"/>
-              </w:rPr>
-            </w:pPr>
-            <w:r>
-              <w:rPr>
-                <w:rFonts w:ascii="Times New Roman" w:eastAsia="Times New Roman" w:hAnsi="Times New Roman" w:cs="Times New Roman"/>
-                <w:b/>
-                <w:bCs/>
-                <w:sz w:val="24"/>
-                <w:szCs w:val="24"/>
-              </w:rPr>
-              <w:t>Инструменты для реализации механик</w:t>
-            </w:r>
-          </w:p>
-        </w:tc>
-        <w:tc>
-          <w:tcPr>
-            <w:tcW w:w="1915" w:type="dxa"/>
-            <w:tcBorders>
-              <w:top w:val="nil"/>
-              <w:left w:val="nil"/>
-              <w:bottom w:val="dashed" w:sz="8" w:space="0" w:color="000000"/>
-              <w:right w:val="dashed" w:sz="8" w:space="0" w:color="000000"/>
-            </w:tcBorders>
-            <w:tcMar>
-              <w:top w:w="100" w:type="dxa"/>
-              <w:left w:w="100" w:type="dxa"/>
-              <w:bottom w:w="100" w:type="dxa"/>
-              <w:right w:w="100" w:type="dxa"/>
-            </w:tcMar>
-          </w:tcPr>
-          <w:p>
-            <w:pPr>
-              <w:spacing w:line="256" w:lineRule="auto"/>
-              <w:jc w:val="center"/>
-              <w:rPr>
-                <w:rFonts w:ascii="Times New Roman" w:eastAsia="Times New Roman" w:hAnsi="Times New Roman" w:cs="Times New Roman"/>
-              </w:rPr>
-            </w:pPr>
-            <w:r>
-              <w:rPr>
-                <w:rFonts w:ascii="Times New Roman" w:eastAsia="Times New Roman" w:hAnsi="Times New Roman" w:cs="Times New Roman"/>
-              </w:rPr>
-              <w:t xml:space="preserve"> </w:t>
-            </w:r>
-            <w:r>
-              <w:rPr>
-                <w:rFonts w:ascii="Times New Roman" w:eastAsia="Times New Roman" w:hAnsi="Times New Roman" w:cs="Times New Roman"/>
-              </w:rPr>
-              <w:t>LMS (</w:t>
-            </w:r>
-            <w:proofErr w:type="spellStart"/>
-            <w:r>
-              <w:rPr>
-                <w:rFonts w:ascii="Times New Roman" w:eastAsia="Times New Roman" w:hAnsi="Times New Roman" w:cs="Times New Roman"/>
-              </w:rPr>
-              <w:t>Moodle</w:t>
-            </w:r>
-            <w:proofErr w:type="spellEnd"/>
-            <w:r>
-              <w:rPr>
-                <w:rFonts w:ascii="Times New Roman" w:eastAsia="Times New Roman" w:hAnsi="Times New Roman" w:cs="Times New Roman"/>
-              </w:rPr>
-              <w:t xml:space="preserve">) </w:t>
-            </w:r>
-            <w:proofErr w:type="gramStart"/>
-            <w:r>
-              <w:rPr>
-                <w:rFonts w:ascii="Times New Roman" w:eastAsia="Times New Roman" w:hAnsi="Times New Roman" w:cs="Times New Roman"/>
-              </w:rPr>
-              <w:t>с ссылками</w:t>
-            </w:r>
-            <w:proofErr w:type="gramEnd"/>
-            <w:r>
-              <w:rPr>
-                <w:rFonts w:ascii="Times New Roman" w:eastAsia="Times New Roman" w:hAnsi="Times New Roman" w:cs="Times New Roman"/>
-              </w:rPr>
-              <w:t>, Telegram-канал курса</w:t>
-            </w:r>
-          </w:p>
-        </w:tc>
-        <w:tc>
-          <w:tcPr>
-            <w:tcW w:w="1467" w:type="dxa"/>
-            <w:tcBorders>
-              <w:top w:val="nil"/>
-              <w:left w:val="nil"/>
-              <w:bottom w:val="dashed" w:sz="8" w:space="0" w:color="000000"/>
-              <w:right w:val="dashed" w:sz="8" w:space="0" w:color="000000"/>
-            </w:tcBorders>
-            <w:tcMar>
-              <w:top w:w="100" w:type="dxa"/>
-              <w:left w:w="100" w:type="dxa"/>
-              <w:bottom w:w="100" w:type="dxa"/>
-              <w:right w:w="100" w:type="dxa"/>
-            </w:tcMar>
-          </w:tcPr>
-          <w:p>
-            <w:pPr>
-              <w:jc w:val="center"/>
-              <w:rPr>
-                <w:rFonts w:ascii="Times New Roman" w:eastAsia="Times New Roman" w:hAnsi="Times New Roman" w:cs="Times New Roman"/>
-              </w:rPr>
-            </w:pPr>
-            <w:r>
-              <w:rPr>
-                <w:rFonts w:ascii="Times New Roman" w:eastAsia="Times New Roman" w:hAnsi="Times New Roman" w:cs="Times New Roman"/>
-              </w:rPr>
-              <w:t>Видеоконференция/аудитория, презентация, слайд с реальным графиком данных</w:t>
-            </w:r>
-            <w:r>
-              <w:rPr>
-                <w:rFonts w:ascii="Times New Roman" w:eastAsia="Times New Roman" w:hAnsi="Times New Roman" w:cs="Times New Roman"/>
-              </w:rPr>
-              <w:t xml:space="preserve"> </w:t>
-            </w:r>
-          </w:p>
-        </w:tc>
-        <w:tc>
-          <w:tcPr>
-            <w:tcW w:w="1721" w:type="dxa"/>
-            <w:tcBorders>
-              <w:top w:val="nil"/>
-              <w:left w:val="nil"/>
-              <w:bottom w:val="dashed" w:sz="8" w:space="0" w:color="000000"/>
-              <w:right w:val="dashed" w:sz="8" w:space="0" w:color="000000"/>
-            </w:tcBorders>
-            <w:tcMar>
-              <w:top w:w="100" w:type="dxa"/>
-              <w:left w:w="100" w:type="dxa"/>
-              <w:bottom w:w="100" w:type="dxa"/>
-              <w:right w:w="100" w:type="dxa"/>
-            </w:tcMar>
-          </w:tcPr>
-          <w:p>
-            <w:pPr>
-              <w:spacing w:line="256" w:lineRule="auto"/>
-              <w:jc w:val="center"/>
-              <w:rPr>
-                <w:rFonts w:ascii="Times New Roman" w:eastAsia="Times New Roman" w:hAnsi="Times New Roman" w:cs="Times New Roman"/>
-              </w:rPr>
-            </w:pPr>
-            <w:r>
-              <w:rPr>
-                <w:rFonts w:ascii="Times New Roman" w:eastAsia="Times New Roman" w:hAnsi="Times New Roman" w:cs="Times New Roman"/>
-              </w:rPr>
-              <w:t xml:space="preserve">Презентация (PPT/Google </w:t>
-            </w:r>
-            <w:proofErr w:type="spellStart"/>
-            <w:r>
-              <w:rPr>
-                <w:rFonts w:ascii="Times New Roman" w:eastAsia="Times New Roman" w:hAnsi="Times New Roman" w:cs="Times New Roman"/>
-              </w:rPr>
-              <w:t>Slides</w:t>
-            </w:r>
-            <w:proofErr w:type="spellEnd"/>
-            <w:r>
-              <w:rPr>
-                <w:rFonts w:ascii="Times New Roman" w:eastAsia="Times New Roman" w:hAnsi="Times New Roman" w:cs="Times New Roman"/>
-              </w:rPr>
-              <w:t>), онлайн-доска (</w:t>
-            </w:r>
-            <w:proofErr w:type="spellStart"/>
-            <w:r>
-              <w:rPr>
-                <w:rFonts w:ascii="Times New Roman" w:eastAsia="Times New Roman" w:hAnsi="Times New Roman" w:cs="Times New Roman"/>
-              </w:rPr>
-              <w:t>Miro</w:t>
-            </w:r>
-            <w:proofErr w:type="spellEnd"/>
-            <w:r>
-              <w:rPr>
-                <w:rFonts w:ascii="Times New Roman" w:eastAsia="Times New Roman" w:hAnsi="Times New Roman" w:cs="Times New Roman"/>
-              </w:rPr>
-              <w:t xml:space="preserve">) для рисования схем, </w:t>
-            </w:r>
-            <w:proofErr w:type="spellStart"/>
-            <w:r>
-              <w:rPr>
-                <w:rFonts w:ascii="Times New Roman" w:eastAsia="Times New Roman" w:hAnsi="Times New Roman" w:cs="Times New Roman"/>
-              </w:rPr>
-              <w:t>Mentimeter</w:t>
-            </w:r>
-            <w:proofErr w:type="spellEnd"/>
-            <w:r>
-              <w:rPr>
-                <w:rFonts w:ascii="Times New Roman" w:eastAsia="Times New Roman" w:hAnsi="Times New Roman" w:cs="Times New Roman"/>
-              </w:rPr>
-              <w:t>/</w:t>
-            </w:r>
-            <w:proofErr w:type="spellStart"/>
-            <w:r>
-              <w:rPr>
-                <w:rFonts w:ascii="Times New Roman" w:eastAsia="Times New Roman" w:hAnsi="Times New Roman" w:cs="Times New Roman"/>
-              </w:rPr>
-              <w:t>Slido</w:t>
-            </w:r>
-            <w:proofErr w:type="spellEnd"/>
-            <w:r>
-              <w:rPr>
-                <w:rFonts w:ascii="Times New Roman" w:eastAsia="Times New Roman" w:hAnsi="Times New Roman" w:cs="Times New Roman"/>
-              </w:rPr>
-              <w:t xml:space="preserve"> для опросов, калькулятор (или просто общий расчёт на доске)</w:t>
-            </w:r>
-            <w:r>
-              <w:rPr>
-                <w:rFonts w:ascii="Times New Roman" w:eastAsia="Times New Roman" w:hAnsi="Times New Roman" w:cs="Times New Roman"/>
-              </w:rPr>
-              <w:t xml:space="preserve"> </w:t>
-            </w:r>
-          </w:p>
-        </w:tc>
-        <w:tc>
-          <w:tcPr>
-            <w:tcW w:w="1583" w:type="dxa"/>
-            <w:tcBorders>
-              <w:top w:val="nil"/>
-              <w:left w:val="nil"/>
-              <w:bottom w:val="dashed" w:sz="8" w:space="0" w:color="000000"/>
-              <w:right w:val="dashed" w:sz="8" w:space="0" w:color="000000"/>
-            </w:tcBorders>
-            <w:tcMar>
-              <w:top w:w="100" w:type="dxa"/>
-              <w:left w:w="100" w:type="dxa"/>
-              <w:bottom w:w="100" w:type="dxa"/>
-              <w:right w:w="100" w:type="dxa"/>
-            </w:tcMar>
-          </w:tcPr>
-          <w:p>
-            <w:pPr>
-              <w:spacing w:line="256" w:lineRule="auto"/>
-              <w:jc w:val="center"/>
-              <w:rPr>
-                <w:rFonts w:ascii="Times New Roman" w:eastAsia="Times New Roman" w:hAnsi="Times New Roman" w:cs="Times New Roman"/>
-              </w:rPr>
-            </w:pPr>
-            <w:r>
-              <w:rPr>
-                <w:rFonts w:ascii="Times New Roman" w:eastAsia="Times New Roman" w:hAnsi="Times New Roman" w:cs="Times New Roman"/>
-              </w:rPr>
-              <w:t xml:space="preserve"> </w:t>
-            </w:r>
-            <w:r>
-              <w:rPr>
-                <w:rFonts w:ascii="Times New Roman" w:eastAsia="Times New Roman" w:hAnsi="Times New Roman" w:cs="Times New Roman"/>
-              </w:rPr>
-              <w:t>Чат в Zoom/Telegram, система опросов в LMS</w:t>
-            </w:r>
-          </w:p>
-        </w:tc>
-        <w:tc>
-          <w:tcPr>
-            <w:tcW w:w="1215" w:type="dxa"/>
-            <w:tcBorders>
-              <w:top w:val="nil"/>
-              <w:left w:val="nil"/>
-              <w:bottom w:val="dashed" w:sz="8" w:space="0" w:color="000000"/>
-              <w:right w:val="dashed" w:sz="8" w:space="0" w:color="000000"/>
-            </w:tcBorders>
-            <w:tcMar>
-              <w:top w:w="100" w:type="dxa"/>
-              <w:left w:w="100" w:type="dxa"/>
-              <w:bottom w:w="100" w:type="dxa"/>
-              <w:right w:w="100" w:type="dxa"/>
-            </w:tcMar>
-          </w:tcPr>
-          <w:p>
-            <w:pPr>
-              <w:spacing w:line="256" w:lineRule="auto"/>
-              <w:jc w:val="center"/>
-              <w:rPr>
-                <w:rFonts w:ascii="Times New Roman" w:eastAsia="Times New Roman" w:hAnsi="Times New Roman" w:cs="Times New Roman"/>
-                <w:lang w:val="en-US"/>
-              </w:rPr>
-            </w:pPr>
-            <w:r>
-              <w:rPr>
-                <w:rFonts w:ascii="Times New Roman" w:eastAsia="Times New Roman" w:hAnsi="Times New Roman" w:cs="Times New Roman"/>
-                <w:lang w:val="en-US"/>
-              </w:rPr>
-              <w:t xml:space="preserve">Google </w:t>
-            </w:r>
-            <w:proofErr w:type="spellStart"/>
-            <w:r>
-              <w:rPr>
-                <w:rFonts w:ascii="Times New Roman" w:eastAsia="Times New Roman" w:hAnsi="Times New Roman" w:cs="Times New Roman"/>
-                <w:lang w:val="en-US"/>
-              </w:rPr>
-              <w:t>Colab</w:t>
-            </w:r>
-            <w:proofErr w:type="spellEnd"/>
-            <w:r>
-              <w:rPr>
-                <w:rFonts w:ascii="Times New Roman" w:eastAsia="Times New Roman" w:hAnsi="Times New Roman" w:cs="Times New Roman"/>
-                <w:lang w:val="en-US"/>
-              </w:rPr>
-              <w:t xml:space="preserve">, Google Forms, LMS </w:t>
-            </w:r>
-            <w:r>
-              <w:rPr>
-                <w:rFonts w:ascii="Times New Roman" w:eastAsia="Times New Roman" w:hAnsi="Times New Roman" w:cs="Times New Roman"/>
-              </w:rPr>
-              <w:t>для</w:t>
-            </w:r>
-            <w:r>
-              <w:rPr>
-                <w:rFonts w:ascii="Times New Roman" w:eastAsia="Times New Roman" w:hAnsi="Times New Roman" w:cs="Times New Roman"/>
-                <w:lang w:val="en-US"/>
-              </w:rPr>
-              <w:t xml:space="preserve"> </w:t>
-            </w:r>
-            <w:r>
-              <w:rPr>
-                <w:rFonts w:ascii="Times New Roman" w:eastAsia="Times New Roman" w:hAnsi="Times New Roman" w:cs="Times New Roman"/>
-              </w:rPr>
-              <w:t>сдачи</w:t>
-            </w:r>
-            <w:r>
-              <w:rPr>
-                <w:rFonts w:ascii="Times New Roman" w:eastAsia="Times New Roman" w:hAnsi="Times New Roman" w:cs="Times New Roman"/>
-                <w:lang w:val="en-US"/>
-              </w:rPr>
-              <w:t xml:space="preserve"> </w:t>
-            </w:r>
-            <w:r>
-              <w:rPr>
-                <w:rFonts w:ascii="Times New Roman" w:eastAsia="Times New Roman" w:hAnsi="Times New Roman" w:cs="Times New Roman"/>
+                <w:sz w:val="21"/>
+                <w:szCs w:val="21"/>
               </w:rPr>
               <w:t>ДЗ</w:t>
             </w:r>
             <w:r>
               <w:rPr>
                 <w:rFonts w:ascii="Times New Roman" w:eastAsia="Times New Roman" w:hAnsi="Times New Roman" w:cs="Times New Roman"/>
+                <w:sz w:val="21"/>
+                <w:szCs w:val="21"/>
                 <w:lang w:val="en-US"/>
               </w:rPr>
               <w:t xml:space="preserve"> </w:t>
@@ -4383,7 +4544,8 @@
     <w:tbl>
       <w:tblPr>
         <w:tblStyle w:val="a8"/>
-        <w:tblW w:w="9025" w:type="dxa"/>
+        <w:tblW w:w="10773" w:type="dxa"/>
+        <w:jc w:val="center"/>
         <w:tblInd w:w="0" w:type="dxa"/>
         <w:tblBorders>
           <w:top w:val="nil"/>
@@ -4397,18 +4559,19 @@
         <w:tblLook w:val="0600" w:firstRow="0" w:lastRow="0" w:firstColumn="0" w:lastColumn="0" w:noHBand="1" w:noVBand="1"/>
       </w:tblPr>
       <w:tblGrid>
-        <w:gridCol w:w="1724"/>
-        <w:gridCol w:w="2632"/>
-        <w:gridCol w:w="2156"/>
-        <w:gridCol w:w="2513"/>
+        <w:gridCol w:w="983"/>
+        <w:gridCol w:w="4961"/>
+        <w:gridCol w:w="1559"/>
+        <w:gridCol w:w="3270"/>
       </w:tblGrid>
       <w:tr>
         <w:trPr>
           <w:trHeight w:val="825"/>
+          <w:jc w:val="center"/>
         </w:trPr>
         <w:tc>
           <w:tcPr>
-            <w:tcW w:w="9023" w:type="dxa"/>
+            <w:tcW w:w="10773" w:type="dxa"/>
             <w:gridSpan w:val="4"/>
             <w:tcBorders>
               <w:top w:val="single" w:sz="8" w:space="0" w:color="000000"/>
@@ -4452,10 +4615,11 @@
       <w:tr>
         <w:trPr>
           <w:trHeight w:val="705"/>
+          <w:jc w:val="center"/>
         </w:trPr>
         <w:tc>
           <w:tcPr>
-            <w:tcW w:w="1724" w:type="dxa"/>
+            <w:tcW w:w="983" w:type="dxa"/>
             <w:tcBorders>
               <w:top w:val="nil"/>
               <w:left w:val="single" w:sz="8" w:space="0" w:color="000000"/>
@@ -4497,7 +4661,7 @@
         </w:tc>
         <w:tc>
           <w:tcPr>
-            <w:tcW w:w="2631" w:type="dxa"/>
+            <w:tcW w:w="4961" w:type="dxa"/>
             <w:tcBorders>
               <w:top w:val="nil"/>
               <w:left w:val="nil"/>
@@ -4538,7 +4702,7 @@
         </w:tc>
         <w:tc>
           <w:tcPr>
-            <w:tcW w:w="2156" w:type="dxa"/>
+            <w:tcW w:w="1559" w:type="dxa"/>
             <w:tcBorders>
               <w:top w:val="nil"/>
               <w:left w:val="nil"/>
@@ -4579,7 +4743,7 @@
         </w:tc>
         <w:tc>
           <w:tcPr>
-            <w:tcW w:w="2512" w:type="dxa"/>
+            <w:tcW w:w="3270" w:type="dxa"/>
             <w:tcBorders>
               <w:top w:val="nil"/>
               <w:left w:val="nil"/>
@@ -4622,10 +4786,11 @@
       <w:tr>
         <w:trPr>
           <w:trHeight w:val="495"/>
+          <w:jc w:val="center"/>
         </w:trPr>
         <w:tc>
           <w:tcPr>
-            <w:tcW w:w="9023" w:type="dxa"/>
+            <w:tcW w:w="10773" w:type="dxa"/>
             <w:gridSpan w:val="4"/>
             <w:tcBorders>
               <w:top w:val="nil"/>
@@ -4669,10 +4834,11 @@
       <w:tr>
         <w:trPr>
           <w:trHeight w:val="525"/>
+          <w:jc w:val="center"/>
         </w:trPr>
         <w:tc>
           <w:tcPr>
-            <w:tcW w:w="1724" w:type="dxa"/>
+            <w:tcW w:w="983" w:type="dxa"/>
             <w:tcBorders>
               <w:top w:val="nil"/>
               <w:left w:val="dashed" w:sz="8" w:space="0" w:color="000000"/>
@@ -4708,7 +4874,7 @@
         </w:tc>
         <w:tc>
           <w:tcPr>
-            <w:tcW w:w="2631" w:type="dxa"/>
+            <w:tcW w:w="4961" w:type="dxa"/>
             <w:tcBorders>
               <w:top w:val="nil"/>
               <w:left w:val="nil"/>
@@ -4746,7 +4912,7 @@
         </w:tc>
         <w:tc>
           <w:tcPr>
-            <w:tcW w:w="2156" w:type="dxa"/>
+            <w:tcW w:w="1559" w:type="dxa"/>
             <w:tcBorders>
               <w:top w:val="nil"/>
               <w:left w:val="nil"/>
@@ -4784,7 +4950,7 @@
         </w:tc>
         <w:tc>
           <w:tcPr>
-            <w:tcW w:w="2512" w:type="dxa"/>
+            <w:tcW w:w="3270" w:type="dxa"/>
             <w:tcBorders>
               <w:top w:val="nil"/>
               <w:left w:val="nil"/>
@@ -4816,7 +4982,49 @@
               <w:rPr>
                 <w:rFonts w:ascii="Times New Roman" w:eastAsia="Times New Roman" w:hAnsi="Times New Roman" w:cs="Times New Roman"/>
               </w:rPr>
-              <w:t xml:space="preserve">Текст уведомления, ссылка на видео (YouTube), слайды (в </w:t>
+              <w:t>Текст уведомления, ссылка на</w:t>
+            </w:r>
+            <w:r>
+              <w:rPr>
+                <w:rFonts w:ascii="Times New Roman" w:eastAsia="Times New Roman" w:hAnsi="Times New Roman" w:cs="Times New Roman"/>
+                <w:lang w:val="ru-RU"/>
+              </w:rPr>
+              <w:t xml:space="preserve"> статью </w:t>
+            </w:r>
+            <w:r>
+              <w:rPr>
+                <w:rFonts w:ascii="Times New Roman" w:eastAsia="Times New Roman" w:hAnsi="Times New Roman" w:cs="Times New Roman"/>
+              </w:rPr>
+              <w:t>(</w:t>
+            </w:r>
+            <w:proofErr w:type="spellStart"/>
+            <w:r>
+              <w:rPr>
+                <w:rFonts w:ascii="Times New Roman" w:eastAsia="Times New Roman" w:hAnsi="Times New Roman" w:cs="Times New Roman"/>
+                <w:lang w:val="en-US"/>
+              </w:rPr>
+              <w:t>habr</w:t>
+            </w:r>
+            <w:proofErr w:type="spellEnd"/>
+            <w:r>
+              <w:rPr>
+                <w:rFonts w:ascii="Times New Roman" w:eastAsia="Times New Roman" w:hAnsi="Times New Roman" w:cs="Times New Roman"/>
+                <w:lang w:val="ru-RU"/>
+              </w:rPr>
+              <w:t xml:space="preserve">, </w:t>
+            </w:r>
+            <w:r>
+              <w:rPr>
+                <w:rFonts w:ascii="Times New Roman" w:eastAsiaTheme="minorEastAsia" w:hAnsi="Times New Roman" w:cs="Times New Roman"/>
+                <w:lang w:val="ru-RU"/>
+              </w:rPr>
+              <w:t>практикум</w:t>
+            </w:r>
+            <w:r>
+              <w:rPr>
+                <w:rFonts w:ascii="Times New Roman" w:eastAsia="Times New Roman" w:hAnsi="Times New Roman" w:cs="Times New Roman"/>
+              </w:rPr>
+              <w:t xml:space="preserve">), слайды (в </w:t>
             </w:r>
             <w:proofErr w:type="spellStart"/>
             <w:r>
@@ -4838,10 +5046,11 @@
       <w:tr>
         <w:trPr>
           <w:trHeight w:val="495"/>
+          <w:jc w:val="center"/>
         </w:trPr>
         <w:tc>
           <w:tcPr>
-            <w:tcW w:w="1724" w:type="dxa"/>
+            <w:tcW w:w="983" w:type="dxa"/>
             <w:tcBorders>
               <w:top w:val="nil"/>
               <w:left w:val="dashed" w:sz="8" w:space="0" w:color="000000"/>
@@ -4878,7 +5087,7 @@
         </w:tc>
         <w:tc>
           <w:tcPr>
-            <w:tcW w:w="2631" w:type="dxa"/>
+            <w:tcW w:w="4961" w:type="dxa"/>
             <w:tcBorders>
               <w:top w:val="nil"/>
               <w:left w:val="nil"/>
@@ -4917,7 +5126,7 @@
         </w:tc>
         <w:tc>
           <w:tcPr>
-            <w:tcW w:w="2156" w:type="dxa"/>
+            <w:tcW w:w="1559" w:type="dxa"/>
             <w:tcBorders>
               <w:top w:val="nil"/>
               <w:left w:val="nil"/>
@@ -4955,7 +5164,7 @@
         </w:tc>
         <w:tc>
           <w:tcPr>
-            <w:tcW w:w="2512" w:type="dxa"/>
+            <w:tcW w:w="3270" w:type="dxa"/>
             <w:tcBorders>
               <w:top w:val="nil"/>
               <w:left w:val="nil"/>
@@ -4988,21 +5197,7 @@
               <w:rPr>
                 <w:rFonts w:ascii="Times New Roman" w:eastAsia="Times New Roman" w:hAnsi="Times New Roman" w:cs="Times New Roman"/>
               </w:rPr>
-              <w:t xml:space="preserve">ПК, проектор, презентация, ссылки на </w:t>
-            </w:r>
-            <w:proofErr w:type="spellStart"/>
-            <w:r>
-              <w:rPr>
-                <w:rFonts w:ascii="Times New Roman" w:eastAsia="Times New Roman" w:hAnsi="Times New Roman" w:cs="Times New Roman"/>
-              </w:rPr>
-              <w:t>Mentimeter</w:t>
-            </w:r>
-            <w:proofErr w:type="spellEnd"/>
-            <w:r>
-              <w:rPr>
-                <w:rFonts w:ascii="Times New Roman" w:eastAsia="Times New Roman" w:hAnsi="Times New Roman" w:cs="Times New Roman"/>
-              </w:rPr>
-              <w:t>.</w:t>
+              <w:t>ПК, проектор, презентация.</w:t>
             </w:r>
           </w:p>
         </w:tc>
@@ -5010,10 +5205,11 @@
       <w:tr>
         <w:trPr>
           <w:trHeight w:val="495"/>
+          <w:jc w:val="center"/>
         </w:trPr>
         <w:tc>
           <w:tcPr>
-            <w:tcW w:w="9023" w:type="dxa"/>
+            <w:tcW w:w="10773" w:type="dxa"/>
             <w:gridSpan w:val="4"/>
             <w:tcBorders>
               <w:top w:val="nil"/>
@@ -5057,10 +5253,11 @@
       <w:tr>
         <w:trPr>
           <w:trHeight w:val="525"/>
+          <w:jc w:val="center"/>
         </w:trPr>
         <w:tc>
           <w:tcPr>
-            <w:tcW w:w="1724" w:type="dxa"/>
+            <w:tcW w:w="983" w:type="dxa"/>
             <w:tcBorders>
               <w:top w:val="nil"/>
               <w:left w:val="dashed" w:sz="8" w:space="0" w:color="000000"/>
@@ -5096,7 +5293,7 @@
         </w:tc>
         <w:tc>
           <w:tcPr>
-            <w:tcW w:w="2631" w:type="dxa"/>
+            <w:tcW w:w="4961" w:type="dxa"/>
             <w:tcBorders>
               <w:top w:val="nil"/>
               <w:left w:val="nil"/>
@@ -5134,7 +5331,7 @@
         </w:tc>
         <w:tc>
           <w:tcPr>
-            <w:tcW w:w="2156" w:type="dxa"/>
+            <w:tcW w:w="1559" w:type="dxa"/>
             <w:tcBorders>
               <w:top w:val="nil"/>
               <w:left w:val="nil"/>
@@ -5174,7 +5371,7 @@
         </w:tc>
         <w:tc>
           <w:tcPr>
-            <w:tcW w:w="2512" w:type="dxa"/>
+            <w:tcW w:w="3270" w:type="dxa"/>
             <w:tcBorders>
               <w:top w:val="nil"/>
               <w:left w:val="nil"/>
@@ -5216,10 +5413,11 @@
       <w:tr>
         <w:trPr>
           <w:trHeight w:val="495"/>
+          <w:jc w:val="center"/>
         </w:trPr>
         <w:tc>
           <w:tcPr>
-            <w:tcW w:w="1724" w:type="dxa"/>
+            <w:tcW w:w="983" w:type="dxa"/>
             <w:tcBorders>
               <w:top w:val="nil"/>
               <w:left w:val="dashed" w:sz="8" w:space="0" w:color="000000"/>
@@ -5256,7 +5454,7 @@
         </w:tc>
         <w:tc>
           <w:tcPr>
-            <w:tcW w:w="2631" w:type="dxa"/>
+            <w:tcW w:w="4961" w:type="dxa"/>
             <w:tcBorders>
               <w:top w:val="nil"/>
               <w:left w:val="nil"/>
@@ -5294,7 +5492,7 @@
         </w:tc>
         <w:tc>
           <w:tcPr>
-            <w:tcW w:w="2156" w:type="dxa"/>
+            <w:tcW w:w="1559" w:type="dxa"/>
             <w:tcBorders>
               <w:top w:val="nil"/>
               <w:left w:val="nil"/>
@@ -5334,7 +5532,7 @@
         </w:tc>
         <w:tc>
           <w:tcPr>
-            <w:tcW w:w="2512" w:type="dxa"/>
+            <w:tcW w:w="3270" w:type="dxa"/>
             <w:tcBorders>
               <w:top w:val="nil"/>
               <w:left w:val="nil"/>
@@ -5374,10 +5572,11 @@
       <w:tr>
         <w:trPr>
           <w:trHeight w:val="495"/>
+          <w:jc w:val="center"/>
         </w:trPr>
         <w:tc>
           <w:tcPr>
-            <w:tcW w:w="1724" w:type="dxa"/>
+            <w:tcW w:w="983" w:type="dxa"/>
             <w:tcBorders>
               <w:top w:val="nil"/>
               <w:left w:val="dashed" w:sz="8" w:space="0" w:color="000000"/>
@@ -5417,7 +5616,7 @@
         </w:tc>
         <w:tc>
           <w:tcPr>
-            <w:tcW w:w="2631" w:type="dxa"/>
+            <w:tcW w:w="4961" w:type="dxa"/>
             <w:tcBorders>
               <w:top w:val="nil"/>
               <w:left w:val="nil"/>
@@ -5449,14 +5648,7 @@
               <w:rPr>
                 <w:rFonts w:ascii="Times New Roman" w:eastAsia="Times New Roman" w:hAnsi="Times New Roman" w:cs="Times New Roman"/>
               </w:rPr>
-              <w:t xml:space="preserve">Постановка аутентичной задачи: «Сегодня мы поймем, как нейросеть может научиться решать такую задачу – отличать исправное состояние от </w:t>
-            </w:r>
-            <w:r>
-              <w:rPr>
-                <w:rFonts w:ascii="Times New Roman" w:eastAsia="Times New Roman" w:hAnsi="Times New Roman" w:cs="Times New Roman"/>
-              </w:rPr>
-              <w:lastRenderedPageBreak/>
-              <w:t>неисправного по этим сигналам».</w:t>
+              <w:t>Постановка аутентичной задачи: «Сегодня мы поймем, как нейросеть может научиться решать такую задачу – отличать исправное состояние от неисправного по этим сигналам».</w:t>
             </w:r>
             <w:r>
               <w:rPr>
@@ -5475,7 +5667,7 @@
         </w:tc>
         <w:tc>
           <w:tcPr>
-            <w:tcW w:w="2156" w:type="dxa"/>
+            <w:tcW w:w="1559" w:type="dxa"/>
             <w:tcBorders>
               <w:top w:val="nil"/>
               <w:left w:val="nil"/>
@@ -5502,7 +5694,6 @@
               <w:rPr>
                 <w:rFonts w:ascii="Times New Roman" w:eastAsia="Times New Roman" w:hAnsi="Times New Roman" w:cs="Times New Roman"/>
               </w:rPr>
-              <w:lastRenderedPageBreak/>
               <w:t xml:space="preserve"> </w:t>
             </w:r>
             <w:r>
@@ -5516,7 +5707,7 @@
         </w:tc>
         <w:tc>
           <w:tcPr>
-            <w:tcW w:w="2512" w:type="dxa"/>
+            <w:tcW w:w="3270" w:type="dxa"/>
             <w:tcBorders>
               <w:top w:val="nil"/>
               <w:left w:val="nil"/>
@@ -5536,6 +5727,7 @@
               <w:jc w:val="both"/>
               <w:rPr>
                 <w:rFonts w:ascii="Times New Roman" w:eastAsia="Times New Roman" w:hAnsi="Times New Roman" w:cs="Times New Roman"/>
+                <w:lang w:val="ru-RU"/>
               </w:rPr>
             </w:pPr>
             <w:r>
@@ -5548,21 +5740,7 @@
               <w:rPr>
                 <w:rFonts w:ascii="Times New Roman" w:eastAsia="Times New Roman" w:hAnsi="Times New Roman" w:cs="Times New Roman"/>
               </w:rPr>
-              <w:t xml:space="preserve">Чат или </w:t>
-            </w:r>
-            <w:proofErr w:type="spellStart"/>
-            <w:r>
-              <w:rPr>
-                <w:rFonts w:ascii="Times New Roman" w:eastAsia="Times New Roman" w:hAnsi="Times New Roman" w:cs="Times New Roman"/>
-              </w:rPr>
-              <w:t>Mentimeter</w:t>
-            </w:r>
-            <w:proofErr w:type="spellEnd"/>
-            <w:r>
-              <w:rPr>
-                <w:rFonts w:ascii="Times New Roman" w:eastAsia="Times New Roman" w:hAnsi="Times New Roman" w:cs="Times New Roman"/>
-              </w:rPr>
-              <w:t xml:space="preserve"> с открытым вопросом</w:t>
+              <w:t>Чат</w:t>
             </w:r>
           </w:p>
         </w:tc>
@@ -5570,10 +5748,11 @@
       <w:tr>
         <w:trPr>
           <w:trHeight w:val="495"/>
+          <w:jc w:val="center"/>
         </w:trPr>
         <w:tc>
           <w:tcPr>
-            <w:tcW w:w="9023" w:type="dxa"/>
+            <w:tcW w:w="10773" w:type="dxa"/>
             <w:gridSpan w:val="4"/>
             <w:tcBorders>
               <w:top w:val="nil"/>
@@ -5617,10 +5796,11 @@
       <w:tr>
         <w:trPr>
           <w:trHeight w:val="525"/>
+          <w:jc w:val="center"/>
         </w:trPr>
         <w:tc>
           <w:tcPr>
-            <w:tcW w:w="1724" w:type="dxa"/>
+            <w:tcW w:w="983" w:type="dxa"/>
             <w:tcBorders>
               <w:top w:val="nil"/>
               <w:left w:val="dashed" w:sz="8" w:space="0" w:color="000000"/>
@@ -5656,7 +5836,7 @@
         </w:tc>
         <w:tc>
           <w:tcPr>
-            <w:tcW w:w="2631" w:type="dxa"/>
+            <w:tcW w:w="4961" w:type="dxa"/>
             <w:tcBorders>
               <w:top w:val="nil"/>
               <w:left w:val="nil"/>
@@ -5809,7 +5989,7 @@
         </w:tc>
         <w:tc>
           <w:tcPr>
-            <w:tcW w:w="2156" w:type="dxa"/>
+            <w:tcW w:w="1559" w:type="dxa"/>
             <w:tcBorders>
               <w:top w:val="nil"/>
               <w:left w:val="nil"/>
@@ -5847,7 +6027,7 @@
         </w:tc>
         <w:tc>
           <w:tcPr>
-            <w:tcW w:w="2512" w:type="dxa"/>
+            <w:tcW w:w="3270" w:type="dxa"/>
             <w:tcBorders>
               <w:top w:val="nil"/>
               <w:left w:val="nil"/>
@@ -5887,10 +6067,11 @@
       <w:tr>
         <w:trPr>
           <w:trHeight w:val="495"/>
+          <w:jc w:val="center"/>
         </w:trPr>
         <w:tc>
           <w:tcPr>
-            <w:tcW w:w="1724" w:type="dxa"/>
+            <w:tcW w:w="983" w:type="dxa"/>
             <w:tcBorders>
               <w:top w:val="nil"/>
               <w:left w:val="dashed" w:sz="8" w:space="0" w:color="000000"/>
@@ -5927,7 +6108,7 @@
         </w:tc>
         <w:tc>
           <w:tcPr>
-            <w:tcW w:w="2631" w:type="dxa"/>
+            <w:tcW w:w="4961" w:type="dxa"/>
             <w:tcBorders>
               <w:top w:val="nil"/>
               <w:left w:val="nil"/>
@@ -6024,7 +6205,7 @@
         </w:tc>
         <w:tc>
           <w:tcPr>
-            <w:tcW w:w="2156" w:type="dxa"/>
+            <w:tcW w:w="1559" w:type="dxa"/>
             <w:tcBorders>
               <w:top w:val="nil"/>
               <w:left w:val="nil"/>
@@ -6062,7 +6243,7 @@
         </w:tc>
         <w:tc>
           <w:tcPr>
-            <w:tcW w:w="2512" w:type="dxa"/>
+            <w:tcW w:w="3270" w:type="dxa"/>
             <w:tcBorders>
               <w:top w:val="nil"/>
               <w:left w:val="nil"/>
@@ -6102,10 +6283,11 @@
       <w:tr>
         <w:trPr>
           <w:trHeight w:val="495"/>
+          <w:jc w:val="center"/>
         </w:trPr>
         <w:tc>
           <w:tcPr>
-            <w:tcW w:w="1724" w:type="dxa"/>
+            <w:tcW w:w="983" w:type="dxa"/>
             <w:tcBorders>
               <w:top w:val="nil"/>
               <w:left w:val="dashed" w:sz="8" w:space="0" w:color="000000"/>
@@ -6139,13 +6321,14 @@
                 <w:sz w:val="24"/>
                 <w:szCs w:val="24"/>
               </w:rPr>
+              <w:lastRenderedPageBreak/>
               <w:t>3</w:t>
             </w:r>
           </w:p>
         </w:tc>
         <w:tc>
           <w:tcPr>
-            <w:tcW w:w="2631" w:type="dxa"/>
+            <w:tcW w:w="4961" w:type="dxa"/>
             <w:tcBorders>
               <w:top w:val="nil"/>
               <w:left w:val="nil"/>
@@ -6177,20 +6360,13 @@
               <w:rPr>
                 <w:rFonts w:ascii="Times New Roman" w:eastAsia="Times New Roman" w:hAnsi="Times New Roman" w:cs="Times New Roman"/>
               </w:rPr>
-              <w:t xml:space="preserve">Интерактивная пауза (опрос): «Сколько нейронов во входном слое, если у нас 3 признака? Сколько скрытых слоёв на рисунке?» (слайд с </w:t>
-            </w:r>
-            <w:r>
-              <w:rPr>
-                <w:rFonts w:ascii="Times New Roman" w:eastAsia="Times New Roman" w:hAnsi="Times New Roman" w:cs="Times New Roman"/>
-              </w:rPr>
-              <w:lastRenderedPageBreak/>
-              <w:t>сетью). Студенты отвечают в чат.</w:t>
-            </w:r>
-          </w:p>
-        </w:tc>
-        <w:tc>
-          <w:tcPr>
-            <w:tcW w:w="2156" w:type="dxa"/>
+              <w:t>Интерактивная пауза (опрос): «Сколько нейронов во входном слое, если у нас 3 признака? Сколько скрытых слоёв на рисунке?» (слайд с сетью). Студенты отвечают в чат.</w:t>
+            </w:r>
+          </w:p>
+        </w:tc>
+        <w:tc>
+          <w:tcPr>
+            <w:tcW w:w="1559" w:type="dxa"/>
             <w:tcBorders>
               <w:top w:val="nil"/>
               <w:left w:val="nil"/>
@@ -6217,7 +6393,6 @@
               <w:rPr>
                 <w:rFonts w:ascii="Times New Roman" w:eastAsia="Times New Roman" w:hAnsi="Times New Roman" w:cs="Times New Roman"/>
               </w:rPr>
-              <w:lastRenderedPageBreak/>
               <w:t xml:space="preserve"> </w:t>
             </w:r>
             <w:r>
@@ -6230,7 +6405,7 @@
         </w:tc>
         <w:tc>
           <w:tcPr>
-            <w:tcW w:w="2512" w:type="dxa"/>
+            <w:tcW w:w="3270" w:type="dxa"/>
             <w:tcBorders>
               <w:top w:val="nil"/>
               <w:left w:val="nil"/>
@@ -6270,10 +6445,11 @@
       <w:tr>
         <w:trPr>
           <w:trHeight w:val="495"/>
+          <w:jc w:val="center"/>
         </w:trPr>
         <w:tc>
           <w:tcPr>
-            <w:tcW w:w="1724" w:type="dxa"/>
+            <w:tcW w:w="983" w:type="dxa"/>
             <w:tcBorders>
               <w:top w:val="nil"/>
               <w:left w:val="dashed" w:sz="8" w:space="0" w:color="000000"/>
@@ -6313,7 +6489,7 @@
         </w:tc>
         <w:tc>
           <w:tcPr>
-            <w:tcW w:w="2631" w:type="dxa"/>
+            <w:tcW w:w="4961" w:type="dxa"/>
             <w:tcBorders>
               <w:top w:val="nil"/>
               <w:left w:val="nil"/>
@@ -6411,7 +6587,7 @@
         </w:tc>
         <w:tc>
           <w:tcPr>
-            <w:tcW w:w="2156" w:type="dxa"/>
+            <w:tcW w:w="1559" w:type="dxa"/>
             <w:tcBorders>
               <w:top w:val="nil"/>
               <w:left w:val="nil"/>
@@ -6449,7 +6625,7 @@
         </w:tc>
         <w:tc>
           <w:tcPr>
-            <w:tcW w:w="2512" w:type="dxa"/>
+            <w:tcW w:w="3270" w:type="dxa"/>
             <w:tcBorders>
               <w:top w:val="nil"/>
               <w:left w:val="nil"/>
@@ -6489,10 +6665,11 @@
       <w:tr>
         <w:trPr>
           <w:trHeight w:val="540"/>
+          <w:jc w:val="center"/>
         </w:trPr>
         <w:tc>
           <w:tcPr>
-            <w:tcW w:w="1724" w:type="dxa"/>
+            <w:tcW w:w="983" w:type="dxa"/>
             <w:tcBorders>
               <w:top w:val="nil"/>
               <w:left w:val="dashed" w:sz="8" w:space="0" w:color="000000"/>
@@ -6532,7 +6709,7 @@
         </w:tc>
         <w:tc>
           <w:tcPr>
-            <w:tcW w:w="2631" w:type="dxa"/>
+            <w:tcW w:w="4961" w:type="dxa"/>
             <w:tcBorders>
               <w:top w:val="nil"/>
               <w:left w:val="nil"/>
@@ -6584,7 +6761,7 @@
         </w:tc>
         <w:tc>
           <w:tcPr>
-            <w:tcW w:w="2156" w:type="dxa"/>
+            <w:tcW w:w="1559" w:type="dxa"/>
             <w:tcBorders>
               <w:top w:val="nil"/>
               <w:left w:val="nil"/>
@@ -6624,7 +6801,7 @@
         </w:tc>
         <w:tc>
           <w:tcPr>
-            <w:tcW w:w="2512" w:type="dxa"/>
+            <w:tcW w:w="3270" w:type="dxa"/>
             <w:tcBorders>
               <w:top w:val="nil"/>
               <w:left w:val="nil"/>
@@ -6652,19 +6829,26 @@
               </w:rPr>
               <w:t xml:space="preserve"> </w:t>
             </w:r>
+            <w:r>
+              <w:rPr>
+                <w:rFonts w:ascii="Times New Roman" w:eastAsia="Times New Roman" w:hAnsi="Times New Roman" w:cs="Times New Roman"/>
+                <w:lang w:val="ru-RU"/>
+              </w:rPr>
+              <w:t>Г</w:t>
+            </w:r>
             <w:proofErr w:type="spellStart"/>
             <w:r>
               <w:rPr>
                 <w:rFonts w:ascii="Times New Roman" w:eastAsia="Times New Roman" w:hAnsi="Times New Roman" w:cs="Times New Roman"/>
               </w:rPr>
-              <w:t>Mentimeter</w:t>
+              <w:t>олосование</w:t>
             </w:r>
             <w:proofErr w:type="spellEnd"/>
             <w:r>
               <w:rPr>
                 <w:rFonts w:ascii="Times New Roman" w:eastAsia="Times New Roman" w:hAnsi="Times New Roman" w:cs="Times New Roman"/>
               </w:rPr>
-              <w:t xml:space="preserve"> или голосование в чате; слайды с вопросами</w:t>
+              <w:t xml:space="preserve"> в чате; слайды с вопросами</w:t>
             </w:r>
           </w:p>
         </w:tc>
@@ -6672,10 +6856,11 @@
       <w:tr>
         <w:trPr>
           <w:trHeight w:val="510"/>
+          <w:jc w:val="center"/>
         </w:trPr>
         <w:tc>
           <w:tcPr>
-            <w:tcW w:w="9023" w:type="dxa"/>
+            <w:tcW w:w="10773" w:type="dxa"/>
             <w:gridSpan w:val="4"/>
             <w:tcBorders>
               <w:top w:val="nil"/>
@@ -6719,10 +6904,11 @@
       <w:tr>
         <w:trPr>
           <w:trHeight w:val="495"/>
+          <w:jc w:val="center"/>
         </w:trPr>
         <w:tc>
           <w:tcPr>
-            <w:tcW w:w="1724" w:type="dxa"/>
+            <w:tcW w:w="983" w:type="dxa"/>
             <w:tcBorders>
               <w:top w:val="nil"/>
               <w:left w:val="dashed" w:sz="8" w:space="0" w:color="000000"/>
@@ -6762,7 +6948,7 @@
         </w:tc>
         <w:tc>
           <w:tcPr>
-            <w:tcW w:w="2631" w:type="dxa"/>
+            <w:tcW w:w="4961" w:type="dxa"/>
             <w:tcBorders>
               <w:top w:val="nil"/>
               <w:left w:val="nil"/>
@@ -6801,7 +6987,7 @@
         </w:tc>
         <w:tc>
           <w:tcPr>
-            <w:tcW w:w="2156" w:type="dxa"/>
+            <w:tcW w:w="1559" w:type="dxa"/>
             <w:tcBorders>
               <w:top w:val="nil"/>
               <w:left w:val="nil"/>
@@ -6839,7 +7025,7 @@
         </w:tc>
         <w:tc>
           <w:tcPr>
-            <w:tcW w:w="2512" w:type="dxa"/>
+            <w:tcW w:w="3270" w:type="dxa"/>
             <w:tcBorders>
               <w:top w:val="nil"/>
               <w:left w:val="nil"/>
@@ -6879,10 +7065,11 @@
       <w:tr>
         <w:trPr>
           <w:trHeight w:val="495"/>
+          <w:jc w:val="center"/>
         </w:trPr>
         <w:tc>
           <w:tcPr>
-            <w:tcW w:w="1724" w:type="dxa"/>
+            <w:tcW w:w="983" w:type="dxa"/>
             <w:tcBorders>
               <w:top w:val="nil"/>
               <w:left w:val="dashed" w:sz="8" w:space="0" w:color="000000"/>
@@ -6922,7 +7109,7 @@
         </w:tc>
         <w:tc>
           <w:tcPr>
-            <w:tcW w:w="2631" w:type="dxa"/>
+            <w:tcW w:w="4961" w:type="dxa"/>
             <w:tcBorders>
               <w:top w:val="nil"/>
               <w:left w:val="nil"/>
@@ -6974,7 +7161,7 @@
         </w:tc>
         <w:tc>
           <w:tcPr>
-            <w:tcW w:w="2156" w:type="dxa"/>
+            <w:tcW w:w="1559" w:type="dxa"/>
             <w:tcBorders>
               <w:top w:val="nil"/>
               <w:left w:val="nil"/>
@@ -7014,7 +7201,7 @@
         </w:tc>
         <w:tc>
           <w:tcPr>
-            <w:tcW w:w="2512" w:type="dxa"/>
+            <w:tcW w:w="3270" w:type="dxa"/>
             <w:tcBorders>
               <w:top w:val="nil"/>
               <w:left w:val="nil"/>
@@ -7076,10 +7263,11 @@
       <w:tr>
         <w:trPr>
           <w:trHeight w:val="495"/>
+          <w:jc w:val="center"/>
         </w:trPr>
         <w:tc>
           <w:tcPr>
-            <w:tcW w:w="1724" w:type="dxa"/>
+            <w:tcW w:w="983" w:type="dxa"/>
             <w:tcBorders>
               <w:top w:val="nil"/>
               <w:left w:val="dashed" w:sz="8" w:space="0" w:color="000000"/>
@@ -7119,7 +7307,7 @@
         </w:tc>
         <w:tc>
           <w:tcPr>
-            <w:tcW w:w="2631" w:type="dxa"/>
+            <w:tcW w:w="4961" w:type="dxa"/>
             <w:tcBorders>
               <w:top w:val="nil"/>
               <w:left w:val="nil"/>
@@ -7151,21 +7339,13 @@
               <w:rPr>
                 <w:rFonts w:ascii="Times New Roman" w:eastAsia="Times New Roman" w:hAnsi="Times New Roman" w:cs="Times New Roman"/>
               </w:rPr>
-              <w:tab/>
-              <w:t xml:space="preserve">Рефлексия: «Какое открытие для себя </w:t>
-            </w:r>
-            <w:r>
-              <w:rPr>
-                <w:rFonts w:ascii="Times New Roman" w:eastAsia="Times New Roman" w:hAnsi="Times New Roman" w:cs="Times New Roman"/>
-              </w:rPr>
-              <w:lastRenderedPageBreak/>
-              <w:t>вы сделали сегодня?» (один-два ответа из чата). Объявление домашнего задания и сроков.</w:t>
-            </w:r>
-          </w:p>
-        </w:tc>
-        <w:tc>
-          <w:tcPr>
-            <w:tcW w:w="2156" w:type="dxa"/>
+              <w:t>Рефлексия: «Какое открытие для себя вы сделали сегодня?» (один-два ответа из чата). Объявление домашнего задания и сроков.</w:t>
+            </w:r>
+          </w:p>
+        </w:tc>
+        <w:tc>
+          <w:tcPr>
+            <w:tcW w:w="1559" w:type="dxa"/>
             <w:tcBorders>
               <w:top w:val="nil"/>
               <w:left w:val="nil"/>
@@ -7192,7 +7372,6 @@
               <w:rPr>
                 <w:rFonts w:ascii="Times New Roman" w:eastAsia="Times New Roman" w:hAnsi="Times New Roman" w:cs="Times New Roman"/>
               </w:rPr>
-              <w:lastRenderedPageBreak/>
               <w:t xml:space="preserve"> </w:t>
             </w:r>
             <w:r>
@@ -7206,7 +7385,7 @@
         </w:tc>
         <w:tc>
           <w:tcPr>
-            <w:tcW w:w="2512" w:type="dxa"/>
+            <w:tcW w:w="3270" w:type="dxa"/>
             <w:tcBorders>
               <w:top w:val="nil"/>
               <w:left w:val="nil"/>
@@ -7246,10 +7425,11 @@
       <w:tr>
         <w:trPr>
           <w:trHeight w:val="495"/>
+          <w:jc w:val="center"/>
         </w:trPr>
         <w:tc>
           <w:tcPr>
-            <w:tcW w:w="9023" w:type="dxa"/>
+            <w:tcW w:w="10773" w:type="dxa"/>
             <w:gridSpan w:val="4"/>
             <w:tcBorders>
               <w:top w:val="nil"/>
@@ -7293,10 +7473,11 @@
       <w:tr>
         <w:trPr>
           <w:trHeight w:val="495"/>
+          <w:jc w:val="center"/>
         </w:trPr>
         <w:tc>
           <w:tcPr>
-            <w:tcW w:w="1724" w:type="dxa"/>
+            <w:tcW w:w="983" w:type="dxa"/>
             <w:tcBorders>
               <w:top w:val="nil"/>
               <w:left w:val="dashed" w:sz="8" w:space="0" w:color="000000"/>
@@ -7336,7 +7517,7 @@
         </w:tc>
         <w:tc>
           <w:tcPr>
-            <w:tcW w:w="2631" w:type="dxa"/>
+            <w:tcW w:w="4961" w:type="dxa"/>
             <w:tcBorders>
               <w:top w:val="nil"/>
               <w:left w:val="nil"/>
@@ -7368,7 +7549,6 @@
               <w:rPr>
                 <w:rFonts w:ascii="Times New Roman" w:eastAsia="Times New Roman" w:hAnsi="Times New Roman" w:cs="Times New Roman"/>
               </w:rPr>
-              <w:tab/>
               <w:t xml:space="preserve">Студенты получают ссылку на </w:t>
             </w:r>
             <w:proofErr w:type="spellStart"/>
@@ -7403,7 +7583,7 @@
         </w:tc>
         <w:tc>
           <w:tcPr>
-            <w:tcW w:w="2156" w:type="dxa"/>
+            <w:tcW w:w="1559" w:type="dxa"/>
             <w:tcBorders>
               <w:top w:val="nil"/>
               <w:left w:val="nil"/>
@@ -7441,7 +7621,7 @@
         </w:tc>
         <w:tc>
           <w:tcPr>
-            <w:tcW w:w="2512" w:type="dxa"/>
+            <w:tcW w:w="3270" w:type="dxa"/>
             <w:tcBorders>
               <w:top w:val="nil"/>
               <w:left w:val="nil"/>
@@ -7509,10 +7689,11 @@
       <w:tr>
         <w:trPr>
           <w:trHeight w:val="495"/>
+          <w:jc w:val="center"/>
         </w:trPr>
         <w:tc>
           <w:tcPr>
-            <w:tcW w:w="1724" w:type="dxa"/>
+            <w:tcW w:w="983" w:type="dxa"/>
             <w:tcBorders>
               <w:top w:val="nil"/>
               <w:left w:val="dashed" w:sz="8" w:space="0" w:color="000000"/>
@@ -7552,7 +7733,7 @@
         </w:tc>
         <w:tc>
           <w:tcPr>
-            <w:tcW w:w="2631" w:type="dxa"/>
+            <w:tcW w:w="4961" w:type="dxa"/>
             <w:tcBorders>
               <w:top w:val="nil"/>
               <w:left w:val="nil"/>
@@ -7603,7 +7784,7 @@
         </w:tc>
         <w:tc>
           <w:tcPr>
-            <w:tcW w:w="2156" w:type="dxa"/>
+            <w:tcW w:w="1559" w:type="dxa"/>
             <w:tcBorders>
               <w:top w:val="nil"/>
               <w:left w:val="nil"/>
@@ -7643,7 +7824,7 @@
         </w:tc>
         <w:tc>
           <w:tcPr>
-            <w:tcW w:w="2512" w:type="dxa"/>
+            <w:tcW w:w="3270" w:type="dxa"/>
             <w:tcBorders>
               <w:top w:val="nil"/>
               <w:left w:val="nil"/>
@@ -7709,12 +7890,20 @@
       </w:r>
       <w:r>
         <w:lastRenderedPageBreak/>
-        <w:t xml:space="preserve"> РАЗРАБОТКА СЦЕНАРИЯ ЗАНЯТИЯ №2</w:t>
+        <w:t>РАЗРАБОТКА СЦЕНАРИЯ ЗАНЯТИЯ №2</w:t>
+      </w:r>
+      <w:r>
+        <w:rPr>
+          <w:sz w:val="24"/>
+          <w:szCs w:val="24"/>
+        </w:rPr>
+        <w:t xml:space="preserve"> </w:t>
       </w:r>
     </w:p>
     <w:tbl>
       <w:tblPr>
-        <w:tblW w:w="9025" w:type="dxa"/>
+        <w:tblW w:w="10773" w:type="dxa"/>
+        <w:jc w:val="center"/>
         <w:tblBorders>
           <w:top w:val="nil"/>
           <w:left w:val="nil"/>
@@ -7727,17 +7916,19 @@
         <w:tblLook w:val="0600" w:firstRow="0" w:lastRow="0" w:firstColumn="0" w:lastColumn="0" w:noHBand="1" w:noVBand="1"/>
       </w:tblPr>
       <w:tblGrid>
-        <w:gridCol w:w="3534"/>
-        <w:gridCol w:w="5491"/>
+        <w:gridCol w:w="1681"/>
+        <w:gridCol w:w="3742"/>
+        <w:gridCol w:w="1842"/>
+        <w:gridCol w:w="3508"/>
       </w:tblGrid>
       <w:tr>
         <w:trPr>
-          <w:trHeight w:val="855"/>
+          <w:trHeight w:val="825"/>
+          <w:jc w:val="center"/>
         </w:trPr>
         <w:tc>
           <w:tcPr>
-            <w:tcW w:w="9025" w:type="dxa"/>
-            <w:gridSpan w:val="2"/>
+            <w:tcW w:w="1408" w:type="dxa"/>
             <w:tcBorders>
               <w:top w:val="single" w:sz="8" w:space="0" w:color="000000"/>
               <w:left w:val="single" w:sz="8" w:space="0" w:color="000000"/>
@@ -7755,1447 +7946,6 @@
           <w:p>
             <w:pPr>
               <w:ind w:right="280"/>
-              <w:jc w:val="center"/>
-              <w:rPr>
-                <w:rFonts w:ascii="Times New Roman" w:eastAsia="Times New Roman" w:hAnsi="Times New Roman" w:cs="Times New Roman"/>
-                <w:b/>
-                <w:bCs/>
-                <w:sz w:val="32"/>
-                <w:szCs w:val="32"/>
-              </w:rPr>
-            </w:pPr>
-            <w:r>
-              <w:rPr>
-                <w:rFonts w:ascii="Times New Roman" w:eastAsia="Times New Roman" w:hAnsi="Times New Roman" w:cs="Times New Roman"/>
-                <w:b/>
-                <w:bCs/>
-                <w:sz w:val="32"/>
-                <w:szCs w:val="32"/>
-              </w:rPr>
-              <w:t>Вводные курса</w:t>
-            </w:r>
-          </w:p>
-        </w:tc>
-      </w:tr>
-      <w:tr>
-        <w:trPr>
-          <w:trHeight w:val="525"/>
-        </w:trPr>
-        <w:tc>
-          <w:tcPr>
-            <w:tcW w:w="3534" w:type="dxa"/>
-            <w:tcBorders>
-              <w:top w:val="nil"/>
-              <w:left w:val="dashed" w:sz="8" w:space="0" w:color="000000"/>
-              <w:bottom w:val="dashed" w:sz="8" w:space="0" w:color="000000"/>
-              <w:right w:val="dashed" w:sz="8" w:space="0" w:color="000000"/>
-            </w:tcBorders>
-            <w:tcMar>
-              <w:top w:w="100" w:type="dxa"/>
-              <w:left w:w="100" w:type="dxa"/>
-              <w:bottom w:w="100" w:type="dxa"/>
-              <w:right w:w="100" w:type="dxa"/>
-            </w:tcMar>
-          </w:tcPr>
-          <w:p>
-            <w:pPr>
-              <w:ind w:right="280"/>
-              <w:rPr>
-                <w:rFonts w:ascii="Times New Roman" w:eastAsia="Times New Roman" w:hAnsi="Times New Roman" w:cs="Times New Roman"/>
-                <w:sz w:val="28"/>
-                <w:szCs w:val="28"/>
-              </w:rPr>
-            </w:pPr>
-            <w:r>
-              <w:rPr>
-                <w:rFonts w:ascii="Times New Roman" w:eastAsia="Times New Roman" w:hAnsi="Times New Roman" w:cs="Times New Roman"/>
-                <w:sz w:val="28"/>
-                <w:szCs w:val="28"/>
-              </w:rPr>
-              <w:t>Название дисциплины</w:t>
-            </w:r>
-          </w:p>
-        </w:tc>
-        <w:tc>
-          <w:tcPr>
-            <w:tcW w:w="5491" w:type="dxa"/>
-            <w:tcBorders>
-              <w:top w:val="nil"/>
-              <w:left w:val="nil"/>
-              <w:bottom w:val="dashed" w:sz="8" w:space="0" w:color="000000"/>
-              <w:right w:val="dashed" w:sz="8" w:space="0" w:color="000000"/>
-            </w:tcBorders>
-            <w:tcMar>
-              <w:top w:w="100" w:type="dxa"/>
-              <w:left w:w="100" w:type="dxa"/>
-              <w:bottom w:w="100" w:type="dxa"/>
-              <w:right w:w="100" w:type="dxa"/>
-            </w:tcMar>
-          </w:tcPr>
-          <w:p>
-            <w:pPr>
-              <w:spacing w:line="256" w:lineRule="auto"/>
-              <w:ind w:right="280"/>
-              <w:rPr>
-                <w:rFonts w:ascii="Calibri" w:eastAsia="Calibri" w:hAnsi="Calibri" w:cs="Calibri"/>
-              </w:rPr>
-            </w:pPr>
-            <w:r>
-              <w:rPr>
-                <w:rFonts w:ascii="Calibri" w:eastAsia="Calibri" w:hAnsi="Calibri" w:cs="Calibri"/>
-              </w:rPr>
-              <w:t xml:space="preserve"> </w:t>
-            </w:r>
-            <w:r>
-              <w:rPr>
-                <w:rFonts w:ascii="Calibri" w:eastAsia="Calibri" w:hAnsi="Calibri" w:cs="Calibri"/>
-              </w:rPr>
-              <w:t>Прикладной искусственный интеллект и нейросети в решении инженерных задач</w:t>
-            </w:r>
-          </w:p>
-        </w:tc>
-      </w:tr>
-      <w:tr>
-        <w:trPr>
-          <w:trHeight w:val="525"/>
-        </w:trPr>
-        <w:tc>
-          <w:tcPr>
-            <w:tcW w:w="3534" w:type="dxa"/>
-            <w:tcBorders>
-              <w:top w:val="nil"/>
-              <w:left w:val="dashed" w:sz="8" w:space="0" w:color="000000"/>
-              <w:bottom w:val="dashed" w:sz="8" w:space="0" w:color="000000"/>
-              <w:right w:val="dashed" w:sz="8" w:space="0" w:color="000000"/>
-            </w:tcBorders>
-            <w:tcMar>
-              <w:top w:w="100" w:type="dxa"/>
-              <w:left w:w="100" w:type="dxa"/>
-              <w:bottom w:w="100" w:type="dxa"/>
-              <w:right w:w="100" w:type="dxa"/>
-            </w:tcMar>
-          </w:tcPr>
-          <w:p>
-            <w:pPr>
-              <w:ind w:right="280"/>
-              <w:rPr>
-                <w:rFonts w:ascii="Times New Roman" w:eastAsia="Times New Roman" w:hAnsi="Times New Roman" w:cs="Times New Roman"/>
-                <w:sz w:val="28"/>
-                <w:szCs w:val="28"/>
-              </w:rPr>
-            </w:pPr>
-            <w:r>
-              <w:rPr>
-                <w:rFonts w:ascii="Times New Roman" w:eastAsia="Times New Roman" w:hAnsi="Times New Roman" w:cs="Times New Roman"/>
-                <w:sz w:val="28"/>
-                <w:szCs w:val="28"/>
-              </w:rPr>
-              <w:t>Аудитория (для каких студентов)</w:t>
-            </w:r>
-          </w:p>
-        </w:tc>
-        <w:tc>
-          <w:tcPr>
-            <w:tcW w:w="5491" w:type="dxa"/>
-            <w:tcBorders>
-              <w:top w:val="nil"/>
-              <w:left w:val="nil"/>
-              <w:bottom w:val="dashed" w:sz="8" w:space="0" w:color="000000"/>
-              <w:right w:val="dashed" w:sz="8" w:space="0" w:color="000000"/>
-            </w:tcBorders>
-            <w:tcMar>
-              <w:top w:w="100" w:type="dxa"/>
-              <w:left w:w="100" w:type="dxa"/>
-              <w:bottom w:w="100" w:type="dxa"/>
-              <w:right w:w="100" w:type="dxa"/>
-            </w:tcMar>
-          </w:tcPr>
-          <w:p>
-            <w:pPr>
-              <w:spacing w:line="256" w:lineRule="auto"/>
-              <w:ind w:right="280"/>
-              <w:rPr>
-                <w:rFonts w:ascii="Calibri" w:eastAsia="Calibri" w:hAnsi="Calibri" w:cs="Calibri"/>
-              </w:rPr>
-            </w:pPr>
-            <w:r>
-              <w:rPr>
-                <w:rFonts w:ascii="Calibri" w:eastAsia="Calibri" w:hAnsi="Calibri" w:cs="Calibri"/>
-              </w:rPr>
-              <w:t xml:space="preserve"> </w:t>
-            </w:r>
-            <w:r>
-              <w:rPr>
-                <w:rFonts w:ascii="Calibri" w:eastAsia="Calibri" w:hAnsi="Calibri" w:cs="Calibri"/>
-              </w:rPr>
-              <w:t>Студенты технических специальностей (</w:t>
-            </w:r>
-            <w:proofErr w:type="gramStart"/>
-            <w:r>
-              <w:rPr>
-                <w:rFonts w:ascii="Calibri" w:eastAsia="Calibri" w:hAnsi="Calibri" w:cs="Calibri"/>
-              </w:rPr>
-              <w:t>3-4</w:t>
-            </w:r>
-            <w:proofErr w:type="gramEnd"/>
-            <w:r>
-              <w:rPr>
-                <w:rFonts w:ascii="Calibri" w:eastAsia="Calibri" w:hAnsi="Calibri" w:cs="Calibri"/>
-              </w:rPr>
-              <w:t xml:space="preserve"> курс бакалавриата / 1 курс магистратуры) направлений: «Мехатроника и робототехника», «Прикладная механика», «Управление в технических системах», «Биотехнологии», «Нефтегазовое дело». Возраст </w:t>
-            </w:r>
-            <w:proofErr w:type="gramStart"/>
-            <w:r>
-              <w:rPr>
-                <w:rFonts w:ascii="Calibri" w:eastAsia="Calibri" w:hAnsi="Calibri" w:cs="Calibri"/>
-              </w:rPr>
-              <w:t>20-24</w:t>
-            </w:r>
-            <w:proofErr w:type="gramEnd"/>
-            <w:r>
-              <w:rPr>
-                <w:rFonts w:ascii="Calibri" w:eastAsia="Calibri" w:hAnsi="Calibri" w:cs="Calibri"/>
-              </w:rPr>
-              <w:t xml:space="preserve"> года.</w:t>
-            </w:r>
-          </w:p>
-        </w:tc>
-      </w:tr>
-      <w:tr>
-        <w:trPr>
-          <w:trHeight w:val="525"/>
-        </w:trPr>
-        <w:tc>
-          <w:tcPr>
-            <w:tcW w:w="3534" w:type="dxa"/>
-            <w:tcBorders>
-              <w:top w:val="nil"/>
-              <w:left w:val="dashed" w:sz="8" w:space="0" w:color="000000"/>
-              <w:bottom w:val="dashed" w:sz="8" w:space="0" w:color="000000"/>
-              <w:right w:val="dashed" w:sz="8" w:space="0" w:color="000000"/>
-            </w:tcBorders>
-            <w:tcMar>
-              <w:top w:w="100" w:type="dxa"/>
-              <w:left w:w="100" w:type="dxa"/>
-              <w:bottom w:w="100" w:type="dxa"/>
-              <w:right w:w="100" w:type="dxa"/>
-            </w:tcMar>
-          </w:tcPr>
-          <w:p>
-            <w:pPr>
-              <w:ind w:right="280"/>
-              <w:rPr>
-                <w:rFonts w:ascii="Times New Roman" w:eastAsia="Times New Roman" w:hAnsi="Times New Roman" w:cs="Times New Roman"/>
-                <w:sz w:val="28"/>
-                <w:szCs w:val="28"/>
-              </w:rPr>
-            </w:pPr>
-            <w:r>
-              <w:rPr>
-                <w:rFonts w:ascii="Times New Roman" w:eastAsia="Times New Roman" w:hAnsi="Times New Roman" w:cs="Times New Roman"/>
-                <w:sz w:val="28"/>
-                <w:szCs w:val="28"/>
-              </w:rPr>
-              <w:t>Длительность курса (</w:t>
-            </w:r>
-            <w:proofErr w:type="spellStart"/>
-            <w:r>
-              <w:rPr>
-                <w:rFonts w:ascii="Times New Roman" w:eastAsia="Times New Roman" w:hAnsi="Times New Roman" w:cs="Times New Roman"/>
-                <w:sz w:val="28"/>
-                <w:szCs w:val="28"/>
-              </w:rPr>
-              <w:t>ак.ч</w:t>
-            </w:r>
-            <w:proofErr w:type="spellEnd"/>
-            <w:r>
-              <w:rPr>
-                <w:rFonts w:ascii="Times New Roman" w:eastAsia="Times New Roman" w:hAnsi="Times New Roman" w:cs="Times New Roman"/>
-                <w:sz w:val="28"/>
-                <w:szCs w:val="28"/>
-              </w:rPr>
-              <w:t>.)</w:t>
-            </w:r>
-          </w:p>
-        </w:tc>
-        <w:tc>
-          <w:tcPr>
-            <w:tcW w:w="5491" w:type="dxa"/>
-            <w:tcBorders>
-              <w:top w:val="nil"/>
-              <w:left w:val="nil"/>
-              <w:bottom w:val="dashed" w:sz="8" w:space="0" w:color="000000"/>
-              <w:right w:val="dashed" w:sz="8" w:space="0" w:color="000000"/>
-            </w:tcBorders>
-            <w:tcMar>
-              <w:top w:w="100" w:type="dxa"/>
-              <w:left w:w="100" w:type="dxa"/>
-              <w:bottom w:w="100" w:type="dxa"/>
-              <w:right w:w="100" w:type="dxa"/>
-            </w:tcMar>
-          </w:tcPr>
-          <w:p>
-            <w:pPr>
-              <w:spacing w:line="256" w:lineRule="auto"/>
-              <w:ind w:right="280"/>
-              <w:rPr>
-                <w:rFonts w:ascii="Calibri" w:eastAsia="Calibri" w:hAnsi="Calibri" w:cs="Calibri"/>
-              </w:rPr>
-            </w:pPr>
-            <w:r>
-              <w:rPr>
-                <w:rFonts w:ascii="Calibri" w:eastAsia="Calibri" w:hAnsi="Calibri" w:cs="Calibri"/>
-              </w:rPr>
-              <w:t xml:space="preserve"> </w:t>
-            </w:r>
-            <w:r>
-              <w:rPr>
-                <w:rFonts w:ascii="Calibri" w:eastAsia="Calibri" w:hAnsi="Calibri" w:cs="Calibri"/>
-              </w:rPr>
-              <w:t>1 семестр</w:t>
-            </w:r>
-          </w:p>
-        </w:tc>
-      </w:tr>
-      <w:tr>
-        <w:trPr>
-          <w:trHeight w:val="525"/>
-        </w:trPr>
-        <w:tc>
-          <w:tcPr>
-            <w:tcW w:w="3534" w:type="dxa"/>
-            <w:tcBorders>
-              <w:top w:val="nil"/>
-              <w:left w:val="dashed" w:sz="8" w:space="0" w:color="000000"/>
-              <w:bottom w:val="single" w:sz="8" w:space="0" w:color="000000"/>
-              <w:right w:val="dashed" w:sz="8" w:space="0" w:color="000000"/>
-            </w:tcBorders>
-            <w:tcMar>
-              <w:top w:w="100" w:type="dxa"/>
-              <w:left w:w="100" w:type="dxa"/>
-              <w:bottom w:w="100" w:type="dxa"/>
-              <w:right w:w="100" w:type="dxa"/>
-            </w:tcMar>
-          </w:tcPr>
-          <w:p>
-            <w:pPr>
-              <w:ind w:right="280"/>
-              <w:rPr>
-                <w:rFonts w:ascii="Times New Roman" w:eastAsia="Times New Roman" w:hAnsi="Times New Roman" w:cs="Times New Roman"/>
-                <w:sz w:val="28"/>
-                <w:szCs w:val="28"/>
-              </w:rPr>
-            </w:pPr>
-            <w:r>
-              <w:rPr>
-                <w:rFonts w:ascii="Times New Roman" w:eastAsia="Times New Roman" w:hAnsi="Times New Roman" w:cs="Times New Roman"/>
-                <w:sz w:val="28"/>
-                <w:szCs w:val="28"/>
-              </w:rPr>
-              <w:t>Среда (онлайн/оффлайн/гибрид)</w:t>
-            </w:r>
-          </w:p>
-        </w:tc>
-        <w:tc>
-          <w:tcPr>
-            <w:tcW w:w="5491" w:type="dxa"/>
-            <w:tcBorders>
-              <w:top w:val="nil"/>
-              <w:left w:val="nil"/>
-              <w:bottom w:val="single" w:sz="8" w:space="0" w:color="000000"/>
-              <w:right w:val="dashed" w:sz="8" w:space="0" w:color="000000"/>
-            </w:tcBorders>
-            <w:tcMar>
-              <w:top w:w="100" w:type="dxa"/>
-              <w:left w:w="100" w:type="dxa"/>
-              <w:bottom w:w="100" w:type="dxa"/>
-              <w:right w:w="100" w:type="dxa"/>
-            </w:tcMar>
-          </w:tcPr>
-          <w:p>
-            <w:pPr>
-              <w:spacing w:line="256" w:lineRule="auto"/>
-              <w:ind w:right="280"/>
-              <w:rPr>
-                <w:rFonts w:ascii="Calibri" w:eastAsia="Calibri" w:hAnsi="Calibri" w:cs="Calibri"/>
-              </w:rPr>
-            </w:pPr>
-            <w:r>
-              <w:rPr>
-                <w:rFonts w:ascii="Calibri" w:eastAsia="Calibri" w:hAnsi="Calibri" w:cs="Calibri"/>
-              </w:rPr>
-              <w:t xml:space="preserve"> </w:t>
-            </w:r>
-            <w:r>
-              <w:rPr>
-                <w:rFonts w:ascii="Calibri" w:eastAsia="Calibri" w:hAnsi="Calibri" w:cs="Calibri"/>
-              </w:rPr>
-              <w:t>гибрид</w:t>
-            </w:r>
-          </w:p>
-        </w:tc>
-      </w:tr>
-      <w:tr>
-        <w:trPr>
-          <w:trHeight w:val="615"/>
-        </w:trPr>
-        <w:tc>
-          <w:tcPr>
-            <w:tcW w:w="9025" w:type="dxa"/>
-            <w:gridSpan w:val="2"/>
-            <w:tcBorders>
-              <w:top w:val="nil"/>
-              <w:left w:val="single" w:sz="8" w:space="0" w:color="000000"/>
-              <w:bottom w:val="single" w:sz="8" w:space="0" w:color="000000"/>
-              <w:right w:val="single" w:sz="8" w:space="0" w:color="000000"/>
-            </w:tcBorders>
-            <w:shd w:val="clear" w:color="auto" w:fill="DCFAEC"/>
-            <w:tcMar>
-              <w:top w:w="100" w:type="dxa"/>
-              <w:left w:w="100" w:type="dxa"/>
-              <w:bottom w:w="100" w:type="dxa"/>
-              <w:right w:w="100" w:type="dxa"/>
-            </w:tcMar>
-          </w:tcPr>
-          <w:p>
-            <w:pPr>
-              <w:ind w:right="280"/>
-              <w:jc w:val="center"/>
-              <w:rPr>
-                <w:rFonts w:ascii="Times New Roman" w:eastAsia="Times New Roman" w:hAnsi="Times New Roman" w:cs="Times New Roman"/>
-                <w:b/>
-                <w:bCs/>
-                <w:sz w:val="32"/>
-                <w:szCs w:val="32"/>
-              </w:rPr>
-            </w:pPr>
-            <w:r>
-              <w:rPr>
-                <w:rFonts w:ascii="Times New Roman" w:eastAsia="Times New Roman" w:hAnsi="Times New Roman" w:cs="Times New Roman"/>
-                <w:b/>
-                <w:bCs/>
-                <w:sz w:val="32"/>
-                <w:szCs w:val="32"/>
-              </w:rPr>
-              <w:t>Параметры аудитории</w:t>
-            </w:r>
-          </w:p>
-        </w:tc>
-      </w:tr>
-      <w:tr>
-        <w:trPr>
-          <w:trHeight w:val="525"/>
-        </w:trPr>
-        <w:tc>
-          <w:tcPr>
-            <w:tcW w:w="3534" w:type="dxa"/>
-            <w:tcBorders>
-              <w:top w:val="nil"/>
-              <w:left w:val="dashed" w:sz="8" w:space="0" w:color="000000"/>
-              <w:bottom w:val="dashed" w:sz="8" w:space="0" w:color="000000"/>
-              <w:right w:val="dashed" w:sz="8" w:space="0" w:color="000000"/>
-            </w:tcBorders>
-            <w:tcMar>
-              <w:top w:w="100" w:type="dxa"/>
-              <w:left w:w="100" w:type="dxa"/>
-              <w:bottom w:w="100" w:type="dxa"/>
-              <w:right w:w="100" w:type="dxa"/>
-            </w:tcMar>
-          </w:tcPr>
-          <w:p>
-            <w:pPr>
-              <w:ind w:right="280"/>
-              <w:rPr>
-                <w:rFonts w:ascii="Times New Roman" w:eastAsia="Times New Roman" w:hAnsi="Times New Roman" w:cs="Times New Roman"/>
-                <w:sz w:val="28"/>
-                <w:szCs w:val="28"/>
-              </w:rPr>
-            </w:pPr>
-            <w:r>
-              <w:rPr>
-                <w:rFonts w:ascii="Times New Roman" w:eastAsia="Times New Roman" w:hAnsi="Times New Roman" w:cs="Times New Roman"/>
-                <w:sz w:val="28"/>
-                <w:szCs w:val="28"/>
-              </w:rPr>
-              <w:t>Количество студентов</w:t>
-            </w:r>
-          </w:p>
-        </w:tc>
-        <w:tc>
-          <w:tcPr>
-            <w:tcW w:w="5491" w:type="dxa"/>
-            <w:tcBorders>
-              <w:top w:val="nil"/>
-              <w:left w:val="nil"/>
-              <w:bottom w:val="dashed" w:sz="8" w:space="0" w:color="000000"/>
-              <w:right w:val="dashed" w:sz="8" w:space="0" w:color="000000"/>
-            </w:tcBorders>
-            <w:tcMar>
-              <w:top w:w="100" w:type="dxa"/>
-              <w:left w:w="100" w:type="dxa"/>
-              <w:bottom w:w="100" w:type="dxa"/>
-              <w:right w:w="100" w:type="dxa"/>
-            </w:tcMar>
-          </w:tcPr>
-          <w:p>
-            <w:pPr>
-              <w:spacing w:line="256" w:lineRule="auto"/>
-              <w:ind w:right="280"/>
-              <w:rPr>
-                <w:rFonts w:ascii="Calibri" w:eastAsia="Calibri" w:hAnsi="Calibri" w:cs="Calibri"/>
-              </w:rPr>
-            </w:pPr>
-            <w:r>
-              <w:rPr>
-                <w:rFonts w:ascii="Calibri" w:eastAsia="Calibri" w:hAnsi="Calibri" w:cs="Calibri"/>
-              </w:rPr>
-              <w:t xml:space="preserve"> </w:t>
-            </w:r>
-            <w:r>
-              <w:rPr>
-                <w:rFonts w:ascii="Calibri" w:eastAsia="Calibri" w:hAnsi="Calibri" w:cs="Calibri"/>
-              </w:rPr>
-              <w:t>20</w:t>
-            </w:r>
-          </w:p>
-        </w:tc>
-      </w:tr>
-      <w:tr>
-        <w:trPr>
-          <w:trHeight w:val="840"/>
-        </w:trPr>
-        <w:tc>
-          <w:tcPr>
-            <w:tcW w:w="3534" w:type="dxa"/>
-            <w:tcBorders>
-              <w:top w:val="nil"/>
-              <w:left w:val="dashed" w:sz="8" w:space="0" w:color="000000"/>
-              <w:bottom w:val="dashed" w:sz="8" w:space="0" w:color="000000"/>
-              <w:right w:val="dashed" w:sz="8" w:space="0" w:color="000000"/>
-            </w:tcBorders>
-            <w:tcMar>
-              <w:top w:w="100" w:type="dxa"/>
-              <w:left w:w="100" w:type="dxa"/>
-              <w:bottom w:w="100" w:type="dxa"/>
-              <w:right w:w="100" w:type="dxa"/>
-            </w:tcMar>
-          </w:tcPr>
-          <w:p>
-            <w:pPr>
-              <w:ind w:right="280"/>
-              <w:rPr>
-                <w:rFonts w:ascii="Times New Roman" w:eastAsia="Times New Roman" w:hAnsi="Times New Roman" w:cs="Times New Roman"/>
-                <w:sz w:val="28"/>
-                <w:szCs w:val="28"/>
-              </w:rPr>
-            </w:pPr>
-            <w:r>
-              <w:rPr>
-                <w:rFonts w:ascii="Times New Roman" w:eastAsia="Times New Roman" w:hAnsi="Times New Roman" w:cs="Times New Roman"/>
-                <w:sz w:val="28"/>
-                <w:szCs w:val="28"/>
-              </w:rPr>
-              <w:t>Уровень подготовки студентов (знание предмета)</w:t>
-            </w:r>
-          </w:p>
-        </w:tc>
-        <w:tc>
-          <w:tcPr>
-            <w:tcW w:w="5491" w:type="dxa"/>
-            <w:tcBorders>
-              <w:top w:val="nil"/>
-              <w:left w:val="nil"/>
-              <w:bottom w:val="dashed" w:sz="8" w:space="0" w:color="000000"/>
-              <w:right w:val="dashed" w:sz="8" w:space="0" w:color="000000"/>
-            </w:tcBorders>
-            <w:tcMar>
-              <w:top w:w="100" w:type="dxa"/>
-              <w:left w:w="100" w:type="dxa"/>
-              <w:bottom w:w="100" w:type="dxa"/>
-              <w:right w:w="100" w:type="dxa"/>
-            </w:tcMar>
-          </w:tcPr>
-          <w:p>
-            <w:pPr>
-              <w:spacing w:line="256" w:lineRule="auto"/>
-              <w:ind w:right="280"/>
-              <w:rPr>
-                <w:rFonts w:ascii="Calibri" w:eastAsia="Calibri" w:hAnsi="Calibri" w:cs="Calibri"/>
-              </w:rPr>
-            </w:pPr>
-            <w:r>
-              <w:rPr>
-                <w:rFonts w:ascii="Calibri" w:eastAsia="Calibri" w:hAnsi="Calibri" w:cs="Calibri"/>
-              </w:rPr>
-              <w:t xml:space="preserve"> </w:t>
-            </w:r>
-            <w:r>
-              <w:rPr>
-                <w:rFonts w:ascii="Calibri" w:eastAsia="Calibri" w:hAnsi="Calibri" w:cs="Calibri"/>
-              </w:rPr>
-              <w:t>Основы программирования (циклы, функции, ООП), основы математического анализа (производные, градиенты), основы линейной алгебры (матрицы, вектора).</w:t>
-            </w:r>
-          </w:p>
-        </w:tc>
-      </w:tr>
-      <w:tr>
-        <w:trPr>
-          <w:trHeight w:val="525"/>
-        </w:trPr>
-        <w:tc>
-          <w:tcPr>
-            <w:tcW w:w="3534" w:type="dxa"/>
-            <w:tcBorders>
-              <w:top w:val="nil"/>
-              <w:left w:val="dashed" w:sz="8" w:space="0" w:color="000000"/>
-              <w:bottom w:val="dashed" w:sz="8" w:space="0" w:color="000000"/>
-              <w:right w:val="dashed" w:sz="8" w:space="0" w:color="000000"/>
-            </w:tcBorders>
-            <w:tcMar>
-              <w:top w:w="100" w:type="dxa"/>
-              <w:left w:w="100" w:type="dxa"/>
-              <w:bottom w:w="100" w:type="dxa"/>
-              <w:right w:w="100" w:type="dxa"/>
-            </w:tcMar>
-          </w:tcPr>
-          <w:p>
-            <w:pPr>
-              <w:ind w:right="280"/>
-              <w:rPr>
-                <w:rFonts w:ascii="Times New Roman" w:eastAsia="Times New Roman" w:hAnsi="Times New Roman" w:cs="Times New Roman"/>
-                <w:sz w:val="28"/>
-                <w:szCs w:val="28"/>
-              </w:rPr>
-            </w:pPr>
-            <w:r>
-              <w:rPr>
-                <w:rFonts w:ascii="Times New Roman" w:eastAsia="Times New Roman" w:hAnsi="Times New Roman" w:cs="Times New Roman"/>
-                <w:sz w:val="28"/>
-                <w:szCs w:val="28"/>
-              </w:rPr>
-              <w:t>Уровень мотивации (желание заниматься)</w:t>
-            </w:r>
-          </w:p>
-        </w:tc>
-        <w:tc>
-          <w:tcPr>
-            <w:tcW w:w="5491" w:type="dxa"/>
-            <w:tcBorders>
-              <w:top w:val="nil"/>
-              <w:left w:val="nil"/>
-              <w:bottom w:val="dashed" w:sz="8" w:space="0" w:color="000000"/>
-              <w:right w:val="dashed" w:sz="8" w:space="0" w:color="000000"/>
-            </w:tcBorders>
-            <w:tcMar>
-              <w:top w:w="100" w:type="dxa"/>
-              <w:left w:w="100" w:type="dxa"/>
-              <w:bottom w:w="100" w:type="dxa"/>
-              <w:right w:w="100" w:type="dxa"/>
-            </w:tcMar>
-          </w:tcPr>
-          <w:p>
-            <w:pPr>
-              <w:spacing w:line="256" w:lineRule="auto"/>
-              <w:ind w:right="280"/>
-              <w:rPr>
-                <w:rFonts w:ascii="Calibri" w:eastAsia="Calibri" w:hAnsi="Calibri" w:cs="Calibri"/>
-              </w:rPr>
-            </w:pPr>
-            <w:r>
-              <w:rPr>
-                <w:rFonts w:ascii="Calibri" w:eastAsia="Calibri" w:hAnsi="Calibri" w:cs="Calibri"/>
-              </w:rPr>
-              <w:t xml:space="preserve"> </w:t>
-            </w:r>
-            <w:r>
-              <w:rPr>
-                <w:rFonts w:ascii="Calibri" w:eastAsia="Calibri" w:hAnsi="Calibri" w:cs="Calibri"/>
-              </w:rPr>
-              <w:t>"Средний / Ситуативно-высокий.</w:t>
-            </w:r>
-          </w:p>
-          <w:p>
-            <w:pPr>
-              <w:spacing w:line="256" w:lineRule="auto"/>
-              <w:ind w:right="280"/>
-              <w:rPr>
-                <w:rFonts w:ascii="Calibri" w:eastAsia="Calibri" w:hAnsi="Calibri" w:cs="Calibri"/>
-              </w:rPr>
-            </w:pPr>
-            <w:r>
-              <w:rPr>
-                <w:rFonts w:ascii="Calibri" w:eastAsia="Calibri" w:hAnsi="Calibri" w:cs="Calibri"/>
-              </w:rPr>
-              <w:t>Можно выделить три группы:</w:t>
-            </w:r>
-          </w:p>
-          <w:p>
-            <w:pPr>
-              <w:spacing w:line="256" w:lineRule="auto"/>
-              <w:ind w:right="280"/>
-              <w:rPr>
-                <w:rFonts w:ascii="Calibri" w:eastAsia="Calibri" w:hAnsi="Calibri" w:cs="Calibri"/>
-              </w:rPr>
-            </w:pPr>
-            <w:r>
-              <w:rPr>
-                <w:rFonts w:ascii="Calibri" w:eastAsia="Calibri" w:hAnsi="Calibri" w:cs="Calibri"/>
-              </w:rPr>
-              <w:t>1. Энтузиасты (</w:t>
-            </w:r>
-            <w:proofErr w:type="gramStart"/>
-            <w:r>
-              <w:rPr>
-                <w:rFonts w:ascii="Calibri" w:eastAsia="Calibri" w:hAnsi="Calibri" w:cs="Calibri"/>
-              </w:rPr>
-              <w:t>20-30</w:t>
-            </w:r>
-            <w:proofErr w:type="gramEnd"/>
-            <w:r>
-              <w:rPr>
-                <w:rFonts w:ascii="Calibri" w:eastAsia="Calibri" w:hAnsi="Calibri" w:cs="Calibri"/>
-              </w:rPr>
-              <w:t>%): Высокая мотивация. Сами читают статьи про ИИ, хотят сделать крутой диплом. Им нужно давать продвинутые задания, чтобы не заскучали.</w:t>
-            </w:r>
-          </w:p>
-          <w:p>
-            <w:pPr>
-              <w:spacing w:line="256" w:lineRule="auto"/>
-              <w:ind w:right="280"/>
-              <w:rPr>
-                <w:rFonts w:ascii="Calibri" w:eastAsia="Calibri" w:hAnsi="Calibri" w:cs="Calibri"/>
-              </w:rPr>
-            </w:pPr>
-            <w:r>
-              <w:rPr>
-                <w:rFonts w:ascii="Calibri" w:eastAsia="Calibri" w:hAnsi="Calibri" w:cs="Calibri"/>
-              </w:rPr>
-              <w:t>2. Прагматики (</w:t>
-            </w:r>
-            <w:proofErr w:type="gramStart"/>
-            <w:r>
-              <w:rPr>
-                <w:rFonts w:ascii="Calibri" w:eastAsia="Calibri" w:hAnsi="Calibri" w:cs="Calibri"/>
-              </w:rPr>
-              <w:t>50-60</w:t>
-            </w:r>
-            <w:proofErr w:type="gramEnd"/>
-            <w:r>
-              <w:rPr>
-                <w:rFonts w:ascii="Calibri" w:eastAsia="Calibri" w:hAnsi="Calibri" w:cs="Calibri"/>
-              </w:rPr>
-              <w:t>%): Средняя мотивация. Понимают, что навыки работы с данными повысят их стоимость на рынке труда и помогут с трудоустройством. Будут работать ровно столько, сколько нужно для хорошей оценки и понятного проекта в портфолио.</w:t>
-            </w:r>
-          </w:p>
-          <w:p>
-            <w:pPr>
-              <w:spacing w:line="256" w:lineRule="auto"/>
-              <w:ind w:right="280"/>
-              <w:rPr>
-                <w:rFonts w:ascii="Calibri" w:eastAsia="Calibri" w:hAnsi="Calibri" w:cs="Calibri"/>
-              </w:rPr>
-            </w:pPr>
-            <w:r>
-              <w:rPr>
-                <w:rFonts w:ascii="Calibri" w:eastAsia="Calibri" w:hAnsi="Calibri" w:cs="Calibri"/>
-              </w:rPr>
-              <w:t>3. Слушатели (</w:t>
-            </w:r>
-            <w:proofErr w:type="gramStart"/>
-            <w:r>
-              <w:rPr>
-                <w:rFonts w:ascii="Calibri" w:eastAsia="Calibri" w:hAnsi="Calibri" w:cs="Calibri"/>
-              </w:rPr>
-              <w:t>10-20</w:t>
-            </w:r>
-            <w:proofErr w:type="gramEnd"/>
-            <w:r>
-              <w:rPr>
-                <w:rFonts w:ascii="Calibri" w:eastAsia="Calibri" w:hAnsi="Calibri" w:cs="Calibri"/>
-              </w:rPr>
-              <w:t xml:space="preserve">%): Мотивация низкая. Пришли, потому что «вставили в учебный план» или в </w:t>
-            </w:r>
-            <w:r>
-              <w:rPr>
-                <w:rFonts w:ascii="Calibri" w:eastAsia="Calibri" w:hAnsi="Calibri" w:cs="Calibri"/>
-              </w:rPr>
-              <w:lastRenderedPageBreak/>
-              <w:t>магистратуре это обязательный спецкурс. Важно зацепить их интересными практическими кейсами"</w:t>
-            </w:r>
-          </w:p>
-        </w:tc>
-      </w:tr>
-      <w:tr>
-        <w:trPr>
-          <w:trHeight w:val="1170"/>
-        </w:trPr>
-        <w:tc>
-          <w:tcPr>
-            <w:tcW w:w="3534" w:type="dxa"/>
-            <w:tcBorders>
-              <w:top w:val="nil"/>
-              <w:left w:val="dashed" w:sz="8" w:space="0" w:color="000000"/>
-              <w:bottom w:val="dashed" w:sz="8" w:space="0" w:color="000000"/>
-              <w:right w:val="dashed" w:sz="8" w:space="0" w:color="000000"/>
-            </w:tcBorders>
-            <w:tcMar>
-              <w:top w:w="100" w:type="dxa"/>
-              <w:left w:w="100" w:type="dxa"/>
-              <w:bottom w:w="100" w:type="dxa"/>
-              <w:right w:w="100" w:type="dxa"/>
-            </w:tcMar>
-          </w:tcPr>
-          <w:p>
-            <w:pPr>
-              <w:ind w:right="280"/>
-              <w:rPr>
-                <w:rFonts w:ascii="Times New Roman" w:eastAsia="Times New Roman" w:hAnsi="Times New Roman" w:cs="Times New Roman"/>
-                <w:sz w:val="28"/>
-                <w:szCs w:val="28"/>
-              </w:rPr>
-            </w:pPr>
-            <w:r>
-              <w:rPr>
-                <w:rFonts w:ascii="Times New Roman" w:eastAsia="Times New Roman" w:hAnsi="Times New Roman" w:cs="Times New Roman"/>
-                <w:sz w:val="28"/>
-                <w:szCs w:val="28"/>
-              </w:rPr>
-              <w:lastRenderedPageBreak/>
-              <w:t>Уровень технической подготовки (владение цифровыми инструментами и сервисами)</w:t>
-            </w:r>
-          </w:p>
-        </w:tc>
-        <w:tc>
-          <w:tcPr>
-            <w:tcW w:w="5491" w:type="dxa"/>
-            <w:tcBorders>
-              <w:top w:val="nil"/>
-              <w:left w:val="nil"/>
-              <w:bottom w:val="dashed" w:sz="8" w:space="0" w:color="000000"/>
-              <w:right w:val="dashed" w:sz="8" w:space="0" w:color="000000"/>
-            </w:tcBorders>
-            <w:tcMar>
-              <w:top w:w="100" w:type="dxa"/>
-              <w:left w:w="100" w:type="dxa"/>
-              <w:bottom w:w="100" w:type="dxa"/>
-              <w:right w:w="100" w:type="dxa"/>
-            </w:tcMar>
-          </w:tcPr>
-          <w:p>
-            <w:pPr>
-              <w:spacing w:line="256" w:lineRule="auto"/>
-              <w:ind w:right="280"/>
-              <w:rPr>
-                <w:rFonts w:ascii="Calibri" w:eastAsia="Calibri" w:hAnsi="Calibri" w:cs="Calibri"/>
-              </w:rPr>
-            </w:pPr>
-            <w:r>
-              <w:rPr>
-                <w:rFonts w:ascii="Calibri" w:eastAsia="Calibri" w:hAnsi="Calibri" w:cs="Calibri"/>
-              </w:rPr>
-              <w:t xml:space="preserve"> </w:t>
-            </w:r>
-            <w:r>
-              <w:rPr>
-                <w:rFonts w:ascii="Calibri" w:eastAsia="Calibri" w:hAnsi="Calibri" w:cs="Calibri"/>
-              </w:rPr>
-              <w:t>"Базовый / Пользовательский +.</w:t>
-            </w:r>
-          </w:p>
-          <w:p>
-            <w:pPr>
-              <w:spacing w:line="256" w:lineRule="auto"/>
-              <w:ind w:right="280"/>
-              <w:rPr>
-                <w:rFonts w:ascii="Calibri" w:eastAsia="Calibri" w:hAnsi="Calibri" w:cs="Calibri"/>
-              </w:rPr>
-            </w:pPr>
-            <w:r>
-              <w:rPr>
-                <w:rFonts w:ascii="Calibri" w:eastAsia="Calibri" w:hAnsi="Calibri" w:cs="Calibri"/>
-              </w:rPr>
-              <w:t xml:space="preserve">• Hard </w:t>
-            </w:r>
-            <w:proofErr w:type="spellStart"/>
-            <w:r>
-              <w:rPr>
-                <w:rFonts w:ascii="Calibri" w:eastAsia="Calibri" w:hAnsi="Calibri" w:cs="Calibri"/>
-              </w:rPr>
-              <w:t>skills</w:t>
-            </w:r>
-            <w:proofErr w:type="spellEnd"/>
-            <w:proofErr w:type="gramStart"/>
-            <w:r>
-              <w:rPr>
-                <w:rFonts w:ascii="Calibri" w:eastAsia="Calibri" w:hAnsi="Calibri" w:cs="Calibri"/>
-              </w:rPr>
-              <w:t>: Уверенно</w:t>
-            </w:r>
-            <w:proofErr w:type="gramEnd"/>
-            <w:r>
-              <w:rPr>
-                <w:rFonts w:ascii="Calibri" w:eastAsia="Calibri" w:hAnsi="Calibri" w:cs="Calibri"/>
-              </w:rPr>
-              <w:t xml:space="preserve"> пользуются Windows, офисным пакетом, браузерами. Знакомы с интерфейсом сред разработки (например, </w:t>
-            </w:r>
-            <w:proofErr w:type="spellStart"/>
-            <w:r>
-              <w:rPr>
-                <w:rFonts w:ascii="Calibri" w:eastAsia="Calibri" w:hAnsi="Calibri" w:cs="Calibri"/>
-              </w:rPr>
-              <w:t>PyCharm</w:t>
-            </w:r>
-            <w:proofErr w:type="spellEnd"/>
-            <w:r>
-              <w:rPr>
-                <w:rFonts w:ascii="Calibri" w:eastAsia="Calibri" w:hAnsi="Calibri" w:cs="Calibri"/>
-              </w:rPr>
-              <w:t xml:space="preserve">, VS Code или </w:t>
-            </w:r>
-            <w:proofErr w:type="spellStart"/>
-            <w:r>
-              <w:rPr>
-                <w:rFonts w:ascii="Calibri" w:eastAsia="Calibri" w:hAnsi="Calibri" w:cs="Calibri"/>
-              </w:rPr>
-              <w:t>Jupyter</w:t>
-            </w:r>
-            <w:proofErr w:type="spellEnd"/>
-            <w:r>
-              <w:rPr>
-                <w:rFonts w:ascii="Calibri" w:eastAsia="Calibri" w:hAnsi="Calibri" w:cs="Calibri"/>
-              </w:rPr>
-              <w:t xml:space="preserve"> </w:t>
-            </w:r>
-            <w:proofErr w:type="spellStart"/>
-            <w:r>
-              <w:rPr>
-                <w:rFonts w:ascii="Calibri" w:eastAsia="Calibri" w:hAnsi="Calibri" w:cs="Calibri"/>
-              </w:rPr>
-              <w:t>Notebook</w:t>
-            </w:r>
-            <w:proofErr w:type="spellEnd"/>
-            <w:r>
-              <w:rPr>
-                <w:rFonts w:ascii="Calibri" w:eastAsia="Calibri" w:hAnsi="Calibri" w:cs="Calibri"/>
-              </w:rPr>
-              <w:t>), но могли не работать с ними регулярно.</w:t>
-            </w:r>
-          </w:p>
-          <w:p>
-            <w:pPr>
-              <w:spacing w:line="256" w:lineRule="auto"/>
-              <w:ind w:right="280"/>
-              <w:rPr>
-                <w:rFonts w:ascii="Calibri" w:eastAsia="Calibri" w:hAnsi="Calibri" w:cs="Calibri"/>
-              </w:rPr>
-            </w:pPr>
-            <w:r>
-              <w:rPr>
-                <w:rFonts w:ascii="Calibri" w:eastAsia="Calibri" w:hAnsi="Calibri" w:cs="Calibri"/>
-              </w:rPr>
-              <w:t>• Софт</w:t>
-            </w:r>
-            <w:proofErr w:type="gramStart"/>
-            <w:r>
-              <w:rPr>
-                <w:rFonts w:ascii="Calibri" w:eastAsia="Calibri" w:hAnsi="Calibri" w:cs="Calibri"/>
-              </w:rPr>
-              <w:t>: Знают</w:t>
-            </w:r>
-            <w:proofErr w:type="gramEnd"/>
-            <w:r>
-              <w:rPr>
-                <w:rFonts w:ascii="Calibri" w:eastAsia="Calibri" w:hAnsi="Calibri" w:cs="Calibri"/>
-              </w:rPr>
-              <w:t xml:space="preserve">, что такое </w:t>
-            </w:r>
-            <w:proofErr w:type="spellStart"/>
-            <w:r>
-              <w:rPr>
-                <w:rFonts w:ascii="Calibri" w:eastAsia="Calibri" w:hAnsi="Calibri" w:cs="Calibri"/>
-              </w:rPr>
-              <w:t>GitHub</w:t>
-            </w:r>
-            <w:proofErr w:type="spellEnd"/>
-            <w:r>
-              <w:rPr>
-                <w:rFonts w:ascii="Calibri" w:eastAsia="Calibri" w:hAnsi="Calibri" w:cs="Calibri"/>
-              </w:rPr>
-              <w:t xml:space="preserve"> (некоторые даже умеют клонировать репозиторий), но с системами контроля версий на постоянной основе не работали.</w:t>
-            </w:r>
-          </w:p>
-          <w:p>
-            <w:pPr>
-              <w:spacing w:line="256" w:lineRule="auto"/>
-              <w:ind w:right="280"/>
-              <w:rPr>
-                <w:rFonts w:ascii="Calibri" w:eastAsia="Calibri" w:hAnsi="Calibri" w:cs="Calibri"/>
-              </w:rPr>
-            </w:pPr>
-            <w:r>
-              <w:rPr>
-                <w:rFonts w:ascii="Calibri" w:eastAsia="Calibri" w:hAnsi="Calibri" w:cs="Calibri"/>
-              </w:rPr>
-              <w:t>• Специфика: Проблема в том, что навык работы с командной строкой / терминалом Linux развит слабо (если это не направление ""Информатика""). Это может стать узким местом при развертывании моделей.</w:t>
-            </w:r>
-          </w:p>
-          <w:p>
-            <w:pPr>
-              <w:spacing w:line="256" w:lineRule="auto"/>
-              <w:ind w:right="280"/>
-              <w:rPr>
-                <w:rFonts w:ascii="Calibri" w:eastAsia="Calibri" w:hAnsi="Calibri" w:cs="Calibri"/>
-              </w:rPr>
-            </w:pPr>
-            <w:r>
-              <w:rPr>
-                <w:rFonts w:ascii="Calibri" w:eastAsia="Calibri" w:hAnsi="Calibri" w:cs="Calibri"/>
-              </w:rPr>
-              <w:t>• Главный разрыв</w:t>
-            </w:r>
-            <w:proofErr w:type="gramStart"/>
-            <w:r>
-              <w:rPr>
-                <w:rFonts w:ascii="Calibri" w:eastAsia="Calibri" w:hAnsi="Calibri" w:cs="Calibri"/>
-              </w:rPr>
-              <w:t>: Умеют</w:t>
-            </w:r>
-            <w:proofErr w:type="gramEnd"/>
-            <w:r>
-              <w:rPr>
-                <w:rFonts w:ascii="Calibri" w:eastAsia="Calibri" w:hAnsi="Calibri" w:cs="Calibri"/>
-              </w:rPr>
-              <w:t xml:space="preserve"> решать интегралы на бумаге, но теряются, когда ту же задачу нужно запрограммировать."</w:t>
-            </w:r>
-          </w:p>
-        </w:tc>
-      </w:tr>
-      <w:tr>
-        <w:trPr>
-          <w:trHeight w:val="840"/>
-        </w:trPr>
-        <w:tc>
-          <w:tcPr>
-            <w:tcW w:w="3534" w:type="dxa"/>
-            <w:tcBorders>
-              <w:top w:val="nil"/>
-              <w:left w:val="dashed" w:sz="8" w:space="0" w:color="000000"/>
-              <w:bottom w:val="single" w:sz="8" w:space="0" w:color="000000"/>
-              <w:right w:val="dashed" w:sz="8" w:space="0" w:color="000000"/>
-            </w:tcBorders>
-            <w:tcMar>
-              <w:top w:w="100" w:type="dxa"/>
-              <w:left w:w="100" w:type="dxa"/>
-              <w:bottom w:w="100" w:type="dxa"/>
-              <w:right w:w="100" w:type="dxa"/>
-            </w:tcMar>
-          </w:tcPr>
-          <w:p>
-            <w:pPr>
-              <w:ind w:right="280"/>
-              <w:rPr>
-                <w:rFonts w:ascii="Times New Roman" w:eastAsia="Times New Roman" w:hAnsi="Times New Roman" w:cs="Times New Roman"/>
-                <w:sz w:val="28"/>
-                <w:szCs w:val="28"/>
-              </w:rPr>
-            </w:pPr>
-            <w:r>
-              <w:rPr>
-                <w:rFonts w:ascii="Times New Roman" w:eastAsia="Times New Roman" w:hAnsi="Times New Roman" w:cs="Times New Roman"/>
-                <w:sz w:val="28"/>
-                <w:szCs w:val="28"/>
-              </w:rPr>
-              <w:t>Дополнительные примечания, особенности аудитории</w:t>
-            </w:r>
-          </w:p>
-        </w:tc>
-        <w:tc>
-          <w:tcPr>
-            <w:tcW w:w="5491" w:type="dxa"/>
-            <w:tcBorders>
-              <w:top w:val="nil"/>
-              <w:left w:val="nil"/>
-              <w:bottom w:val="single" w:sz="8" w:space="0" w:color="000000"/>
-              <w:right w:val="dashed" w:sz="8" w:space="0" w:color="000000"/>
-            </w:tcBorders>
-            <w:tcMar>
-              <w:top w:w="100" w:type="dxa"/>
-              <w:left w:w="100" w:type="dxa"/>
-              <w:bottom w:w="100" w:type="dxa"/>
-              <w:right w:w="100" w:type="dxa"/>
-            </w:tcMar>
-          </w:tcPr>
-          <w:p>
-            <w:pPr>
-              <w:spacing w:line="256" w:lineRule="auto"/>
-              <w:ind w:right="280"/>
-              <w:rPr>
-                <w:rFonts w:ascii="Calibri" w:eastAsia="Calibri" w:hAnsi="Calibri" w:cs="Calibri"/>
-              </w:rPr>
-            </w:pPr>
-            <w:r>
-              <w:rPr>
-                <w:rFonts w:ascii="Calibri" w:eastAsia="Calibri" w:hAnsi="Calibri" w:cs="Calibri"/>
-              </w:rPr>
-              <w:t xml:space="preserve"> </w:t>
-            </w:r>
-            <w:r>
-              <w:rPr>
-                <w:rFonts w:ascii="Calibri" w:eastAsia="Calibri" w:hAnsi="Calibri" w:cs="Calibri"/>
-              </w:rPr>
-              <w:t>"1. Высокая загрузка. У студентов технических специальностей очень плотный график: лабораторные, расчетные работы, курсовые по профильным предметам (сопромат, теория машин и механизмов, электротехника). Курс по ИИ не должен быть ""второстепенным"", но и перегружать их домашними заданиями на 5 часов в день — значит обречь его на провал.</w:t>
-            </w:r>
-          </w:p>
-          <w:p>
-            <w:pPr>
-              <w:spacing w:line="256" w:lineRule="auto"/>
-              <w:ind w:right="280"/>
-              <w:rPr>
-                <w:rFonts w:ascii="Calibri" w:eastAsia="Calibri" w:hAnsi="Calibri" w:cs="Calibri"/>
-              </w:rPr>
-            </w:pPr>
-            <w:r>
-              <w:rPr>
-                <w:rFonts w:ascii="Calibri" w:eastAsia="Calibri" w:hAnsi="Calibri" w:cs="Calibri"/>
-              </w:rPr>
-              <w:t xml:space="preserve">2. Прагматизм </w:t>
-            </w:r>
-            <w:proofErr w:type="spellStart"/>
-            <w:r>
-              <w:rPr>
-                <w:rFonts w:ascii="Calibri" w:eastAsia="Calibri" w:hAnsi="Calibri" w:cs="Calibri"/>
-              </w:rPr>
-              <w:t>vs</w:t>
-            </w:r>
-            <w:proofErr w:type="spellEnd"/>
-            <w:r>
-              <w:rPr>
-                <w:rFonts w:ascii="Calibri" w:eastAsia="Calibri" w:hAnsi="Calibri" w:cs="Calibri"/>
-              </w:rPr>
-              <w:t>. Исследовательский интерес. Им важна прикладная ценность. Фраза ""это поможет вам в дипломе"" работает лучше, чем ""это расширит кругозор"".</w:t>
-            </w:r>
-          </w:p>
-          <w:p>
-            <w:pPr>
-              <w:spacing w:line="256" w:lineRule="auto"/>
-              <w:ind w:right="280"/>
-              <w:rPr>
-                <w:rFonts w:ascii="Calibri" w:eastAsia="Calibri" w:hAnsi="Calibri" w:cs="Calibri"/>
-              </w:rPr>
-            </w:pPr>
-            <w:r>
-              <w:rPr>
-                <w:rFonts w:ascii="Calibri" w:eastAsia="Calibri" w:hAnsi="Calibri" w:cs="Calibri"/>
-              </w:rPr>
-              <w:t>3. Языковой барьер. Документация к библиотекам (</w:t>
-            </w:r>
-            <w:proofErr w:type="spellStart"/>
-            <w:r>
-              <w:rPr>
-                <w:rFonts w:ascii="Calibri" w:eastAsia="Calibri" w:hAnsi="Calibri" w:cs="Calibri"/>
-              </w:rPr>
-              <w:t>PyTorch</w:t>
-            </w:r>
-            <w:proofErr w:type="spellEnd"/>
-            <w:r>
-              <w:rPr>
-                <w:rFonts w:ascii="Calibri" w:eastAsia="Calibri" w:hAnsi="Calibri" w:cs="Calibri"/>
-              </w:rPr>
-              <w:t xml:space="preserve">, </w:t>
-            </w:r>
-            <w:proofErr w:type="spellStart"/>
-            <w:r>
-              <w:rPr>
-                <w:rFonts w:ascii="Calibri" w:eastAsia="Calibri" w:hAnsi="Calibri" w:cs="Calibri"/>
-              </w:rPr>
-              <w:t>TensorFlow</w:t>
-            </w:r>
-            <w:proofErr w:type="spellEnd"/>
-            <w:r>
-              <w:rPr>
-                <w:rFonts w:ascii="Calibri" w:eastAsia="Calibri" w:hAnsi="Calibri" w:cs="Calibri"/>
-              </w:rPr>
-              <w:t>) и лучшие статьи выходят на английском. Уровень английского у студентов технических специальностей часто средний (читают со словарем). Хорошим тоном будет давать глоссарий терминов на русском.</w:t>
-            </w:r>
-          </w:p>
-          <w:p>
-            <w:pPr>
-              <w:spacing w:line="256" w:lineRule="auto"/>
-              <w:ind w:right="280"/>
-              <w:rPr>
-                <w:rFonts w:ascii="Calibri" w:eastAsia="Calibri" w:hAnsi="Calibri" w:cs="Calibri"/>
-              </w:rPr>
-            </w:pPr>
-            <w:r>
-              <w:rPr>
-                <w:rFonts w:ascii="Calibri" w:eastAsia="Calibri" w:hAnsi="Calibri" w:cs="Calibri"/>
-              </w:rPr>
-              <w:t>4. Боязнь ""чистого листа"". При работе с кодом многие испытывают ступор перед пустым файлом. Им нужны стартовые шаблоны (</w:t>
-            </w:r>
-            <w:proofErr w:type="spellStart"/>
-            <w:r>
-              <w:rPr>
-                <w:rFonts w:ascii="Calibri" w:eastAsia="Calibri" w:hAnsi="Calibri" w:cs="Calibri"/>
-              </w:rPr>
-              <w:t>темплейты</w:t>
-            </w:r>
-            <w:proofErr w:type="spellEnd"/>
-            <w:r>
-              <w:rPr>
-                <w:rFonts w:ascii="Calibri" w:eastAsia="Calibri" w:hAnsi="Calibri" w:cs="Calibri"/>
-              </w:rPr>
-              <w:t>) кода, от которых можно отталкиваться."</w:t>
-            </w:r>
-          </w:p>
-        </w:tc>
-      </w:tr>
-      <w:tr>
-        <w:trPr>
-          <w:trHeight w:val="825"/>
-        </w:trPr>
-        <w:tc>
-          <w:tcPr>
-            <w:tcW w:w="9025" w:type="dxa"/>
-            <w:gridSpan w:val="2"/>
-            <w:tcBorders>
-              <w:top w:val="nil"/>
-              <w:left w:val="single" w:sz="8" w:space="0" w:color="000000"/>
-              <w:bottom w:val="single" w:sz="8" w:space="0" w:color="000000"/>
-              <w:right w:val="single" w:sz="8" w:space="0" w:color="000000"/>
-            </w:tcBorders>
-            <w:shd w:val="clear" w:color="auto" w:fill="DCFAEC"/>
-            <w:tcMar>
-              <w:top w:w="100" w:type="dxa"/>
-              <w:left w:w="100" w:type="dxa"/>
-              <w:bottom w:w="100" w:type="dxa"/>
-              <w:right w:w="100" w:type="dxa"/>
-            </w:tcMar>
-          </w:tcPr>
-          <w:p>
-            <w:pPr>
-              <w:ind w:right="280"/>
-              <w:jc w:val="both"/>
-              <w:rPr>
-                <w:rFonts w:ascii="Times New Roman" w:eastAsia="Times New Roman" w:hAnsi="Times New Roman" w:cs="Times New Roman"/>
-                <w:b/>
-                <w:bCs/>
-                <w:sz w:val="32"/>
-                <w:szCs w:val="32"/>
-              </w:rPr>
-            </w:pPr>
-            <w:r>
-              <w:rPr>
-                <w:rFonts w:ascii="Times New Roman" w:eastAsia="Times New Roman" w:hAnsi="Times New Roman" w:cs="Times New Roman"/>
-                <w:b/>
-                <w:bCs/>
-                <w:sz w:val="32"/>
-                <w:szCs w:val="32"/>
-              </w:rPr>
-              <w:t>Аутентичная задача обучения</w:t>
-            </w:r>
-          </w:p>
-        </w:tc>
-      </w:tr>
-      <w:tr>
-        <w:trPr>
-          <w:trHeight w:val="495"/>
-        </w:trPr>
-        <w:tc>
-          <w:tcPr>
-            <w:tcW w:w="9025" w:type="dxa"/>
-            <w:gridSpan w:val="2"/>
-            <w:tcBorders>
-              <w:top w:val="nil"/>
-              <w:left w:val="dashed" w:sz="8" w:space="0" w:color="000000"/>
-              <w:bottom w:val="single" w:sz="8" w:space="0" w:color="000000"/>
-              <w:right w:val="dashed" w:sz="8" w:space="0" w:color="000000"/>
-            </w:tcBorders>
-            <w:tcMar>
-              <w:top w:w="100" w:type="dxa"/>
-              <w:left w:w="100" w:type="dxa"/>
-              <w:bottom w:w="100" w:type="dxa"/>
-              <w:right w:w="100" w:type="dxa"/>
-            </w:tcMar>
-          </w:tcPr>
-          <w:p>
-            <w:pPr>
-              <w:spacing w:line="256" w:lineRule="auto"/>
-              <w:ind w:right="280"/>
-              <w:rPr>
-                <w:rFonts w:ascii="Calibri" w:eastAsia="Calibri" w:hAnsi="Calibri" w:cs="Calibri"/>
-              </w:rPr>
-            </w:pPr>
-            <w:r>
-              <w:rPr>
-                <w:rFonts w:ascii="Calibri" w:eastAsia="Calibri" w:hAnsi="Calibri" w:cs="Calibri"/>
-              </w:rPr>
-              <w:lastRenderedPageBreak/>
-              <w:t xml:space="preserve"> </w:t>
-            </w:r>
-            <w:r>
-              <w:rPr>
-                <w:rFonts w:ascii="Calibri" w:eastAsia="Calibri" w:hAnsi="Calibri" w:cs="Calibri"/>
-              </w:rPr>
-              <w:t>Инженер на производстве получает данные с вибродатчиков насосного оборудования. Ему нужно научиться автоматически определять, в каком состоянии находится насос (норма / риск отказа), чтобы планировать ремонт. Сейчас он делает это вручную, но хочет понять, можно ли обучить нейросеть решать такую задачу. На занятии мы разбираем, как нейросеть «учится» на примерах и как её обучить отличать исправное оборудование от неисправного.</w:t>
-            </w:r>
-          </w:p>
-        </w:tc>
-      </w:tr>
-      <w:tr>
-        <w:trPr>
-          <w:trHeight w:val="570"/>
-        </w:trPr>
-        <w:tc>
-          <w:tcPr>
-            <w:tcW w:w="9025" w:type="dxa"/>
-            <w:gridSpan w:val="2"/>
-            <w:tcBorders>
-              <w:top w:val="nil"/>
-              <w:left w:val="single" w:sz="8" w:space="0" w:color="000000"/>
-              <w:bottom w:val="single" w:sz="8" w:space="0" w:color="000000"/>
-              <w:right w:val="single" w:sz="8" w:space="0" w:color="000000"/>
-            </w:tcBorders>
-            <w:shd w:val="clear" w:color="auto" w:fill="DCFAEC"/>
-            <w:tcMar>
-              <w:top w:w="100" w:type="dxa"/>
-              <w:left w:w="100" w:type="dxa"/>
-              <w:bottom w:w="100" w:type="dxa"/>
-              <w:right w:w="100" w:type="dxa"/>
-            </w:tcMar>
-          </w:tcPr>
-          <w:p>
-            <w:pPr>
-              <w:ind w:right="280"/>
-              <w:jc w:val="both"/>
-              <w:rPr>
-                <w:rFonts w:ascii="Times New Roman" w:eastAsia="Times New Roman" w:hAnsi="Times New Roman" w:cs="Times New Roman"/>
-                <w:b/>
-                <w:bCs/>
-                <w:sz w:val="32"/>
-                <w:szCs w:val="32"/>
-              </w:rPr>
-            </w:pPr>
-            <w:r>
-              <w:rPr>
-                <w:rFonts w:ascii="Times New Roman" w:eastAsia="Times New Roman" w:hAnsi="Times New Roman" w:cs="Times New Roman"/>
-                <w:b/>
-                <w:bCs/>
-                <w:sz w:val="32"/>
-                <w:szCs w:val="32"/>
-              </w:rPr>
-              <w:t>Образовательная цель курса</w:t>
-            </w:r>
-          </w:p>
-        </w:tc>
-      </w:tr>
-      <w:tr>
-        <w:trPr>
-          <w:trHeight w:val="495"/>
-        </w:trPr>
-        <w:tc>
-          <w:tcPr>
-            <w:tcW w:w="9025" w:type="dxa"/>
-            <w:gridSpan w:val="2"/>
-            <w:tcBorders>
-              <w:top w:val="nil"/>
-              <w:left w:val="dashed" w:sz="8" w:space="0" w:color="000000"/>
-              <w:bottom w:val="dashed" w:sz="8" w:space="0" w:color="000000"/>
-              <w:right w:val="dashed" w:sz="8" w:space="0" w:color="000000"/>
-            </w:tcBorders>
-            <w:tcMar>
-              <w:top w:w="100" w:type="dxa"/>
-              <w:left w:w="100" w:type="dxa"/>
-              <w:bottom w:w="100" w:type="dxa"/>
-              <w:right w:w="100" w:type="dxa"/>
-            </w:tcMar>
-          </w:tcPr>
-          <w:p>
-            <w:pPr>
-              <w:spacing w:line="256" w:lineRule="auto"/>
-              <w:ind w:right="280"/>
-              <w:rPr>
-                <w:rFonts w:ascii="Calibri" w:eastAsia="Calibri" w:hAnsi="Calibri" w:cs="Calibri"/>
-              </w:rPr>
-            </w:pPr>
-            <w:r>
-              <w:rPr>
-                <w:rFonts w:ascii="Calibri" w:eastAsia="Calibri" w:hAnsi="Calibri" w:cs="Calibri"/>
-              </w:rPr>
-              <w:t xml:space="preserve"> </w:t>
-            </w:r>
-            <w:r>
-              <w:rPr>
-                <w:rFonts w:ascii="Calibri" w:eastAsia="Calibri" w:hAnsi="Calibri" w:cs="Calibri"/>
-              </w:rPr>
-              <w:t>Сформировать у студентов технических специальностей практические компетенции в области применения методов искусственного интеллекта (нейросетей) для решения инженерных задач: от анализа данных до разработки и внедрения прототипов моделей.</w:t>
-            </w:r>
-          </w:p>
-        </w:tc>
-      </w:tr>
-    </w:tbl>
-    <w:p>
-      <w:pPr>
-        <w:spacing w:after="160" w:line="280" w:lineRule="auto"/>
-        <w:jc w:val="both"/>
-        <w:rPr>
-          <w:rFonts w:ascii="Times New Roman" w:eastAsia="Times New Roman" w:hAnsi="Times New Roman" w:cs="Times New Roman"/>
-          <w:sz w:val="24"/>
-          <w:szCs w:val="24"/>
-        </w:rPr>
-      </w:pPr>
-      <w:r>
-        <w:rPr>
-          <w:rFonts w:ascii="Times New Roman" w:eastAsia="Times New Roman" w:hAnsi="Times New Roman" w:cs="Times New Roman"/>
-          <w:sz w:val="24"/>
-          <w:szCs w:val="24"/>
-        </w:rPr>
-        <w:t xml:space="preserve"> </w:t>
-      </w:r>
-    </w:p>
-    <w:tbl>
-      <w:tblPr>
-        <w:tblW w:w="9025" w:type="dxa"/>
-        <w:tblBorders>
-          <w:top w:val="nil"/>
-          <w:left w:val="nil"/>
-          <w:bottom w:val="nil"/>
-          <w:right w:val="nil"/>
-          <w:insideH w:val="nil"/>
-          <w:insideV w:val="nil"/>
-        </w:tblBorders>
-        <w:tblLayout w:type="fixed"/>
-        <w:tblLook w:val="0600" w:firstRow="0" w:lastRow="0" w:firstColumn="0" w:lastColumn="0" w:noHBand="1" w:noVBand="1"/>
-      </w:tblPr>
-      <w:tblGrid>
-        <w:gridCol w:w="1408"/>
-        <w:gridCol w:w="3135"/>
-        <w:gridCol w:w="1543"/>
-        <w:gridCol w:w="2939"/>
-      </w:tblGrid>
-      <w:tr>
-        <w:trPr>
-          <w:trHeight w:val="825"/>
-        </w:trPr>
-        <w:tc>
-          <w:tcPr>
-            <w:tcW w:w="1408" w:type="dxa"/>
-            <w:tcBorders>
-              <w:top w:val="single" w:sz="8" w:space="0" w:color="000000"/>
-              <w:left w:val="single" w:sz="8" w:space="0" w:color="000000"/>
-              <w:bottom w:val="single" w:sz="8" w:space="0" w:color="000000"/>
-              <w:right w:val="single" w:sz="8" w:space="0" w:color="000000"/>
-            </w:tcBorders>
-            <w:shd w:val="clear" w:color="auto" w:fill="DCFAEC"/>
-            <w:tcMar>
-              <w:top w:w="100" w:type="dxa"/>
-              <w:left w:w="100" w:type="dxa"/>
-              <w:bottom w:w="100" w:type="dxa"/>
-              <w:right w:w="100" w:type="dxa"/>
-            </w:tcMar>
-          </w:tcPr>
-          <w:p>
-            <w:pPr>
-              <w:ind w:right="280"/>
               <w:jc w:val="both"/>
               <w:rPr>
                 <w:rFonts w:ascii="Times New Roman" w:eastAsia="Times New Roman" w:hAnsi="Times New Roman" w:cs="Times New Roman"/>
@@ -9264,6 +8014,7 @@
       <w:tr>
         <w:trPr>
           <w:trHeight w:val="1125"/>
+          <w:jc w:val="center"/>
         </w:trPr>
         <w:tc>
           <w:tcPr>
@@ -9558,6 +8309,7 @@
       <w:tr>
         <w:trPr>
           <w:trHeight w:val="1125"/>
+          <w:jc w:val="center"/>
         </w:trPr>
         <w:tc>
           <w:tcPr>
@@ -9777,6 +8529,7 @@
       <w:tr>
         <w:trPr>
           <w:trHeight w:val="1125"/>
+          <w:jc w:val="center"/>
         </w:trPr>
         <w:tc>
           <w:tcPr>
@@ -9811,7 +8564,6 @@
                 <w:sz w:val="28"/>
                 <w:szCs w:val="28"/>
               </w:rPr>
-              <w:lastRenderedPageBreak/>
               <w:t>Учебная задача 2</w:t>
             </w:r>
           </w:p>
@@ -9983,6 +8735,7 @@
       <w:tr>
         <w:trPr>
           <w:trHeight w:val="1125"/>
+          <w:jc w:val="center"/>
         </w:trPr>
         <w:tc>
           <w:tcPr>
@@ -10281,7 +9034,8 @@
     </w:p>
     <w:tbl>
       <w:tblPr>
-        <w:tblW w:w="9025" w:type="dxa"/>
+        <w:tblW w:w="10773" w:type="dxa"/>
+        <w:jc w:val="center"/>
         <w:tblBorders>
           <w:top w:val="nil"/>
           <w:left w:val="nil"/>
@@ -10294,16 +9048,17 @@
         <w:tblLook w:val="0600" w:firstRow="0" w:lastRow="0" w:firstColumn="0" w:lastColumn="0" w:noHBand="1" w:noVBand="1"/>
       </w:tblPr>
       <w:tblGrid>
-        <w:gridCol w:w="983"/>
-        <w:gridCol w:w="1842"/>
-        <w:gridCol w:w="1681"/>
-        <w:gridCol w:w="1721"/>
-        <w:gridCol w:w="1583"/>
-        <w:gridCol w:w="1215"/>
+        <w:gridCol w:w="1173"/>
+        <w:gridCol w:w="2199"/>
+        <w:gridCol w:w="2007"/>
+        <w:gridCol w:w="2054"/>
+        <w:gridCol w:w="1890"/>
+        <w:gridCol w:w="1450"/>
       </w:tblGrid>
       <w:tr>
         <w:trPr>
           <w:trHeight w:val="825"/>
+          <w:jc w:val="center"/>
         </w:trPr>
         <w:tc>
           <w:tcPr>
@@ -10351,6 +9106,7 @@
       <w:tr>
         <w:trPr>
           <w:trHeight w:val="705"/>
+          <w:jc w:val="center"/>
         </w:trPr>
         <w:tc>
           <w:tcPr>
@@ -10386,6 +9142,7 @@
                 <w:sz w:val="28"/>
                 <w:szCs w:val="28"/>
               </w:rPr>
+              <w:lastRenderedPageBreak/>
               <w:t xml:space="preserve"> </w:t>
             </w:r>
           </w:p>
@@ -10599,6 +9356,7 @@
       <w:tr>
         <w:trPr>
           <w:trHeight w:val="1230"/>
+          <w:jc w:val="center"/>
         </w:trPr>
         <w:tc>
           <w:tcPr>
@@ -10808,6 +9566,7 @@
       <w:tr>
         <w:trPr>
           <w:trHeight w:val="705"/>
+          <w:jc w:val="center"/>
         </w:trPr>
         <w:tc>
           <w:tcPr>
@@ -11066,6 +9825,7 @@
       <w:tr>
         <w:trPr>
           <w:trHeight w:val="1740"/>
+          <w:jc w:val="center"/>
         </w:trPr>
         <w:tc>
           <w:tcPr>
@@ -11102,7 +9862,6 @@
                 <w:sz w:val="24"/>
                 <w:szCs w:val="24"/>
               </w:rPr>
-              <w:lastRenderedPageBreak/>
               <w:t xml:space="preserve">Контент - </w:t>
             </w:r>
             <w:r>
@@ -11524,6 +10283,7 @@
       <w:tr>
         <w:trPr>
           <w:trHeight w:val="975"/>
+          <w:jc w:val="center"/>
         </w:trPr>
         <w:tc>
           <w:tcPr>
@@ -11834,6 +10594,7 @@
       <w:tr>
         <w:trPr>
           <w:trHeight w:val="525"/>
+          <w:jc w:val="center"/>
         </w:trPr>
         <w:tc>
           <w:tcPr>
@@ -12106,6 +10867,7 @@
       <w:tr>
         <w:trPr>
           <w:trHeight w:val="1230"/>
+          <w:jc w:val="center"/>
         </w:trPr>
         <w:tc>
           <w:tcPr>
@@ -12144,7 +10906,18 @@
                 <w:sz w:val="24"/>
                 <w:szCs w:val="24"/>
               </w:rPr>
-              <w:t>Инструменты для реализации механик</w:t>
+              <w:t>Инструменты для реализа</w:t>
+            </w:r>
+            <w:r>
+              <w:rPr>
+                <w:rFonts w:ascii="Times New Roman" w:eastAsia="Times New Roman" w:hAnsi="Times New Roman" w:cs="Times New Roman"/>
+                <w:b/>
+                <w:bCs/>
+                <w:sz w:val="24"/>
+                <w:szCs w:val="24"/>
+              </w:rPr>
+              <w:lastRenderedPageBreak/>
+              <w:t>ции механик</w:t>
             </w:r>
           </w:p>
         </w:tc>
@@ -12180,6 +10953,7 @@
                 <w:sz w:val="20"/>
                 <w:szCs w:val="20"/>
               </w:rPr>
+              <w:lastRenderedPageBreak/>
               <w:t xml:space="preserve">LMS, Google </w:t>
             </w:r>
             <w:proofErr w:type="spellStart"/>
@@ -12526,7 +11300,8 @@
     </w:p>
     <w:tbl>
       <w:tblPr>
-        <w:tblW w:w="9025" w:type="dxa"/>
+        <w:tblW w:w="10773" w:type="dxa"/>
+        <w:jc w:val="center"/>
         <w:tblBorders>
           <w:top w:val="nil"/>
           <w:left w:val="nil"/>
@@ -12539,18 +11314,19 @@
         <w:tblLook w:val="0600" w:firstRow="0" w:lastRow="0" w:firstColumn="0" w:lastColumn="0" w:noHBand="1" w:noVBand="1"/>
       </w:tblPr>
       <w:tblGrid>
-        <w:gridCol w:w="983"/>
-        <w:gridCol w:w="3373"/>
-        <w:gridCol w:w="2156"/>
-        <w:gridCol w:w="2513"/>
+        <w:gridCol w:w="699"/>
+        <w:gridCol w:w="5387"/>
+        <w:gridCol w:w="1275"/>
+        <w:gridCol w:w="3412"/>
       </w:tblGrid>
       <w:tr>
         <w:trPr>
           <w:trHeight w:val="825"/>
+          <w:jc w:val="center"/>
         </w:trPr>
         <w:tc>
           <w:tcPr>
-            <w:tcW w:w="9025" w:type="dxa"/>
+            <w:tcW w:w="10773" w:type="dxa"/>
             <w:gridSpan w:val="4"/>
             <w:tcBorders>
               <w:top w:val="single" w:sz="8" w:space="0" w:color="000000"/>
@@ -12586,7 +11362,6 @@
                 <w:sz w:val="32"/>
                 <w:szCs w:val="32"/>
               </w:rPr>
-              <w:lastRenderedPageBreak/>
               <w:t>Сценарий занятия</w:t>
             </w:r>
           </w:p>
@@ -12595,10 +11370,11 @@
       <w:tr>
         <w:trPr>
           <w:trHeight w:val="705"/>
+          <w:jc w:val="center"/>
         </w:trPr>
         <w:tc>
           <w:tcPr>
-            <w:tcW w:w="983" w:type="dxa"/>
+            <w:tcW w:w="699" w:type="dxa"/>
             <w:tcBorders>
               <w:top w:val="nil"/>
               <w:left w:val="single" w:sz="8" w:space="0" w:color="000000"/>
@@ -12639,7 +11415,7 @@
         </w:tc>
         <w:tc>
           <w:tcPr>
-            <w:tcW w:w="3373" w:type="dxa"/>
+            <w:tcW w:w="5387" w:type="dxa"/>
             <w:tcBorders>
               <w:top w:val="nil"/>
               <w:left w:val="nil"/>
@@ -12680,7 +11456,7 @@
         </w:tc>
         <w:tc>
           <w:tcPr>
-            <w:tcW w:w="2156" w:type="dxa"/>
+            <w:tcW w:w="1275" w:type="dxa"/>
             <w:tcBorders>
               <w:top w:val="nil"/>
               <w:left w:val="nil"/>
@@ -12721,7 +11497,7 @@
         </w:tc>
         <w:tc>
           <w:tcPr>
-            <w:tcW w:w="2513" w:type="dxa"/>
+            <w:tcW w:w="3412" w:type="dxa"/>
             <w:tcBorders>
               <w:top w:val="nil"/>
               <w:left w:val="nil"/>
@@ -12764,10 +11540,11 @@
       <w:tr>
         <w:trPr>
           <w:trHeight w:val="495"/>
+          <w:jc w:val="center"/>
         </w:trPr>
         <w:tc>
           <w:tcPr>
-            <w:tcW w:w="9025" w:type="dxa"/>
+            <w:tcW w:w="10773" w:type="dxa"/>
             <w:gridSpan w:val="4"/>
             <w:tcBorders>
               <w:top w:val="nil"/>
@@ -12811,10 +11588,11 @@
       <w:tr>
         <w:trPr>
           <w:trHeight w:val="525"/>
+          <w:jc w:val="center"/>
         </w:trPr>
         <w:tc>
           <w:tcPr>
-            <w:tcW w:w="983" w:type="dxa"/>
+            <w:tcW w:w="699" w:type="dxa"/>
             <w:tcBorders>
               <w:top w:val="nil"/>
               <w:left w:val="dashed" w:sz="8" w:space="0" w:color="000000"/>
@@ -12850,7 +11628,7 @@
         </w:tc>
         <w:tc>
           <w:tcPr>
-            <w:tcW w:w="3373" w:type="dxa"/>
+            <w:tcW w:w="5387" w:type="dxa"/>
             <w:tcBorders>
               <w:top w:val="nil"/>
               <w:left w:val="nil"/>
@@ -12902,7 +11680,7 @@
         </w:tc>
         <w:tc>
           <w:tcPr>
-            <w:tcW w:w="2156" w:type="dxa"/>
+            <w:tcW w:w="1275" w:type="dxa"/>
             <w:tcBorders>
               <w:top w:val="nil"/>
               <w:left w:val="nil"/>
@@ -12928,30 +11706,22 @@
             <w:r>
               <w:rPr>
                 <w:rFonts w:ascii="Times New Roman" w:eastAsia="Times New Roman" w:hAnsi="Times New Roman" w:cs="Times New Roman"/>
-              </w:rPr>
-              <w:t xml:space="preserve"> </w:t>
-            </w:r>
-            <w:proofErr w:type="gramStart"/>
-            <w:r>
-              <w:rPr>
-                <w:rFonts w:ascii="Times New Roman" w:eastAsia="Times New Roman" w:hAnsi="Times New Roman" w:cs="Times New Roman"/>
                 <w:lang w:val="ru-RU"/>
               </w:rPr>
-              <w:t>2-3</w:t>
-            </w:r>
-            <w:proofErr w:type="gramEnd"/>
+              <w:t xml:space="preserve">2–3 </w:t>
+            </w:r>
             <w:r>
               <w:rPr>
                 <w:rFonts w:ascii="Times New Roman" w:eastAsia="Times New Roman" w:hAnsi="Times New Roman" w:cs="Times New Roman"/>
                 <w:lang w:val="ru-RU"/>
               </w:rPr>
-              <w:t xml:space="preserve"> дня</w:t>
-            </w:r>
-          </w:p>
-        </w:tc>
-        <w:tc>
-          <w:tcPr>
-            <w:tcW w:w="2513" w:type="dxa"/>
+              <w:t>дня</w:t>
+            </w:r>
+          </w:p>
+        </w:tc>
+        <w:tc>
+          <w:tcPr>
+            <w:tcW w:w="3412" w:type="dxa"/>
             <w:tcBorders>
               <w:top w:val="nil"/>
               <w:left w:val="nil"/>
@@ -13033,10 +11803,11 @@
       <w:tr>
         <w:trPr>
           <w:trHeight w:val="495"/>
+          <w:jc w:val="center"/>
         </w:trPr>
         <w:tc>
           <w:tcPr>
-            <w:tcW w:w="983" w:type="dxa"/>
+            <w:tcW w:w="699" w:type="dxa"/>
             <w:tcBorders>
               <w:top w:val="nil"/>
               <w:left w:val="dashed" w:sz="8" w:space="0" w:color="000000"/>
@@ -13073,7 +11844,7 @@
         </w:tc>
         <w:tc>
           <w:tcPr>
-            <w:tcW w:w="3373" w:type="dxa"/>
+            <w:tcW w:w="5387" w:type="dxa"/>
             <w:tcBorders>
               <w:top w:val="nil"/>
               <w:left w:val="nil"/>
@@ -13112,7 +11883,7 @@
         </w:tc>
         <w:tc>
           <w:tcPr>
-            <w:tcW w:w="2156" w:type="dxa"/>
+            <w:tcW w:w="1275" w:type="dxa"/>
             <w:tcBorders>
               <w:top w:val="nil"/>
               <w:left w:val="nil"/>
@@ -13138,12 +11909,6 @@
             <w:r>
               <w:rPr>
                 <w:rFonts w:ascii="Times New Roman" w:eastAsia="Times New Roman" w:hAnsi="Times New Roman" w:cs="Times New Roman"/>
-              </w:rPr>
-              <w:t xml:space="preserve"> </w:t>
-            </w:r>
-            <w:r>
-              <w:rPr>
-                <w:rFonts w:ascii="Times New Roman" w:eastAsia="Times New Roman" w:hAnsi="Times New Roman" w:cs="Times New Roman"/>
                 <w:lang w:val="ru-RU"/>
               </w:rPr>
               <w:t>1 день</w:t>
@@ -13152,7 +11917,7 @@
         </w:tc>
         <w:tc>
           <w:tcPr>
-            <w:tcW w:w="2513" w:type="dxa"/>
+            <w:tcW w:w="3412" w:type="dxa"/>
             <w:tcBorders>
               <w:top w:val="nil"/>
               <w:left w:val="nil"/>
@@ -13193,10 +11958,11 @@
       <w:tr>
         <w:trPr>
           <w:trHeight w:val="495"/>
+          <w:jc w:val="center"/>
         </w:trPr>
         <w:tc>
           <w:tcPr>
-            <w:tcW w:w="9025" w:type="dxa"/>
+            <w:tcW w:w="10773" w:type="dxa"/>
             <w:gridSpan w:val="4"/>
             <w:tcBorders>
               <w:top w:val="nil"/>
@@ -13240,10 +12006,11 @@
       <w:tr>
         <w:trPr>
           <w:trHeight w:val="525"/>
+          <w:jc w:val="center"/>
         </w:trPr>
         <w:tc>
           <w:tcPr>
-            <w:tcW w:w="983" w:type="dxa"/>
+            <w:tcW w:w="699" w:type="dxa"/>
             <w:tcBorders>
               <w:top w:val="nil"/>
               <w:left w:val="dashed" w:sz="8" w:space="0" w:color="000000"/>
@@ -13279,7 +12046,7 @@
         </w:tc>
         <w:tc>
           <w:tcPr>
-            <w:tcW w:w="3373" w:type="dxa"/>
+            <w:tcW w:w="5387" w:type="dxa"/>
             <w:tcBorders>
               <w:top w:val="nil"/>
               <w:left w:val="nil"/>
@@ -13331,34 +12098,28 @@
         </w:tc>
         <w:tc>
           <w:tcPr>
-            <w:tcW w:w="2156" w:type="dxa"/>
-            <w:tcBorders>
-              <w:top w:val="nil"/>
-              <w:left w:val="nil"/>
-              <w:bottom w:val="dashed" w:sz="8" w:space="0" w:color="000000"/>
-              <w:right w:val="dashed" w:sz="8" w:space="0" w:color="000000"/>
-            </w:tcBorders>
-            <w:tcMar>
-              <w:top w:w="100" w:type="dxa"/>
-              <w:left w:w="100" w:type="dxa"/>
-              <w:bottom w:w="100" w:type="dxa"/>
-              <w:right w:w="100" w:type="dxa"/>
-            </w:tcMar>
-          </w:tcPr>
-          <w:p>
-            <w:pPr>
-              <w:spacing w:line="256" w:lineRule="auto"/>
-              <w:jc w:val="both"/>
-              <w:rPr>
-                <w:rFonts w:ascii="Times New Roman" w:eastAsia="Times New Roman" w:hAnsi="Times New Roman" w:cs="Times New Roman"/>
-              </w:rPr>
-            </w:pPr>
-            <w:r>
-              <w:rPr>
-                <w:rFonts w:ascii="Times New Roman" w:eastAsia="Times New Roman" w:hAnsi="Times New Roman" w:cs="Times New Roman"/>
-              </w:rPr>
-              <w:t xml:space="preserve"> </w:t>
-            </w:r>
+            <w:tcW w:w="1275" w:type="dxa"/>
+            <w:tcBorders>
+              <w:top w:val="nil"/>
+              <w:left w:val="nil"/>
+              <w:bottom w:val="dashed" w:sz="8" w:space="0" w:color="000000"/>
+              <w:right w:val="dashed" w:sz="8" w:space="0" w:color="000000"/>
+            </w:tcBorders>
+            <w:tcMar>
+              <w:top w:w="100" w:type="dxa"/>
+              <w:left w:w="100" w:type="dxa"/>
+              <w:bottom w:w="100" w:type="dxa"/>
+              <w:right w:w="100" w:type="dxa"/>
+            </w:tcMar>
+          </w:tcPr>
+          <w:p>
+            <w:pPr>
+              <w:spacing w:line="256" w:lineRule="auto"/>
+              <w:jc w:val="both"/>
+              <w:rPr>
+                <w:rFonts w:ascii="Times New Roman" w:eastAsia="Times New Roman" w:hAnsi="Times New Roman" w:cs="Times New Roman"/>
+              </w:rPr>
+            </w:pPr>
             <w:r>
               <w:rPr>
                 <w:rFonts w:ascii="Times New Roman" w:eastAsia="Times New Roman" w:hAnsi="Times New Roman" w:cs="Times New Roman"/>
@@ -13369,7 +12130,7 @@
         </w:tc>
         <w:tc>
           <w:tcPr>
-            <w:tcW w:w="2513" w:type="dxa"/>
+            <w:tcW w:w="3412" w:type="dxa"/>
             <w:tcBorders>
               <w:top w:val="nil"/>
               <w:left w:val="nil"/>
@@ -13409,10 +12170,11 @@
       <w:tr>
         <w:trPr>
           <w:trHeight w:val="495"/>
+          <w:jc w:val="center"/>
         </w:trPr>
         <w:tc>
           <w:tcPr>
-            <w:tcW w:w="983" w:type="dxa"/>
+            <w:tcW w:w="699" w:type="dxa"/>
             <w:tcBorders>
               <w:top w:val="nil"/>
               <w:left w:val="dashed" w:sz="8" w:space="0" w:color="000000"/>
@@ -13449,7 +12211,7 @@
         </w:tc>
         <w:tc>
           <w:tcPr>
-            <w:tcW w:w="3373" w:type="dxa"/>
+            <w:tcW w:w="5387" w:type="dxa"/>
             <w:tcBorders>
               <w:top w:val="nil"/>
               <w:left w:val="nil"/>
@@ -13487,34 +12249,28 @@
         </w:tc>
         <w:tc>
           <w:tcPr>
-            <w:tcW w:w="2156" w:type="dxa"/>
-            <w:tcBorders>
-              <w:top w:val="nil"/>
-              <w:left w:val="nil"/>
-              <w:bottom w:val="dashed" w:sz="8" w:space="0" w:color="000000"/>
-              <w:right w:val="dashed" w:sz="8" w:space="0" w:color="000000"/>
-            </w:tcBorders>
-            <w:tcMar>
-              <w:top w:w="100" w:type="dxa"/>
-              <w:left w:w="100" w:type="dxa"/>
-              <w:bottom w:w="100" w:type="dxa"/>
-              <w:right w:w="100" w:type="dxa"/>
-            </w:tcMar>
-          </w:tcPr>
-          <w:p>
-            <w:pPr>
-              <w:spacing w:line="256" w:lineRule="auto"/>
-              <w:jc w:val="both"/>
-              <w:rPr>
-                <w:rFonts w:ascii="Times New Roman" w:eastAsia="Times New Roman" w:hAnsi="Times New Roman" w:cs="Times New Roman"/>
-              </w:rPr>
-            </w:pPr>
-            <w:r>
-              <w:rPr>
-                <w:rFonts w:ascii="Times New Roman" w:eastAsia="Times New Roman" w:hAnsi="Times New Roman" w:cs="Times New Roman"/>
-              </w:rPr>
-              <w:t xml:space="preserve"> </w:t>
-            </w:r>
+            <w:tcW w:w="1275" w:type="dxa"/>
+            <w:tcBorders>
+              <w:top w:val="nil"/>
+              <w:left w:val="nil"/>
+              <w:bottom w:val="dashed" w:sz="8" w:space="0" w:color="000000"/>
+              <w:right w:val="dashed" w:sz="8" w:space="0" w:color="000000"/>
+            </w:tcBorders>
+            <w:tcMar>
+              <w:top w:w="100" w:type="dxa"/>
+              <w:left w:w="100" w:type="dxa"/>
+              <w:bottom w:w="100" w:type="dxa"/>
+              <w:right w:w="100" w:type="dxa"/>
+            </w:tcMar>
+          </w:tcPr>
+          <w:p>
+            <w:pPr>
+              <w:spacing w:line="256" w:lineRule="auto"/>
+              <w:jc w:val="both"/>
+              <w:rPr>
+                <w:rFonts w:ascii="Times New Roman" w:eastAsia="Times New Roman" w:hAnsi="Times New Roman" w:cs="Times New Roman"/>
+              </w:rPr>
+            </w:pPr>
             <w:r>
               <w:rPr>
                 <w:rFonts w:ascii="Times New Roman" w:eastAsia="Times New Roman" w:hAnsi="Times New Roman" w:cs="Times New Roman"/>
@@ -13525,7 +12281,7 @@
         </w:tc>
         <w:tc>
           <w:tcPr>
-            <w:tcW w:w="2513" w:type="dxa"/>
+            <w:tcW w:w="3412" w:type="dxa"/>
             <w:tcBorders>
               <w:top w:val="nil"/>
               <w:left w:val="nil"/>
@@ -13565,10 +12321,11 @@
       <w:tr>
         <w:trPr>
           <w:trHeight w:val="495"/>
+          <w:jc w:val="center"/>
         </w:trPr>
         <w:tc>
           <w:tcPr>
-            <w:tcW w:w="983" w:type="dxa"/>
+            <w:tcW w:w="699" w:type="dxa"/>
             <w:tcBorders>
               <w:top w:val="nil"/>
               <w:left w:val="dashed" w:sz="8" w:space="0" w:color="000000"/>
@@ -13608,7 +12365,7 @@
         </w:tc>
         <w:tc>
           <w:tcPr>
-            <w:tcW w:w="3373" w:type="dxa"/>
+            <w:tcW w:w="5387" w:type="dxa"/>
             <w:tcBorders>
               <w:top w:val="nil"/>
               <w:left w:val="nil"/>
@@ -13674,7 +12431,7 @@
         </w:tc>
         <w:tc>
           <w:tcPr>
-            <w:tcW w:w="2156" w:type="dxa"/>
+            <w:tcW w:w="1275" w:type="dxa"/>
             <w:tcBorders>
               <w:top w:val="nil"/>
               <w:left w:val="nil"/>
@@ -13700,19 +12457,13 @@
               <w:rPr>
                 <w:rFonts w:ascii="Times New Roman" w:eastAsia="Times New Roman" w:hAnsi="Times New Roman" w:cs="Times New Roman"/>
               </w:rPr>
-              <w:t xml:space="preserve"> </w:t>
-            </w:r>
-            <w:r>
-              <w:rPr>
-                <w:rFonts w:ascii="Times New Roman" w:eastAsia="Times New Roman" w:hAnsi="Times New Roman" w:cs="Times New Roman"/>
-              </w:rPr>
               <w:t>5 мин</w:t>
             </w:r>
           </w:p>
         </w:tc>
         <w:tc>
           <w:tcPr>
-            <w:tcW w:w="2513" w:type="dxa"/>
+            <w:tcW w:w="3412" w:type="dxa"/>
             <w:tcBorders>
               <w:top w:val="nil"/>
               <w:left w:val="nil"/>
@@ -13766,10 +12517,11 @@
       <w:tr>
         <w:trPr>
           <w:trHeight w:val="495"/>
+          <w:jc w:val="center"/>
         </w:trPr>
         <w:tc>
           <w:tcPr>
-            <w:tcW w:w="9025" w:type="dxa"/>
+            <w:tcW w:w="10773" w:type="dxa"/>
             <w:gridSpan w:val="4"/>
             <w:tcBorders>
               <w:top w:val="nil"/>
@@ -13813,10 +12565,11 @@
       <w:tr>
         <w:trPr>
           <w:trHeight w:val="525"/>
+          <w:jc w:val="center"/>
         </w:trPr>
         <w:tc>
           <w:tcPr>
-            <w:tcW w:w="983" w:type="dxa"/>
+            <w:tcW w:w="699" w:type="dxa"/>
             <w:tcBorders>
               <w:top w:val="nil"/>
               <w:left w:val="dashed" w:sz="8" w:space="0" w:color="000000"/>
@@ -13846,14 +12599,13 @@
                 <w:sz w:val="28"/>
                 <w:szCs w:val="28"/>
               </w:rPr>
-              <w:lastRenderedPageBreak/>
               <w:t>1</w:t>
             </w:r>
           </w:p>
         </w:tc>
         <w:tc>
           <w:tcPr>
-            <w:tcW w:w="3373" w:type="dxa"/>
+            <w:tcW w:w="5387" w:type="dxa"/>
             <w:tcBorders>
               <w:top w:val="nil"/>
               <w:left w:val="nil"/>
@@ -13905,34 +12657,28 @@
         </w:tc>
         <w:tc>
           <w:tcPr>
-            <w:tcW w:w="2156" w:type="dxa"/>
-            <w:tcBorders>
-              <w:top w:val="nil"/>
-              <w:left w:val="nil"/>
-              <w:bottom w:val="dashed" w:sz="8" w:space="0" w:color="000000"/>
-              <w:right w:val="dashed" w:sz="8" w:space="0" w:color="000000"/>
-            </w:tcBorders>
-            <w:tcMar>
-              <w:top w:w="100" w:type="dxa"/>
-              <w:left w:w="100" w:type="dxa"/>
-              <w:bottom w:w="100" w:type="dxa"/>
-              <w:right w:w="100" w:type="dxa"/>
-            </w:tcMar>
-          </w:tcPr>
-          <w:p>
-            <w:pPr>
-              <w:spacing w:line="256" w:lineRule="auto"/>
-              <w:jc w:val="both"/>
-              <w:rPr>
-                <w:rFonts w:ascii="Times New Roman" w:eastAsia="Times New Roman" w:hAnsi="Times New Roman" w:cs="Times New Roman"/>
-              </w:rPr>
-            </w:pPr>
-            <w:r>
-              <w:rPr>
-                <w:rFonts w:ascii="Times New Roman" w:eastAsia="Times New Roman" w:hAnsi="Times New Roman" w:cs="Times New Roman"/>
-              </w:rPr>
-              <w:t xml:space="preserve"> </w:t>
-            </w:r>
+            <w:tcW w:w="1275" w:type="dxa"/>
+            <w:tcBorders>
+              <w:top w:val="nil"/>
+              <w:left w:val="nil"/>
+              <w:bottom w:val="dashed" w:sz="8" w:space="0" w:color="000000"/>
+              <w:right w:val="dashed" w:sz="8" w:space="0" w:color="000000"/>
+            </w:tcBorders>
+            <w:tcMar>
+              <w:top w:w="100" w:type="dxa"/>
+              <w:left w:w="100" w:type="dxa"/>
+              <w:bottom w:w="100" w:type="dxa"/>
+              <w:right w:w="100" w:type="dxa"/>
+            </w:tcMar>
+          </w:tcPr>
+          <w:p>
+            <w:pPr>
+              <w:spacing w:line="256" w:lineRule="auto"/>
+              <w:jc w:val="both"/>
+              <w:rPr>
+                <w:rFonts w:ascii="Times New Roman" w:eastAsia="Times New Roman" w:hAnsi="Times New Roman" w:cs="Times New Roman"/>
+              </w:rPr>
+            </w:pPr>
             <w:r>
               <w:rPr>
                 <w:rFonts w:ascii="Times New Roman" w:eastAsia="Times New Roman" w:hAnsi="Times New Roman" w:cs="Times New Roman"/>
@@ -13943,7 +12689,7 @@
         </w:tc>
         <w:tc>
           <w:tcPr>
-            <w:tcW w:w="2513" w:type="dxa"/>
+            <w:tcW w:w="3412" w:type="dxa"/>
             <w:tcBorders>
               <w:top w:val="nil"/>
               <w:left w:val="nil"/>
@@ -13983,10 +12729,11 @@
       <w:tr>
         <w:trPr>
           <w:trHeight w:val="495"/>
+          <w:jc w:val="center"/>
         </w:trPr>
         <w:tc>
           <w:tcPr>
-            <w:tcW w:w="983" w:type="dxa"/>
+            <w:tcW w:w="699" w:type="dxa"/>
             <w:tcBorders>
               <w:top w:val="nil"/>
               <w:left w:val="dashed" w:sz="8" w:space="0" w:color="000000"/>
@@ -14023,7 +12770,7 @@
         </w:tc>
         <w:tc>
           <w:tcPr>
-            <w:tcW w:w="3373" w:type="dxa"/>
+            <w:tcW w:w="5387" w:type="dxa"/>
             <w:tcBorders>
               <w:top w:val="nil"/>
               <w:left w:val="nil"/>
@@ -14103,34 +12850,28 @@
         </w:tc>
         <w:tc>
           <w:tcPr>
-            <w:tcW w:w="2156" w:type="dxa"/>
-            <w:tcBorders>
-              <w:top w:val="nil"/>
-              <w:left w:val="nil"/>
-              <w:bottom w:val="dashed" w:sz="8" w:space="0" w:color="000000"/>
-              <w:right w:val="dashed" w:sz="8" w:space="0" w:color="000000"/>
-            </w:tcBorders>
-            <w:tcMar>
-              <w:top w:w="100" w:type="dxa"/>
-              <w:left w:w="100" w:type="dxa"/>
-              <w:bottom w:w="100" w:type="dxa"/>
-              <w:right w:w="100" w:type="dxa"/>
-            </w:tcMar>
-          </w:tcPr>
-          <w:p>
-            <w:pPr>
-              <w:spacing w:line="256" w:lineRule="auto"/>
-              <w:jc w:val="both"/>
-              <w:rPr>
-                <w:rFonts w:ascii="Times New Roman" w:eastAsia="Times New Roman" w:hAnsi="Times New Roman" w:cs="Times New Roman"/>
-              </w:rPr>
-            </w:pPr>
-            <w:r>
-              <w:rPr>
-                <w:rFonts w:ascii="Times New Roman" w:eastAsia="Times New Roman" w:hAnsi="Times New Roman" w:cs="Times New Roman"/>
-              </w:rPr>
-              <w:t xml:space="preserve"> </w:t>
-            </w:r>
+            <w:tcW w:w="1275" w:type="dxa"/>
+            <w:tcBorders>
+              <w:top w:val="nil"/>
+              <w:left w:val="nil"/>
+              <w:bottom w:val="dashed" w:sz="8" w:space="0" w:color="000000"/>
+              <w:right w:val="dashed" w:sz="8" w:space="0" w:color="000000"/>
+            </w:tcBorders>
+            <w:tcMar>
+              <w:top w:w="100" w:type="dxa"/>
+              <w:left w:w="100" w:type="dxa"/>
+              <w:bottom w:w="100" w:type="dxa"/>
+              <w:right w:w="100" w:type="dxa"/>
+            </w:tcMar>
+          </w:tcPr>
+          <w:p>
+            <w:pPr>
+              <w:spacing w:line="256" w:lineRule="auto"/>
+              <w:jc w:val="both"/>
+              <w:rPr>
+                <w:rFonts w:ascii="Times New Roman" w:eastAsia="Times New Roman" w:hAnsi="Times New Roman" w:cs="Times New Roman"/>
+              </w:rPr>
+            </w:pPr>
             <w:r>
               <w:rPr>
                 <w:rFonts w:ascii="Times New Roman" w:eastAsia="Times New Roman" w:hAnsi="Times New Roman" w:cs="Times New Roman"/>
@@ -14141,7 +12882,7 @@
         </w:tc>
         <w:tc>
           <w:tcPr>
-            <w:tcW w:w="2513" w:type="dxa"/>
+            <w:tcW w:w="3412" w:type="dxa"/>
             <w:tcBorders>
               <w:top w:val="nil"/>
               <w:left w:val="nil"/>
@@ -14181,10 +12922,11 @@
       <w:tr>
         <w:trPr>
           <w:trHeight w:val="495"/>
+          <w:jc w:val="center"/>
         </w:trPr>
         <w:tc>
           <w:tcPr>
-            <w:tcW w:w="983" w:type="dxa"/>
+            <w:tcW w:w="699" w:type="dxa"/>
             <w:tcBorders>
               <w:top w:val="nil"/>
               <w:left w:val="dashed" w:sz="8" w:space="0" w:color="000000"/>
@@ -14218,13 +12960,14 @@
                 <w:sz w:val="24"/>
                 <w:szCs w:val="24"/>
               </w:rPr>
+              <w:lastRenderedPageBreak/>
               <w:t>3</w:t>
             </w:r>
           </w:p>
         </w:tc>
         <w:tc>
           <w:tcPr>
-            <w:tcW w:w="3373" w:type="dxa"/>
+            <w:tcW w:w="5387" w:type="dxa"/>
             <w:tcBorders>
               <w:top w:val="nil"/>
               <w:left w:val="nil"/>
@@ -14262,7 +13005,39 @@
         </w:tc>
         <w:tc>
           <w:tcPr>
-            <w:tcW w:w="2156" w:type="dxa"/>
+            <w:tcW w:w="1275" w:type="dxa"/>
+            <w:tcBorders>
+              <w:top w:val="nil"/>
+              <w:left w:val="nil"/>
+              <w:bottom w:val="dashed" w:sz="8" w:space="0" w:color="000000"/>
+              <w:right w:val="dashed" w:sz="8" w:space="0" w:color="000000"/>
+            </w:tcBorders>
+            <w:tcMar>
+              <w:top w:w="100" w:type="dxa"/>
+              <w:left w:w="100" w:type="dxa"/>
+              <w:bottom w:w="100" w:type="dxa"/>
+              <w:right w:w="100" w:type="dxa"/>
+            </w:tcMar>
+          </w:tcPr>
+          <w:p>
+            <w:pPr>
+              <w:spacing w:line="256" w:lineRule="auto"/>
+              <w:jc w:val="both"/>
+              <w:rPr>
+                <w:rFonts w:ascii="Times New Roman" w:eastAsia="Times New Roman" w:hAnsi="Times New Roman" w:cs="Times New Roman"/>
+              </w:rPr>
+            </w:pPr>
+            <w:r>
+              <w:rPr>
+                <w:rFonts w:ascii="Times New Roman" w:eastAsia="Times New Roman" w:hAnsi="Times New Roman" w:cs="Times New Roman"/>
+              </w:rPr>
+              <w:t>20 мин</w:t>
+            </w:r>
+          </w:p>
+        </w:tc>
+        <w:tc>
+          <w:tcPr>
+            <w:tcW w:w="3412" w:type="dxa"/>
             <w:tcBorders>
               <w:top w:val="nil"/>
               <w:left w:val="nil"/>
@@ -14294,60 +13069,7 @@
               <w:rPr>
                 <w:rFonts w:ascii="Times New Roman" w:eastAsia="Times New Roman" w:hAnsi="Times New Roman" w:cs="Times New Roman"/>
               </w:rPr>
-              <w:t>20 мин</w:t>
-            </w:r>
-          </w:p>
-        </w:tc>
-        <w:tc>
-          <w:tcPr>
-            <w:tcW w:w="2513" w:type="dxa"/>
-            <w:tcBorders>
-              <w:top w:val="nil"/>
-              <w:left w:val="nil"/>
-              <w:bottom w:val="dashed" w:sz="8" w:space="0" w:color="000000"/>
-              <w:right w:val="dashed" w:sz="8" w:space="0" w:color="000000"/>
-            </w:tcBorders>
-            <w:tcMar>
-              <w:top w:w="100" w:type="dxa"/>
-              <w:left w:w="100" w:type="dxa"/>
-              <w:bottom w:w="100" w:type="dxa"/>
-              <w:right w:w="100" w:type="dxa"/>
-            </w:tcMar>
-          </w:tcPr>
-          <w:p>
-            <w:pPr>
-              <w:spacing w:line="256" w:lineRule="auto"/>
-              <w:jc w:val="both"/>
-              <w:rPr>
-                <w:rFonts w:ascii="Times New Roman" w:eastAsia="Times New Roman" w:hAnsi="Times New Roman" w:cs="Times New Roman"/>
-              </w:rPr>
-            </w:pPr>
-            <w:r>
-              <w:rPr>
-                <w:rFonts w:ascii="Times New Roman" w:eastAsia="Times New Roman" w:hAnsi="Times New Roman" w:cs="Times New Roman"/>
-              </w:rPr>
-              <w:t xml:space="preserve"> </w:t>
-            </w:r>
-            <w:r>
-              <w:rPr>
-                <w:rFonts w:ascii="Times New Roman" w:eastAsia="Times New Roman" w:hAnsi="Times New Roman" w:cs="Times New Roman"/>
-              </w:rPr>
-              <w:tab/>
-              <w:t>Доска (</w:t>
-            </w:r>
-            <w:proofErr w:type="spellStart"/>
-            <w:r>
-              <w:rPr>
-                <w:rFonts w:ascii="Times New Roman" w:eastAsia="Times New Roman" w:hAnsi="Times New Roman" w:cs="Times New Roman"/>
-              </w:rPr>
-              <w:t>Miro</w:t>
-            </w:r>
-            <w:proofErr w:type="spellEnd"/>
-            <w:r>
-              <w:rPr>
-                <w:rFonts w:ascii="Times New Roman" w:eastAsia="Times New Roman" w:hAnsi="Times New Roman" w:cs="Times New Roman"/>
-              </w:rPr>
-              <w:t>) для коллективного наброска возможных архитектур, шаблон кода.</w:t>
+              <w:t>Доска для коллективного наброска возможных архитектур, шаблон кода.</w:t>
             </w:r>
           </w:p>
         </w:tc>
@@ -14355,10 +13077,11 @@
       <w:tr>
         <w:trPr>
           <w:trHeight w:val="495"/>
+          <w:jc w:val="center"/>
         </w:trPr>
         <w:tc>
           <w:tcPr>
-            <w:tcW w:w="983" w:type="dxa"/>
+            <w:tcW w:w="699" w:type="dxa"/>
             <w:tcBorders>
               <w:top w:val="nil"/>
               <w:left w:val="dashed" w:sz="8" w:space="0" w:color="000000"/>
@@ -14398,7 +13121,7 @@
         </w:tc>
         <w:tc>
           <w:tcPr>
-            <w:tcW w:w="3373" w:type="dxa"/>
+            <w:tcW w:w="5387" w:type="dxa"/>
             <w:tcBorders>
               <w:top w:val="nil"/>
               <w:left w:val="nil"/>
@@ -14457,34 +13180,28 @@
         </w:tc>
         <w:tc>
           <w:tcPr>
-            <w:tcW w:w="2156" w:type="dxa"/>
-            <w:tcBorders>
-              <w:top w:val="nil"/>
-              <w:left w:val="nil"/>
-              <w:bottom w:val="dashed" w:sz="8" w:space="0" w:color="000000"/>
-              <w:right w:val="dashed" w:sz="8" w:space="0" w:color="000000"/>
-            </w:tcBorders>
-            <w:tcMar>
-              <w:top w:w="100" w:type="dxa"/>
-              <w:left w:w="100" w:type="dxa"/>
-              <w:bottom w:w="100" w:type="dxa"/>
-              <w:right w:w="100" w:type="dxa"/>
-            </w:tcMar>
-          </w:tcPr>
-          <w:p>
-            <w:pPr>
-              <w:spacing w:line="256" w:lineRule="auto"/>
-              <w:jc w:val="both"/>
-              <w:rPr>
-                <w:rFonts w:ascii="Times New Roman" w:eastAsia="Times New Roman" w:hAnsi="Times New Roman" w:cs="Times New Roman"/>
-              </w:rPr>
-            </w:pPr>
-            <w:r>
-              <w:rPr>
-                <w:rFonts w:ascii="Times New Roman" w:eastAsia="Times New Roman" w:hAnsi="Times New Roman" w:cs="Times New Roman"/>
-              </w:rPr>
-              <w:t xml:space="preserve"> </w:t>
-            </w:r>
+            <w:tcW w:w="1275" w:type="dxa"/>
+            <w:tcBorders>
+              <w:top w:val="nil"/>
+              <w:left w:val="nil"/>
+              <w:bottom w:val="dashed" w:sz="8" w:space="0" w:color="000000"/>
+              <w:right w:val="dashed" w:sz="8" w:space="0" w:color="000000"/>
+            </w:tcBorders>
+            <w:tcMar>
+              <w:top w:w="100" w:type="dxa"/>
+              <w:left w:w="100" w:type="dxa"/>
+              <w:bottom w:w="100" w:type="dxa"/>
+              <w:right w:w="100" w:type="dxa"/>
+            </w:tcMar>
+          </w:tcPr>
+          <w:p>
+            <w:pPr>
+              <w:spacing w:line="256" w:lineRule="auto"/>
+              <w:jc w:val="both"/>
+              <w:rPr>
+                <w:rFonts w:ascii="Times New Roman" w:eastAsia="Times New Roman" w:hAnsi="Times New Roman" w:cs="Times New Roman"/>
+              </w:rPr>
+            </w:pPr>
             <w:r>
               <w:rPr>
                 <w:rFonts w:ascii="Times New Roman" w:eastAsia="Times New Roman" w:hAnsi="Times New Roman" w:cs="Times New Roman"/>
@@ -14495,7 +13212,7 @@
         </w:tc>
         <w:tc>
           <w:tcPr>
-            <w:tcW w:w="2513" w:type="dxa"/>
+            <w:tcW w:w="3412" w:type="dxa"/>
             <w:tcBorders>
               <w:top w:val="nil"/>
               <w:left w:val="nil"/>
@@ -14535,10 +13252,11 @@
       <w:tr>
         <w:trPr>
           <w:trHeight w:val="540"/>
+          <w:jc w:val="center"/>
         </w:trPr>
         <w:tc>
           <w:tcPr>
-            <w:tcW w:w="983" w:type="dxa"/>
+            <w:tcW w:w="699" w:type="dxa"/>
             <w:tcBorders>
               <w:top w:val="nil"/>
               <w:left w:val="dashed" w:sz="8" w:space="0" w:color="000000"/>
@@ -14578,7 +13296,7 @@
         </w:tc>
         <w:tc>
           <w:tcPr>
-            <w:tcW w:w="3373" w:type="dxa"/>
+            <w:tcW w:w="5387" w:type="dxa"/>
             <w:tcBorders>
               <w:top w:val="nil"/>
               <w:left w:val="nil"/>
@@ -14644,7 +13362,7 @@
         </w:tc>
         <w:tc>
           <w:tcPr>
-            <w:tcW w:w="2156" w:type="dxa"/>
+            <w:tcW w:w="1275" w:type="dxa"/>
             <w:tcBorders>
               <w:top w:val="nil"/>
               <w:left w:val="nil"/>
@@ -14670,19 +13388,13 @@
               <w:rPr>
                 <w:rFonts w:ascii="Times New Roman" w:eastAsia="Times New Roman" w:hAnsi="Times New Roman" w:cs="Times New Roman"/>
               </w:rPr>
-              <w:t xml:space="preserve"> </w:t>
-            </w:r>
-            <w:r>
-              <w:rPr>
-                <w:rFonts w:ascii="Times New Roman" w:eastAsia="Times New Roman" w:hAnsi="Times New Roman" w:cs="Times New Roman"/>
-              </w:rPr>
               <w:t>27 мин</w:t>
             </w:r>
           </w:p>
         </w:tc>
         <w:tc>
           <w:tcPr>
-            <w:tcW w:w="2513" w:type="dxa"/>
+            <w:tcW w:w="3412" w:type="dxa"/>
             <w:tcBorders>
               <w:top w:val="nil"/>
               <w:left w:val="nil"/>
@@ -14735,10 +13447,11 @@
       <w:tr>
         <w:trPr>
           <w:trHeight w:val="510"/>
+          <w:jc w:val="center"/>
         </w:trPr>
         <w:tc>
           <w:tcPr>
-            <w:tcW w:w="9025" w:type="dxa"/>
+            <w:tcW w:w="10773" w:type="dxa"/>
             <w:gridSpan w:val="4"/>
             <w:tcBorders>
               <w:top w:val="nil"/>
@@ -14782,10 +13495,11 @@
       <w:tr>
         <w:trPr>
           <w:trHeight w:val="495"/>
+          <w:jc w:val="center"/>
         </w:trPr>
         <w:tc>
           <w:tcPr>
-            <w:tcW w:w="983" w:type="dxa"/>
+            <w:tcW w:w="699" w:type="dxa"/>
             <w:tcBorders>
               <w:top w:val="nil"/>
               <w:left w:val="dashed" w:sz="8" w:space="0" w:color="000000"/>
@@ -14825,7 +13539,7 @@
         </w:tc>
         <w:tc>
           <w:tcPr>
-            <w:tcW w:w="3373" w:type="dxa"/>
+            <w:tcW w:w="5387" w:type="dxa"/>
             <w:tcBorders>
               <w:top w:val="nil"/>
               <w:left w:val="nil"/>
@@ -14863,7 +13577,39 @@
         </w:tc>
         <w:tc>
           <w:tcPr>
-            <w:tcW w:w="2156" w:type="dxa"/>
+            <w:tcW w:w="1275" w:type="dxa"/>
+            <w:tcBorders>
+              <w:top w:val="nil"/>
+              <w:left w:val="nil"/>
+              <w:bottom w:val="dashed" w:sz="8" w:space="0" w:color="000000"/>
+              <w:right w:val="dashed" w:sz="8" w:space="0" w:color="000000"/>
+            </w:tcBorders>
+            <w:tcMar>
+              <w:top w:w="100" w:type="dxa"/>
+              <w:left w:w="100" w:type="dxa"/>
+              <w:bottom w:w="100" w:type="dxa"/>
+              <w:right w:w="100" w:type="dxa"/>
+            </w:tcMar>
+          </w:tcPr>
+          <w:p>
+            <w:pPr>
+              <w:spacing w:line="256" w:lineRule="auto"/>
+              <w:jc w:val="both"/>
+              <w:rPr>
+                <w:rFonts w:ascii="Times New Roman" w:eastAsia="Times New Roman" w:hAnsi="Times New Roman" w:cs="Times New Roman"/>
+              </w:rPr>
+            </w:pPr>
+            <w:r>
+              <w:rPr>
+                <w:rFonts w:ascii="Times New Roman" w:eastAsia="Times New Roman" w:hAnsi="Times New Roman" w:cs="Times New Roman"/>
+              </w:rPr>
+              <w:t>5 мин</w:t>
+            </w:r>
+          </w:p>
+        </w:tc>
+        <w:tc>
+          <w:tcPr>
+            <w:tcW w:w="3412" w:type="dxa"/>
             <w:tcBorders>
               <w:top w:val="nil"/>
               <w:left w:val="nil"/>
@@ -14895,53 +13641,7 @@
               <w:rPr>
                 <w:rFonts w:ascii="Times New Roman" w:eastAsia="Times New Roman" w:hAnsi="Times New Roman" w:cs="Times New Roman"/>
               </w:rPr>
-              <w:t>5 мин</w:t>
-            </w:r>
-          </w:p>
-        </w:tc>
-        <w:tc>
-          <w:tcPr>
-            <w:tcW w:w="2513" w:type="dxa"/>
-            <w:tcBorders>
-              <w:top w:val="nil"/>
-              <w:left w:val="nil"/>
-              <w:bottom w:val="dashed" w:sz="8" w:space="0" w:color="000000"/>
-              <w:right w:val="dashed" w:sz="8" w:space="0" w:color="000000"/>
-            </w:tcBorders>
-            <w:tcMar>
-              <w:top w:w="100" w:type="dxa"/>
-              <w:left w:w="100" w:type="dxa"/>
-              <w:bottom w:w="100" w:type="dxa"/>
-              <w:right w:w="100" w:type="dxa"/>
-            </w:tcMar>
-          </w:tcPr>
-          <w:p>
-            <w:pPr>
-              <w:spacing w:line="256" w:lineRule="auto"/>
-              <w:jc w:val="both"/>
-              <w:rPr>
-                <w:rFonts w:ascii="Times New Roman" w:eastAsia="Times New Roman" w:hAnsi="Times New Roman" w:cs="Times New Roman"/>
-              </w:rPr>
-            </w:pPr>
-            <w:r>
-              <w:rPr>
-                <w:rFonts w:ascii="Times New Roman" w:eastAsia="Times New Roman" w:hAnsi="Times New Roman" w:cs="Times New Roman"/>
-              </w:rPr>
-              <w:t xml:space="preserve"> </w:t>
-            </w:r>
-            <w:proofErr w:type="spellStart"/>
-            <w:r>
-              <w:rPr>
-                <w:rFonts w:ascii="Times New Roman" w:eastAsia="Times New Roman" w:hAnsi="Times New Roman" w:cs="Times New Roman"/>
-              </w:rPr>
-              <w:t>Miro</w:t>
-            </w:r>
-            <w:proofErr w:type="spellEnd"/>
-            <w:r>
-              <w:rPr>
-                <w:rFonts w:ascii="Times New Roman" w:eastAsia="Times New Roman" w:hAnsi="Times New Roman" w:cs="Times New Roman"/>
-              </w:rPr>
-              <w:t xml:space="preserve"> или таблица для сбора метрик, общий чат.</w:t>
+              <w:t>таблица для сбора метрик, общий чат.</w:t>
             </w:r>
           </w:p>
         </w:tc>
@@ -14949,10 +13649,11 @@
       <w:tr>
         <w:trPr>
           <w:trHeight w:val="495"/>
+          <w:jc w:val="center"/>
         </w:trPr>
         <w:tc>
           <w:tcPr>
-            <w:tcW w:w="983" w:type="dxa"/>
+            <w:tcW w:w="699" w:type="dxa"/>
             <w:tcBorders>
               <w:top w:val="nil"/>
               <w:left w:val="dashed" w:sz="8" w:space="0" w:color="000000"/>
@@ -14992,7 +13693,7 @@
         </w:tc>
         <w:tc>
           <w:tcPr>
-            <w:tcW w:w="3373" w:type="dxa"/>
+            <w:tcW w:w="5387" w:type="dxa"/>
             <w:tcBorders>
               <w:top w:val="nil"/>
               <w:left w:val="nil"/>
@@ -15030,7 +13731,39 @@
         </w:tc>
         <w:tc>
           <w:tcPr>
-            <w:tcW w:w="2156" w:type="dxa"/>
+            <w:tcW w:w="1275" w:type="dxa"/>
+            <w:tcBorders>
+              <w:top w:val="nil"/>
+              <w:left w:val="nil"/>
+              <w:bottom w:val="dashed" w:sz="8" w:space="0" w:color="000000"/>
+              <w:right w:val="dashed" w:sz="8" w:space="0" w:color="000000"/>
+            </w:tcBorders>
+            <w:tcMar>
+              <w:top w:w="100" w:type="dxa"/>
+              <w:left w:w="100" w:type="dxa"/>
+              <w:bottom w:w="100" w:type="dxa"/>
+              <w:right w:w="100" w:type="dxa"/>
+            </w:tcMar>
+          </w:tcPr>
+          <w:p>
+            <w:pPr>
+              <w:spacing w:line="256" w:lineRule="auto"/>
+              <w:jc w:val="both"/>
+              <w:rPr>
+                <w:rFonts w:ascii="Times New Roman" w:eastAsia="Times New Roman" w:hAnsi="Times New Roman" w:cs="Times New Roman"/>
+              </w:rPr>
+            </w:pPr>
+            <w:r>
+              <w:rPr>
+                <w:rFonts w:ascii="Times New Roman" w:eastAsia="Times New Roman" w:hAnsi="Times New Roman" w:cs="Times New Roman"/>
+              </w:rPr>
+              <w:t>3 мин</w:t>
+            </w:r>
+          </w:p>
+        </w:tc>
+        <w:tc>
+          <w:tcPr>
+            <w:tcW w:w="3412" w:type="dxa"/>
             <w:tcBorders>
               <w:top w:val="nil"/>
               <w:left w:val="nil"/>
@@ -15062,45 +13795,21 @@
               <w:rPr>
                 <w:rFonts w:ascii="Times New Roman" w:eastAsia="Times New Roman" w:hAnsi="Times New Roman" w:cs="Times New Roman"/>
               </w:rPr>
-              <w:t>3 мин</w:t>
-            </w:r>
-          </w:p>
-        </w:tc>
-        <w:tc>
-          <w:tcPr>
-            <w:tcW w:w="2513" w:type="dxa"/>
-            <w:tcBorders>
-              <w:top w:val="nil"/>
-              <w:left w:val="nil"/>
-              <w:bottom w:val="dashed" w:sz="8" w:space="0" w:color="000000"/>
-              <w:right w:val="dashed" w:sz="8" w:space="0" w:color="000000"/>
-            </w:tcBorders>
-            <w:tcMar>
-              <w:top w:w="100" w:type="dxa"/>
-              <w:left w:w="100" w:type="dxa"/>
-              <w:bottom w:w="100" w:type="dxa"/>
-              <w:right w:w="100" w:type="dxa"/>
-            </w:tcMar>
-          </w:tcPr>
-          <w:p>
-            <w:pPr>
-              <w:spacing w:line="256" w:lineRule="auto"/>
-              <w:jc w:val="both"/>
-              <w:rPr>
-                <w:rFonts w:ascii="Times New Roman" w:eastAsia="Times New Roman" w:hAnsi="Times New Roman" w:cs="Times New Roman"/>
-              </w:rPr>
-            </w:pPr>
-            <w:r>
-              <w:rPr>
-                <w:rFonts w:ascii="Times New Roman" w:eastAsia="Times New Roman" w:hAnsi="Times New Roman" w:cs="Times New Roman"/>
-              </w:rPr>
-              <w:t xml:space="preserve"> </w:t>
-            </w:r>
-            <w:r>
-              <w:rPr>
-                <w:rFonts w:ascii="Times New Roman" w:eastAsia="Times New Roman" w:hAnsi="Times New Roman" w:cs="Times New Roman"/>
-              </w:rPr>
-              <w:t>Чек-лист в LMS или Google Forms.</w:t>
+              <w:t xml:space="preserve">Чек-лист в LMS или Google </w:t>
+            </w:r>
+            <w:proofErr w:type="spellStart"/>
+            <w:r>
+              <w:rPr>
+                <w:rFonts w:ascii="Times New Roman" w:eastAsia="Times New Roman" w:hAnsi="Times New Roman" w:cs="Times New Roman"/>
+              </w:rPr>
+              <w:t>Forms</w:t>
+            </w:r>
+            <w:proofErr w:type="spellEnd"/>
+            <w:r>
+              <w:rPr>
+                <w:rFonts w:ascii="Times New Roman" w:eastAsia="Times New Roman" w:hAnsi="Times New Roman" w:cs="Times New Roman"/>
+              </w:rPr>
+              <w:t>.</w:t>
             </w:r>
           </w:p>
         </w:tc>
@@ -15108,10 +13817,11 @@
       <w:tr>
         <w:trPr>
           <w:trHeight w:val="495"/>
+          <w:jc w:val="center"/>
         </w:trPr>
         <w:tc>
           <w:tcPr>
-            <w:tcW w:w="983" w:type="dxa"/>
+            <w:tcW w:w="699" w:type="dxa"/>
             <w:tcBorders>
               <w:top w:val="nil"/>
               <w:left w:val="dashed" w:sz="8" w:space="0" w:color="000000"/>
@@ -15145,14 +13855,13 @@
                 <w:sz w:val="24"/>
                 <w:szCs w:val="24"/>
               </w:rPr>
-              <w:lastRenderedPageBreak/>
               <w:t>3</w:t>
             </w:r>
           </w:p>
         </w:tc>
         <w:tc>
           <w:tcPr>
-            <w:tcW w:w="3373" w:type="dxa"/>
+            <w:tcW w:w="5387" w:type="dxa"/>
             <w:tcBorders>
               <w:top w:val="nil"/>
               <w:left w:val="nil"/>
@@ -15184,7 +13893,6 @@
               <w:rPr>
                 <w:rFonts w:ascii="Times New Roman" w:eastAsia="Times New Roman" w:hAnsi="Times New Roman" w:cs="Times New Roman"/>
               </w:rPr>
-              <w:tab/>
               <w:t xml:space="preserve">Обратная связь от преподавателя. Обобщение ключевых выводов, рекомендации по улучшению моделей (как поднять </w:t>
             </w:r>
             <w:proofErr w:type="spellStart"/>
@@ -15205,7 +13913,7 @@
         </w:tc>
         <w:tc>
           <w:tcPr>
-            <w:tcW w:w="2156" w:type="dxa"/>
+            <w:tcW w:w="1275" w:type="dxa"/>
             <w:tcBorders>
               <w:top w:val="nil"/>
               <w:left w:val="nil"/>
@@ -15231,19 +13939,13 @@
               <w:rPr>
                 <w:rFonts w:ascii="Times New Roman" w:eastAsia="Times New Roman" w:hAnsi="Times New Roman" w:cs="Times New Roman"/>
               </w:rPr>
-              <w:t xml:space="preserve"> </w:t>
-            </w:r>
-            <w:r>
-              <w:rPr>
-                <w:rFonts w:ascii="Times New Roman" w:eastAsia="Times New Roman" w:hAnsi="Times New Roman" w:cs="Times New Roman"/>
-              </w:rPr>
               <w:t>2 мин</w:t>
             </w:r>
           </w:p>
         </w:tc>
         <w:tc>
           <w:tcPr>
-            <w:tcW w:w="2513" w:type="dxa"/>
+            <w:tcW w:w="3412" w:type="dxa"/>
             <w:tcBorders>
               <w:top w:val="nil"/>
               <w:left w:val="nil"/>
@@ -15283,10 +13985,11 @@
       <w:tr>
         <w:trPr>
           <w:trHeight w:val="495"/>
+          <w:jc w:val="center"/>
         </w:trPr>
         <w:tc>
           <w:tcPr>
-            <w:tcW w:w="9025" w:type="dxa"/>
+            <w:tcW w:w="10773" w:type="dxa"/>
             <w:gridSpan w:val="4"/>
             <w:tcBorders>
               <w:top w:val="nil"/>
@@ -15330,10 +14033,11 @@
       <w:tr>
         <w:trPr>
           <w:trHeight w:val="495"/>
+          <w:jc w:val="center"/>
         </w:trPr>
         <w:tc>
           <w:tcPr>
-            <w:tcW w:w="983" w:type="dxa"/>
+            <w:tcW w:w="699" w:type="dxa"/>
             <w:tcBorders>
               <w:top w:val="nil"/>
               <w:left w:val="dashed" w:sz="8" w:space="0" w:color="000000"/>
@@ -15373,143 +14077,110 @@
         </w:tc>
         <w:tc>
           <w:tcPr>
-            <w:tcW w:w="3373" w:type="dxa"/>
-            <w:tcBorders>
-              <w:top w:val="nil"/>
-              <w:left w:val="nil"/>
-              <w:bottom w:val="dashed" w:sz="8" w:space="0" w:color="000000"/>
-              <w:right w:val="dashed" w:sz="8" w:space="0" w:color="000000"/>
-            </w:tcBorders>
-            <w:tcMar>
-              <w:top w:w="100" w:type="dxa"/>
-              <w:left w:w="100" w:type="dxa"/>
-              <w:bottom w:w="100" w:type="dxa"/>
-              <w:right w:w="100" w:type="dxa"/>
-            </w:tcMar>
-          </w:tcPr>
-          <w:p>
-            <w:pPr>
-              <w:spacing w:line="256" w:lineRule="auto"/>
-              <w:jc w:val="both"/>
-              <w:rPr>
-                <w:rFonts w:ascii="Times New Roman" w:eastAsia="Times New Roman" w:hAnsi="Times New Roman" w:cs="Times New Roman"/>
-              </w:rPr>
-            </w:pPr>
-            <w:r>
-              <w:rPr>
-                <w:rFonts w:ascii="Times New Roman" w:eastAsia="Times New Roman" w:hAnsi="Times New Roman" w:cs="Times New Roman"/>
-              </w:rPr>
-              <w:t>Студенты дорабатывают модели с учетом полученных рекомендаций, загружают финальные ноутбуки в репозиторий (</w:t>
-            </w:r>
-            <w:proofErr w:type="spellStart"/>
-            <w:r>
-              <w:rPr>
-                <w:rFonts w:ascii="Times New Roman" w:eastAsia="Times New Roman" w:hAnsi="Times New Roman" w:cs="Times New Roman"/>
-              </w:rPr>
-              <w:t>GitHub</w:t>
-            </w:r>
-            <w:proofErr w:type="spellEnd"/>
+            <w:tcW w:w="5387" w:type="dxa"/>
+            <w:tcBorders>
+              <w:top w:val="nil"/>
+              <w:left w:val="nil"/>
+              <w:bottom w:val="dashed" w:sz="8" w:space="0" w:color="000000"/>
+              <w:right w:val="dashed" w:sz="8" w:space="0" w:color="000000"/>
+            </w:tcBorders>
+            <w:tcMar>
+              <w:top w:w="100" w:type="dxa"/>
+              <w:left w:w="100" w:type="dxa"/>
+              <w:bottom w:w="100" w:type="dxa"/>
+              <w:right w:w="100" w:type="dxa"/>
+            </w:tcMar>
+          </w:tcPr>
+          <w:p>
+            <w:pPr>
+              <w:spacing w:line="256" w:lineRule="auto"/>
+              <w:jc w:val="both"/>
+              <w:rPr>
+                <w:rFonts w:ascii="Times New Roman" w:eastAsia="Times New Roman" w:hAnsi="Times New Roman" w:cs="Times New Roman"/>
+                <w:lang w:val="ru-RU"/>
+              </w:rPr>
+            </w:pPr>
+            <w:r>
+              <w:rPr>
+                <w:rFonts w:ascii="Times New Roman" w:eastAsia="Times New Roman" w:hAnsi="Times New Roman" w:cs="Times New Roman"/>
+              </w:rPr>
+              <w:t>Студенты дорабатывают модели с учетом полученных рекомендаций, загружают финальные ноутбуки в репозиторий</w:t>
+            </w:r>
+            <w:r>
+              <w:rPr>
+                <w:rFonts w:ascii="Times New Roman" w:eastAsia="Times New Roman" w:hAnsi="Times New Roman" w:cs="Times New Roman"/>
+                <w:lang w:val="ru-RU"/>
+              </w:rPr>
+              <w:t>.</w:t>
+            </w:r>
+          </w:p>
+        </w:tc>
+        <w:tc>
+          <w:tcPr>
+            <w:tcW w:w="1275" w:type="dxa"/>
+            <w:tcBorders>
+              <w:top w:val="nil"/>
+              <w:left w:val="nil"/>
+              <w:bottom w:val="dashed" w:sz="8" w:space="0" w:color="000000"/>
+              <w:right w:val="dashed" w:sz="8" w:space="0" w:color="000000"/>
+            </w:tcBorders>
+            <w:tcMar>
+              <w:top w:w="100" w:type="dxa"/>
+              <w:left w:w="100" w:type="dxa"/>
+              <w:bottom w:w="100" w:type="dxa"/>
+              <w:right w:w="100" w:type="dxa"/>
+            </w:tcMar>
+          </w:tcPr>
+          <w:p>
+            <w:pPr>
+              <w:spacing w:line="256" w:lineRule="auto"/>
+              <w:jc w:val="both"/>
+              <w:rPr>
+                <w:rFonts w:ascii="Times New Roman" w:eastAsia="Times New Roman" w:hAnsi="Times New Roman" w:cs="Times New Roman"/>
+              </w:rPr>
+            </w:pPr>
+            <w:r>
+              <w:rPr>
+                <w:rFonts w:ascii="Times New Roman" w:eastAsia="Times New Roman" w:hAnsi="Times New Roman" w:cs="Times New Roman"/>
+              </w:rPr>
+              <w:t>В течение 2 дней</w:t>
+            </w:r>
+          </w:p>
+        </w:tc>
+        <w:tc>
+          <w:tcPr>
+            <w:tcW w:w="3412" w:type="dxa"/>
+            <w:tcBorders>
+              <w:top w:val="nil"/>
+              <w:left w:val="nil"/>
+              <w:bottom w:val="dashed" w:sz="8" w:space="0" w:color="000000"/>
+              <w:right w:val="dashed" w:sz="8" w:space="0" w:color="000000"/>
+            </w:tcBorders>
+            <w:tcMar>
+              <w:top w:w="100" w:type="dxa"/>
+              <w:left w:w="100" w:type="dxa"/>
+              <w:bottom w:w="100" w:type="dxa"/>
+              <w:right w:w="100" w:type="dxa"/>
+            </w:tcMar>
+          </w:tcPr>
+          <w:p>
+            <w:pPr>
+              <w:spacing w:line="256" w:lineRule="auto"/>
+              <w:jc w:val="both"/>
+              <w:rPr>
+                <w:rFonts w:ascii="Times New Roman" w:eastAsia="Times New Roman" w:hAnsi="Times New Roman" w:cs="Times New Roman"/>
+              </w:rPr>
+            </w:pPr>
             <w:r>
               <w:rPr>
                 <w:rFonts w:ascii="Times New Roman" w:eastAsia="Times New Roman" w:hAnsi="Times New Roman" w:cs="Times New Roman"/>
               </w:rPr>
               <w:t xml:space="preserve"> </w:t>
             </w:r>
-            <w:proofErr w:type="spellStart"/>
-            <w:r>
-              <w:rPr>
-                <w:rFonts w:ascii="Times New Roman" w:eastAsia="Times New Roman" w:hAnsi="Times New Roman" w:cs="Times New Roman"/>
-              </w:rPr>
-              <w:t>Classroom</w:t>
-            </w:r>
-            <w:proofErr w:type="spellEnd"/>
-            <w:r>
-              <w:rPr>
-                <w:rFonts w:ascii="Times New Roman" w:eastAsia="Times New Roman" w:hAnsi="Times New Roman" w:cs="Times New Roman"/>
-              </w:rPr>
-              <w:t>).</w:t>
-            </w:r>
-            <w:r>
-              <w:rPr>
-                <w:rFonts w:ascii="Times New Roman" w:eastAsia="Times New Roman" w:hAnsi="Times New Roman" w:cs="Times New Roman"/>
-              </w:rPr>
-              <w:t xml:space="preserve"> </w:t>
-            </w:r>
-          </w:p>
-        </w:tc>
-        <w:tc>
-          <w:tcPr>
-            <w:tcW w:w="2156" w:type="dxa"/>
-            <w:tcBorders>
-              <w:top w:val="nil"/>
-              <w:left w:val="nil"/>
-              <w:bottom w:val="dashed" w:sz="8" w:space="0" w:color="000000"/>
-              <w:right w:val="dashed" w:sz="8" w:space="0" w:color="000000"/>
-            </w:tcBorders>
-            <w:tcMar>
-              <w:top w:w="100" w:type="dxa"/>
-              <w:left w:w="100" w:type="dxa"/>
-              <w:bottom w:w="100" w:type="dxa"/>
-              <w:right w:w="100" w:type="dxa"/>
-            </w:tcMar>
-          </w:tcPr>
-          <w:p>
-            <w:pPr>
-              <w:spacing w:line="256" w:lineRule="auto"/>
-              <w:jc w:val="both"/>
-              <w:rPr>
-                <w:rFonts w:ascii="Times New Roman" w:eastAsia="Times New Roman" w:hAnsi="Times New Roman" w:cs="Times New Roman"/>
-              </w:rPr>
-            </w:pPr>
-            <w:r>
-              <w:rPr>
-                <w:rFonts w:ascii="Times New Roman" w:eastAsia="Times New Roman" w:hAnsi="Times New Roman" w:cs="Times New Roman"/>
-              </w:rPr>
-              <w:t xml:space="preserve"> </w:t>
-            </w:r>
-            <w:r>
-              <w:rPr>
-                <w:rFonts w:ascii="Times New Roman" w:eastAsia="Times New Roman" w:hAnsi="Times New Roman" w:cs="Times New Roman"/>
-              </w:rPr>
-              <w:t>В течение 2 дней</w:t>
-            </w:r>
-          </w:p>
-        </w:tc>
-        <w:tc>
-          <w:tcPr>
-            <w:tcW w:w="2513" w:type="dxa"/>
-            <w:tcBorders>
-              <w:top w:val="nil"/>
-              <w:left w:val="nil"/>
-              <w:bottom w:val="dashed" w:sz="8" w:space="0" w:color="000000"/>
-              <w:right w:val="dashed" w:sz="8" w:space="0" w:color="000000"/>
-            </w:tcBorders>
-            <w:tcMar>
-              <w:top w:w="100" w:type="dxa"/>
-              <w:left w:w="100" w:type="dxa"/>
-              <w:bottom w:w="100" w:type="dxa"/>
-              <w:right w:w="100" w:type="dxa"/>
-            </w:tcMar>
-          </w:tcPr>
-          <w:p>
-            <w:pPr>
-              <w:spacing w:line="256" w:lineRule="auto"/>
-              <w:jc w:val="both"/>
-              <w:rPr>
-                <w:rFonts w:ascii="Times New Roman" w:eastAsia="Times New Roman" w:hAnsi="Times New Roman" w:cs="Times New Roman"/>
-              </w:rPr>
-            </w:pPr>
-            <w:r>
-              <w:rPr>
-                <w:rFonts w:ascii="Times New Roman" w:eastAsia="Times New Roman" w:hAnsi="Times New Roman" w:cs="Times New Roman"/>
-              </w:rPr>
-              <w:t xml:space="preserve"> </w:t>
-            </w:r>
-            <w:r>
-              <w:rPr>
-                <w:rFonts w:ascii="Times New Roman" w:eastAsia="Times New Roman" w:hAnsi="Times New Roman" w:cs="Times New Roman"/>
-              </w:rPr>
-              <w:tab/>
+            <w:r>
+              <w:rPr>
+                <w:rFonts w:ascii="Times New Roman" w:eastAsia="Times New Roman" w:hAnsi="Times New Roman" w:cs="Times New Roman"/>
+              </w:rPr>
               <w:t>Репозиторий, форма сдачи.</w:t>
             </w:r>
           </w:p>
@@ -15518,10 +14189,11 @@
       <w:tr>
         <w:trPr>
           <w:trHeight w:val="495"/>
+          <w:jc w:val="center"/>
         </w:trPr>
         <w:tc>
           <w:tcPr>
-            <w:tcW w:w="983" w:type="dxa"/>
+            <w:tcW w:w="699" w:type="dxa"/>
             <w:tcBorders>
               <w:top w:val="nil"/>
               <w:left w:val="dashed" w:sz="8" w:space="0" w:color="000000"/>
@@ -15561,7 +14233,7 @@
         </w:tc>
         <w:tc>
           <w:tcPr>
-            <w:tcW w:w="3373" w:type="dxa"/>
+            <w:tcW w:w="5387" w:type="dxa"/>
             <w:tcBorders>
               <w:top w:val="nil"/>
               <w:left w:val="nil"/>
@@ -15599,7 +14271,39 @@
         </w:tc>
         <w:tc>
           <w:tcPr>
-            <w:tcW w:w="2156" w:type="dxa"/>
+            <w:tcW w:w="1275" w:type="dxa"/>
+            <w:tcBorders>
+              <w:top w:val="nil"/>
+              <w:left w:val="nil"/>
+              <w:bottom w:val="dashed" w:sz="8" w:space="0" w:color="000000"/>
+              <w:right w:val="dashed" w:sz="8" w:space="0" w:color="000000"/>
+            </w:tcBorders>
+            <w:tcMar>
+              <w:top w:w="100" w:type="dxa"/>
+              <w:left w:w="100" w:type="dxa"/>
+              <w:bottom w:w="100" w:type="dxa"/>
+              <w:right w:w="100" w:type="dxa"/>
+            </w:tcMar>
+          </w:tcPr>
+          <w:p>
+            <w:pPr>
+              <w:spacing w:line="256" w:lineRule="auto"/>
+              <w:jc w:val="both"/>
+              <w:rPr>
+                <w:rFonts w:ascii="Times New Roman" w:eastAsia="Times New Roman" w:hAnsi="Times New Roman" w:cs="Times New Roman"/>
+              </w:rPr>
+            </w:pPr>
+            <w:r>
+              <w:rPr>
+                <w:rFonts w:ascii="Times New Roman" w:eastAsia="Times New Roman" w:hAnsi="Times New Roman" w:cs="Times New Roman"/>
+              </w:rPr>
+              <w:t>В течение 3 дней</w:t>
+            </w:r>
+          </w:p>
+        </w:tc>
+        <w:tc>
+          <w:tcPr>
+            <w:tcW w:w="3412" w:type="dxa"/>
             <w:tcBorders>
               <w:top w:val="nil"/>
               <w:left w:val="nil"/>
@@ -15631,45 +14335,6 @@
               <w:rPr>
                 <w:rFonts w:ascii="Times New Roman" w:eastAsia="Times New Roman" w:hAnsi="Times New Roman" w:cs="Times New Roman"/>
               </w:rPr>
-              <w:t>В течение 3 дней</w:t>
-            </w:r>
-          </w:p>
-        </w:tc>
-        <w:tc>
-          <w:tcPr>
-            <w:tcW w:w="2513" w:type="dxa"/>
-            <w:tcBorders>
-              <w:top w:val="nil"/>
-              <w:left w:val="nil"/>
-              <w:bottom w:val="dashed" w:sz="8" w:space="0" w:color="000000"/>
-              <w:right w:val="dashed" w:sz="8" w:space="0" w:color="000000"/>
-            </w:tcBorders>
-            <w:tcMar>
-              <w:top w:w="100" w:type="dxa"/>
-              <w:left w:w="100" w:type="dxa"/>
-              <w:bottom w:w="100" w:type="dxa"/>
-              <w:right w:w="100" w:type="dxa"/>
-            </w:tcMar>
-          </w:tcPr>
-          <w:p>
-            <w:pPr>
-              <w:spacing w:line="256" w:lineRule="auto"/>
-              <w:jc w:val="both"/>
-              <w:rPr>
-                <w:rFonts w:ascii="Times New Roman" w:eastAsia="Times New Roman" w:hAnsi="Times New Roman" w:cs="Times New Roman"/>
-              </w:rPr>
-            </w:pPr>
-            <w:r>
-              <w:rPr>
-                <w:rFonts w:ascii="Times New Roman" w:eastAsia="Times New Roman" w:hAnsi="Times New Roman" w:cs="Times New Roman"/>
-              </w:rPr>
-              <w:t xml:space="preserve"> </w:t>
-            </w:r>
-            <w:r>
-              <w:rPr>
-                <w:rFonts w:ascii="Times New Roman" w:eastAsia="Times New Roman" w:hAnsi="Times New Roman" w:cs="Times New Roman"/>
-              </w:rPr>
-              <w:tab/>
               <w:t>Рубрикатор оценки в LMS.</w:t>
             </w:r>
           </w:p>
@@ -15698,9 +14363,10 @@
     <w:p/>
     <w:sectPr>
       <w:pgSz w:w="11909" w:h="16834"/>
-      <w:pgMar w:top="1440" w:right="1440" w:bottom="1440" w:left="1440" w:header="720" w:footer="720" w:gutter="0"/>
+      <w:pgMar w:top="720" w:right="720" w:bottom="720" w:left="720" w:header="720" w:footer="720" w:gutter="0"/>
       <w:pgNumType w:start="1"/>
       <w:cols w:space="720"/>
+      <w:docGrid w:linePitch="299"/>
     </w:sectPr>
   </w:body>
 </w:document>
@@ -16109,6 +14775,7 @@
     <w:name w:val="heading 1"/>
     <w:basedOn w:val="a"/>
     <w:next w:val="a"/>
+    <w:link w:val="10"/>
     <w:uiPriority w:val="9"/>
     <w:qFormat/>
     <w:rsid w:val="006714E0"/>
@@ -16225,6 +14892,7 @@
   <w:style w:type="character" w:default="1" w:styleId="a0">
     <w:name w:val="Default Paragraph Font"/>
     <w:uiPriority w:val="1"/>
+    <w:semiHidden/>
     <w:unhideWhenUsed/>
   </w:style>
   <w:style w:type="table" w:default="1" w:styleId="a1">
@@ -16319,6 +14987,20 @@
       <w:tblStyleRowBandSize w:val="1"/>
       <w:tblStyleColBandSize w:val="1"/>
     </w:tblPr>
+  </w:style>
+  <w:style w:type="character" w:customStyle="1" w:styleId="10">
+    <w:name w:val="Заголовок 1 Знак"/>
+    <w:basedOn w:val="a0"/>
+    <w:link w:val="1"/>
+    <w:uiPriority w:val="9"/>
+    <w:rsid w:val="00230441"/>
+    <w:rPr>
+      <w:rFonts w:ascii="Times New Roman" w:eastAsia="Times New Roman" w:hAnsi="Times New Roman" w:cs="Times New Roman"/>
+      <w:b/>
+      <w:bCs/>
+      <w:sz w:val="36"/>
+      <w:szCs w:val="36"/>
+    </w:rPr>
   </w:style>
 </w:styles>
 </file>
